--- a/Final Paper.docx
+++ b/Final Paper.docx
@@ -1045,6 +1045,7 @@
     <w:p>
       <w:pPr>
         <w:pStyle w:val="BodyText"/>
+        <w:keepNext/>
       </w:pPr>
       <w:r>
         <w:rPr>
@@ -1057,6 +1058,7 @@
     <w:p>
       <w:pPr>
         <w:pStyle w:val="BodyText"/>
+        <w:keepNext/>
       </w:pPr>
       <w:r>
         <w:rPr>
@@ -1111,14 +1113,6 @@
             </a:graphic>
           </wp:inline>
         </w:drawing>
-      </w:r>
-    </w:p>
-    <w:p>
-      <w:pPr>
-        <w:pStyle w:val="ImageCaption"/>
-      </w:pPr>
-      <w:r>
-        <w:t xml:space="preserve">Font anatomy panel showing x-height, terminal, stroke contrast, and counter across serif, sans-serif, display, and monospace families</w:t>
       </w:r>
     </w:p>
     <w:p>
@@ -1368,6 +1362,24 @@
             </m:rPr>
             <m:t>)</m:t>
           </m:r>
+          <m:r>
+            <m:t>  </m:t>
+          </m:r>
+          <m:r>
+            <m:rPr>
+              <m:sty m:val="p"/>
+            </m:rPr>
+            <m:t>(</m:t>
+          </m:r>
+          <m:r>
+            <m:t>1</m:t>
+          </m:r>
+          <m:r>
+            <m:rPr>
+              <m:sty m:val="p"/>
+            </m:rPr>
+            <m:t>)</m:t>
+          </m:r>
         </m:oMath>
       </m:oMathPara>
     </w:p>
@@ -1578,6 +1590,24 @@
           <m:r>
             <m:t>1</m:t>
           </m:r>
+          <m:r>
+            <m:t>  </m:t>
+          </m:r>
+          <m:r>
+            <m:rPr>
+              <m:sty m:val="p"/>
+            </m:rPr>
+            <m:t>(</m:t>
+          </m:r>
+          <m:r>
+            <m:t>2</m:t>
+          </m:r>
+          <m:r>
+            <m:rPr>
+              <m:sty m:val="p"/>
+            </m:rPr>
+            <m:t>)</m:t>
+          </m:r>
         </m:oMath>
       </m:oMathPara>
     </w:p>
@@ -1709,6 +1739,7 @@
     <w:p>
       <w:pPr>
         <w:pStyle w:val="BodyText"/>
+        <w:keepNext/>
       </w:pPr>
       <w:r>
         <w:rPr>
@@ -1721,6 +1752,7 @@
     <w:p>
       <w:pPr>
         <w:pStyle w:val="BodyText"/>
+        <w:keepNext/>
       </w:pPr>
       <w:r>
         <w:rPr>
@@ -1733,6 +1765,7 @@
     <w:p>
       <w:pPr>
         <w:pStyle w:val="CaptionedFigure"/>
+        <w:keepNext/>
       </w:pPr>
       <w:r>
         <w:drawing>
@@ -1775,14 +1808,6 @@
             </a:graphic>
           </wp:inline>
         </w:drawing>
-      </w:r>
-    </w:p>
-    <w:p>
-      <w:pPr>
-        <w:pStyle w:val="ImageCaption"/>
-      </w:pPr>
-      <w:r>
-        <w:t xml:space="preserve">Block diagram of a CNN showing successive convolution and pooling layers feeding a fully connected classification block</w:t>
       </w:r>
     </w:p>
     <w:p>
@@ -1980,6 +2005,24 @@
               </m:sSub>
             </m:e>
           </m:d>
+          <m:r>
+            <m:t>  </m:t>
+          </m:r>
+          <m:r>
+            <m:rPr>
+              <m:sty m:val="p"/>
+            </m:rPr>
+            <m:t>(</m:t>
+          </m:r>
+          <m:r>
+            <m:t>3</m:t>
+          </m:r>
+          <m:r>
+            <m:rPr>
+              <m:sty m:val="p"/>
+            </m:rPr>
+            <m:t>)</m:t>
+          </m:r>
         </m:oMath>
       </m:oMathPara>
     </w:p>
@@ -2157,6 +2200,7 @@
     <w:p>
       <w:pPr>
         <w:pStyle w:val="BodyText"/>
+        <w:keepNext/>
       </w:pPr>
       <w:r>
         <w:rPr>
@@ -2169,6 +2213,7 @@
     <w:p>
       <w:pPr>
         <w:pStyle w:val="BodyText"/>
+        <w:keepNext/>
       </w:pPr>
       <w:r>
         <w:rPr>
@@ -2223,14 +2268,6 @@
             </a:graphic>
           </wp:inline>
         </w:drawing>
-      </w:r>
-    </w:p>
-    <w:p>
-      <w:pPr>
-        <w:pStyle w:val="ImageCaption"/>
-      </w:pPr>
-      <w:r>
-        <w:t xml:space="preserve">Degradation pipeline transforming a clean glyph through elastic warp, then Gaussian blur and noise, then kerning jitter</w:t>
       </w:r>
     </w:p>
     <w:p>
@@ -2667,6 +2704,24 @@
               <m:sty m:val="p"/>
             </m:rPr>
             <m:t>,</m:t>
+          </m:r>
+          <m:r>
+            <m:t>  </m:t>
+          </m:r>
+          <m:r>
+            <m:rPr>
+              <m:sty m:val="p"/>
+            </m:rPr>
+            <m:t>(</m:t>
+          </m:r>
+          <m:r>
+            <m:t>4</m:t>
+          </m:r>
+          <m:r>
+            <m:rPr>
+              <m:sty m:val="p"/>
+            </m:rPr>
+            <m:t>)</m:t>
           </m:r>
         </m:oMath>
       </m:oMathPara>
@@ -2986,6 +3041,24 @@
               <m:sty m:val="p"/>
             </m:rPr>
             <m:t>,</m:t>
+          </m:r>
+          <m:r>
+            <m:t>  </m:t>
+          </m:r>
+          <m:r>
+            <m:rPr>
+              <m:sty m:val="p"/>
+            </m:rPr>
+            <m:t>(</m:t>
+          </m:r>
+          <m:r>
+            <m:t>5</m:t>
+          </m:r>
+          <m:r>
+            <m:rPr>
+              <m:sty m:val="p"/>
+            </m:rPr>
+            <m:t>)</m:t>
           </m:r>
         </m:oMath>
       </m:oMathPara>
@@ -3458,6 +3531,24 @@
             </m:rPr>
             <m:t>,</m:t>
           </m:r>
+          <m:r>
+            <m:t>  </m:t>
+          </m:r>
+          <m:r>
+            <m:rPr>
+              <m:sty m:val="p"/>
+            </m:rPr>
+            <m:t>(</m:t>
+          </m:r>
+          <m:r>
+            <m:t>6</m:t>
+          </m:r>
+          <m:r>
+            <m:rPr>
+              <m:sty m:val="p"/>
+            </m:rPr>
+            <m:t>)</m:t>
+          </m:r>
         </m:oMath>
       </m:oMathPara>
     </w:p>
@@ -3820,6 +3911,7 @@
     <w:p>
       <w:pPr>
         <w:pStyle w:val="BodyText"/>
+        <w:keepNext/>
       </w:pPr>
       <w:r>
         <w:rPr>
@@ -3832,6 +3924,7 @@
     <w:p>
       <w:pPr>
         <w:pStyle w:val="BodyText"/>
+        <w:keepNext/>
       </w:pPr>
       <w:r>
         <w:rPr>
@@ -3886,14 +3979,6 @@
             </a:graphic>
           </wp:inline>
         </w:drawing>
-      </w:r>
-    </w:p>
-    <w:p>
-      <w:pPr>
-        <w:pStyle w:val="ImageCaption"/>
-      </w:pPr>
-      <w:r>
-        <w:t xml:space="preserve">Two-dimensional embedding scatter showing compact known-font clusters enclosed by a rejection boundary, with a hallucinated out-of-palette crop falling outside all clusters</w:t>
       </w:r>
     </w:p>
     <w:p>
@@ -4111,6 +4196,24 @@
               <m:sty m:val="p"/>
             </m:rPr>
             <m:t>,</m:t>
+          </m:r>
+          <m:r>
+            <m:t>  </m:t>
+          </m:r>
+          <m:r>
+            <m:rPr>
+              <m:sty m:val="p"/>
+            </m:rPr>
+            <m:t>(</m:t>
+          </m:r>
+          <m:r>
+            <m:t>7</m:t>
+          </m:r>
+          <m:r>
+            <m:rPr>
+              <m:sty m:val="p"/>
+            </m:rPr>
+            <m:t>)</m:t>
           </m:r>
         </m:oMath>
       </m:oMathPara>
@@ -4308,6 +4411,24 @@
             </m:rPr>
             <m:t>,</m:t>
           </m:r>
+          <m:r>
+            <m:t>  </m:t>
+          </m:r>
+          <m:r>
+            <m:rPr>
+              <m:sty m:val="p"/>
+            </m:rPr>
+            <m:t>(</m:t>
+          </m:r>
+          <m:r>
+            <m:t>8</m:t>
+          </m:r>
+          <m:r>
+            <m:rPr>
+              <m:sty m:val="p"/>
+            </m:rPr>
+            <m:t>)</m:t>
+          </m:r>
         </m:oMath>
       </m:oMathPara>
     </w:p>
@@ -4760,6 +4881,24 @@
             </m:rPr>
             <m:t>,</m:t>
           </m:r>
+          <m:r>
+            <m:t>  </m:t>
+          </m:r>
+          <m:r>
+            <m:rPr>
+              <m:sty m:val="p"/>
+            </m:rPr>
+            <m:t>(</m:t>
+          </m:r>
+          <m:r>
+            <m:t>9</m:t>
+          </m:r>
+          <m:r>
+            <m:rPr>
+              <m:sty m:val="p"/>
+            </m:rPr>
+            <m:t>)</m:t>
+          </m:r>
         </m:oMath>
       </m:oMathPara>
     </w:p>
@@ -4840,6 +4979,7 @@
     <w:p>
       <w:pPr>
         <w:pStyle w:val="BodyText"/>
+        <w:keepNext/>
       </w:pPr>
       <w:r>
         <w:rPr>
@@ -4852,6 +4992,7 @@
     <w:p>
       <w:pPr>
         <w:pStyle w:val="BodyText"/>
+        <w:keepNext/>
       </w:pPr>
       <w:r>
         <w:rPr>
@@ -4864,6 +5005,7 @@
     <w:p>
       <w:pPr>
         <w:pStyle w:val="CaptionedFigure"/>
+        <w:keepNext/>
       </w:pPr>
       <w:r>
         <w:drawing>
@@ -4906,14 +5048,6 @@
             </a:graphic>
           </wp:inline>
         </w:drawing>
-      </w:r>
-    </w:p>
-    <w:p>
-      <w:pPr>
-        <w:pStyle w:val="ImageCaption"/>
-      </w:pPr>
-      <w:r>
-        <w:t xml:space="preserve">Schematic of an image split into patches, each linearly embedded and passed through multi-head self-attention that links distant patches</w:t>
       </w:r>
     </w:p>
     <w:p>
@@ -5258,6 +5392,24 @@
               <m:sty m:val="p"/>
             </m:rPr>
             <m:t>,</m:t>
+          </m:r>
+          <m:r>
+            <m:t>  </m:t>
+          </m:r>
+          <m:r>
+            <m:rPr>
+              <m:sty m:val="p"/>
+            </m:rPr>
+            <m:t>(</m:t>
+          </m:r>
+          <m:r>
+            <m:t>10</m:t>
+          </m:r>
+          <m:r>
+            <m:rPr>
+              <m:sty m:val="p"/>
+            </m:rPr>
+            <m:t>)</m:t>
           </m:r>
         </m:oMath>
       </m:oMathPara>
@@ -5962,6 +6114,24 @@
             </m:rPr>
             <m:t>,</m:t>
           </m:r>
+          <m:r>
+            <m:t>  </m:t>
+          </m:r>
+          <m:r>
+            <m:rPr>
+              <m:sty m:val="p"/>
+            </m:rPr>
+            <m:t>(</m:t>
+          </m:r>
+          <m:r>
+            <m:t>11</m:t>
+          </m:r>
+          <m:r>
+            <m:rPr>
+              <m:sty m:val="p"/>
+            </m:rPr>
+            <m:t>)</m:t>
+          </m:r>
         </m:oMath>
       </m:oMathPara>
     </w:p>
@@ -6176,6 +6346,7 @@
     <w:p>
       <w:pPr>
         <w:pStyle w:val="BodyText"/>
+        <w:keepNext/>
       </w:pPr>
       <w:r>
         <w:rPr>
@@ -6188,6 +6359,7 @@
     <w:p>
       <w:pPr>
         <w:pStyle w:val="BodyText"/>
+        <w:keepNext/>
       </w:pPr>
       <w:r>
         <w:rPr>
@@ -6246,14 +6418,6 @@
     </w:p>
     <w:p>
       <w:pPr>
-        <w:pStyle w:val="ImageCaption"/>
-      </w:pPr>
-      <w:r>
-        <w:t xml:space="preserve">Pipeline rendering a predicted font to a clean glyph, then scoring its structural similarity against the deformed input crop</w:t>
-      </w:r>
-    </w:p>
-    <w:p>
-      <w:pPr>
         <w:pStyle w:val="BodyText"/>
       </w:pPr>
       <w:r>
@@ -6503,6 +6667,7 @@
     <w:p>
       <w:pPr>
         <w:pStyle w:val="BodyText"/>
+        <w:keepNext/>
       </w:pPr>
       <w:r>
         <w:rPr>
@@ -6515,6 +6680,7 @@
     <w:p>
       <w:pPr>
         <w:pStyle w:val="BodyText"/>
+        <w:keepNext/>
       </w:pPr>
       <w:r>
         <w:rPr>
@@ -6573,14 +6739,6 @@
     </w:p>
     <w:p>
       <w:pPr>
-        <w:pStyle w:val="ImageCaption"/>
-      </w:pPr>
-      <w:r>
-        <w:t xml:space="preserve">Flowchart of the proposed pipeline: a GenAI image feeds attention-based crop isolation, then a frozen Vision Transformer encoder, then a metric-embedding head, then open-set ranking with a calibrated Top-K shortlist over the localized Google-Fonts palette</w:t>
-      </w:r>
-    </w:p>
-    <w:p>
-      <w:pPr>
         <w:pStyle w:val="BodyText"/>
       </w:pPr>
       <w:r>
@@ -7168,6 +7326,7 @@
     <w:p>
       <w:pPr>
         <w:pStyle w:val="BodyText"/>
+        <w:keepNext/>
       </w:pPr>
       <w:r>
         <w:rPr>
@@ -7180,6 +7339,7 @@
     <w:p>
       <w:pPr>
         <w:pStyle w:val="BodyText"/>
+        <w:keepNext/>
       </w:pPr>
       <w:r>
         <w:rPr>
@@ -8429,6 +8589,7 @@
     <w:p>
       <w:pPr>
         <w:pStyle w:val="BodyText"/>
+        <w:keepNext/>
       </w:pPr>
       <w:r>
         <w:rPr>
@@ -8441,6 +8602,7 @@
     <w:p>
       <w:pPr>
         <w:pStyle w:val="BodyText"/>
+        <w:keepNext/>
       </w:pPr>
       <w:r>
         <w:rPr>
@@ -8499,14 +8661,6 @@
     </w:p>
     <w:p>
       <w:pPr>
-        <w:pStyle w:val="ImageCaption"/>
-      </w:pPr>
-      <w:r>
-        <w:t xml:space="preserve">Diagram with three enclosed horizontal bands. Top band, before deployment: the Google Fonts palette is rendered into pristine word crops, degraded by the operator D, and used to train a teacher model (DINOv2 with LoRA, offline only) and a student metric head f-theta, which learns from font labels through triplet loss and from the teacher through distillation; the band ends in the trained model, meaning the weights f-theta and the match threshold tau. A dashed arrow carries that model into the middle band, loaded once at startup. Middle band, at use: an AI-generated image from DALL-E, Midjourney, or Stable Diffusion passes through off-the-shelf text localization, which cuts out every text region; each crop is then resized to 224 by 224 pixels, converted to grayscale and rescaled in brightness, encoded by the frozen DINOv2 Vision Transformer, projected by the metric head into a font-style fingerprint, and put to a match test against the threshold tau. Passing crops yield a Top-K Google Fonts shortlist, one per crop; failing crops yield an unknown-font verdict in which no font is guessed. Bottom band, how we measure it: Top-K accuracy, the re-render check, and the human-proxy panel, marked as researcher instruments never shown to the user. An in-figure legend defines solid arrows as the per-image path and dashed arrows as researcher-side work outside it</w:t>
-      </w:r>
-    </w:p>
-    <w:p>
-      <w:pPr>
         <w:pStyle w:val="BodyText"/>
       </w:pPr>
       <w:r>
@@ -8861,6 +9015,7 @@
     <w:p>
       <w:pPr>
         <w:pStyle w:val="BodyText"/>
+        <w:keepNext/>
       </w:pPr>
       <w:r>
         <w:rPr>
@@ -8873,6 +9028,7 @@
     <w:p>
       <w:pPr>
         <w:pStyle w:val="BodyText"/>
+        <w:keepNext/>
       </w:pPr>
       <w:r>
         <w:rPr>
@@ -8931,14 +9087,6 @@
     </w:p>
     <w:p>
       <w:pPr>
-        <w:pStyle w:val="ImageCaption"/>
-      </w:pPr>
-      <w:r>
-        <w:t xml:space="preserve">Layered architecture diagram with a user tier (graphic designer), a client tier (React frontend), an API tier (FastAPI backend in Docker), an inference tier (PyTorch service running text localization, preprocessing, the frozen DINOv2 encoder, the metric head, and the open-set decision), and a resources tier (HuggingFace model store, offline-trained metric-head weights, and Google Fonts assets), with a request path down and a results path back up to the client</w:t>
-      </w:r>
-    </w:p>
-    <w:p>
-      <w:pPr>
         <w:pStyle w:val="BodyText"/>
       </w:pPr>
       <w:r>
@@ -9263,6 +9411,7 @@
     <w:p>
       <w:pPr>
         <w:pStyle w:val="FirstParagraph"/>
+        <w:keepNext/>
       </w:pPr>
       <w:r>
         <w:rPr>
@@ -9275,6 +9424,7 @@
     <w:p>
       <w:pPr>
         <w:pStyle w:val="BodyText"/>
+        <w:keepNext/>
       </w:pPr>
       <w:r>
         <w:rPr>
@@ -9333,14 +9483,6 @@
     </w:p>
     <w:p>
       <w:pPr>
-        <w:pStyle w:val="ImageCaption"/>
-      </w:pPr>
-      <w:r>
-        <w:t xml:space="preserve">Diagram of four increments (synthetic data pipeline, metric embedding, open-set and evaluation, web application) arranged left to right, each running an Analyze, Design, Build, and Evaluate cycle with a refine loop and producing a deliverable, and each deliverable integrating into a cumulative working system band beneath them</w:t>
-      </w:r>
-    </w:p>
-    <w:p>
-      <w:pPr>
         <w:pStyle w:val="BodyText"/>
       </w:pPr>
       <w:r>
@@ -9529,12 +9671,13 @@
         <w:pStyle w:val="FirstParagraph"/>
       </w:pPr>
       <w:r>
-        <w:t xml:space="preserve">The stack is chosen against a few criteria: every tool is free and open-source, so the system can be replicated at no licensing cost, which is consistent with the free-reconstruction goal of the study; each is mature and widely supported, so documentation and community help are available; and each is the standard choice in its layer, which keeps the learning curve low for a two-person team. Because the served system is stateless and persists nothing between requests (Section 4.7.2), no database is used, so the database-connectivity criterion does not apply. Table 2 lists the tools by function, with the version used, an access link, and its role in the project.</w:t>
+        <w:t xml:space="preserve">The stack is chosen against a few criteria: every tool is free and open-source, so the system can be replicated at no licensing cost, which is consistent with the free-reconstruction goal of the study; each is mature and widely supported, so documentation and community help are available; and each is the standard choice in its layer, which keeps the learning curve low for a two-person team. Because the served system is stateless and persists nothing between requests (Section 4.7.2), no database is used, so the database-connectivity criterion does not apply. Table 2 lists the tools by function, with the version used and an access link; the role each tool plays is discussed below the table.</w:t>
       </w:r>
     </w:p>
     <w:p>
       <w:pPr>
         <w:pStyle w:val="BodyText"/>
+        <w:keepNext/>
       </w:pPr>
       <w:r>
         <w:rPr>
@@ -9547,6 +9690,7 @@
     <w:p>
       <w:pPr>
         <w:pStyle w:val="BodyText"/>
+        <w:keepNext/>
       </w:pPr>
       <w:r>
         <w:rPr>
@@ -9564,11 +9708,10 @@
         <w:tblLook w:firstRow="1" w:lastRow="0" w:firstColumn="0" w:lastColumn="0" w:noHBand="0" w:noVBand="0" w:val="0020"/>
       </w:tblPr>
       <w:tblGrid>
-        <w:gridCol w:w="1841"/>
-        <w:gridCol w:w="1105"/>
-        <w:gridCol w:w="1657"/>
-        <w:gridCol w:w="2394"/>
-        <w:gridCol w:w="920"/>
+        <w:gridCol w:w="2084"/>
+        <w:gridCol w:w="1250"/>
+        <w:gridCol w:w="1875"/>
+        <w:gridCol w:w="2709"/>
       </w:tblGrid>
       <w:tr>
         <w:trPr>
@@ -9618,17 +9761,6 @@
             </w:r>
           </w:p>
         </w:tc>
-        <w:tc>
-          <w:tcPr/>
-          <w:p>
-            <w:pPr>
-              <w:pStyle w:val="Compact"/>
-            </w:pPr>
-            <w:r>
-              <w:t xml:space="preserve">Use</w:t>
-            </w:r>
-          </w:p>
-        </w:tc>
       </w:tr>
       <w:tr>
         <w:tc>
@@ -9675,17 +9807,6 @@
             </w:r>
           </w:p>
         </w:tc>
-        <w:tc>
-          <w:tcPr/>
-          <w:p>
-            <w:pPr>
-              <w:pStyle w:val="Compact"/>
-            </w:pPr>
-            <w:r>
-              <w:t xml:space="preserve">Primary language for the data pipeline, model, and backend</w:t>
-            </w:r>
-          </w:p>
-        </w:tc>
       </w:tr>
       <w:tr>
         <w:tc>
@@ -9732,17 +9853,6 @@
             </w:r>
           </w:p>
         </w:tc>
-        <w:tc>
-          <w:tcPr/>
-          <w:p>
-            <w:pPr>
-              <w:pStyle w:val="Compact"/>
-            </w:pPr>
-            <w:r>
-              <w:t xml:space="preserve">Deep-learning framework for the encoder, metric head, and training</w:t>
-            </w:r>
-          </w:p>
-        </w:tc>
       </w:tr>
       <w:tr>
         <w:tc>
@@ -9789,17 +9899,6 @@
             </w:r>
           </w:p>
         </w:tc>
-        <w:tc>
-          <w:tcPr/>
-          <w:p>
-            <w:pPr>
-              <w:pStyle w:val="Compact"/>
-            </w:pPr>
-            <w:r>
-              <w:t xml:space="preserve">Loads the DINOv2 backbone and the baseline classifiers</w:t>
-            </w:r>
-          </w:p>
-        </w:tc>
       </w:tr>
       <w:tr>
         <w:tc>
@@ -9846,17 +9945,6 @@
             </w:r>
           </w:p>
         </w:tc>
-        <w:tc>
-          <w:tcPr/>
-          <w:p>
-            <w:pPr>
-              <w:pStyle w:val="Compact"/>
-            </w:pPr>
-            <w:r>
-              <w:t xml:space="preserve">Pulls pre-trained weights and stores the trained metric head</w:t>
-            </w:r>
-          </w:p>
-        </w:tc>
       </w:tr>
       <w:tr>
         <w:tc>
@@ -9903,17 +9991,6 @@
             </w:r>
           </w:p>
         </w:tc>
-        <w:tc>
-          <w:tcPr/>
-          <w:p>
-            <w:pPr>
-              <w:pStyle w:val="Compact"/>
-            </w:pPr>
-            <w:r>
-              <w:t xml:space="preserve">Array and numerical operations</w:t>
-            </w:r>
-          </w:p>
-        </w:tc>
       </w:tr>
       <w:tr>
         <w:tc>
@@ -9960,17 +10037,6 @@
             </w:r>
           </w:p>
         </w:tc>
-        <w:tc>
-          <w:tcPr/>
-          <w:p>
-            <w:pPr>
-              <w:pStyle w:val="Compact"/>
-            </w:pPr>
-            <w:r>
-              <w:t xml:space="preserve">Evaluation metrics, stratified k-fold split, confusion matrix</w:t>
-            </w:r>
-          </w:p>
-        </w:tc>
       </w:tr>
       <w:tr>
         <w:tc>
@@ -10017,17 +10083,6 @@
             </w:r>
           </w:p>
         </w:tc>
-        <w:tc>
-          <w:tcPr/>
-          <w:p>
-            <w:pPr>
-              <w:pStyle w:val="Compact"/>
-            </w:pPr>
-            <w:r>
-              <w:t xml:space="preserve">Renders font specimens into word-crop images</w:t>
-            </w:r>
-          </w:p>
-        </w:tc>
       </w:tr>
       <w:tr>
         <w:tc>
@@ -10074,17 +10129,6 @@
             </w:r>
           </w:p>
         </w:tc>
-        <w:tc>
-          <w:tcPr/>
-          <w:p>
-            <w:pPr>
-              <w:pStyle w:val="Compact"/>
-            </w:pPr>
-            <w:r>
-              <w:t xml:space="preserve">Elastic warp and other degradation operations</w:t>
-            </w:r>
-          </w:p>
-        </w:tc>
       </w:tr>
       <w:tr>
         <w:tc>
@@ -10131,17 +10175,6 @@
             </w:r>
           </w:p>
         </w:tc>
-        <w:tc>
-          <w:tcPr/>
-          <w:p>
-            <w:pPr>
-              <w:pStyle w:val="Compact"/>
-            </w:pPr>
-            <w:r>
-              <w:t xml:space="preserve">Off-the-shelf text localization and cropping</w:t>
-            </w:r>
-          </w:p>
-        </w:tc>
       </w:tr>
       <w:tr>
         <w:tc>
@@ -10188,29 +10221,6 @@
             </w:r>
           </w:p>
         </w:tc>
-        <w:tc>
-          <w:tcPr/>
-          <w:p>
-            <w:pPr>
-              <w:pStyle w:val="Compact"/>
-            </w:pPr>
-            <w:r>
-              <w:t xml:space="preserve">REST inference API (</w:t>
-            </w:r>
-            <w:r>
-              <w:rPr>
-                <w:rStyle w:val="VerbatimChar"/>
-              </w:rPr>
-              <w:t xml:space="preserve">/predict</w:t>
-            </w:r>
-            <w:r>
-              <w:t xml:space="preserve"> </w:t>
-            </w:r>
-            <w:r>
-              <w:t xml:space="preserve">endpoint)</w:t>
-            </w:r>
-          </w:p>
-        </w:tc>
       </w:tr>
       <w:tr>
         <w:tc>
@@ -10257,17 +10267,6 @@
             </w:r>
           </w:p>
         </w:tc>
-        <w:tc>
-          <w:tcPr/>
-          <w:p>
-            <w:pPr>
-              <w:pStyle w:val="Compact"/>
-            </w:pPr>
-            <w:r>
-              <w:t xml:space="preserve">ASGI server that runs the FastAPI app</w:t>
-            </w:r>
-          </w:p>
-        </w:tc>
       </w:tr>
       <w:tr>
         <w:tc>
@@ -10314,17 +10313,6 @@
             </w:r>
           </w:p>
         </w:tc>
-        <w:tc>
-          <w:tcPr/>
-          <w:p>
-            <w:pPr>
-              <w:pStyle w:val="Compact"/>
-            </w:pPr>
-            <w:r>
-              <w:t xml:space="preserve">Request and response schema validation</w:t>
-            </w:r>
-          </w:p>
-        </w:tc>
       </w:tr>
       <w:tr>
         <w:tc>
@@ -10371,17 +10359,6 @@
             </w:r>
           </w:p>
         </w:tc>
-        <w:tc>
-          <w:tcPr/>
-          <w:p>
-            <w:pPr>
-              <w:pStyle w:val="Compact"/>
-            </w:pPr>
-            <w:r>
-              <w:t xml:space="preserve">Browser UI for image upload and the results gallery</w:t>
-            </w:r>
-          </w:p>
-        </w:tc>
       </w:tr>
       <w:tr>
         <w:tc>
@@ -10428,17 +10405,6 @@
             </w:r>
           </w:p>
         </w:tc>
-        <w:tc>
-          <w:tcPr/>
-          <w:p>
-            <w:pPr>
-              <w:pStyle w:val="Compact"/>
-            </w:pPr>
-            <w:r>
-              <w:t xml:space="preserve">Frontend build tool and development server</w:t>
-            </w:r>
-          </w:p>
-        </w:tc>
       </w:tr>
       <w:tr>
         <w:tc>
@@ -10485,17 +10451,6 @@
             </w:r>
           </w:p>
         </w:tc>
-        <w:tc>
-          <w:tcPr/>
-          <w:p>
-            <w:pPr>
-              <w:pStyle w:val="Compact"/>
-            </w:pPr>
-            <w:r>
-              <w:t xml:space="preserve">JavaScript runtime for the frontend toolchain</w:t>
-            </w:r>
-          </w:p>
-        </w:tc>
       </w:tr>
       <w:tr>
         <w:tc>
@@ -10542,17 +10497,6 @@
             </w:r>
           </w:p>
         </w:tc>
-        <w:tc>
-          <w:tcPr/>
-          <w:p>
-            <w:pPr>
-              <w:pStyle w:val="Compact"/>
-            </w:pPr>
-            <w:r>
-              <w:t xml:space="preserve">Containerizes the backend for reproducible deployment</w:t>
-            </w:r>
-          </w:p>
-        </w:tc>
       </w:tr>
       <w:tr>
         <w:tc>
@@ -10599,17 +10543,6 @@
             </w:r>
           </w:p>
         </w:tc>
-        <w:tc>
-          <w:tcPr/>
-          <w:p>
-            <w:pPr>
-              <w:pStyle w:val="Compact"/>
-            </w:pPr>
-            <w:r>
-              <w:t xml:space="preserve">Source-code version control</w:t>
-            </w:r>
-          </w:p>
-        </w:tc>
       </w:tr>
       <w:tr>
         <w:tc>
@@ -10656,17 +10589,6 @@
             </w:r>
           </w:p>
         </w:tc>
-        <w:tc>
-          <w:tcPr/>
-          <w:p>
-            <w:pPr>
-              <w:pStyle w:val="Compact"/>
-            </w:pPr>
-            <w:r>
-              <w:t xml:space="preserve">Repository hosting and collaboration</w:t>
-            </w:r>
-          </w:p>
-        </w:tc>
       </w:tr>
       <w:tr>
         <w:tc>
@@ -10713,17 +10635,6 @@
             </w:r>
           </w:p>
         </w:tc>
-        <w:tc>
-          <w:tcPr/>
-          <w:p>
-            <w:pPr>
-              <w:pStyle w:val="Compact"/>
-            </w:pPr>
-            <w:r>
-              <w:t xml:space="preserve">Generates the thesis figures</w:t>
-            </w:r>
-          </w:p>
-        </w:tc>
       </w:tr>
       <w:tr>
         <w:tc>
@@ -10770,17 +10681,6 @@
             </w:r>
           </w:p>
         </w:tc>
-        <w:tc>
-          <w:tcPr/>
-          <w:p>
-            <w:pPr>
-              <w:pStyle w:val="Compact"/>
-            </w:pPr>
-            <w:r>
-              <w:t xml:space="preserve">Exports the Markdown chapters to DOCX</w:t>
-            </w:r>
-          </w:p>
-        </w:tc>
       </w:tr>
       <w:tr>
         <w:tc>
@@ -10827,17 +10727,6 @@
             </w:r>
           </w:p>
         </w:tc>
-        <w:tc>
-          <w:tcPr/>
-          <w:p>
-            <w:pPr>
-              <w:pStyle w:val="Compact"/>
-            </w:pPr>
-            <w:r>
-              <w:t xml:space="preserve">Primary code editor</w:t>
-            </w:r>
-          </w:p>
-        </w:tc>
       </w:tr>
     </w:tbl>
     <w:p>
@@ -10860,6 +10749,29 @@
     </w:p>
     <w:p>
       <w:pPr>
+        <w:pStyle w:val="BodyText"/>
+      </w:pPr>
+      <w:r>
+        <w:t xml:space="preserve">In the language-and-model layer, Python is the primary language for the data pipeline, the model, and the backend, with PyTorch as the deep-learning framework for the encoder, the metric head, and training. Hugging Face Transformers loads the DINOv2 backbone and the baseline classifiers, the Hugging Face Hub pulls pre-trained weights and stores the trained metric head, NumPy carries the array and numerical operations, and scikit-learn supplies the evaluation metrics, the stratified k-fold split, and the confusion matrix. In data and rendering, Pillow renders font specimens into word-crop images, OpenCV applies the elastic warp and the other degradation operations, and EasyOCR performs the off-the-shelf text localization and cropping. The backend exposes inference through FastAPI’s</w:t>
+      </w:r>
+      <w:r>
+        <w:t xml:space="preserve"> </w:t>
+      </w:r>
+      <w:r>
+        <w:rPr>
+          <w:rStyle w:val="VerbatimChar"/>
+        </w:rPr>
+        <w:t xml:space="preserve">/predict</w:t>
+      </w:r>
+      <w:r>
+        <w:t xml:space="preserve"> </w:t>
+      </w:r>
+      <w:r>
+        <w:t xml:space="preserve">REST endpoint, served by the Uvicorn ASGI server, with Pydantic validating request and response schemas; the frontend is a React interface for image upload and the results gallery, built by Vite on the Node.js runtime. Docker containerizes the backend for reproducible deployment, Git and GitHub provide version control and repository hosting, and the documentation toolchain uses Matplotlib to generate the thesis figures, Pandoc to export the Markdown chapters to DOCX, and Visual Studio Code as the primary editor.</w:t>
+      </w:r>
+    </w:p>
+    <w:p>
+      <w:pPr>
         <w:pStyle w:val="Heading2"/>
       </w:pPr>
       <w:r>
@@ -10885,6 +10797,7 @@
     <w:p>
       <w:pPr>
         <w:pStyle w:val="BodyText"/>
+        <w:keepNext/>
       </w:pPr>
       <w:r>
         <w:rPr>
@@ -10897,6 +10810,7 @@
     <w:p>
       <w:pPr>
         <w:pStyle w:val="BodyText"/>
+        <w:keepNext/>
       </w:pPr>
       <w:r>
         <w:rPr>
@@ -10955,14 +10869,6 @@
     </w:p>
     <w:p>
       <w:pPr>
-        <w:pStyle w:val="ImageCaption"/>
-      </w:pPr>
-      <w:r>
-        <w:t xml:space="preserve">Weekly-cell Gantt grid spanning June to December 2026 with four week columns per month, tasks grouped into Writing, Development, and Closeout. Writing shows Chapter 2 and Chapter 3 completed, Chapter 4 in progress at the July 10 marker, and Chapters 5 and 6 planned. Development breaks the four increments into subtasks (palette and rendering, degradation operator, encoder and metric head, training and distillation, open-set and Top-K, evaluation and human panel, backend API, frontend and Docker). Closeout covers revisions and final defense in December</w:t>
-      </w:r>
-    </w:p>
-    <w:p>
-      <w:pPr>
         <w:pStyle w:val="BodyText"/>
       </w:pPr>
       <w:r>
@@ -10988,6 +10894,7 @@
     <w:p>
       <w:pPr>
         <w:pStyle w:val="BodyText"/>
+        <w:keepNext/>
       </w:pPr>
       <w:r>
         <w:rPr>
@@ -11000,6 +10907,7 @@
     <w:p>
       <w:pPr>
         <w:pStyle w:val="BodyText"/>
+        <w:keepNext/>
       </w:pPr>
       <w:r>
         <w:rPr>
@@ -11017,9 +10925,8 @@
         <w:tblLook w:firstRow="1" w:lastRow="0" w:firstColumn="0" w:lastColumn="0" w:noHBand="0" w:noVBand="0" w:val="0020"/>
       </w:tblPr>
       <w:tblGrid>
-        <w:gridCol w:w="1980"/>
-        <w:gridCol w:w="1485"/>
-        <w:gridCol w:w="4455"/>
+        <w:gridCol w:w="2436"/>
+        <w:gridCol w:w="5483"/>
       </w:tblGrid>
       <w:tr>
         <w:trPr>
@@ -11043,17 +10950,6 @@
               <w:pStyle w:val="Compact"/>
             </w:pPr>
             <w:r>
-              <w:t xml:space="preserve">Role</w:t>
-            </w:r>
-          </w:p>
-        </w:tc>
-        <w:tc>
-          <w:tcPr/>
-          <w:p>
-            <w:pPr>
-              <w:pStyle w:val="Compact"/>
-            </w:pPr>
-            <w:r>
               <w:t xml:space="preserve">Responsibilities</w:t>
             </w:r>
           </w:p>
@@ -11078,17 +10974,6 @@
               <w:pStyle w:val="Compact"/>
             </w:pPr>
             <w:r>
-              <w:t xml:space="preserve">Researcher and developer</w:t>
-            </w:r>
-          </w:p>
-        </w:tc>
-        <w:tc>
-          <w:tcPr/>
-          <w:p>
-            <w:pPr>
-              <w:pStyle w:val="Compact"/>
-            </w:pPr>
-            <w:r>
               <w:t xml:space="preserve">Python scripting: synthetic data pipeline, model training, and the inference engine. Lead author of Chapter 2 (Review of Related Literature) and Chapter 3 (Technical Background).</w:t>
             </w:r>
           </w:p>
@@ -11113,17 +10998,6 @@
               <w:pStyle w:val="Compact"/>
             </w:pPr>
             <w:r>
-              <w:t xml:space="preserve">Researcher and developer</w:t>
-            </w:r>
-          </w:p>
-        </w:tc>
-        <w:tc>
-          <w:tcPr/>
-          <w:p>
-            <w:pPr>
-              <w:pStyle w:val="Compact"/>
-            </w:pPr>
-            <w:r>
               <w:t xml:space="preserve">Backend REST API (FastAPI) and the React frontend web application. Lead author of Chapter 4 (Methodology); contributor and reviewer for Chapters 2 and 3.</w:t>
             </w:r>
           </w:p>
@@ -11148,17 +11022,6 @@
               <w:pStyle w:val="Compact"/>
             </w:pPr>
             <w:r>
-              <w:t xml:space="preserve">Researchers and developers</w:t>
-            </w:r>
-          </w:p>
-        </w:tc>
-        <w:tc>
-          <w:tcPr/>
-          <w:p>
-            <w:pPr>
-              <w:pStyle w:val="Compact"/>
-            </w:pPr>
-            <w:r>
               <w:t xml:space="preserve">System design, integration, evaluation and human-proxy panel coordination, and preparation for the final defense.</w:t>
             </w:r>
           </w:p>
@@ -11202,6 +11065,7 @@
     <w:p>
       <w:pPr>
         <w:pStyle w:val="BodyText"/>
+        <w:keepNext/>
       </w:pPr>
       <w:r>
         <w:rPr>
@@ -11214,6 +11078,7 @@
     <w:p>
       <w:pPr>
         <w:pStyle w:val="BodyText"/>
+        <w:keepNext/>
       </w:pPr>
       <w:r>
         <w:rPr>
@@ -11231,10 +11096,10 @@
         <w:tblLook w:firstRow="1" w:lastRow="0" w:firstColumn="0" w:lastColumn="0" w:noHBand="0" w:noVBand="0" w:val="0020"/>
       </w:tblPr>
       <w:tblGrid>
-        <w:gridCol w:w="1494"/>
-        <w:gridCol w:w="896"/>
-        <w:gridCol w:w="2988"/>
-        <w:gridCol w:w="2540"/>
+        <w:gridCol w:w="1584"/>
+        <w:gridCol w:w="950"/>
+        <w:gridCol w:w="3168"/>
+        <w:gridCol w:w="2217"/>
       </w:tblGrid>
       <w:tr>
         <w:trPr>
@@ -11278,9 +11143,10 @@
           <w:p>
             <w:pPr>
               <w:pStyle w:val="Compact"/>
-            </w:pPr>
-            <w:r>
-              <w:t xml:space="preserve">Est. cost (PHP)</w:t>
+              <w:jc w:val="right"/>
+            </w:pPr>
+            <w:r>
+              <w:t xml:space="preserve">Amount (PHP)</w:t>
             </w:r>
           </w:p>
         </w:tc>
@@ -11324,6 +11190,7 @@
           <w:p>
             <w:pPr>
               <w:pStyle w:val="Compact"/>
+              <w:jc w:val="right"/>
             </w:pPr>
             <w:r>
               <w:t xml:space="preserve">225,000</w:t>
@@ -11370,6 +11237,7 @@
           <w:p>
             <w:pPr>
               <w:pStyle w:val="Compact"/>
+              <w:jc w:val="right"/>
             </w:pPr>
             <w:r>
               <w:t xml:space="preserve">5,000</w:t>
@@ -11416,6 +11284,7 @@
           <w:p>
             <w:pPr>
               <w:pStyle w:val="Compact"/>
+              <w:jc w:val="right"/>
             </w:pPr>
             <w:r>
               <w:t xml:space="preserve">0</w:t>
@@ -11462,6 +11331,7 @@
           <w:p>
             <w:pPr>
               <w:pStyle w:val="Compact"/>
+              <w:jc w:val="right"/>
             </w:pPr>
             <w:r>
               <w:t xml:space="preserve">0</w:t>
@@ -11508,6 +11378,7 @@
           <w:p>
             <w:pPr>
               <w:pStyle w:val="Compact"/>
+              <w:jc w:val="right"/>
             </w:pPr>
             <w:r>
               <w:t xml:space="preserve">10,500</w:t>
@@ -11554,6 +11425,7 @@
           <w:p>
             <w:pPr>
               <w:pStyle w:val="Compact"/>
+              <w:jc w:val="right"/>
             </w:pPr>
             <w:r>
               <w:t xml:space="preserve">4,500</w:t>
@@ -11600,6 +11472,7 @@
           <w:p>
             <w:pPr>
               <w:pStyle w:val="Compact"/>
+              <w:jc w:val="right"/>
             </w:pPr>
             <w:r>
               <w:t xml:space="preserve">2,000</w:t>
@@ -11647,6 +11520,7 @@
           <w:p>
             <w:pPr>
               <w:pStyle w:val="Compact"/>
+              <w:jc w:val="right"/>
             </w:pPr>
             <w:r>
               <w:rPr>
@@ -11698,6 +11572,7 @@
           <w:p>
             <w:pPr>
               <w:pStyle w:val="Compact"/>
+              <w:jc w:val="right"/>
             </w:pPr>
             <w:r>
               <w:rPr>
@@ -11932,12 +11807,21 @@
         <w:pStyle w:val="Heading1"/>
       </w:pPr>
       <w:r>
-        <w:t xml:space="preserve">Software Requirements Specification</w:t>
+        <w:t xml:space="preserve">APPENDIX A</w:t>
+      </w:r>
+    </w:p>
+    <w:p>
+      <w:pPr>
+        <w:pStyle w:val="Heading1"/>
+      </w:pPr>
+      <w:r>
+        <w:t xml:space="preserve">SOFTWARE REQUIREMENTS SPECIFICATION</w:t>
       </w:r>
     </w:p>
     <w:p>
       <w:pPr>
         <w:pStyle w:val="FirstParagraph"/>
+        <w:keepNext/>
       </w:pPr>
       <w:r>
         <w:rPr>
@@ -11966,6 +11850,7 @@
     <w:p>
       <w:pPr>
         <w:pStyle w:val="BodyText"/>
+        <w:keepNext/>
       </w:pPr>
       <w:r>
         <w:t xml:space="preserve">Version 1.0 · IEEE 830 / ISO·IEC·IEEE 29148 (thesis-scoped)</w:t>
@@ -12226,6 +12111,7 @@
     <w:p>
       <w:pPr>
         <w:pStyle w:val="FirstParagraph"/>
+        <w:keepNext/>
       </w:pPr>
       <w:r>
         <w:t xml:space="preserve">FontID is a</w:t>
@@ -12276,6 +12162,7 @@
     <w:p>
       <w:pPr>
         <w:pStyle w:val="Heading3"/>
+        <w:keepNext/>
       </w:pPr>
       <w:r>
         <w:t xml:space="preserve">1.3 Definitions and Acronyms</w:t>
@@ -12625,6 +12512,7 @@
     <w:p>
       <w:pPr>
         <w:pStyle w:val="Compact"/>
+        <w:keepNext/>
         <w:numPr>
           <w:ilvl w:val="0"/>
           <w:numId w:val="1007"/>
@@ -12637,6 +12525,7 @@
     <w:p>
       <w:pPr>
         <w:pStyle w:val="Heading3"/>
+        <w:keepNext/>
       </w:pPr>
       <w:r>
         <w:t xml:space="preserve">2.3 User Classes</w:t>
@@ -13184,25 +13073,52 @@
     </w:p>
     <w:p>
       <w:pPr>
+        <w:pStyle w:val="BodyText"/>
+        <w:keepNext/>
+      </w:pPr>
+      <w:r>
+        <w:rPr>
+          <w:b/>
+          <w:bCs/>
+        </w:rPr>
+        <w:t xml:space="preserve">Figure A1</w:t>
+      </w:r>
+    </w:p>
+    <w:p>
+      <w:pPr>
+        <w:pStyle w:val="BodyText"/>
+        <w:keepNext/>
+      </w:pPr>
+      <w:r>
+        <w:rPr>
+          <w:i/>
+          <w:iCs/>
+        </w:rPr>
+        <w:t xml:space="preserve">FontID Single-Page Wireframe (Input → Processing → Results)</w:t>
+      </w:r>
+    </w:p>
+    <w:p>
+      <w:pPr>
         <w:pStyle w:val="CaptionedFigure"/>
+        <w:keepNext/>
       </w:pPr>
       <w:r>
         <w:drawing>
           <wp:inline>
             <wp:extent cx="5334000" cy="7593328"/>
             <wp:effectExtent b="0" l="0" r="0" t="0"/>
-            <wp:docPr descr="Figure — FontID single-page wireframe (Input → Processing → Results)." title="" id="129" name="Picture"/>
+            <wp:docPr descr="FontID single-page wireframe with three stacked zones: an upload dropzone with sample thumbnails, a processing zone showing detected text regions and pipeline status, and a results carousel of per-region cards" title="" id="130" name="Picture"/>
             <a:graphic>
               <a:graphicData uri="http://schemas.openxmlformats.org/drawingml/2006/picture">
                 <pic:pic>
                   <pic:nvPicPr>
-                    <pic:cNvPr descr="assets/figures/app_wireframe.png" id="130" name="Picture"/>
+                    <pic:cNvPr descr="assets/figures/app_wireframe.png" id="131" name="Picture"/>
                     <pic:cNvPicPr>
                       <a:picLocks noChangeArrowheads="1" noChangeAspect="1"/>
                     </pic:cNvPicPr>
                   </pic:nvPicPr>
                   <pic:blipFill>
-                    <a:blip r:embed="rId128"/>
+                    <a:blip r:embed="rId129"/>
                     <a:stretch>
                       <a:fillRect/>
                     </a:stretch>
@@ -13231,27 +13147,27 @@
     </w:p>
     <w:p>
       <w:pPr>
-        <w:pStyle w:val="ImageCaption"/>
-      </w:pPr>
-      <w:r>
-        <w:t xml:space="preserve">Figure — FontID single-page wireframe (Input → Processing → Results).</w:t>
-      </w:r>
-    </w:p>
-    <w:p>
-      <w:pPr>
         <w:pStyle w:val="BodyText"/>
+        <w:keepNext/>
       </w:pPr>
       <w:r>
         <w:rPr>
           <w:i/>
           <w:iCs/>
         </w:rPr>
-        <w:t xml:space="preserve">Figure. FontID wireframe: three-zone single page. Results are a carousel, one card per detected region: Region 1 accepts (Top-3 in palette); Region 2, reached with the next arrow, is rejected as out-of-palette (max similarity &lt; τ), demonstrating open-set behavior.</w:t>
+        <w:t xml:space="preserve">Note.</w:t>
+      </w:r>
+      <w:r>
+        <w:t xml:space="preserve"> </w:t>
+      </w:r>
+      <w:r>
+        <w:t xml:space="preserve">Three-zone single page. Results are a carousel, one card per detected region: Region 1 accepts (Top-3 in palette); Region 2, reached with the next arrow, is rejected as out-of-palette (max similarity &lt; τ), demonstrating open-set behavior.</w:t>
       </w:r>
     </w:p>
     <w:p>
       <w:pPr>
         <w:pStyle w:val="Heading3"/>
+        <w:keepNext/>
       </w:pPr>
       <w:r>
         <w:t xml:space="preserve">3.2 Software Interfaces</w:t>
@@ -13520,6 +13436,7 @@
     <w:p>
       <w:pPr>
         <w:pStyle w:val="Heading3"/>
+        <w:keepNext/>
       </w:pPr>
       <w:r>
         <w:t xml:space="preserve">4.1 Image Input — Priority: High</w:t>
@@ -13528,6 +13445,7 @@
     <w:p>
       <w:pPr>
         <w:pStyle w:val="FirstParagraph"/>
+        <w:keepNext/>
       </w:pPr>
       <w:r>
         <w:t xml:space="preserve">User supplies a GenAI image.</w:t>
@@ -13825,6 +13743,7 @@
     <w:p>
       <w:pPr>
         <w:pStyle w:val="Heading3"/>
+        <w:keepNext/>
       </w:pPr>
       <w:r>
         <w:t xml:space="preserve">4.2 Text Localization and Processing — Priority: High</w:t>
@@ -13833,6 +13752,7 @@
     <w:p>
       <w:pPr>
         <w:pStyle w:val="FirstParagraph"/>
+        <w:keepNext/>
       </w:pPr>
       <w:r>
         <w:t xml:space="preserve">The backend finds text regions and prepares each crop.</w:t>
@@ -14072,6 +13992,7 @@
     <w:p>
       <w:pPr>
         <w:pStyle w:val="Heading3"/>
+        <w:keepNext/>
       </w:pPr>
       <w:r>
         <w:t xml:space="preserve">4.3 Font Matching and Top-K Results — Priority: High</w:t>
@@ -14080,6 +14001,7 @@
     <w:p>
       <w:pPr>
         <w:pStyle w:val="FirstParagraph"/>
+        <w:keepNext/>
       </w:pPr>
       <w:r>
         <w:t xml:space="preserve">For each crop, rank the palette and decide known vs. unknown.</w:t>
@@ -14369,6 +14291,7 @@
     <w:p>
       <w:pPr>
         <w:pStyle w:val="Heading3"/>
+        <w:keepNext/>
       </w:pPr>
       <w:r>
         <w:t xml:space="preserve">4.4 Font Preview — Priority: Med</w:t>
@@ -14377,6 +14300,7 @@
     <w:p>
       <w:pPr>
         <w:pStyle w:val="FirstParagraph"/>
+        <w:keepNext/>
       </w:pPr>
       <w:r>
         <w:t xml:space="preserve">Let the user visually confirm a match.</w:t>
@@ -14538,6 +14462,7 @@
     <w:p>
       <w:pPr>
         <w:pStyle w:val="Heading2"/>
+        <w:keepNext/>
       </w:pPr>
       <w:r>
         <w:t xml:space="preserve">5. Non-Functional Requirements</w:t>
@@ -14546,6 +14471,7 @@
     <w:p>
       <w:pPr>
         <w:pStyle w:val="Heading3"/>
+        <w:keepNext/>
       </w:pPr>
       <w:r>
         <w:t xml:space="preserve">5.1 Performance</w:t>
@@ -14672,6 +14598,7 @@
           <w:p>
             <w:pPr>
               <w:pStyle w:val="Compact"/>
+              <w:keepNext/>
               <w:jc w:val="left"/>
             </w:pPr>
             <w:r>
@@ -14684,6 +14611,7 @@
     <w:p>
       <w:pPr>
         <w:pStyle w:val="Heading3"/>
+        <w:keepNext/>
       </w:pPr>
       <w:r>
         <w:t xml:space="preserve">5.2 Usability</w:t>
@@ -14810,6 +14738,7 @@
           <w:p>
             <w:pPr>
               <w:pStyle w:val="Compact"/>
+              <w:keepNext/>
               <w:jc w:val="left"/>
             </w:pPr>
             <w:r>
@@ -14822,6 +14751,7 @@
     <w:p>
       <w:pPr>
         <w:pStyle w:val="Heading3"/>
+        <w:keepNext/>
       </w:pPr>
       <w:r>
         <w:t xml:space="preserve">5.3 Reliability and Portability</w:t>
@@ -14981,7 +14911,7 @@
         <w:pStyle w:val="Heading2"/>
       </w:pPr>
       <w:r>
-        <w:t xml:space="preserve">Appendix A — Traceability</w:t>
+        <w:t xml:space="preserve">6. Traceability</w:t>
       </w:r>
     </w:p>
     <w:p>
@@ -15002,7 +14932,15 @@
         <w:pStyle w:val="Heading1"/>
       </w:pPr>
       <w:r>
-        <w:t xml:space="preserve">Appendix: Expert-Panel Rating Form</w:t>
+        <w:t xml:space="preserve">APPENDIX B</w:t>
+      </w:r>
+    </w:p>
+    <w:p>
+      <w:pPr>
+        <w:pStyle w:val="Heading1"/>
+      </w:pPr>
+      <w:r>
+        <w:t xml:space="preserve">EXPERT-PANEL RATING FORM</w:t>
       </w:r>
     </w:p>
     <w:p>
@@ -15036,18 +14974,20 @@
     <w:p>
       <w:pPr>
         <w:pStyle w:val="BodyText"/>
-      </w:pPr>
-      <w:r>
-        <w:rPr>
-          <w:b/>
-          <w:bCs/>
-        </w:rPr>
-        <w:t xml:space="preserve">Figure A1</w:t>
+        <w:keepNext/>
+      </w:pPr>
+      <w:r>
+        <w:rPr>
+          <w:b/>
+          <w:bCs/>
+        </w:rPr>
+        <w:t xml:space="preserve">Figure B1</w:t>
       </w:r>
     </w:p>
     <w:p>
       <w:pPr>
         <w:pStyle w:val="BodyText"/>
+        <w:keepNext/>
       </w:pPr>
       <w:r>
         <w:rPr>
@@ -15066,18 +15006,18 @@
           <wp:inline>
             <wp:extent cx="5334000" cy="2830778"/>
             <wp:effectExtent b="0" l="0" r="0" t="0"/>
-            <wp:docPr descr="Two-panel wireframe. Panel A, the instructions screen: task description (rate 100 text crops from AI-generated images, pick the closest Google Font or mark Unknown/hallucinated), ground rules (work independently, self-paced, never shown the model’s predictions or other raters’ answers), a callout for the palette reference sheet, and a begin button. Panel B, the rating item: an item counter with progress bar, the AI-generated text crop displayed beside a palette-reference-sheet excerpt of labeled specimens, a required question with a searchable palette dropdown, an alternative Unknown/hallucinated radio option, and Back / Save-and-next buttons with per-item saving noted" title="" id="146" name="Picture"/>
+            <wp:docPr descr="Two-panel wireframe. Panel A, the instructions screen: task description (rate 100 text crops from AI-generated images, pick the closest Google Font or mark Unknown/hallucinated), ground rules (work independently, self-paced, never shown the model’s predictions or other raters’ answers), a callout for the palette reference sheet, and a begin button. Panel B, the rating item: an item counter with progress bar, the AI-generated text crop displayed beside a palette-reference-sheet excerpt of labeled specimens, a required question with a searchable palette dropdown, an alternative Unknown/hallucinated radio option, and Back / Save-and-next buttons with per-item saving noted" title="" id="148" name="Picture"/>
             <a:graphic>
               <a:graphicData uri="http://schemas.openxmlformats.org/drawingml/2006/picture">
                 <pic:pic>
                   <pic:nvPicPr>
-                    <pic:cNvPr descr="assets/figures/expert_panel_form.png" id="147" name="Picture"/>
+                    <pic:cNvPr descr="assets/figures/expert_panel_form.png" id="149" name="Picture"/>
                     <pic:cNvPicPr>
                       <a:picLocks noChangeArrowheads="1" noChangeAspect="1"/>
                     </pic:cNvPicPr>
                   </pic:nvPicPr>
                   <pic:blipFill>
-                    <a:blip r:embed="rId145"/>
+                    <a:blip r:embed="rId147"/>
                     <a:stretch>
                       <a:fillRect/>
                     </a:stretch>
@@ -15106,14 +15046,6 @@
     </w:p>
     <w:p>
       <w:pPr>
-        <w:pStyle w:val="ImageCaption"/>
-      </w:pPr>
-      <w:r>
-        <w:t xml:space="preserve">Two-panel wireframe. Panel A, the instructions screen: task description (rate 100 text crops from AI-generated images, pick the closest Google Font or mark Unknown/hallucinated), ground rules (work independently, self-paced, never shown the model’s predictions or other raters’ answers), a callout for the palette reference sheet, and a begin button. Panel B, the rating item: an item counter with progress bar, the AI-generated text crop displayed beside a palette-reference-sheet excerpt of labeled specimens, a required question with a searchable palette dropdown, an alternative Unknown/hallucinated radio option, and Back / Save-and-next buttons with per-item saving noted</w:t>
-      </w:r>
-    </w:p>
-    <w:p>
-      <w:pPr>
         <w:pStyle w:val="BodyText"/>
       </w:pPr>
       <w:r>
@@ -15142,7 +15074,7 @@
           <w:i/>
           <w:iCs/>
         </w:rPr>
-        <w:t xml:space="preserve">Formatted in APA 7th edition. Entries are alphabetized by the first author’s surname. Source of record:</w:t>
+        <w:t xml:space="preserve">Formatted in APA 7th edition. Entries are grouped by source type (books, journal articles, conference proceedings articles, web articles) and alphabetized by the first author’s surname within each group. Source of record:</w:t>
       </w:r>
       <w:r>
         <w:rPr>
@@ -15176,10 +15108,18 @@
     </w:p>
     <w:p>
       <w:pPr>
-        <w:pStyle w:val="BodyText"/>
-      </w:pPr>
-      <w:r>
-        <w:t xml:space="preserve">Bhunia, A. K., Bhunia, A. K., Banerjee, P., Konwer, A., Bhowmick, A., Roy, P. P., &amp; Pal, U. (2018). Document processing and geometric boundary layouts. In</w:t>
+        <w:pStyle w:val="Heading2"/>
+      </w:pPr>
+      <w:r>
+        <w:t xml:space="preserve">Books</w:t>
+      </w:r>
+    </w:p>
+    <w:p>
+      <w:pPr>
+        <w:pStyle w:val="FirstParagraph"/>
+      </w:pPr>
+      <w:r>
+        <w:t xml:space="preserve">Goodfellow, I., Bengio, Y., &amp; Courville, A. (2016).</w:t>
       </w:r>
       <w:r>
         <w:t xml:space="preserve"> </w:t>
@@ -15189,18 +15129,26 @@
           <w:i/>
           <w:iCs/>
         </w:rPr>
-        <w:t xml:space="preserve">2018 24th International Conference on Pattern Recognition (ICPR)</w:t>
-      </w:r>
-      <w:r>
-        <w:t xml:space="preserve">. IEEE. https://ieeexplore.ieee.org/abstract/document/8545184</w:t>
-      </w:r>
-    </w:p>
-    <w:p>
-      <w:pPr>
-        <w:pStyle w:val="BodyText"/>
-      </w:pPr>
-      <w:r>
-        <w:t xml:space="preserve">Chowdhury, A., Mehrab, K. S., Campolongo, E. G., Rubenstein, D., Stewart, C. V., Karpatne, A., Berger-Wolf, T., Su, Y., &amp; Chao, W.-L. (2025). Prompt-CAM: Making vision transformers interpretable for fine-grained analysis. In</w:t>
+        <w:t xml:space="preserve">Deep learning</w:t>
+      </w:r>
+      <w:r>
+        <w:t xml:space="preserve">. MIT Press. https://www.deeplearningbook.org/</w:t>
+      </w:r>
+    </w:p>
+    <w:p>
+      <w:pPr>
+        <w:pStyle w:val="Heading2"/>
+      </w:pPr>
+      <w:r>
+        <w:t xml:space="preserve">Journal Articles</w:t>
+      </w:r>
+    </w:p>
+    <w:p>
+      <w:pPr>
+        <w:pStyle w:val="FirstParagraph"/>
+      </w:pPr>
+      <w:r>
+        <w:t xml:space="preserve">Huang, Z., &amp; Zhou, J. (2022). Specialized deep metric and feature topology.</w:t>
       </w:r>
       <w:r>
         <w:t xml:space="preserve"> </w:t>
@@ -15210,18 +15158,20 @@
           <w:i/>
           <w:iCs/>
         </w:rPr>
-        <w:t xml:space="preserve">Proceedings of the IEEE/CVF Conference on Computer Vision and Pattern Recognition (CVPR)</w:t>
-      </w:r>
-      <w:r>
-        <w:t xml:space="preserve">. https://arxiv.org/abs/2501.09333</w:t>
+        <w:t xml:space="preserve">Neurocomputing</w:t>
+      </w:r>
+      <w:r>
+        <w:t xml:space="preserve">. https://www.sciencedirect.com/science/article/pii/S0925231221013886</w:t>
       </w:r>
     </w:p>
     <w:p>
       <w:pPr>
         <w:pStyle w:val="BodyText"/>
-      </w:pPr>
-      <w:r>
-        <w:t xml:space="preserve">Darcet, T., Oquab, M., Mairal, J., &amp; Bojanowski, P. (2024). Vision transformers need registers. In</w:t>
+        <w:ind w:left="720" w:hanging="720"/>
+        <w:jc w:val="left"/>
+      </w:pPr>
+      <w:r>
+        <w:t xml:space="preserve">Karunanayake, N., Seneviratne, S., &amp; Chawla, S. (2025). ExCeL: Combined extreme and collective logit information for enhancing out-of-distribution detection.</w:t>
       </w:r>
       <w:r>
         <w:t xml:space="preserve"> </w:t>
@@ -15231,18 +15181,20 @@
           <w:i/>
           <w:iCs/>
         </w:rPr>
-        <w:t xml:space="preserve">International Conference on Learning Representations (ICLR)</w:t>
-      </w:r>
-      <w:r>
-        <w:t xml:space="preserve">. https://arxiv.org/abs/2309.16588</w:t>
+        <w:t xml:space="preserve">Transactions on Machine Learning Research</w:t>
+      </w:r>
+      <w:r>
+        <w:t xml:space="preserve">. https://arxiv.org/abs/2311.14754</w:t>
       </w:r>
     </w:p>
     <w:p>
       <w:pPr>
         <w:pStyle w:val="BodyText"/>
-      </w:pPr>
-      <w:r>
-        <w:t xml:space="preserve">Ding, T., Fermanian, J.-B., &amp; Salmon, J. (2025). Conformal prediction for long-tailed classification.</w:t>
+        <w:ind w:left="720" w:hanging="720"/>
+        <w:jc w:val="left"/>
+      </w:pPr>
+      <w:r>
+        <w:t xml:space="preserve">LeCun, Y., Bengio, Y., &amp; Hinton, G. (2015). Deep learning.</w:t>
       </w:r>
       <w:r>
         <w:t xml:space="preserve"> </w:t>
@@ -15252,18 +15204,20 @@
           <w:i/>
           <w:iCs/>
         </w:rPr>
-        <w:t xml:space="preserve">arXiv</w:t>
-      </w:r>
-      <w:r>
-        <w:t xml:space="preserve">. https://arxiv.org/abs/2507.06867</w:t>
+        <w:t xml:space="preserve">Nature, 521</w:t>
+      </w:r>
+      <w:r>
+        <w:t xml:space="preserve">(7553), 436–444. https://doi.org/10.1038/nature14539</w:t>
       </w:r>
     </w:p>
     <w:p>
       <w:pPr>
         <w:pStyle w:val="BodyText"/>
-      </w:pPr>
-      <w:r>
-        <w:t xml:space="preserve">Djurisic, A., Liu, R., &amp; Nikolic, M. (2024). Logit scaling for out-of-distribution detection.</w:t>
+        <w:ind w:left="720" w:hanging="720"/>
+        <w:jc w:val="left"/>
+      </w:pPr>
+      <w:r>
+        <w:t xml:space="preserve">Lu, S., Wang, Y., Sheng, L., He, L., Zheng, A., &amp; Liang, J. (2025). Out-of-distribution detection: A task-oriented survey of recent advances.</w:t>
       </w:r>
       <w:r>
         <w:t xml:space="preserve"> </w:t>
@@ -15273,18 +15227,20 @@
           <w:i/>
           <w:iCs/>
         </w:rPr>
-        <w:t xml:space="preserve">arXiv</w:t>
-      </w:r>
-      <w:r>
-        <w:t xml:space="preserve">. https://arxiv.org/abs/2409.01175</w:t>
+        <w:t xml:space="preserve">ACM Computing Surveys</w:t>
+      </w:r>
+      <w:r>
+        <w:t xml:space="preserve">. https://doi.org/10.48550/arXiv.2409.11884</w:t>
       </w:r>
     </w:p>
     <w:p>
       <w:pPr>
         <w:pStyle w:val="BodyText"/>
-      </w:pPr>
-      <w:r>
-        <w:t xml:space="preserve">Du, N., Xie, R., Chen, Z., Wang, Q., Jiang, Z., Zhang, K., Yang, J., &amp; Tai, Y. (2025). TextCrafter: Investigating text insulation and attention mechanisms for complex visual text generation.</w:t>
+        <w:ind w:left="720" w:hanging="720"/>
+        <w:jc w:val="left"/>
+      </w:pPr>
+      <w:r>
+        <w:t xml:space="preserve">Oquab, M., Darcet, T., Moutakanni, T., Vo, H., Szafraniec, M., Khalidov, V., Fernandez, P., Haziza, D., Massa, F., El-Nouby, A., Assran, M., Ballas, N., Galuba, W., Howes, R., Huang, P.-Y., Li, S.-W., Misra, I., Rabbat, M., Sharma, V., … Bojanowski, P. (2024). DINOv2: Learning robust visual features without supervision.</w:t>
       </w:r>
       <w:r>
         <w:t xml:space="preserve"> </w:t>
@@ -15294,18 +15250,20 @@
           <w:i/>
           <w:iCs/>
         </w:rPr>
-        <w:t xml:space="preserve">arXiv</w:t>
-      </w:r>
-      <w:r>
-        <w:t xml:space="preserve">. https://arxiv.org/abs/2503.23461</w:t>
+        <w:t xml:space="preserve">Transactions on Machine Learning Research</w:t>
+      </w:r>
+      <w:r>
+        <w:t xml:space="preserve">. https://arxiv.org/abs/2304.07193</w:t>
       </w:r>
     </w:p>
     <w:p>
       <w:pPr>
         <w:pStyle w:val="BodyText"/>
-      </w:pPr>
-      <w:r>
-        <w:t xml:space="preserve">Gillani, S. A., Baig, M. S. A., Khan, O. A., Shah, S. M., Mujeeb, U., &amp; Ali, M. (2025). TextPixs: Glyph-conditioned diffusion with character-aware attention and OCR-guided supervision.</w:t>
+        <w:ind w:left="720" w:hanging="720"/>
+        <w:jc w:val="left"/>
+      </w:pPr>
+      <w:r>
+        <w:t xml:space="preserve">Plastropoulos, A., &amp; Tegos, K. (2024). A review of machine learning and deep learning for object detection, semantic segmentation, and human action recognition in machine and robotic vision.</w:t>
       </w:r>
       <w:r>
         <w:t xml:space="preserve"> </w:t>
@@ -15315,18 +15273,20 @@
           <w:i/>
           <w:iCs/>
         </w:rPr>
-        <w:t xml:space="preserve">arXiv</w:t>
-      </w:r>
-      <w:r>
-        <w:t xml:space="preserve">. https://arxiv.org/abs/2507.06033</w:t>
+        <w:t xml:space="preserve">Technologies, 12</w:t>
+      </w:r>
+      <w:r>
+        <w:t xml:space="preserve">(2), 15. https://doi.org/10.3390/technologies12020015</w:t>
       </w:r>
     </w:p>
     <w:p>
       <w:pPr>
         <w:pStyle w:val="BodyText"/>
-      </w:pPr>
-      <w:r>
-        <w:t xml:space="preserve">Goodfellow, I., Bengio, Y., &amp; Courville, A. (2016).</w:t>
+        <w:ind w:left="720" w:hanging="720"/>
+        <w:jc w:val="left"/>
+      </w:pPr>
+      <w:r>
+        <w:t xml:space="preserve">Ponnuru, M., Sridevi Ponmalar, P., Likhitha, A., Tanu Sree, B., &amp; Guna Chaitanya, G. (2024). OCR for prescription data extraction.</w:t>
       </w:r>
       <w:r>
         <w:t xml:space="preserve"> </w:t>
@@ -15336,18 +15296,20 @@
           <w:i/>
           <w:iCs/>
         </w:rPr>
-        <w:t xml:space="preserve">Deep learning</w:t>
-      </w:r>
-      <w:r>
-        <w:t xml:space="preserve">. MIT Press. https://www.deeplearningbook.org/</w:t>
+        <w:t xml:space="preserve">Procedia Computer Science</w:t>
+      </w:r>
+      <w:r>
+        <w:t xml:space="preserve">. https://www.sciencedirect.com/science/article/pii/S1877050924007786</w:t>
       </w:r>
     </w:p>
     <w:p>
       <w:pPr>
         <w:pStyle w:val="BodyText"/>
-      </w:pPr>
-      <w:r>
-        <w:t xml:space="preserve">Hofmann, C., Schmid, S., Lehner, B., Klotz, D., &amp; Hochreiter, S. (2024). Energy-based Hopfield boosting for out-of-distribution detection. In</w:t>
+        <w:ind w:left="720" w:hanging="720"/>
+        <w:jc w:val="left"/>
+      </w:pPr>
+      <w:r>
+        <w:t xml:space="preserve">Sarker, I. H. (2021). Deep learning: A comprehensive overview on techniques, taxonomy, applications and research directions.</w:t>
       </w:r>
       <w:r>
         <w:t xml:space="preserve"> </w:t>
@@ -15357,21 +15319,20 @@
           <w:i/>
           <w:iCs/>
         </w:rPr>
-        <w:t xml:space="preserve">Advances in Neural Information Processing Systems</w:t>
-      </w:r>
-      <w:r>
-        <w:t xml:space="preserve"> </w:t>
-      </w:r>
-      <w:r>
-        <w:t xml:space="preserve">(Vol. 37). https://proceedings.neurips.cc/paper_files/paper/2024/hash/ee20461718669c6c9c5da478d46d60d9-Abstract-Conference.html</w:t>
+        <w:t xml:space="preserve">SN Computer Science, 2</w:t>
+      </w:r>
+      <w:r>
+        <w:t xml:space="preserve">, 420. https://doi.org/10.1007/s42979-021-00815-1</w:t>
       </w:r>
     </w:p>
     <w:p>
       <w:pPr>
         <w:pStyle w:val="BodyText"/>
-      </w:pPr>
-      <w:r>
-        <w:t xml:space="preserve">Huang, Z., &amp; Zhou, J. (2022). Specialized deep metric and feature topology.</w:t>
+        <w:ind w:left="720" w:hanging="720"/>
+        <w:jc w:val="left"/>
+      </w:pPr>
+      <w:r>
+        <w:t xml:space="preserve">Umer, S., Mondal, R., Pandey, H. M., &amp; Rout, R. K. (2022). Soft computing frameworks for visual alignment.</w:t>
       </w:r>
       <w:r>
         <w:t xml:space="preserve"> </w:t>
@@ -15381,18 +15342,20 @@
           <w:i/>
           <w:iCs/>
         </w:rPr>
-        <w:t xml:space="preserve">Neurocomputing</w:t>
-      </w:r>
-      <w:r>
-        <w:t xml:space="preserve">. https://www.sciencedirect.com/science/article/pii/S0925231221013886</w:t>
+        <w:t xml:space="preserve">Applied Soft Computing</w:t>
+      </w:r>
+      <w:r>
+        <w:t xml:space="preserve">. https://www.sciencedirect.com/science/article/pii/S1568494621008395</w:t>
       </w:r>
     </w:p>
     <w:p>
       <w:pPr>
         <w:pStyle w:val="BodyText"/>
-      </w:pPr>
-      <w:r>
-        <w:t xml:space="preserve">Jiang, B., Yuan, Y., Bai, X., Hao, Z., Yin, A., Hu, Y., Liao, W., Ungar, L., &amp; Taylor, C. J. (2025). ControlText: Unlocking controllable fonts in multilingual text rendering without font annotations. In</w:t>
+        <w:ind w:left="720" w:hanging="720"/>
+        <w:jc w:val="left"/>
+      </w:pPr>
+      <w:r>
+        <w:t xml:space="preserve">Wang, Y., Lv, W., Wu, W., Xie, G., Lu, B., Wang, C., Zhan, C., &amp; Su, B. (2025). TransTab: A transformer-based approach for table detection and tabular data extraction from scanned document images.</w:t>
       </w:r>
       <w:r>
         <w:t xml:space="preserve"> </w:t>
@@ -15402,18 +15365,20 @@
           <w:i/>
           <w:iCs/>
         </w:rPr>
-        <w:t xml:space="preserve">Findings of the Association for Computational Linguistics: EMNLP 2025</w:t>
-      </w:r>
-      <w:r>
-        <w:t xml:space="preserve">. https://arxiv.org/abs/2502.10999</w:t>
+        <w:t xml:space="preserve">Machine Learning with Applications</w:t>
+      </w:r>
+      <w:r>
+        <w:t xml:space="preserve">. https://www.sciencedirect.com/science/article/pii/S2666827025000489</w:t>
       </w:r>
     </w:p>
     <w:p>
       <w:pPr>
         <w:pStyle w:val="BodyText"/>
-      </w:pPr>
-      <w:r>
-        <w:t xml:space="preserve">Karunanayake, N., Seneviratne, S., &amp; Chawla, S. (2025). ExCeL: Combined extreme and collective logit information for enhancing out-of-distribution detection.</w:t>
+        <w:ind w:left="720" w:hanging="720"/>
+        <w:jc w:val="left"/>
+      </w:pPr>
+      <w:r>
+        <w:t xml:space="preserve">Wang, Z., Bovik, A. C., Sheikh, H. R., &amp; Simoncelli, E. P. (2004). Image quality assessment: From error visibility to structural similarity.</w:t>
       </w:r>
       <w:r>
         <w:t xml:space="preserve"> </w:t>
@@ -15423,18 +15388,26 @@
           <w:i/>
           <w:iCs/>
         </w:rPr>
-        <w:t xml:space="preserve">Transactions on Machine Learning Research</w:t>
-      </w:r>
-      <w:r>
-        <w:t xml:space="preserve">. https://arxiv.org/abs/2311.14754</w:t>
-      </w:r>
-    </w:p>
-    <w:p>
-      <w:pPr>
-        <w:pStyle w:val="BodyText"/>
-      </w:pPr>
-      <w:r>
-        <w:t xml:space="preserve">Kondo, T., Takezaki, S., Haraguchi, D., &amp; Uchida, S. (2024). Font style interpolation with diffusion models. In</w:t>
+        <w:t xml:space="preserve">IEEE Transactions on Image Processing, 13</w:t>
+      </w:r>
+      <w:r>
+        <w:t xml:space="preserve">(4), 600–612. https://doi.org/10.1109/TIP.2003.819861</w:t>
+      </w:r>
+    </w:p>
+    <w:p>
+      <w:pPr>
+        <w:pStyle w:val="Heading2"/>
+      </w:pPr>
+      <w:r>
+        <w:t xml:space="preserve">Conference Proceedings Articles</w:t>
+      </w:r>
+    </w:p>
+    <w:p>
+      <w:pPr>
+        <w:pStyle w:val="FirstParagraph"/>
+      </w:pPr>
+      <w:r>
+        <w:t xml:space="preserve">Bhunia, A. K., Bhunia, A. K., Banerjee, P., Konwer, A., Bhowmick, A., Roy, P. P., &amp; Pal, U. (2018). Document processing and geometric boundary layouts. In</w:t>
       </w:r>
       <w:r>
         <w:t xml:space="preserve"> </w:t>
@@ -15444,18 +15417,20 @@
           <w:i/>
           <w:iCs/>
         </w:rPr>
-        <w:t xml:space="preserve">Document Analysis and Recognition – ICDAR 2024</w:t>
-      </w:r>
-      <w:r>
-        <w:t xml:space="preserve">. Springer. https://doi.org/10.1007/978-3-031-70536-6_6</w:t>
+        <w:t xml:space="preserve">2018 24th International Conference on Pattern Recognition (ICPR)</w:t>
+      </w:r>
+      <w:r>
+        <w:t xml:space="preserve">. IEEE. https://ieeexplore.ieee.org/abstract/document/8545184</w:t>
       </w:r>
     </w:p>
     <w:p>
       <w:pPr>
         <w:pStyle w:val="BodyText"/>
-      </w:pPr>
-      <w:r>
-        <w:t xml:space="preserve">LeCun, Y., Bengio, Y., &amp; Hinton, G. (2015). Deep learning.</w:t>
+        <w:ind w:left="720" w:hanging="720"/>
+        <w:jc w:val="left"/>
+      </w:pPr>
+      <w:r>
+        <w:t xml:space="preserve">Chowdhury, A., Mehrab, K. S., Campolongo, E. G., Rubenstein, D., Stewart, C. V., Karpatne, A., Berger-Wolf, T., Su, Y., &amp; Chao, W.-L. (2025). Prompt-CAM: Making vision transformers interpretable for fine-grained analysis. In</w:t>
       </w:r>
       <w:r>
         <w:t xml:space="preserve"> </w:t>
@@ -15465,18 +15440,20 @@
           <w:i/>
           <w:iCs/>
         </w:rPr>
-        <w:t xml:space="preserve">Nature, 521</w:t>
-      </w:r>
-      <w:r>
-        <w:t xml:space="preserve">(7553), 436–444. https://doi.org/10.1038/nature14539</w:t>
+        <w:t xml:space="preserve">Proceedings of the IEEE/CVF Conference on Computer Vision and Pattern Recognition (CVPR)</w:t>
+      </w:r>
+      <w:r>
+        <w:t xml:space="preserve">. https://arxiv.org/abs/2501.09333</w:t>
       </w:r>
     </w:p>
     <w:p>
       <w:pPr>
         <w:pStyle w:val="BodyText"/>
-      </w:pPr>
-      <w:r>
-        <w:t xml:space="preserve">Li, Y., Chen, M., Wang, K., Ma, J., Bovik, A. C., &amp; Zhang, Y. (2025). SAMScore: A content structural similarity metric for image translation evaluation.</w:t>
+        <w:ind w:left="720" w:hanging="720"/>
+        <w:jc w:val="left"/>
+      </w:pPr>
+      <w:r>
+        <w:t xml:space="preserve">Darcet, T., Oquab, M., Mairal, J., &amp; Bojanowski, P. (2024). Vision transformers need registers. In</w:t>
       </w:r>
       <w:r>
         <w:t xml:space="preserve"> </w:t>
@@ -15486,18 +15463,20 @@
           <w:i/>
           <w:iCs/>
         </w:rPr>
-        <w:t xml:space="preserve">arXiv</w:t>
-      </w:r>
-      <w:r>
-        <w:t xml:space="preserve">. https://arxiv.org/abs/2305.15367</w:t>
+        <w:t xml:space="preserve">International Conference on Learning Representations (ICLR)</w:t>
+      </w:r>
+      <w:r>
+        <w:t xml:space="preserve">. https://arxiv.org/abs/2309.16588</w:t>
       </w:r>
     </w:p>
     <w:p>
       <w:pPr>
         <w:pStyle w:val="BodyText"/>
-      </w:pPr>
-      <w:r>
-        <w:t xml:space="preserve">Li, Z., Li, X., Fu, X., Zhang, X., Wang, W., Chen, S., &amp; Yang, J. (2024). PromptKD: Unsupervised prompt distillation for vision-language models. In</w:t>
+        <w:ind w:left="720" w:hanging="720"/>
+        <w:jc w:val="left"/>
+      </w:pPr>
+      <w:r>
+        <w:t xml:space="preserve">Hofmann, C., Schmid, S., Lehner, B., Klotz, D., &amp; Hochreiter, S. (2024). Energy-based Hopfield boosting for out-of-distribution detection. In</w:t>
       </w:r>
       <w:r>
         <w:t xml:space="preserve"> </w:t>
@@ -15507,18 +15486,23 @@
           <w:i/>
           <w:iCs/>
         </w:rPr>
-        <w:t xml:space="preserve">Proceedings of the IEEE/CVF Conference on Computer Vision and Pattern Recognition (CVPR)</w:t>
-      </w:r>
-      <w:r>
-        <w:t xml:space="preserve">. https://arxiv.org/abs/2403.02781</w:t>
+        <w:t xml:space="preserve">Advances in Neural Information Processing Systems</w:t>
+      </w:r>
+      <w:r>
+        <w:t xml:space="preserve"> </w:t>
+      </w:r>
+      <w:r>
+        <w:t xml:space="preserve">(Vol. 37). https://proceedings.neurips.cc/paper_files/paper/2024/hash/ee20461718669c6c9c5da478d46d60d9-Abstract-Conference.html</w:t>
       </w:r>
     </w:p>
     <w:p>
       <w:pPr>
         <w:pStyle w:val="BodyText"/>
-      </w:pPr>
-      <w:r>
-        <w:t xml:space="preserve">Li, Z., Song, G., Cai, Y., Xiong, Z., Yuan, J., &amp; Wang, Y. (2025). Texture or semantics? Vision-language models get lost in font recognition.</w:t>
+        <w:ind w:left="720" w:hanging="720"/>
+        <w:jc w:val="left"/>
+      </w:pPr>
+      <w:r>
+        <w:t xml:space="preserve">Jiang, B., Yuan, Y., Bai, X., Hao, Z., Yin, A., Hu, Y., Liao, W., Ungar, L., &amp; Taylor, C. J. (2025). ControlText: Unlocking controllable fonts in multilingual text rendering without font annotations. In</w:t>
       </w:r>
       <w:r>
         <w:t xml:space="preserve"> </w:t>
@@ -15528,18 +15512,20 @@
           <w:i/>
           <w:iCs/>
         </w:rPr>
-        <w:t xml:space="preserve">arXiv</w:t>
-      </w:r>
-      <w:r>
-        <w:t xml:space="preserve">. https://arxiv.org/abs/2503.23768</w:t>
+        <w:t xml:space="preserve">Findings of the Association for Computational Linguistics: EMNLP 2025</w:t>
+      </w:r>
+      <w:r>
+        <w:t xml:space="preserve">. https://arxiv.org/abs/2502.10999</w:t>
       </w:r>
     </w:p>
     <w:p>
       <w:pPr>
         <w:pStyle w:val="BodyText"/>
-      </w:pPr>
-      <w:r>
-        <w:t xml:space="preserve">Liu, Z., Liang, W., Liang, Z., Luo, C., Li, J., Huang, G., &amp; Yuan, Y. (2024). Glyph-ByT5: A customized text encoder for accurate visual text rendering.</w:t>
+        <w:ind w:left="720" w:hanging="720"/>
+        <w:jc w:val="left"/>
+      </w:pPr>
+      <w:r>
+        <w:t xml:space="preserve">Kondo, T., Takezaki, S., Haraguchi, D., &amp; Uchida, S. (2024). Font style interpolation with diffusion models. In</w:t>
       </w:r>
       <w:r>
         <w:t xml:space="preserve"> </w:t>
@@ -15549,18 +15535,20 @@
           <w:i/>
           <w:iCs/>
         </w:rPr>
-        <w:t xml:space="preserve">arXiv</w:t>
-      </w:r>
-      <w:r>
-        <w:t xml:space="preserve">. https://arxiv.org/abs/2403.09622</w:t>
+        <w:t xml:space="preserve">Document Analysis and Recognition – ICDAR 2024</w:t>
+      </w:r>
+      <w:r>
+        <w:t xml:space="preserve">. Springer. https://doi.org/10.1007/978-3-031-70536-6_6</w:t>
       </w:r>
     </w:p>
     <w:p>
       <w:pPr>
         <w:pStyle w:val="BodyText"/>
-      </w:pPr>
-      <w:r>
-        <w:t xml:space="preserve">Lu, S., Wang, Y., Sheng, L., He, L., Zheng, A., &amp; Liang, J. (2025). Out-of-distribution detection: A task-oriented survey of recent advances.</w:t>
+        <w:ind w:left="720" w:hanging="720"/>
+        <w:jc w:val="left"/>
+      </w:pPr>
+      <w:r>
+        <w:t xml:space="preserve">Li, Z., Li, X., Fu, X., Zhang, X., Wang, W., Chen, S., &amp; Yang, J. (2024). PromptKD: Unsupervised prompt distillation for vision-language models. In</w:t>
       </w:r>
       <w:r>
         <w:t xml:space="preserve"> </w:t>
@@ -15570,18 +15558,20 @@
           <w:i/>
           <w:iCs/>
         </w:rPr>
-        <w:t xml:space="preserve">ACM Computing Surveys</w:t>
-      </w:r>
-      <w:r>
-        <w:t xml:space="preserve">. https://doi.org/10.48550/arXiv.2409.11884</w:t>
+        <w:t xml:space="preserve">Proceedings of the IEEE/CVF Conference on Computer Vision and Pattern Recognition (CVPR)</w:t>
+      </w:r>
+      <w:r>
+        <w:t xml:space="preserve">. https://arxiv.org/abs/2403.02781</w:t>
       </w:r>
     </w:p>
     <w:p>
       <w:pPr>
         <w:pStyle w:val="BodyText"/>
-      </w:pPr>
-      <w:r>
-        <w:t xml:space="preserve">Oquab, M., Darcet, T., Moutakanni, T., Vo, H., Szafraniec, M., Khalidov, V., Fernandez, P., Haziza, D., Massa, F., El-Nouby, A., Assran, M., Ballas, N., Galuba, W., Howes, R., Huang, P.-Y., Li, S.-W., Misra, I., Rabbat, M., Sharma, V., … Bojanowski, P. (2024). DINOv2: Learning robust visual features without supervision.</w:t>
+        <w:ind w:left="720" w:hanging="720"/>
+        <w:jc w:val="left"/>
+      </w:pPr>
+      <w:r>
+        <w:t xml:space="preserve">Schroff, F., Kalenichenko, D., &amp; Philbin, J. (2015). FaceNet: A unified embedding for face recognition and clustering. In</w:t>
       </w:r>
       <w:r>
         <w:t xml:space="preserve"> </w:t>
@@ -15591,18 +15581,23 @@
           <w:i/>
           <w:iCs/>
         </w:rPr>
-        <w:t xml:space="preserve">Transactions on Machine Learning Research</w:t>
-      </w:r>
-      <w:r>
-        <w:t xml:space="preserve">. https://arxiv.org/abs/2304.07193</w:t>
+        <w:t xml:space="preserve">Proceedings of the IEEE Conference on Computer Vision and Pattern Recognition (CVPR)</w:t>
+      </w:r>
+      <w:r>
+        <w:t xml:space="preserve"> </w:t>
+      </w:r>
+      <w:r>
+        <w:t xml:space="preserve">(pp. 815–823). https://doi.org/10.1109/CVPR.2015.7298682</w:t>
       </w:r>
     </w:p>
     <w:p>
       <w:pPr>
         <w:pStyle w:val="BodyText"/>
-      </w:pPr>
-      <w:r>
-        <w:t xml:space="preserve">Plastropoulos, A., &amp; Tegos, K. (2024). A review of machine learning and deep learning for object detection, semantic segmentation, and human action recognition in machine and robotic vision.</w:t>
+        <w:ind w:left="720" w:hanging="720"/>
+        <w:jc w:val="left"/>
+      </w:pPr>
+      <w:r>
+        <w:t xml:space="preserve">Sheikh, T. U., Shehzadi, T., Hashmi, K. A., Stricker, D., &amp; Afzal, M. Z. (2024). UnSupDLA: Towards unsupervised document layout analysis. In</w:t>
       </w:r>
       <w:r>
         <w:t xml:space="preserve"> </w:t>
@@ -15612,18 +15607,20 @@
           <w:i/>
           <w:iCs/>
         </w:rPr>
-        <w:t xml:space="preserve">Technologies, 12</w:t>
-      </w:r>
-      <w:r>
-        <w:t xml:space="preserve">(2), 15. https://doi.org/10.3390/technologies12020015</w:t>
+        <w:t xml:space="preserve">Document Analysis and Recognition – ICDAR 2024 Workshops</w:t>
+      </w:r>
+      <w:r>
+        <w:t xml:space="preserve">. Springer. https://doi.org/10.1007/978-3-031-70546-5_2</w:t>
       </w:r>
     </w:p>
     <w:p>
       <w:pPr>
         <w:pStyle w:val="BodyText"/>
-      </w:pPr>
-      <w:r>
-        <w:t xml:space="preserve">Ponnuru, M., Sridevi Ponmalar, P., Likhitha, A., Tanu Sree, B., &amp; Guna Chaitanya, G. (2024). OCR for prescription data extraction.</w:t>
+        <w:ind w:left="720" w:hanging="720"/>
+        <w:jc w:val="left"/>
+      </w:pPr>
+      <w:r>
+        <w:t xml:space="preserve">Vaswani, A., Shazeer, N., Parmar, N., Uszkoreit, J., Jones, L., Gomez, A. N., Kaiser, Ł., &amp; Polosukhin, I. (2017). Attention is all you need. In</w:t>
       </w:r>
       <w:r>
         <w:t xml:space="preserve"> </w:t>
@@ -15633,18 +15630,23 @@
           <w:i/>
           <w:iCs/>
         </w:rPr>
-        <w:t xml:space="preserve">Procedia Computer Science</w:t>
-      </w:r>
-      <w:r>
-        <w:t xml:space="preserve">. https://www.sciencedirect.com/science/article/pii/S1877050924007786</w:t>
+        <w:t xml:space="preserve">Advances in Neural Information Processing Systems</w:t>
+      </w:r>
+      <w:r>
+        <w:t xml:space="preserve"> </w:t>
+      </w:r>
+      <w:r>
+        <w:t xml:space="preserve">(Vol. 30). https://proceedings.neurips.cc/paper/2017/hash/3f5ee243547dee91fbd053c1c4a845aa-Abstract.html</w:t>
       </w:r>
     </w:p>
     <w:p>
       <w:pPr>
         <w:pStyle w:val="BodyText"/>
-      </w:pPr>
-      <w:r>
-        <w:t xml:space="preserve">Sarker, I. H. (2021). Deep learning: A comprehensive overview on techniques, taxonomy, applications and research directions.</w:t>
+        <w:ind w:left="720" w:hanging="720"/>
+        <w:jc w:val="left"/>
+      </w:pPr>
+      <w:r>
+        <w:t xml:space="preserve">Wang, Y., Zhang, Q., Guo, Y., &amp; Wang, Y. (2024). Non-negative contrastive learning. In</w:t>
       </w:r>
       <w:r>
         <w:t xml:space="preserve"> </w:t>
@@ -15654,18 +15656,20 @@
           <w:i/>
           <w:iCs/>
         </w:rPr>
-        <w:t xml:space="preserve">SN Computer Science, 2</w:t>
-      </w:r>
-      <w:r>
-        <w:t xml:space="preserve">, 420. https://doi.org/10.1007/s42979-021-00815-1</w:t>
+        <w:t xml:space="preserve">International Conference on Learning Representations (ICLR)</w:t>
+      </w:r>
+      <w:r>
+        <w:t xml:space="preserve">. https://arxiv.org/abs/2403.12459</w:t>
       </w:r>
     </w:p>
     <w:p>
       <w:pPr>
         <w:pStyle w:val="BodyText"/>
-      </w:pPr>
-      <w:r>
-        <w:t xml:space="preserve">Schroff, F., Kalenichenko, D., &amp; Philbin, J. (2015). FaceNet: A unified embedding for face recognition and clustering. In</w:t>
+        <w:ind w:left="720" w:hanging="720"/>
+        <w:jc w:val="left"/>
+      </w:pPr>
+      <w:r>
+        <w:t xml:space="preserve">Wang, Z., Yang, J., Jin, H., Shechtman, E., Agarwala, A., Brandt, J., &amp; Huang, T. S. (2015). DeepFont: Identify your font from an image. In</w:t>
       </w:r>
       <w:r>
         <w:t xml:space="preserve"> </w:t>
@@ -15675,21 +15679,29 @@
           <w:i/>
           <w:iCs/>
         </w:rPr>
-        <w:t xml:space="preserve">Proceedings of the IEEE Conference on Computer Vision and Pattern Recognition (CVPR)</w:t>
-      </w:r>
-      <w:r>
-        <w:t xml:space="preserve"> </w:t>
-      </w:r>
-      <w:r>
-        <w:t xml:space="preserve">(pp. 815–823). https://doi.org/10.1109/CVPR.2015.7298682</w:t>
-      </w:r>
-    </w:p>
-    <w:p>
-      <w:pPr>
-        <w:pStyle w:val="BodyText"/>
-      </w:pPr>
-      <w:r>
-        <w:t xml:space="preserve">Sheikh, T. U., Shehzadi, T., Hashmi, K. A., Stricker, D., &amp; Afzal, M. Z. (2024). UnSupDLA: Towards unsupervised document layout analysis. In</w:t>
+        <w:t xml:space="preserve">Proceedings of the 23rd ACM International Conference on Multimedia</w:t>
+      </w:r>
+      <w:r>
+        <w:t xml:space="preserve"> </w:t>
+      </w:r>
+      <w:r>
+        <w:t xml:space="preserve">(pp. 451–459). https://doi.org/10.1145/2733373.2806219</w:t>
+      </w:r>
+    </w:p>
+    <w:p>
+      <w:pPr>
+        <w:pStyle w:val="Heading2"/>
+      </w:pPr>
+      <w:r>
+        <w:t xml:space="preserve">Web Articles</w:t>
+      </w:r>
+    </w:p>
+    <w:p>
+      <w:pPr>
+        <w:pStyle w:val="FirstParagraph"/>
+      </w:pPr>
+      <w:r>
+        <w:t xml:space="preserve">Ding, T., Fermanian, J.-B., &amp; Salmon, J. (2025). Conformal prediction for long-tailed classification.</w:t>
       </w:r>
       <w:r>
         <w:t xml:space="preserve"> </w:t>
@@ -15699,18 +15711,20 @@
           <w:i/>
           <w:iCs/>
         </w:rPr>
-        <w:t xml:space="preserve">Document Analysis and Recognition – ICDAR 2024 Workshops</w:t>
-      </w:r>
-      <w:r>
-        <w:t xml:space="preserve">. Springer. https://doi.org/10.1007/978-3-031-70546-5_2</w:t>
+        <w:t xml:space="preserve">arXiv</w:t>
+      </w:r>
+      <w:r>
+        <w:t xml:space="preserve">. https://arxiv.org/abs/2507.06867</w:t>
       </w:r>
     </w:p>
     <w:p>
       <w:pPr>
         <w:pStyle w:val="BodyText"/>
-      </w:pPr>
-      <w:r>
-        <w:t xml:space="preserve">Shi, Y., Ghosh, S., Belkhouja, T., Doppa, J. R., &amp; Yan, Y. (2024). Conformal prediction for class-wise coverage via augmented label rank calibration.</w:t>
+        <w:ind w:left="720" w:hanging="720"/>
+        <w:jc w:val="left"/>
+      </w:pPr>
+      <w:r>
+        <w:t xml:space="preserve">Djurisic, A., Liu, R., &amp; Nikolic, M. (2024). Logit scaling for out-of-distribution detection.</w:t>
       </w:r>
       <w:r>
         <w:t xml:space="preserve"> </w:t>
@@ -15723,15 +15737,17 @@
         <w:t xml:space="preserve">arXiv</w:t>
       </w:r>
       <w:r>
-        <w:t xml:space="preserve">. https://arxiv.org/abs/2406.06818</w:t>
+        <w:t xml:space="preserve">. https://arxiv.org/abs/2409.01175</w:t>
       </w:r>
     </w:p>
     <w:p>
       <w:pPr>
         <w:pStyle w:val="BodyText"/>
-      </w:pPr>
-      <w:r>
-        <w:t xml:space="preserve">Shu, Y., Zeng, W., Zhao, F., Chen, Z., Li, Z., Yang, X., Zhou, Y., Rota, P., Bai, X., Jin, L., Yin, X.-C., &amp; Sebe, N. (2025). Visual text processing: A comprehensive review and unified evaluation.</w:t>
+        <w:ind w:left="720" w:hanging="720"/>
+        <w:jc w:val="left"/>
+      </w:pPr>
+      <w:r>
+        <w:t xml:space="preserve">Du, N., Xie, R., Chen, Z., Wang, Q., Jiang, Z., Zhang, K., Yang, J., &amp; Tai, Y. (2025). TextCrafter: Investigating text insulation and attention mechanisms for complex visual text generation.</w:t>
       </w:r>
       <w:r>
         <w:t xml:space="preserve"> </w:t>
@@ -15744,15 +15760,17 @@
         <w:t xml:space="preserve">arXiv</w:t>
       </w:r>
       <w:r>
-        <w:t xml:space="preserve">. https://arxiv.org/abs/2504.21682</w:t>
+        <w:t xml:space="preserve">. https://arxiv.org/abs/2503.23461</w:t>
       </w:r>
     </w:p>
     <w:p>
       <w:pPr>
         <w:pStyle w:val="BodyText"/>
-      </w:pPr>
-      <w:r>
-        <w:t xml:space="preserve">Umer, S., Mondal, R., Pandey, H. M., &amp; Rout, R. K. (2022). Soft computing frameworks for visual alignment.</w:t>
+        <w:ind w:left="720" w:hanging="720"/>
+        <w:jc w:val="left"/>
+      </w:pPr>
+      <w:r>
+        <w:t xml:space="preserve">Gillani, S. A., Baig, M. S. A., Khan, O. A., Shah, S. M., Mujeeb, U., &amp; Ali, M. (2025). TextPixs: Glyph-conditioned diffusion with character-aware attention and OCR-guided supervision.</w:t>
       </w:r>
       <w:r>
         <w:t xml:space="preserve"> </w:t>
@@ -15762,18 +15780,20 @@
           <w:i/>
           <w:iCs/>
         </w:rPr>
-        <w:t xml:space="preserve">Applied Soft Computing</w:t>
-      </w:r>
-      <w:r>
-        <w:t xml:space="preserve">. https://www.sciencedirect.com/science/article/pii/S1568494621008395</w:t>
+        <w:t xml:space="preserve">arXiv</w:t>
+      </w:r>
+      <w:r>
+        <w:t xml:space="preserve">. https://arxiv.org/abs/2507.06033</w:t>
       </w:r>
     </w:p>
     <w:p>
       <w:pPr>
         <w:pStyle w:val="BodyText"/>
-      </w:pPr>
-      <w:r>
-        <w:t xml:space="preserve">Vaswani, A., Shazeer, N., Parmar, N., Uszkoreit, J., Jones, L., Gomez, A. N., Kaiser, Ł., &amp; Polosukhin, I. (2017). Attention is all you need. In</w:t>
+        <w:ind w:left="720" w:hanging="720"/>
+        <w:jc w:val="left"/>
+      </w:pPr>
+      <w:r>
+        <w:t xml:space="preserve">Li, Y., Chen, M., Wang, K., Ma, J., Bovik, A. C., &amp; Zhang, Y. (2025). SAMScore: A content structural similarity metric for image translation evaluation.</w:t>
       </w:r>
       <w:r>
         <w:t xml:space="preserve"> </w:t>
@@ -15783,21 +15803,20 @@
           <w:i/>
           <w:iCs/>
         </w:rPr>
-        <w:t xml:space="preserve">Advances in Neural Information Processing Systems</w:t>
-      </w:r>
-      <w:r>
-        <w:t xml:space="preserve"> </w:t>
-      </w:r>
-      <w:r>
-        <w:t xml:space="preserve">(Vol. 30). https://proceedings.neurips.cc/paper/2017/hash/3f5ee243547dee91fbd053c1c4a845aa-Abstract.html</w:t>
+        <w:t xml:space="preserve">arXiv</w:t>
+      </w:r>
+      <w:r>
+        <w:t xml:space="preserve">. https://arxiv.org/abs/2305.15367</w:t>
       </w:r>
     </w:p>
     <w:p>
       <w:pPr>
         <w:pStyle w:val="BodyText"/>
-      </w:pPr>
-      <w:r>
-        <w:t xml:space="preserve">Wang, Y., Lv, W., Wu, W., Xie, G., Lu, B., Wang, C., Zhan, C., &amp; Su, B. (2025). TransTab: A transformer-based approach for table detection and tabular data extraction from scanned document images.</w:t>
+        <w:ind w:left="720" w:hanging="720"/>
+        <w:jc w:val="left"/>
+      </w:pPr>
+      <w:r>
+        <w:t xml:space="preserve">Li, Z., Song, G., Cai, Y., Xiong, Z., Yuan, J., &amp; Wang, Y. (2025). Texture or semantics? Vision-language models get lost in font recognition.</w:t>
       </w:r>
       <w:r>
         <w:t xml:space="preserve"> </w:t>
@@ -15807,18 +15826,20 @@
           <w:i/>
           <w:iCs/>
         </w:rPr>
-        <w:t xml:space="preserve">Machine Learning with Applications</w:t>
-      </w:r>
-      <w:r>
-        <w:t xml:space="preserve">. https://www.sciencedirect.com/science/article/pii/S2666827025000489</w:t>
+        <w:t xml:space="preserve">arXiv</w:t>
+      </w:r>
+      <w:r>
+        <w:t xml:space="preserve">. https://arxiv.org/abs/2503.23768</w:t>
       </w:r>
     </w:p>
     <w:p>
       <w:pPr>
         <w:pStyle w:val="BodyText"/>
-      </w:pPr>
-      <w:r>
-        <w:t xml:space="preserve">Wang, Y., Zhang, Q., Guo, Y., &amp; Wang, Y. (2024). Non-negative contrastive learning. In</w:t>
+        <w:ind w:left="720" w:hanging="720"/>
+        <w:jc w:val="left"/>
+      </w:pPr>
+      <w:r>
+        <w:t xml:space="preserve">Liu, Z., Liang, W., Liang, Z., Luo, C., Li, J., Huang, G., &amp; Yuan, Y. (2024). Glyph-ByT5: A customized text encoder for accurate visual text rendering.</w:t>
       </w:r>
       <w:r>
         <w:t xml:space="preserve"> </w:t>
@@ -15828,18 +15849,20 @@
           <w:i/>
           <w:iCs/>
         </w:rPr>
-        <w:t xml:space="preserve">International Conference on Learning Representations (ICLR)</w:t>
-      </w:r>
-      <w:r>
-        <w:t xml:space="preserve">. https://arxiv.org/abs/2403.12459</w:t>
+        <w:t xml:space="preserve">arXiv</w:t>
+      </w:r>
+      <w:r>
+        <w:t xml:space="preserve">. https://arxiv.org/abs/2403.09622</w:t>
       </w:r>
     </w:p>
     <w:p>
       <w:pPr>
         <w:pStyle w:val="BodyText"/>
-      </w:pPr>
-      <w:r>
-        <w:t xml:space="preserve">Wang, Z., Bovik, A. C., Sheikh, H. R., &amp; Simoncelli, E. P. (2004). Image quality assessment: From error visibility to structural similarity.</w:t>
+        <w:ind w:left="720" w:hanging="720"/>
+        <w:jc w:val="left"/>
+      </w:pPr>
+      <w:r>
+        <w:t xml:space="preserve">Shi, Y., Ghosh, S., Belkhouja, T., Doppa, J. R., &amp; Yan, Y. (2024). Conformal prediction for class-wise coverage via augmented label rank calibration.</w:t>
       </w:r>
       <w:r>
         <w:t xml:space="preserve"> </w:t>
@@ -15849,18 +15872,20 @@
           <w:i/>
           <w:iCs/>
         </w:rPr>
-        <w:t xml:space="preserve">IEEE Transactions on Image Processing, 13</w:t>
-      </w:r>
-      <w:r>
-        <w:t xml:space="preserve">(4), 600–612. https://doi.org/10.1109/TIP.2003.819861</w:t>
+        <w:t xml:space="preserve">arXiv</w:t>
+      </w:r>
+      <w:r>
+        <w:t xml:space="preserve">. https://arxiv.org/abs/2406.06818</w:t>
       </w:r>
     </w:p>
     <w:p>
       <w:pPr>
         <w:pStyle w:val="BodyText"/>
-      </w:pPr>
-      <w:r>
-        <w:t xml:space="preserve">Wang, Z., Yang, J., Jin, H., Shechtman, E., Agarwala, A., Brandt, J., &amp; Huang, T. S. (2015). DeepFont: Identify your font from an image. In</w:t>
+        <w:ind w:left="720" w:hanging="720"/>
+        <w:jc w:val="left"/>
+      </w:pPr>
+      <w:r>
+        <w:t xml:space="preserve">Shu, Y., Zeng, W., Zhao, F., Chen, Z., Li, Z., Yang, X., Zhou, Y., Rota, P., Bai, X., Jin, L., Yin, X.-C., &amp; Sebe, N. (2025). Visual text processing: A comprehensive review and unified evaluation.</w:t>
       </w:r>
       <w:r>
         <w:t xml:space="preserve"> </w:t>
@@ -15870,18 +15895,17 @@
           <w:i/>
           <w:iCs/>
         </w:rPr>
-        <w:t xml:space="preserve">Proceedings of the 23rd ACM International Conference on Multimedia</w:t>
-      </w:r>
-      <w:r>
-        <w:t xml:space="preserve"> </w:t>
-      </w:r>
-      <w:r>
-        <w:t xml:space="preserve">(pp. 451–459). https://doi.org/10.1145/2733373.2806219</w:t>
+        <w:t xml:space="preserve">arXiv</w:t>
+      </w:r>
+      <w:r>
+        <w:t xml:space="preserve">. https://arxiv.org/abs/2504.21682</w:t>
       </w:r>
     </w:p>
     <w:p>
       <w:pPr>
         <w:pStyle w:val="BodyText"/>
+        <w:ind w:left="720" w:hanging="720"/>
+        <w:jc w:val="left"/>
       </w:pPr>
       <w:r>
         <w:t xml:space="preserve">Zhang, K., Chen, W., Zhao, T., &amp; Wang, Z. (2024). Structural similarity in deep features: Image quality assessment robust to geometrically disparate reference.</w:t>
@@ -15903,6 +15927,8 @@
     <w:p>
       <w:pPr>
         <w:pStyle w:val="BodyText"/>
+        <w:ind w:left="720" w:hanging="720"/>
+        <w:jc w:val="left"/>
       </w:pPr>
       <w:r>
         <w:t xml:space="preserve">Zhuang, S., Huang, M., Fu, F., Chen, N., Lei, B., &amp; Mao, Z. (2025). HDGlyph: A hierarchical disentangled glyph-based framework for long-tail text rendering in diffusion models.</w:t>
@@ -16478,6 +16504,8 @@
     <w:qFormat/>
     <w:pPr>
       <w:spacing w:after="180" w:before="180" w:line="360" w:lineRule="auto"/>
+      <w:ind w:firstLine="720"/>
+      <w:jc w:val="both"/>
     </w:pPr>
   </w:style>
   <w:style w:customStyle="1" w:styleId="FirstParagraph" w:type="paragraph">
@@ -16492,6 +16520,8 @@
     <w:qFormat/>
     <w:pPr>
       <w:spacing w:after="36" w:before="36" w:line="360" w:lineRule="auto"/>
+      <w:ind w:firstLine="0"/>
+      <w:jc w:val="left"/>
     </w:pPr>
   </w:style>
   <w:style w:styleId="Title" w:type="paragraph">
@@ -17002,6 +17032,10 @@
     <w:qFormat/>
     <w:tblPr>
       <w:tblInd w:type="dxa" w:w="0"/>
+      <w:tblBorders>
+        <w:top w:val="single"/>
+        <w:bottom w:val="single"/>
+      </w:tblBorders>
       <w:tblCellMar>
         <w:top w:type="dxa" w:w="0"/>
         <w:left w:type="dxa" w:w="108"/>

--- a/Final Paper.docx
+++ b/Final Paper.docx
@@ -11821,30 +11821,49 @@
     <w:p>
       <w:pPr>
         <w:pStyle w:val="FirstParagraph"/>
-        <w:keepNext/>
+      </w:pPr>
+      <w:r>
+        <w:t xml:space="preserve">IEEE 830 / ISO·IEC·IEEE 29148 Format</w:t>
+      </w:r>
+    </w:p>
+    <w:p>
+      <w:pPr>
+        <w:pStyle w:val="BodyText"/>
       </w:pPr>
       <w:r>
         <w:rPr>
           <w:b/>
           <w:bCs/>
         </w:rPr>
-        <w:t xml:space="preserve">FontID — Typographic-Hallucination Font Matcher</w:t>
-      </w:r>
-      <w:r>
-        <w:t xml:space="preserve"> </w:t>
-      </w:r>
-      <w:r>
-        <w:t xml:space="preserve">Web demonstrator for</w:t>
-      </w:r>
-      <w:r>
-        <w:t xml:space="preserve"> </w:t>
-      </w:r>
-      <w:r>
-        <w:rPr>
-          <w:i/>
-          <w:iCs/>
-        </w:rPr>
-        <w:t xml:space="preserve">“Addressing Typographic Hallucination in Generative AI Images: An Open-Set Metric Learning Approach to Font Style Recognition.”</w:t>
+        <w:t xml:space="preserve">Addressing Typographic Hallucination in Generative AI Images: An Open-Set Metric Learning Approach to Font Style Recognition</w:t>
+      </w:r>
+    </w:p>
+    <w:p>
+      <w:pPr>
+        <w:pStyle w:val="BodyText"/>
+      </w:pPr>
+      <w:r>
+        <w:t xml:space="preserve">Version 1.1 · July 26, 2026</w:t>
+      </w:r>
+    </w:p>
+    <w:p>
+      <w:pPr>
+        <w:pStyle w:val="BodyText"/>
+      </w:pPr>
+      <w:r>
+        <w:t xml:space="preserve">By</w:t>
+      </w:r>
+      <w:r>
+        <w:t xml:space="preserve"> </w:t>
+      </w:r>
+      <w:r>
+        <w:t xml:space="preserve">Janritch Diputado</w:t>
+      </w:r>
+      <w:r>
+        <w:t xml:space="preserve"> </w:t>
+      </w:r>
+      <w:r>
+        <w:t xml:space="preserve">Matt Cabarrubias</w:t>
       </w:r>
     </w:p>
     <w:p>
@@ -11853,13 +11872,29 @@
         <w:keepNext/>
       </w:pPr>
       <w:r>
-        <w:t xml:space="preserve">Version 1.0 · IEEE 830 / ISO·IEC·IEEE 29148 (thesis-scoped)</w:t>
+        <w:t xml:space="preserve">Christine D. Bandalan, MEng</w:t>
+      </w:r>
+      <w:r>
+        <w:t xml:space="preserve"> </w:t>
+      </w:r>
+      <w:r>
+        <w:t xml:space="preserve">Faculty Adviser</w:t>
+      </w:r>
+    </w:p>
+    <w:p>
+      <w:pPr>
+        <w:pStyle w:val="Heading2"/>
+        <w:keepNext/>
+      </w:pPr>
+      <w:r>
+        <w:t xml:space="preserve">Revision History</w:t>
       </w:r>
     </w:p>
     <w:tbl>
       <w:tblPr>
         <w:tblStyle w:val="Table"/>
-        <w:tblW w:type="auto" w:w="0"/>
+        <w:tblW w:type="pct" w:w="5000"/>
+        <w:tblLayout w:type="fixed"/>
         <w:tblLook w:firstRow="1" w:lastRow="0" w:firstColumn="0" w:lastColumn="0" w:noHBand="0" w:noVBand="0" w:val="0020"/>
       </w:tblPr>
       <w:tblGrid>
@@ -11971,15 +12006,58 @@
           </w:p>
         </w:tc>
       </w:tr>
+      <w:tr>
+        <w:tc>
+          <w:tcPr/>
+          <w:p>
+            <w:pPr>
+              <w:pStyle w:val="Compact"/>
+              <w:jc w:val="left"/>
+            </w:pPr>
+            <w:r>
+              <w:t xml:space="preserve">2026-07-26</w:t>
+            </w:r>
+          </w:p>
+        </w:tc>
+        <w:tc>
+          <w:tcPr/>
+          <w:p>
+            <w:pPr>
+              <w:pStyle w:val="Compact"/>
+              <w:jc w:val="left"/>
+            </w:pPr>
+            <w:r>
+              <w:t xml:space="preserve">1.1</w:t>
+            </w:r>
+          </w:p>
+        </w:tc>
+        <w:tc>
+          <w:tcPr/>
+          <w:p>
+            <w:pPr>
+              <w:pStyle w:val="Compact"/>
+              <w:jc w:val="left"/>
+            </w:pPr>
+            <w:r>
+              <w:t xml:space="preserve">Restructured to the IEEE 830 capstone template; adviser format revisions</w:t>
+            </w:r>
+          </w:p>
+        </w:tc>
+        <w:tc>
+          <w:tcPr/>
+          <w:p>
+            <w:pPr>
+              <w:pStyle w:val="Compact"/>
+              <w:jc w:val="left"/>
+            </w:pPr>
+            <w:r>
+              <w:t xml:space="preserve">Research team</w:t>
+            </w:r>
+          </w:p>
+        </w:tc>
+      </w:tr>
     </w:tbl>
     <w:p>
-      <w:r>
-        <w:pict>
-          <v:rect style="width:0;height:1.5pt" o:hralign="center" o:hrstd="t" o:hr="t"/>
-        </w:pict>
-      </w:r>
-    </w:p>
-    <w:p>
       <w:pPr>
         <w:pStyle w:val="Heading2"/>
       </w:pPr>
@@ -12000,7 +12078,7 @@
         <w:pStyle w:val="FirstParagraph"/>
       </w:pPr>
       <w:r>
-        <w:t xml:space="preserve">This document specifies the requirements for</w:t>
+        <w:t xml:space="preserve">This Software Requirements Specification (SRS) defines the functional and non-functional requirements for</w:t>
       </w:r>
       <w:r>
         <w:t xml:space="preserve"> </w:t>
@@ -12013,7 +12091,10 @@
         <w:t xml:space="preserve">FontID</w:t>
       </w:r>
       <w:r>
-        <w:t xml:space="preserve">, the web demonstrator that exposes the thesis’s font-recognition model to a user. It is the</w:t>
+        <w:t xml:space="preserve"> </w:t>
+      </w:r>
+      <w:r>
+        <w:t xml:space="preserve">version 1.x, the web demonstrator that exposes the thesis’s font-recognition model to a user. It is the</w:t>
       </w:r>
       <w:r>
         <w:t xml:space="preserve"> </w:t>
@@ -12029,15 +12110,38 @@
         <w:t xml:space="preserve"> </w:t>
       </w:r>
       <w:r>
-        <w:t xml:space="preserve">half of the study’s build method (§4.10): a single-page application that accepts a generative-AI image, runs the open-set metric-learning pipeline, and returns a ranked shortlist of the closest Google Fonts for each detected line of text — or rejects the text as out-of-palette. The document is written for the two researchers (developers), the faculty adviser, and the panel evaluating the demonstrator.</w:t>
-      </w:r>
-    </w:p>
-    <w:p>
-      <w:pPr>
-        <w:pStyle w:val="BodyText"/>
-      </w:pPr>
-      <w:r>
-        <w:t xml:space="preserve">Requirements use</w:t>
+        <w:t xml:space="preserve">half of the study’s build method (Ch4 §4.10): a single-page application that accepts a generative-AI image, runs the open-set metric-learning pipeline, and returns a ranked shortlist of the closest Google Fonts for each detected line of text — or rejects the text as out-of-palette. The software will not perform font vectorization, licensing, or any commercial identification.</w:t>
+      </w:r>
+    </w:p>
+    <w:p>
+      <w:pPr>
+        <w:pStyle w:val="Heading3"/>
+      </w:pPr>
+      <w:r>
+        <w:t xml:space="preserve">1.2 Document Conventions</w:t>
+      </w:r>
+    </w:p>
+    <w:p>
+      <w:pPr>
+        <w:pStyle w:val="FirstParagraph"/>
+      </w:pPr>
+      <w:r>
+        <w:t xml:space="preserve">Each requirement is labeled</w:t>
+      </w:r>
+      <w:r>
+        <w:t xml:space="preserve"> </w:t>
+      </w:r>
+      <w:r>
+        <w:rPr>
+          <w:rStyle w:val="VerbatimChar"/>
+        </w:rPr>
+        <w:t xml:space="preserve">REQ-&lt;section&gt;-&lt;n&gt;</w:t>
+      </w:r>
+      <w:r>
+        <w:t xml:space="preserve"> </w:t>
+      </w:r>
+      <w:r>
+        <w:t xml:space="preserve">(e.g., REQ-4.1-2) with priority</w:t>
       </w:r>
       <w:r>
         <w:t xml:space="preserve"> </w:t>
@@ -12047,13 +12151,10 @@
           <w:b/>
           <w:bCs/>
         </w:rPr>
-        <w:t xml:space="preserve">shall</w:t>
-      </w:r>
-      <w:r>
-        <w:t xml:space="preserve"> </w:t>
-      </w:r>
-      <w:r>
-        <w:t xml:space="preserve">for mandatory behavior,</w:t>
+        <w:t xml:space="preserve">High / Med / Low</w:t>
+      </w:r>
+      <w:r>
+        <w:t xml:space="preserve">. Mandatory behavior uses</w:t>
       </w:r>
       <w:r>
         <w:t xml:space="preserve"> </w:t>
@@ -12063,28 +12164,10 @@
           <w:b/>
           <w:bCs/>
         </w:rPr>
-        <w:t xml:space="preserve">should</w:t>
-      </w:r>
-      <w:r>
-        <w:t xml:space="preserve"> </w:t>
-      </w:r>
-      <w:r>
-        <w:t xml:space="preserve">for desired behavior, and are labeled</w:t>
-      </w:r>
-      <w:r>
-        <w:t xml:space="preserve"> </w:t>
-      </w:r>
-      <w:r>
-        <w:rPr>
-          <w:rStyle w:val="VerbatimChar"/>
-        </w:rPr>
-        <w:t xml:space="preserve">REQ-&lt;section&gt;-&lt;n&gt;</w:t>
-      </w:r>
-      <w:r>
-        <w:t xml:space="preserve"> </w:t>
-      </w:r>
-      <w:r>
-        <w:t xml:space="preserve">with priority</w:t>
+        <w:t xml:space="preserve">shall</w:t>
+      </w:r>
+      <w:r>
+        <w:t xml:space="preserve">; desired behavior uses</w:t>
       </w:r>
       <w:r>
         <w:t xml:space="preserve"> </w:t>
@@ -12094,10 +12177,10 @@
           <w:b/>
           <w:bCs/>
         </w:rPr>
-        <w:t xml:space="preserve">High / Med / Low</w:t>
-      </w:r>
-      <w:r>
-        <w:t xml:space="preserve">.</w:t>
+        <w:t xml:space="preserve">should</w:t>
+      </w:r>
+      <w:r>
+        <w:t xml:space="preserve">. Tables and figures follow APA 7th edition formatting.</w:t>
       </w:r>
     </w:p>
     <w:p>
@@ -12105,7 +12188,23 @@
         <w:pStyle w:val="Heading3"/>
       </w:pPr>
       <w:r>
-        <w:t xml:space="preserve">1.2 Scope</w:t>
+        <w:t xml:space="preserve">1.3 Intended Audience and Reading Suggestions</w:t>
+      </w:r>
+    </w:p>
+    <w:p>
+      <w:pPr>
+        <w:pStyle w:val="FirstParagraph"/>
+      </w:pPr>
+      <w:r>
+        <w:t xml:space="preserve">The document is intended for the two researcher-developers, the faculty adviser, and the panel evaluating the demonstrator. The panel and adviser may read Section 2 for a high-level view of scope and functions; the developers should read Sections 3–5 in full; evaluators verifying the demo should focus on Section 4 (features) and Section 5 (non-functional requirements) to derive test cases.</w:t>
+      </w:r>
+    </w:p>
+    <w:p>
+      <w:pPr>
+        <w:pStyle w:val="Heading3"/>
+      </w:pPr>
+      <w:r>
+        <w:t xml:space="preserve">1.4 Product Scope</w:t>
       </w:r>
     </w:p>
     <w:p>
@@ -12165,7 +12264,7 @@
         <w:keepNext/>
       </w:pPr>
       <w:r>
-        <w:t xml:space="preserve">1.3 Definitions and Acronyms</w:t>
+        <w:t xml:space="preserve">1.5 References</w:t>
       </w:r>
     </w:p>
     <w:tbl>
@@ -12176,8 +12275,10 @@
         <w:tblLook w:firstRow="1" w:lastRow="0" w:firstColumn="0" w:lastColumn="0" w:noHBand="0" w:noVBand="0" w:val="0020"/>
       </w:tblPr>
       <w:tblGrid>
-        <w:gridCol w:w="3960"/>
-        <w:gridCol w:w="3960"/>
+        <w:gridCol w:w="1980"/>
+        <w:gridCol w:w="1980"/>
+        <w:gridCol w:w="1980"/>
+        <w:gridCol w:w="1980"/>
       </w:tblGrid>
       <w:tr>
         <w:trPr>
@@ -12191,7 +12292,7 @@
               <w:jc w:val="left"/>
             </w:pPr>
             <w:r>
-              <w:t xml:space="preserve">Term</w:t>
+              <w:t xml:space="preserve">Ref#</w:t>
             </w:r>
           </w:p>
         </w:tc>
@@ -12203,7 +12304,31 @@
               <w:jc w:val="left"/>
             </w:pPr>
             <w:r>
-              <w:t xml:space="preserve">Meaning</w:t>
+              <w:t xml:space="preserve">Document Title</w:t>
+            </w:r>
+          </w:p>
+        </w:tc>
+        <w:tc>
+          <w:tcPr/>
+          <w:p>
+            <w:pPr>
+              <w:pStyle w:val="Compact"/>
+              <w:jc w:val="left"/>
+            </w:pPr>
+            <w:r>
+              <w:t xml:space="preserve">Version/Date</w:t>
+            </w:r>
+          </w:p>
+        </w:tc>
+        <w:tc>
+          <w:tcPr/>
+          <w:p>
+            <w:pPr>
+              <w:pStyle w:val="Compact"/>
+              <w:jc w:val="left"/>
+            </w:pPr>
+            <w:r>
+              <w:t xml:space="preserve">Source</w:t>
             </w:r>
           </w:p>
         </w:tc>
@@ -12217,7 +12342,7 @@
               <w:jc w:val="left"/>
             </w:pPr>
             <w:r>
-              <w:t xml:space="preserve">Typographic hallucination</w:t>
+              <w:t xml:space="preserve">[1]</w:t>
             </w:r>
           </w:p>
         </w:tc>
@@ -12229,7 +12354,31 @@
               <w:jc w:val="left"/>
             </w:pPr>
             <w:r>
-              <w:t xml:space="preserve">Probabilistic glyph deformation (warping, kerning jitter, smear) that GenAI introduces into rendered text.</w:t>
+              <w:t xml:space="preserve">Thesis Chapter 4 — Methodology (conceptual framework §4.4, architecture §4.5, build method §4.10)</w:t>
+            </w:r>
+          </w:p>
+        </w:tc>
+        <w:tc>
+          <w:tcPr/>
+          <w:p>
+            <w:pPr>
+              <w:pStyle w:val="Compact"/>
+              <w:jc w:val="left"/>
+            </w:pPr>
+            <w:r>
+              <w:t xml:space="preserve">2026</w:t>
+            </w:r>
+          </w:p>
+        </w:tc>
+        <w:tc>
+          <w:tcPr/>
+          <w:p>
+            <w:pPr>
+              <w:pStyle w:val="Compact"/>
+              <w:jc w:val="left"/>
+            </w:pPr>
+            <w:r>
+              <w:t xml:space="preserve">This thesis</w:t>
             </w:r>
           </w:p>
         </w:tc>
@@ -12243,7 +12392,7 @@
               <w:jc w:val="left"/>
             </w:pPr>
             <w:r>
-              <w:t xml:space="preserve">Palette</w:t>
+              <w:t xml:space="preserve">[2]</w:t>
             </w:r>
           </w:p>
         </w:tc>
@@ -12255,7 +12404,31 @@
               <w:jc w:val="left"/>
             </w:pPr>
             <w:r>
-              <w:t xml:space="preserve">The curated closed set of 50–100 known Google Fonts the model can name.</w:t>
+              <w:t xml:space="preserve">IEEE Std 830-1998, Recommended Practice for Software Requirements Specifications</w:t>
+            </w:r>
+          </w:p>
+        </w:tc>
+        <w:tc>
+          <w:tcPr/>
+          <w:p>
+            <w:pPr>
+              <w:pStyle w:val="Compact"/>
+              <w:jc w:val="left"/>
+            </w:pPr>
+            <w:r>
+              <w:t xml:space="preserve">1998</w:t>
+            </w:r>
+          </w:p>
+        </w:tc>
+        <w:tc>
+          <w:tcPr/>
+          <w:p>
+            <w:pPr>
+              <w:pStyle w:val="Compact"/>
+              <w:jc w:val="left"/>
+            </w:pPr>
+            <w:r>
+              <w:t xml:space="preserve">IEEE</w:t>
             </w:r>
           </w:p>
         </w:tc>
@@ -12269,7 +12442,7 @@
               <w:jc w:val="left"/>
             </w:pPr>
             <w:r>
-              <w:t xml:space="preserve">Open-set / reject</w:t>
+              <w:t xml:space="preserve">[3]</w:t>
             </w:r>
           </w:p>
         </w:tc>
@@ -12281,32 +12454,31 @@
               <w:jc w:val="left"/>
             </w:pPr>
             <w:r>
-              <w:t xml:space="preserve">Returning</w:t>
-            </w:r>
-            <w:r>
-              <w:t xml:space="preserve"> </w:t>
-            </w:r>
-            <w:r>
-              <w:t xml:space="preserve">“unknown”</w:t>
-            </w:r>
-            <w:r>
-              <w:t xml:space="preserve"> </w:t>
-            </w:r>
-            <w:r>
-              <w:t xml:space="preserve">when a crop’s best match falls below threshold</w:t>
-            </w:r>
-            <w:r>
-              <w:t xml:space="preserve"> </w:t>
-            </w:r>
-            <w:r>
-              <w:rPr>
-                <w:b/>
-                <w:bCs/>
-              </w:rPr>
-              <w:t xml:space="preserve">τ</w:t>
-            </w:r>
-            <w:r>
-              <w:t xml:space="preserve">, instead of forcing a wrong label.</w:t>
+              <w:t xml:space="preserve">ISO/IEC/IEEE 29148:2018, Requirements engineering</w:t>
+            </w:r>
+          </w:p>
+        </w:tc>
+        <w:tc>
+          <w:tcPr/>
+          <w:p>
+            <w:pPr>
+              <w:pStyle w:val="Compact"/>
+              <w:jc w:val="left"/>
+            </w:pPr>
+            <w:r>
+              <w:t xml:space="preserve">2018</w:t>
+            </w:r>
+          </w:p>
+        </w:tc>
+        <w:tc>
+          <w:tcPr/>
+          <w:p>
+            <w:pPr>
+              <w:pStyle w:val="Compact"/>
+              <w:jc w:val="left"/>
+            </w:pPr>
+            <w:r>
+              <w:t xml:space="preserve">ISO/IEC/IEEE</w:t>
             </w:r>
           </w:p>
         </w:tc>
@@ -12320,7 +12492,7 @@
               <w:jc w:val="left"/>
             </w:pPr>
             <w:r>
-              <w:t xml:space="preserve">Top-K</w:t>
+              <w:t xml:space="preserve">[4]</w:t>
             </w:r>
           </w:p>
         </w:tc>
@@ -12332,12 +12504,10 @@
               <w:jc w:val="left"/>
             </w:pPr>
             <w:r>
-              <w:t xml:space="preserve">The K highest-ranked font candidates for one text crop (K = 3 in the demo).</w:t>
-            </w:r>
-          </w:p>
-        </w:tc>
-      </w:tr>
-      <w:tr>
+              <w:t xml:space="preserve">Google Fonts open-source font library</w:t>
+            </w:r>
+          </w:p>
+        </w:tc>
         <w:tc>
           <w:tcPr/>
           <w:p>
@@ -12346,7 +12516,7 @@
               <w:jc w:val="left"/>
             </w:pPr>
             <w:r>
-              <w:t xml:space="preserve">Embedding</w:t>
+              <w:t xml:space="preserve">current</w:t>
             </w:r>
           </w:p>
         </w:tc>
@@ -12358,45 +12528,12 @@
               <w:jc w:val="left"/>
             </w:pPr>
             <w:r>
-              <w:t xml:space="preserve">The fixed-length style vector produced by the DINOv2 encoder + metric head.</w:t>
-            </w:r>
-          </w:p>
-        </w:tc>
-      </w:tr>
-      <w:tr>
-        <w:tc>
-          <w:tcPr/>
-          <w:p>
-            <w:pPr>
-              <w:pStyle w:val="Compact"/>
-              <w:jc w:val="left"/>
-            </w:pPr>
-            <w:r>
-              <w:t xml:space="preserve">SSIM</w:t>
-            </w:r>
-          </w:p>
-        </w:tc>
-        <w:tc>
-          <w:tcPr/>
-          <w:p>
-            <w:pPr>
-              <w:pStyle w:val="Compact"/>
-              <w:jc w:val="left"/>
-            </w:pPr>
-            <w:r>
-              <w:t xml:space="preserve">Structural Similarity Index — re-render score between the input crop and the predicted font.</w:t>
+              <w:t xml:space="preserve">https://fonts.google.com</w:t>
             </w:r>
           </w:p>
         </w:tc>
       </w:tr>
     </w:tbl>
-    <w:p>
-      <w:r>
-        <w:pict>
-          <v:rect style="width:0;height:1.5pt" o:hralign="center" o:hrstd="t" o:hr="t"/>
-        </w:pict>
-      </w:r>
-    </w:p>
     <w:p>
       <w:pPr>
         <w:pStyle w:val="Heading2"/>
@@ -12528,7 +12665,7 @@
         <w:keepNext/>
       </w:pPr>
       <w:r>
-        <w:t xml:space="preserve">2.3 User Classes</w:t>
+        <w:t xml:space="preserve">2.3 User Classes and Characteristics</w:t>
       </w:r>
     </w:p>
     <w:tbl>
@@ -12579,7 +12716,7 @@
               <w:jc w:val="left"/>
             </w:pPr>
             <w:r>
-              <w:t xml:space="preserve">Use of the app</w:t>
+              <w:t xml:space="preserve">Privileges/Access</w:t>
             </w:r>
           </w:p>
         </w:tc>
@@ -12617,7 +12754,7 @@
               <w:jc w:val="left"/>
             </w:pPr>
             <w:r>
-              <w:t xml:space="preserve">Uploads an image, reads the Top-K shortlist.</w:t>
+              <w:t xml:space="preserve">Standard access: uploads an image, reads the Top-K shortlist.</w:t>
             </w:r>
           </w:p>
         </w:tc>
@@ -12655,7 +12792,7 @@
               <w:jc w:val="left"/>
             </w:pPr>
             <w:r>
-              <w:t xml:space="preserve">Drives the demo, inspects scores, confirms open-set reject behavior.</w:t>
+              <w:t xml:space="preserve">Full local access: drives the demo, inspects backend score/τ logs, confirms open-set reject behavior.</w:t>
             </w:r>
           </w:p>
         </w:tc>
@@ -12761,7 +12898,7 @@
         </w:numPr>
       </w:pPr>
       <w:r>
-        <w:t xml:space="preserve">Stack is fixed by the methodology (§4.8):</w:t>
+        <w:t xml:space="preserve">Stack is fixed by the methodology (Ch4 §4.8):</w:t>
       </w:r>
       <w:r>
         <w:t xml:space="preserve"> </w:t>
@@ -12853,7 +12990,7 @@
         <w:t xml:space="preserve"> </w:t>
       </w:r>
       <w:r>
-        <w:t xml:space="preserve">run inside the model forward pass to avoid train–serve skew (§4.3.2).</w:t>
+        <w:t xml:space="preserve">run inside the model forward pass to avoid train–serve skew (Ch4 §4.3.2).</w:t>
       </w:r>
     </w:p>
     <w:p>
@@ -12913,10 +13050,15 @@
       </w:r>
     </w:p>
     <w:p>
-      <w:r>
-        <w:pict>
-          <v:rect style="width:0;height:1.5pt" o:hralign="center" o:hrstd="t" o:hr="t"/>
-        </w:pict>
+      <w:pPr>
+        <w:pStyle w:val="Compact"/>
+        <w:numPr>
+          <w:ilvl w:val="0"/>
+          <w:numId w:val="1010"/>
+        </w:numPr>
+      </w:pPr>
+      <w:r>
+        <w:t xml:space="preserve">The HuggingFace Hub remains reachable for the one-time weight download; after that the app runs offline.</w:t>
       </w:r>
     </w:p>
     <w:p>
@@ -12932,7 +13074,7 @@
         <w:pStyle w:val="Heading3"/>
       </w:pPr>
       <w:r>
-        <w:t xml:space="preserve">3.1 User Interface</w:t>
+        <w:t xml:space="preserve">3.1 User Interfaces</w:t>
       </w:r>
     </w:p>
     <w:p>
@@ -13052,23 +13194,7 @@
         <w:pStyle w:val="FirstParagraph"/>
       </w:pPr>
       <w:r>
-        <w:t xml:space="preserve">The interface</w:t>
-      </w:r>
-      <w:r>
-        <w:t xml:space="preserve"> </w:t>
-      </w:r>
-      <w:r>
-        <w:rPr>
-          <w:b/>
-          <w:bCs/>
-        </w:rPr>
-        <w:t xml:space="preserve">shall</w:t>
-      </w:r>
-      <w:r>
-        <w:t xml:space="preserve"> </w:t>
-      </w:r>
-      <w:r>
-        <w:t xml:space="preserve">work at desktop widths and keep all three zones reachable on one page. Standard affordances: every result font preview offers a copy-name / preview action.</w:t>
+        <w:t xml:space="preserve">The interface shall work at desktop widths and keep all three zones reachable on one page. Standard affordances: every result font preview offers a copy-name / preview action.</w:t>
       </w:r>
     </w:p>
     <w:p>
@@ -13107,18 +13233,18 @@
           <wp:inline>
             <wp:extent cx="5334000" cy="7593328"/>
             <wp:effectExtent b="0" l="0" r="0" t="0"/>
-            <wp:docPr descr="FontID single-page wireframe with three stacked zones: an upload dropzone with sample thumbnails, a processing zone showing detected text regions and pipeline status, and a results carousel of per-region cards" title="" id="130" name="Picture"/>
+            <wp:docPr descr="FontID single-page wireframe with three stacked zones: an upload dropzone with sample thumbnails, a processing zone showing detected text regions and pipeline status, and a results carousel of per-region cards" title="" id="133" name="Picture"/>
             <a:graphic>
               <a:graphicData uri="http://schemas.openxmlformats.org/drawingml/2006/picture">
                 <pic:pic>
                   <pic:nvPicPr>
-                    <pic:cNvPr descr="assets/figures/app_wireframe.png" id="131" name="Picture"/>
+                    <pic:cNvPr descr="assets/figures/app_wireframe.png" id="134" name="Picture"/>
                     <pic:cNvPicPr>
                       <a:picLocks noChangeArrowheads="1" noChangeAspect="1"/>
                     </pic:cNvPicPr>
                   </pic:nvPicPr>
                   <pic:blipFill>
-                    <a:blip r:embed="rId129"/>
+                    <a:blip r:embed="rId132"/>
                     <a:stretch>
                       <a:fillRect/>
                     </a:stretch>
@@ -13148,7 +13274,6 @@
     <w:p>
       <w:pPr>
         <w:pStyle w:val="BodyText"/>
-        <w:keepNext/>
       </w:pPr>
       <w:r>
         <w:rPr>
@@ -13167,10 +13292,27 @@
     <w:p>
       <w:pPr>
         <w:pStyle w:val="Heading3"/>
+      </w:pPr>
+      <w:r>
+        <w:t xml:space="preserve">3.2 Hardware Interfaces</w:t>
+      </w:r>
+    </w:p>
+    <w:p>
+      <w:pPr>
+        <w:pStyle w:val="FirstParagraph"/>
         <w:keepNext/>
       </w:pPr>
       <w:r>
-        <w:t xml:space="preserve">3.2 Software Interfaces</w:t>
+        <w:t xml:space="preserve">No dedicated hardware interface exists. The system runs on a commodity laptop; an NVIDIA GPU, when present, is used through the standard CUDA driver stack, and CPU-only operation is supported. No scanners, sensors, or printers are involved.</w:t>
+      </w:r>
+    </w:p>
+    <w:p>
+      <w:pPr>
+        <w:pStyle w:val="Heading3"/>
+        <w:keepNext/>
+      </w:pPr>
+      <w:r>
+        <w:t xml:space="preserve">3.3 Software Interfaces</w:t>
       </w:r>
     </w:p>
     <w:tbl>
@@ -13400,10 +13542,18 @@
     </w:tbl>
     <w:p>
       <w:pPr>
-        <w:pStyle w:val="BodyText"/>
-      </w:pPr>
-      <w:r>
-        <w:t xml:space="preserve">All client–server traffic is local HTTP over</w:t>
+        <w:pStyle w:val="Heading3"/>
+      </w:pPr>
+      <w:r>
+        <w:t xml:space="preserve">3.4 Communications Interfaces</w:t>
+      </w:r>
+    </w:p>
+    <w:p>
+      <w:pPr>
+        <w:pStyle w:val="FirstParagraph"/>
+      </w:pPr>
+      <w:r>
+        <w:t xml:space="preserve">All client–server traffic is HTTP over</w:t>
       </w:r>
       <w:r>
         <w:t xml:space="preserve"> </w:t>
@@ -13415,31 +13565,63 @@
         <w:t xml:space="preserve">localhost</w:t>
       </w:r>
       <w:r>
+        <w:t xml:space="preserve"> </w:t>
+      </w:r>
+      <w:r>
+        <w:t xml:space="preserve">(REST, JSON, multipart upload). No external network traffic occurs at request time, no email or notification channels exist, and no TLS is required for the single-machine demo.</w:t>
+      </w:r>
+    </w:p>
+    <w:p>
+      <w:pPr>
+        <w:pStyle w:val="Heading2"/>
+      </w:pPr>
+      <w:r>
+        <w:t xml:space="preserve">4. System Features</w:t>
+      </w:r>
+    </w:p>
+    <w:p>
+      <w:pPr>
+        <w:pStyle w:val="Heading3"/>
+      </w:pPr>
+      <w:r>
+        <w:t xml:space="preserve">4.1 Image Input</w:t>
+      </w:r>
+    </w:p>
+    <w:p>
+      <w:pPr>
+        <w:pStyle w:val="Heading4"/>
+      </w:pPr>
+      <w:r>
+        <w:t xml:space="preserve">4.1.1 Description and Priority</w:t>
+      </w:r>
+    </w:p>
+    <w:p>
+      <w:pPr>
+        <w:pStyle w:val="FirstParagraph"/>
+      </w:pPr>
+      <w:r>
+        <w:t xml:space="preserve">User supplies a GenAI image by drag-drop, file browse, or a bundled sample. Priority:</w:t>
+      </w:r>
+      <w:r>
+        <w:t xml:space="preserve"> </w:t>
+      </w:r>
+      <w:r>
+        <w:rPr>
+          <w:b/>
+          <w:bCs/>
+        </w:rPr>
+        <w:t xml:space="preserve">High</w:t>
+      </w:r>
+      <w:r>
         <w:t xml:space="preserve">.</w:t>
       </w:r>
     </w:p>
     <w:p>
-      <w:r>
-        <w:pict>
-          <v:rect style="width:0;height:1.5pt" o:hralign="center" o:hrstd="t" o:hr="t"/>
-        </w:pict>
-      </w:r>
-    </w:p>
-    <w:p>
-      <w:pPr>
-        <w:pStyle w:val="Heading2"/>
-      </w:pPr>
-      <w:r>
-        <w:t xml:space="preserve">4. System Features (Functional Requirements)</w:t>
-      </w:r>
-    </w:p>
-    <w:p>
-      <w:pPr>
-        <w:pStyle w:val="Heading3"/>
-        <w:keepNext/>
-      </w:pPr>
-      <w:r>
-        <w:t xml:space="preserve">4.1 Image Input — Priority: High</w:t>
+      <w:pPr>
+        <w:pStyle w:val="Heading4"/>
+      </w:pPr>
+      <w:r>
+        <w:t xml:space="preserve">4.1.2 Stimulus/Response Sequences</w:t>
       </w:r>
     </w:p>
     <w:p>
@@ -13448,7 +13630,7 @@
         <w:keepNext/>
       </w:pPr>
       <w:r>
-        <w:t xml:space="preserve">User supplies a GenAI image.</w:t>
+        <w:t xml:space="preserve">User drops/selects an image → client shows a preview and enables</w:t>
       </w:r>
       <w:r>
         <w:t xml:space="preserve"> </w:t>
@@ -13458,29 +13640,13 @@
           <w:b/>
           <w:bCs/>
         </w:rPr>
-        <w:t xml:space="preserve">Stimulus/response:</w:t>
-      </w:r>
-      <w:r>
-        <w:t xml:space="preserve"> </w:t>
-      </w:r>
-      <w:r>
-        <w:t xml:space="preserve">user drops/selects an image → client shows a preview and enables</w:t>
-      </w:r>
-      <w:r>
-        <w:t xml:space="preserve"> </w:t>
-      </w:r>
-      <w:r>
-        <w:rPr>
-          <w:b/>
-          <w:bCs/>
-        </w:rPr>
         <w:t xml:space="preserve">Identify Fonts</w:t>
       </w:r>
       <w:r>
         <w:t xml:space="preserve"> </w:t>
       </w:r>
       <w:r>
-        <w:t xml:space="preserve">→ click posts to</w:t>
+        <w:t xml:space="preserve">→ click posts the image to</w:t>
       </w:r>
       <w:r>
         <w:t xml:space="preserve"> </w:t>
@@ -13493,6 +13659,15 @@
       </w:r>
       <w:r>
         <w:t xml:space="preserve">.</w:t>
+      </w:r>
+    </w:p>
+    <w:p>
+      <w:pPr>
+        <w:pStyle w:val="Heading4"/>
+        <w:keepNext/>
+      </w:pPr>
+      <w:r>
+        <w:t xml:space="preserve">4.1.3 Functional Requirements</w:t>
       </w:r>
     </w:p>
     <w:tbl>
@@ -13531,7 +13706,7 @@
               <w:jc w:val="left"/>
             </w:pPr>
             <w:r>
-              <w:t xml:space="preserve">Requirement</w:t>
+              <w:t xml:space="preserve">Requirement Description</w:t>
             </w:r>
           </w:p>
         </w:tc>
@@ -13743,10 +13918,46 @@
     <w:p>
       <w:pPr>
         <w:pStyle w:val="Heading3"/>
-        <w:keepNext/>
-      </w:pPr>
-      <w:r>
-        <w:t xml:space="preserve">4.2 Text Localization and Processing — Priority: High</w:t>
+      </w:pPr>
+      <w:r>
+        <w:t xml:space="preserve">4.2 Text Localization and Processing</w:t>
+      </w:r>
+    </w:p>
+    <w:p>
+      <w:pPr>
+        <w:pStyle w:val="Heading4"/>
+      </w:pPr>
+      <w:r>
+        <w:t xml:space="preserve">4.2.1 Description and Priority</w:t>
+      </w:r>
+    </w:p>
+    <w:p>
+      <w:pPr>
+        <w:pStyle w:val="FirstParagraph"/>
+      </w:pPr>
+      <w:r>
+        <w:t xml:space="preserve">The backend finds text regions and prepares each crop for matching. Priority:</w:t>
+      </w:r>
+      <w:r>
+        <w:t xml:space="preserve"> </w:t>
+      </w:r>
+      <w:r>
+        <w:rPr>
+          <w:b/>
+          <w:bCs/>
+        </w:rPr>
+        <w:t xml:space="preserve">High</w:t>
+      </w:r>
+      <w:r>
+        <w:t xml:space="preserve">.</w:t>
+      </w:r>
+    </w:p>
+    <w:p>
+      <w:pPr>
+        <w:pStyle w:val="Heading4"/>
+      </w:pPr>
+      <w:r>
+        <w:t xml:space="preserve">4.2.2 Stimulus/Response Sequences</w:t>
       </w:r>
     </w:p>
     <w:p>
@@ -13755,22 +13966,6 @@
         <w:keepNext/>
       </w:pPr>
       <w:r>
-        <w:t xml:space="preserve">The backend finds text regions and prepares each crop.</w:t>
-      </w:r>
-      <w:r>
-        <w:t xml:space="preserve"> </w:t>
-      </w:r>
-      <w:r>
-        <w:rPr>
-          <w:b/>
-          <w:bCs/>
-        </w:rPr>
-        <w:t xml:space="preserve">Stimulus/response:</w:t>
-      </w:r>
-      <w:r>
-        <w:t xml:space="preserve"> </w:t>
-      </w:r>
-      <w:r>
         <w:rPr>
           <w:rStyle w:val="VerbatimChar"/>
         </w:rPr>
@@ -13780,7 +13975,16 @@
         <w:t xml:space="preserve"> </w:t>
       </w:r>
       <w:r>
-        <w:t xml:space="preserve">receives the image → localizer returns boxes → each crop is preprocessed and embedded → status advances in the Processing zone.</w:t>
+        <w:t xml:space="preserve">receives the image → localizer returns bounding boxes → each crop is preprocessed and embedded → status advances in the Processing zone.</w:t>
+      </w:r>
+    </w:p>
+    <w:p>
+      <w:pPr>
+        <w:pStyle w:val="Heading4"/>
+        <w:keepNext/>
+      </w:pPr>
+      <w:r>
+        <w:t xml:space="preserve">4.2.3 Functional Requirements</w:t>
       </w:r>
     </w:p>
     <w:tbl>
@@ -13819,7 +14023,7 @@
               <w:jc w:val="left"/>
             </w:pPr>
             <w:r>
-              <w:t xml:space="preserve">Requirement</w:t>
+              <w:t xml:space="preserve">Requirement Description</w:t>
             </w:r>
           </w:p>
         </w:tc>
@@ -13992,10 +14196,46 @@
     <w:p>
       <w:pPr>
         <w:pStyle w:val="Heading3"/>
-        <w:keepNext/>
-      </w:pPr>
-      <w:r>
-        <w:t xml:space="preserve">4.3 Font Matching and Top-K Results — Priority: High</w:t>
+      </w:pPr>
+      <w:r>
+        <w:t xml:space="preserve">4.3 Font Matching and Top-K Results</w:t>
+      </w:r>
+    </w:p>
+    <w:p>
+      <w:pPr>
+        <w:pStyle w:val="Heading4"/>
+      </w:pPr>
+      <w:r>
+        <w:t xml:space="preserve">4.3.1 Description and Priority</w:t>
+      </w:r>
+    </w:p>
+    <w:p>
+      <w:pPr>
+        <w:pStyle w:val="FirstParagraph"/>
+      </w:pPr>
+      <w:r>
+        <w:t xml:space="preserve">For each crop, the system ranks the palette and decides known vs. unknown. Priority:</w:t>
+      </w:r>
+      <w:r>
+        <w:t xml:space="preserve"> </w:t>
+      </w:r>
+      <w:r>
+        <w:rPr>
+          <w:b/>
+          <w:bCs/>
+        </w:rPr>
+        <w:t xml:space="preserve">High</w:t>
+      </w:r>
+      <w:r>
+        <w:t xml:space="preserve">.</w:t>
+      </w:r>
+    </w:p>
+    <w:p>
+      <w:pPr>
+        <w:pStyle w:val="Heading4"/>
+      </w:pPr>
+      <w:r>
+        <w:t xml:space="preserve">4.3.2 Stimulus/Response Sequences</w:t>
       </w:r>
     </w:p>
     <w:p>
@@ -14004,23 +14244,16 @@
         <w:keepNext/>
       </w:pPr>
       <w:r>
-        <w:t xml:space="preserve">For each crop, rank the palette and decide known vs. unknown.</w:t>
-      </w:r>
-      <w:r>
-        <w:t xml:space="preserve"> </w:t>
-      </w:r>
-      <w:r>
-        <w:rPr>
-          <w:b/>
-          <w:bCs/>
-        </w:rPr>
-        <w:t xml:space="preserve">Stimulus/response:</w:t>
-      </w:r>
-      <w:r>
-        <w:t xml:space="preserve"> </w:t>
-      </w:r>
-      <w:r>
-        <w:t xml:space="preserve">embedding is compared to the palette → if best similarity ≥ τ, return ranked Top-K; else mark the crop out-of-palette.</w:t>
+        <w:t xml:space="preserve">Embedding is compared to the palette → if best similarity ≥ τ, return the ranked Top-K; else mark the crop out-of-palette.</w:t>
+      </w:r>
+    </w:p>
+    <w:p>
+      <w:pPr>
+        <w:pStyle w:val="Heading4"/>
+        <w:keepNext/>
+      </w:pPr>
+      <w:r>
+        <w:t xml:space="preserve">4.3.3 Functional Requirements</w:t>
       </w:r>
     </w:p>
     <w:tbl>
@@ -14059,7 +14292,7 @@
               <w:jc w:val="left"/>
             </w:pPr>
             <w:r>
-              <w:t xml:space="preserve">Requirement</w:t>
+              <w:t xml:space="preserve">Requirement Description</w:t>
             </w:r>
           </w:p>
         </w:tc>
@@ -14291,10 +14524,46 @@
     <w:p>
       <w:pPr>
         <w:pStyle w:val="Heading3"/>
-        <w:keepNext/>
-      </w:pPr>
-      <w:r>
-        <w:t xml:space="preserve">4.4 Font Preview — Priority: Med</w:t>
+      </w:pPr>
+      <w:r>
+        <w:t xml:space="preserve">4.4 Font Preview</w:t>
+      </w:r>
+    </w:p>
+    <w:p>
+      <w:pPr>
+        <w:pStyle w:val="Heading4"/>
+      </w:pPr>
+      <w:r>
+        <w:t xml:space="preserve">4.4.1 Description and Priority</w:t>
+      </w:r>
+    </w:p>
+    <w:p>
+      <w:pPr>
+        <w:pStyle w:val="FirstParagraph"/>
+      </w:pPr>
+      <w:r>
+        <w:t xml:space="preserve">The user visually confirms a match against live-rendered candidates. Priority:</w:t>
+      </w:r>
+      <w:r>
+        <w:t xml:space="preserve"> </w:t>
+      </w:r>
+      <w:r>
+        <w:rPr>
+          <w:b/>
+          <w:bCs/>
+        </w:rPr>
+        <w:t xml:space="preserve">Med</w:t>
+      </w:r>
+      <w:r>
+        <w:t xml:space="preserve">.</w:t>
+      </w:r>
+    </w:p>
+    <w:p>
+      <w:pPr>
+        <w:pStyle w:val="Heading4"/>
+      </w:pPr>
+      <w:r>
+        <w:t xml:space="preserve">4.4.2 Stimulus/Response Sequences</w:t>
       </w:r>
     </w:p>
     <w:p>
@@ -14303,23 +14572,16 @@
         <w:keepNext/>
       </w:pPr>
       <w:r>
-        <w:t xml:space="preserve">Let the user visually confirm a match.</w:t>
-      </w:r>
-      <w:r>
-        <w:t xml:space="preserve"> </w:t>
-      </w:r>
-      <w:r>
-        <w:rPr>
-          <w:b/>
-          <w:bCs/>
-        </w:rPr>
-        <w:t xml:space="preserve">Stimulus/response:</w:t>
-      </w:r>
-      <w:r>
-        <w:t xml:space="preserve"> </w:t>
-      </w:r>
-      <w:r>
-        <w:t xml:space="preserve">for each candidate the app renders the detected text string in that font.</w:t>
+        <w:t xml:space="preserve">For each candidate font, the app renders the detected text string in that font beside the crop.</w:t>
+      </w:r>
+    </w:p>
+    <w:p>
+      <w:pPr>
+        <w:pStyle w:val="Heading4"/>
+        <w:keepNext/>
+      </w:pPr>
+      <w:r>
+        <w:t xml:space="preserve">4.4.3 Functional Requirements</w:t>
       </w:r>
     </w:p>
     <w:tbl>
@@ -14358,7 +14620,7 @@
               <w:jc w:val="left"/>
             </w:pPr>
             <w:r>
-              <w:t xml:space="preserve">Requirement</w:t>
+              <w:t xml:space="preserve">Requirement Description</w:t>
             </w:r>
           </w:p>
         </w:tc>
@@ -14453,19 +14715,12 @@
       </w:tr>
     </w:tbl>
     <w:p>
-      <w:r>
-        <w:pict>
-          <v:rect style="width:0;height:1.5pt" o:hralign="center" o:hrstd="t" o:hr="t"/>
-        </w:pict>
-      </w:r>
-    </w:p>
-    <w:p>
       <w:pPr>
         <w:pStyle w:val="Heading2"/>
         <w:keepNext/>
       </w:pPr>
       <w:r>
-        <w:t xml:space="preserve">5. Non-Functional Requirements</w:t>
+        <w:t xml:space="preserve">5. Other Nonfunctional Requirements</w:t>
       </w:r>
     </w:p>
     <w:p>
@@ -14474,7 +14729,7 @@
         <w:keepNext/>
       </w:pPr>
       <w:r>
-        <w:t xml:space="preserve">5.1 Performance</w:t>
+        <w:t xml:space="preserve">5.1 Performance Requirements</w:t>
       </w:r>
     </w:p>
     <w:tbl>
@@ -14513,7 +14768,7 @@
               <w:jc w:val="left"/>
             </w:pPr>
             <w:r>
-              <w:t xml:space="preserve">Requirement</w:t>
+              <w:t xml:space="preserve">Requirement Description</w:t>
             </w:r>
           </w:p>
         </w:tc>
@@ -14598,7 +14853,6 @@
           <w:p>
             <w:pPr>
               <w:pStyle w:val="Compact"/>
-              <w:keepNext/>
               <w:jc w:val="left"/>
             </w:pPr>
             <w:r>
@@ -14614,7 +14868,16 @@
         <w:keepNext/>
       </w:pPr>
       <w:r>
-        <w:t xml:space="preserve">5.2 Usability</w:t>
+        <w:t xml:space="preserve">5.2 Safety Requirements</w:t>
+      </w:r>
+    </w:p>
+    <w:p>
+      <w:pPr>
+        <w:pStyle w:val="FirstParagraph"/>
+        <w:keepNext/>
+      </w:pPr>
+      <w:r>
+        <w:t xml:space="preserve">The system controls no physical process, so no physical-safety hazards exist. Against data loss: uploaded images are processed in memory and never written to disk, so a crash can lose at most the in-flight request; model weights and font assets are read-only at runtime.</w:t>
       </w:r>
     </w:p>
     <w:tbl>
@@ -14653,7 +14916,7 @@
               <w:jc w:val="left"/>
             </w:pPr>
             <w:r>
-              <w:t xml:space="preserve">Requirement</w:t>
+              <w:t xml:space="preserve">Requirement Description</w:t>
             </w:r>
           </w:p>
         </w:tc>
@@ -14691,54 +14954,15 @@
               <w:jc w:val="left"/>
             </w:pPr>
             <w:r>
-              <w:t xml:space="preserve">A first-time user shall complete upload → results without instructions, in one page with no navigation.</w:t>
-            </w:r>
-          </w:p>
-        </w:tc>
-        <w:tc>
-          <w:tcPr/>
-          <w:p>
-            <w:pPr>
-              <w:pStyle w:val="Compact"/>
-              <w:jc w:val="left"/>
-            </w:pPr>
-            <w:r>
-              <w:t xml:space="preserve">High</w:t>
-            </w:r>
-          </w:p>
-        </w:tc>
-      </w:tr>
-      <w:tr>
-        <w:tc>
-          <w:tcPr/>
-          <w:p>
-            <w:pPr>
-              <w:pStyle w:val="Compact"/>
-              <w:jc w:val="left"/>
-            </w:pPr>
-            <w:r>
-              <w:t xml:space="preserve">REQ-5.2-2</w:t>
-            </w:r>
-          </w:p>
-        </w:tc>
-        <w:tc>
-          <w:tcPr/>
-          <w:p>
-            <w:pPr>
-              <w:pStyle w:val="Compact"/>
-              <w:jc w:val="left"/>
-            </w:pPr>
-            <w:r>
-              <w:t xml:space="preserve">Scores and known/unknown status shall be visible without interaction.</w:t>
-            </w:r>
-          </w:p>
-        </w:tc>
-        <w:tc>
-          <w:tcPr/>
-          <w:p>
-            <w:pPr>
-              <w:pStyle w:val="Compact"/>
-              <w:keepNext/>
+              <w:t xml:space="preserve">The system shall open model weights and font assets read-only at runtime, so a failed request cannot corrupt them.</w:t>
+            </w:r>
+          </w:p>
+        </w:tc>
+        <w:tc>
+          <w:tcPr/>
+          <w:p>
+            <w:pPr>
+              <w:pStyle w:val="Compact"/>
               <w:jc w:val="left"/>
             </w:pPr>
             <w:r>
@@ -14754,7 +14978,16 @@
         <w:keepNext/>
       </w:pPr>
       <w:r>
-        <w:t xml:space="preserve">5.3 Reliability and Portability</w:t>
+        <w:t xml:space="preserve">5.3 Security Requirements</w:t>
+      </w:r>
+    </w:p>
+    <w:p>
+      <w:pPr>
+        <w:pStyle w:val="FirstParagraph"/>
+        <w:keepNext/>
+      </w:pPr>
+      <w:r>
+        <w:t xml:space="preserve">As a single-user local demo the app has no authentication and no persistence; no personal data is collected, so no retention obligations arise under data-privacy regulation.</w:t>
       </w:r>
     </w:p>
     <w:tbl>
@@ -14793,7 +15026,7 @@
               <w:jc w:val="left"/>
             </w:pPr>
             <w:r>
-              <w:t xml:space="preserve">Requirement</w:t>
+              <w:t xml:space="preserve">Requirement Description</w:t>
             </w:r>
           </w:p>
         </w:tc>
@@ -14831,7 +15064,7 @@
               <w:jc w:val="left"/>
             </w:pPr>
             <w:r>
-              <w:t xml:space="preserve">The system shall handle an unreadable/oversized/textless upload without crashing, returning a clear message.</w:t>
+              <w:t xml:space="preserve">The system shall process uploads in memory and discard them when the request completes; no upload shall be stored beyond the request lifetime.</w:t>
             </w:r>
           </w:p>
         </w:tc>
@@ -14869,15 +15102,31 @@
               <w:jc w:val="left"/>
             </w:pPr>
             <w:r>
-              <w:t xml:space="preserve">The system shall run from a single Docker image on a clean machine with no manual dependency setup.</w:t>
-            </w:r>
-          </w:p>
-        </w:tc>
-        <w:tc>
-          <w:tcPr/>
-          <w:p>
-            <w:pPr>
-              <w:pStyle w:val="Compact"/>
+              <w:t xml:space="preserve">The server shall bind only to the</w:t>
+            </w:r>
+            <w:r>
+              <w:t xml:space="preserve"> </w:t>
+            </w:r>
+            <w:r>
+              <w:rPr>
+                <w:rStyle w:val="VerbatimChar"/>
+              </w:rPr>
+              <w:t xml:space="preserve">localhost</w:t>
+            </w:r>
+            <w:r>
+              <w:t xml:space="preserve"> </w:t>
+            </w:r>
+            <w:r>
+              <w:t xml:space="preserve">interface and accept no remote connections.</w:t>
+            </w:r>
+          </w:p>
+        </w:tc>
+        <w:tc>
+          <w:tcPr/>
+          <w:p>
+            <w:pPr>
+              <w:pStyle w:val="Compact"/>
+              <w:keepNext/>
               <w:jc w:val="left"/>
             </w:pPr>
             <w:r>
@@ -14889,37 +15138,601 @@
     </w:tbl>
     <w:p>
       <w:pPr>
+        <w:pStyle w:val="Heading3"/>
+        <w:keepNext/>
+      </w:pPr>
+      <w:r>
+        <w:t xml:space="preserve">5.4 Software Quality Attributes</w:t>
+      </w:r>
+    </w:p>
+    <w:tbl>
+      <w:tblPr>
+        <w:tblStyle w:val="Table"/>
+        <w:tblW w:type="pct" w:w="5000"/>
+        <w:tblLayout w:type="fixed"/>
+        <w:tblLook w:firstRow="1" w:lastRow="0" w:firstColumn="0" w:lastColumn="0" w:noHBand="0" w:noVBand="0" w:val="0020"/>
+      </w:tblPr>
+      <w:tblGrid>
+        <w:gridCol w:w="2640"/>
+        <w:gridCol w:w="2640"/>
+        <w:gridCol w:w="2640"/>
+      </w:tblGrid>
+      <w:tr>
+        <w:trPr>
+          <w:tblHeader w:val="on"/>
+        </w:trPr>
+        <w:tc>
+          <w:tcPr/>
+          <w:p>
+            <w:pPr>
+              <w:pStyle w:val="Compact"/>
+              <w:jc w:val="left"/>
+            </w:pPr>
+            <w:r>
+              <w:t xml:space="preserve">ID</w:t>
+            </w:r>
+          </w:p>
+        </w:tc>
+        <w:tc>
+          <w:tcPr/>
+          <w:p>
+            <w:pPr>
+              <w:pStyle w:val="Compact"/>
+              <w:jc w:val="left"/>
+            </w:pPr>
+            <w:r>
+              <w:t xml:space="preserve">Requirement Description</w:t>
+            </w:r>
+          </w:p>
+        </w:tc>
+        <w:tc>
+          <w:tcPr/>
+          <w:p>
+            <w:pPr>
+              <w:pStyle w:val="Compact"/>
+              <w:jc w:val="left"/>
+            </w:pPr>
+            <w:r>
+              <w:t xml:space="preserve">Priority</w:t>
+            </w:r>
+          </w:p>
+        </w:tc>
+      </w:tr>
+      <w:tr>
+        <w:tc>
+          <w:tcPr/>
+          <w:p>
+            <w:pPr>
+              <w:pStyle w:val="Compact"/>
+              <w:jc w:val="left"/>
+            </w:pPr>
+            <w:r>
+              <w:t xml:space="preserve">REQ-5.4-1</w:t>
+            </w:r>
+          </w:p>
+        </w:tc>
+        <w:tc>
+          <w:tcPr/>
+          <w:p>
+            <w:pPr>
+              <w:pStyle w:val="Compact"/>
+              <w:jc w:val="left"/>
+            </w:pPr>
+            <w:r>
+              <w:t xml:space="preserve">Usability: a first-time user shall complete upload → results without instructions, in one page with no navigation.</w:t>
+            </w:r>
+          </w:p>
+        </w:tc>
+        <w:tc>
+          <w:tcPr/>
+          <w:p>
+            <w:pPr>
+              <w:pStyle w:val="Compact"/>
+              <w:jc w:val="left"/>
+            </w:pPr>
+            <w:r>
+              <w:t xml:space="preserve">High</w:t>
+            </w:r>
+          </w:p>
+        </w:tc>
+      </w:tr>
+      <w:tr>
+        <w:tc>
+          <w:tcPr/>
+          <w:p>
+            <w:pPr>
+              <w:pStyle w:val="Compact"/>
+              <w:jc w:val="left"/>
+            </w:pPr>
+            <w:r>
+              <w:t xml:space="preserve">REQ-5.4-2</w:t>
+            </w:r>
+          </w:p>
+        </w:tc>
+        <w:tc>
+          <w:tcPr/>
+          <w:p>
+            <w:pPr>
+              <w:pStyle w:val="Compact"/>
+              <w:jc w:val="left"/>
+            </w:pPr>
+            <w:r>
+              <w:t xml:space="preserve">Usability: scores and known/unknown status shall be visible without interaction.</w:t>
+            </w:r>
+          </w:p>
+        </w:tc>
+        <w:tc>
+          <w:tcPr/>
+          <w:p>
+            <w:pPr>
+              <w:pStyle w:val="Compact"/>
+              <w:jc w:val="left"/>
+            </w:pPr>
+            <w:r>
+              <w:t xml:space="preserve">Med</w:t>
+            </w:r>
+          </w:p>
+        </w:tc>
+      </w:tr>
+      <w:tr>
+        <w:tc>
+          <w:tcPr/>
+          <w:p>
+            <w:pPr>
+              <w:pStyle w:val="Compact"/>
+              <w:jc w:val="left"/>
+            </w:pPr>
+            <w:r>
+              <w:t xml:space="preserve">REQ-5.4-3</w:t>
+            </w:r>
+          </w:p>
+        </w:tc>
+        <w:tc>
+          <w:tcPr/>
+          <w:p>
+            <w:pPr>
+              <w:pStyle w:val="Compact"/>
+              <w:jc w:val="left"/>
+            </w:pPr>
+            <w:r>
+              <w:t xml:space="preserve">Reliability: the system shall handle an unreadable/oversized/textless upload without crashing, returning a clear message.</w:t>
+            </w:r>
+          </w:p>
+        </w:tc>
+        <w:tc>
+          <w:tcPr/>
+          <w:p>
+            <w:pPr>
+              <w:pStyle w:val="Compact"/>
+              <w:jc w:val="left"/>
+            </w:pPr>
+            <w:r>
+              <w:t xml:space="preserve">High</w:t>
+            </w:r>
+          </w:p>
+        </w:tc>
+      </w:tr>
+      <w:tr>
+        <w:tc>
+          <w:tcPr/>
+          <w:p>
+            <w:pPr>
+              <w:pStyle w:val="Compact"/>
+              <w:jc w:val="left"/>
+            </w:pPr>
+            <w:r>
+              <w:t xml:space="preserve">REQ-5.4-4</w:t>
+            </w:r>
+          </w:p>
+        </w:tc>
+        <w:tc>
+          <w:tcPr/>
+          <w:p>
+            <w:pPr>
+              <w:pStyle w:val="Compact"/>
+              <w:jc w:val="left"/>
+            </w:pPr>
+            <w:r>
+              <w:t xml:space="preserve">Portability: the system shall run from a single Docker image on a clean machine with no manual dependency setup.</w:t>
+            </w:r>
+          </w:p>
+        </w:tc>
+        <w:tc>
+          <w:tcPr/>
+          <w:p>
+            <w:pPr>
+              <w:pStyle w:val="Compact"/>
+              <w:jc w:val="left"/>
+            </w:pPr>
+            <w:r>
+              <w:t xml:space="preserve">Med</w:t>
+            </w:r>
+          </w:p>
+        </w:tc>
+      </w:tr>
+    </w:tbl>
+    <w:p>
+      <w:pPr>
+        <w:pStyle w:val="Heading3"/>
+      </w:pPr>
+      <w:r>
+        <w:t xml:space="preserve">5.5 Business Rules</w:t>
+      </w:r>
+    </w:p>
+    <w:p>
+      <w:pPr>
+        <w:pStyle w:val="Compact"/>
+        <w:numPr>
+          <w:ilvl w:val="0"/>
+          <w:numId w:val="1012"/>
+        </w:numPr>
+      </w:pPr>
+      <w:r>
+        <w:t xml:space="preserve">Only fonts from the open-source Google Fonts palette may be named in a result; the system never identifies or recommends a commercial font.</w:t>
+      </w:r>
+    </w:p>
+    <w:p>
+      <w:pPr>
+        <w:pStyle w:val="Compact"/>
+        <w:numPr>
+          <w:ilvl w:val="0"/>
+          <w:numId w:val="1012"/>
+        </w:numPr>
+      </w:pPr>
+      <w:r>
+        <w:t xml:space="preserve">A crop whose best similarity falls below τ must be reported as unknown; the system never forces a closed-set label onto an out-of-palette crop.</w:t>
+      </w:r>
+    </w:p>
+    <w:p>
+      <w:pPr>
+        <w:pStyle w:val="Compact"/>
+        <w:numPr>
+          <w:ilvl w:val="0"/>
+          <w:numId w:val="1012"/>
+        </w:numPr>
+      </w:pPr>
+      <w:r>
+        <w:t xml:space="preserve">Bundled sample images must come from real generative-AI output and must never overlap any training data.</w:t>
+      </w:r>
+    </w:p>
+    <w:p>
+      <w:pPr>
+        <w:pStyle w:val="Heading2"/>
+      </w:pPr>
+      <w:r>
+        <w:t xml:space="preserve">6. Other Requirements</w:t>
+      </w:r>
+    </w:p>
+    <w:p>
+      <w:pPr>
+        <w:pStyle w:val="Compact"/>
+        <w:numPr>
+          <w:ilvl w:val="0"/>
+          <w:numId w:val="1013"/>
+        </w:numPr>
+      </w:pPr>
+      <w:r>
+        <w:rPr>
+          <w:b/>
+          <w:bCs/>
+        </w:rPr>
+        <w:t xml:space="preserve">Licensing:</w:t>
+      </w:r>
+      <w:r>
+        <w:t xml:space="preserve"> </w:t>
+      </w:r>
+      <w:r>
+        <w:t xml:space="preserve">every runtime component and font asset is open-source; the system shall carry no mandatory license or subscription cost.</w:t>
+      </w:r>
+    </w:p>
+    <w:p>
+      <w:pPr>
+        <w:pStyle w:val="Compact"/>
+        <w:numPr>
+          <w:ilvl w:val="0"/>
+          <w:numId w:val="1013"/>
+        </w:numPr>
+      </w:pPr>
+      <w:r>
+        <w:rPr>
+          <w:b/>
+          <w:bCs/>
+        </w:rPr>
+        <w:t xml:space="preserve">Data retention:</w:t>
+      </w:r>
+      <w:r>
+        <w:t xml:space="preserve"> </w:t>
+      </w:r>
+      <w:r>
+        <w:t xml:space="preserve">none — the system stores no user data (see REQ-5.3-1).</w:t>
+      </w:r>
+    </w:p>
+    <w:p>
+      <w:pPr>
+        <w:pStyle w:val="Compact"/>
+        <w:keepNext/>
+        <w:numPr>
+          <w:ilvl w:val="0"/>
+          <w:numId w:val="1013"/>
+        </w:numPr>
+      </w:pPr>
+      <w:r>
+        <w:rPr>
+          <w:b/>
+          <w:bCs/>
+        </w:rPr>
+        <w:t xml:space="preserve">Internationalization:</w:t>
+      </w:r>
+      <w:r>
+        <w:t xml:space="preserve"> </w:t>
+      </w:r>
+      <w:r>
+        <w:t xml:space="preserve">the interface is English-only; the recognition palette is limited to Latin-script fonts, matching the thesis scope.</w:t>
+      </w:r>
+    </w:p>
+    <w:p>
+      <w:pPr>
+        <w:pStyle w:val="Heading2"/>
+        <w:keepNext/>
+      </w:pPr>
+      <w:r>
+        <w:t xml:space="preserve">Appendix A: Glossary</w:t>
+      </w:r>
+    </w:p>
+    <w:tbl>
+      <w:tblPr>
+        <w:tblStyle w:val="Table"/>
+        <w:tblW w:type="pct" w:w="5000"/>
+        <w:tblLayout w:type="fixed"/>
+        <w:tblLook w:firstRow="1" w:lastRow="0" w:firstColumn="0" w:lastColumn="0" w:noHBand="0" w:noVBand="0" w:val="0020"/>
+      </w:tblPr>
+      <w:tblGrid>
+        <w:gridCol w:w="3960"/>
+        <w:gridCol w:w="3960"/>
+      </w:tblGrid>
+      <w:tr>
+        <w:trPr>
+          <w:tblHeader w:val="on"/>
+        </w:trPr>
+        <w:tc>
+          <w:tcPr/>
+          <w:p>
+            <w:pPr>
+              <w:pStyle w:val="Compact"/>
+              <w:jc w:val="left"/>
+            </w:pPr>
+            <w:r>
+              <w:t xml:space="preserve">Term</w:t>
+            </w:r>
+          </w:p>
+        </w:tc>
+        <w:tc>
+          <w:tcPr/>
+          <w:p>
+            <w:pPr>
+              <w:pStyle w:val="Compact"/>
+              <w:jc w:val="left"/>
+            </w:pPr>
+            <w:r>
+              <w:t xml:space="preserve">Definition</w:t>
+            </w:r>
+          </w:p>
+        </w:tc>
+      </w:tr>
+      <w:tr>
+        <w:tc>
+          <w:tcPr/>
+          <w:p>
+            <w:pPr>
+              <w:pStyle w:val="Compact"/>
+              <w:jc w:val="left"/>
+            </w:pPr>
+            <w:r>
+              <w:t xml:space="preserve">Typographic hallucination</w:t>
+            </w:r>
+          </w:p>
+        </w:tc>
+        <w:tc>
+          <w:tcPr/>
+          <w:p>
+            <w:pPr>
+              <w:pStyle w:val="Compact"/>
+              <w:jc w:val="left"/>
+            </w:pPr>
+            <w:r>
+              <w:t xml:space="preserve">Probabilistic glyph deformation (warping, kerning jitter, smear) that GenAI introduces into rendered text.</w:t>
+            </w:r>
+          </w:p>
+        </w:tc>
+      </w:tr>
+      <w:tr>
+        <w:tc>
+          <w:tcPr/>
+          <w:p>
+            <w:pPr>
+              <w:pStyle w:val="Compact"/>
+              <w:jc w:val="left"/>
+            </w:pPr>
+            <w:r>
+              <w:t xml:space="preserve">Palette</w:t>
+            </w:r>
+          </w:p>
+        </w:tc>
+        <w:tc>
+          <w:tcPr/>
+          <w:p>
+            <w:pPr>
+              <w:pStyle w:val="Compact"/>
+              <w:jc w:val="left"/>
+            </w:pPr>
+            <w:r>
+              <w:t xml:space="preserve">The curated closed set of 50–100 known Google Fonts the model can name.</w:t>
+            </w:r>
+          </w:p>
+        </w:tc>
+      </w:tr>
+      <w:tr>
+        <w:tc>
+          <w:tcPr/>
+          <w:p>
+            <w:pPr>
+              <w:pStyle w:val="Compact"/>
+              <w:jc w:val="left"/>
+            </w:pPr>
+            <w:r>
+              <w:t xml:space="preserve">Open-set / reject</w:t>
+            </w:r>
+          </w:p>
+        </w:tc>
+        <w:tc>
+          <w:tcPr/>
+          <w:p>
+            <w:pPr>
+              <w:pStyle w:val="Compact"/>
+              <w:jc w:val="left"/>
+            </w:pPr>
+            <w:r>
+              <w:t xml:space="preserve">Returning</w:t>
+            </w:r>
+            <w:r>
+              <w:t xml:space="preserve"> </w:t>
+            </w:r>
+            <w:r>
+              <w:t xml:space="preserve">“unknown”</w:t>
+            </w:r>
+            <w:r>
+              <w:t xml:space="preserve"> </w:t>
+            </w:r>
+            <w:r>
+              <w:t xml:space="preserve">when a crop’s best match falls below threshold</w:t>
+            </w:r>
+            <w:r>
+              <w:t xml:space="preserve"> </w:t>
+            </w:r>
+            <w:r>
+              <w:rPr>
+                <w:b/>
+                <w:bCs/>
+              </w:rPr>
+              <w:t xml:space="preserve">τ</w:t>
+            </w:r>
+            <w:r>
+              <w:t xml:space="preserve">, instead of forcing a wrong label.</w:t>
+            </w:r>
+          </w:p>
+        </w:tc>
+      </w:tr>
+      <w:tr>
+        <w:tc>
+          <w:tcPr/>
+          <w:p>
+            <w:pPr>
+              <w:pStyle w:val="Compact"/>
+              <w:jc w:val="left"/>
+            </w:pPr>
+            <w:r>
+              <w:t xml:space="preserve">Top-K</w:t>
+            </w:r>
+          </w:p>
+        </w:tc>
+        <w:tc>
+          <w:tcPr/>
+          <w:p>
+            <w:pPr>
+              <w:pStyle w:val="Compact"/>
+              <w:jc w:val="left"/>
+            </w:pPr>
+            <w:r>
+              <w:t xml:space="preserve">The K highest-ranked font candidates for one text crop (K = 3 in the demo).</w:t>
+            </w:r>
+          </w:p>
+        </w:tc>
+      </w:tr>
+      <w:tr>
+        <w:tc>
+          <w:tcPr/>
+          <w:p>
+            <w:pPr>
+              <w:pStyle w:val="Compact"/>
+              <w:jc w:val="left"/>
+            </w:pPr>
+            <w:r>
+              <w:t xml:space="preserve">Embedding</w:t>
+            </w:r>
+          </w:p>
+        </w:tc>
+        <w:tc>
+          <w:tcPr/>
+          <w:p>
+            <w:pPr>
+              <w:pStyle w:val="Compact"/>
+              <w:jc w:val="left"/>
+            </w:pPr>
+            <w:r>
+              <w:t xml:space="preserve">The fixed-length style vector produced by the DINOv2 encoder + metric head.</w:t>
+            </w:r>
+          </w:p>
+        </w:tc>
+      </w:tr>
+      <w:tr>
+        <w:tc>
+          <w:tcPr/>
+          <w:p>
+            <w:pPr>
+              <w:pStyle w:val="Compact"/>
+              <w:jc w:val="left"/>
+            </w:pPr>
+            <w:r>
+              <w:t xml:space="preserve">SSIM</w:t>
+            </w:r>
+          </w:p>
+        </w:tc>
+        <w:tc>
+          <w:tcPr/>
+          <w:p>
+            <w:pPr>
+              <w:pStyle w:val="Compact"/>
+              <w:jc w:val="left"/>
+            </w:pPr>
+            <w:r>
+              <w:t xml:space="preserve">Structural Similarity Index — re-render score between the input crop and the predicted font.</w:t>
+            </w:r>
+          </w:p>
+        </w:tc>
+      </w:tr>
+    </w:tbl>
+    <w:p>
+      <w:pPr>
+        <w:pStyle w:val="Heading2"/>
+      </w:pPr>
+      <w:r>
+        <w:t xml:space="preserve">Appendix B: Analysis Models</w:t>
+      </w:r>
+    </w:p>
+    <w:p>
+      <w:pPr>
+        <w:pStyle w:val="FirstParagraph"/>
+      </w:pPr>
+      <w:r>
+        <w:t xml:space="preserve">The analysis models for this system live in Chapter 4 and are not duplicated here: the conceptual framework (Fig 8, §4.4.2) models the offline-training versus at-use data flow, the system-architecture diagram (Fig 9, §4.5.2) models the layered client-server structure, and the iterative-incremental SDLC model (Fig 10, §4.6) models the build sequence.</w:t>
+      </w:r>
+    </w:p>
+    <w:p>
+      <w:pPr>
         <w:pStyle w:val="BodyText"/>
       </w:pPr>
       <w:r>
         <w:rPr>
-          <w:i/>
-          <w:iCs/>
-        </w:rPr>
-        <w:t xml:space="preserve">Security note: as a single-user local demo the app has no authentication, no persistence, and stores no uploads beyond the request lifetime; uploaded images are processed in memory and discarded.</w:t>
-      </w:r>
-    </w:p>
-    <w:p>
-      <w:r>
-        <w:pict>
-          <v:rect style="width:0;height:1.5pt" o:hralign="center" o:hrstd="t" o:hr="t"/>
-        </w:pict>
-      </w:r>
-    </w:p>
-    <w:p>
-      <w:pPr>
-        <w:pStyle w:val="Heading2"/>
-      </w:pPr>
-      <w:r>
-        <w:t xml:space="preserve">6. Traceability</w:t>
-      </w:r>
-    </w:p>
-    <w:p>
-      <w:pPr>
-        <w:pStyle w:val="FirstParagraph"/>
-      </w:pPr>
-      <w:r>
-        <w:t xml:space="preserve">Functional features 4.1–4.4 realize the §4.5.1 functional requirements (upload · isolate crop · Top-K or unknown · font preview) and are served by the §4.5.2 architecture (Fig 9). Zones in the §3.1 wireframe map one-to-one to features 4.1 (Input), 4.2 (Processing), and 4.3–4.4 (Results).</w:t>
+          <w:b/>
+          <w:bCs/>
+        </w:rPr>
+        <w:t xml:space="preserve">Traceability.</w:t>
+      </w:r>
+      <w:r>
+        <w:t xml:space="preserve"> </w:t>
+      </w:r>
+      <w:r>
+        <w:t xml:space="preserve">System features 4.1–4.4 realize the §4.5.1 functional requirements (upload · isolate crop · Top-K or unknown · font preview) and are served by the §4.5.2 architecture (Fig 9). Zones in the §3.1 wireframe map one-to-one to features 4.1 (Input), 4.2 (Processing), and 4.3–4.4 (Results).</w:t>
       </w:r>
     </w:p>
     <w:p>
@@ -15006,18 +15819,18 @@
           <wp:inline>
             <wp:extent cx="5334000" cy="2830778"/>
             <wp:effectExtent b="0" l="0" r="0" t="0"/>
-            <wp:docPr descr="Two-panel wireframe. Panel A, the instructions screen: task description (rate 100 text crops from AI-generated images, pick the closest Google Font or mark Unknown/hallucinated), ground rules (work independently, self-paced, never shown the model’s predictions or other raters’ answers), a callout for the palette reference sheet, and a begin button. Panel B, the rating item: an item counter with progress bar, the AI-generated text crop displayed beside a palette-reference-sheet excerpt of labeled specimens, a required question with a searchable palette dropdown, an alternative Unknown/hallucinated radio option, and Back / Save-and-next buttons with per-item saving noted" title="" id="148" name="Picture"/>
+            <wp:docPr descr="Two-panel wireframe. Panel A, the instructions screen: task description (rate 100 text crops from AI-generated images, pick the closest Google Font or mark Unknown/hallucinated), ground rules (work independently, self-paced, never shown the model’s predictions or other raters’ answers), a callout for the palette reference sheet, and a begin button. Panel B, the rating item: an item counter with progress bar, the AI-generated text crop displayed beside a palette-reference-sheet excerpt of labeled specimens, a required question with a searchable palette dropdown, an alternative Unknown/hallucinated radio option, and Back / Save-and-next buttons with per-item saving noted" title="" id="169" name="Picture"/>
             <a:graphic>
               <a:graphicData uri="http://schemas.openxmlformats.org/drawingml/2006/picture">
                 <pic:pic>
                   <pic:nvPicPr>
-                    <pic:cNvPr descr="assets/figures/expert_panel_form.png" id="149" name="Picture"/>
+                    <pic:cNvPr descr="assets/figures/expert_panel_form.png" id="170" name="Picture"/>
                     <pic:cNvPicPr>
                       <a:picLocks noChangeArrowheads="1" noChangeAspect="1"/>
                     </pic:cNvPicPr>
                   </pic:nvPicPr>
                   <pic:blipFill>
-                    <a:blip r:embed="rId147"/>
+                    <a:blip r:embed="rId168"/>
                     <a:stretch>
                       <a:fillRect/>
                     </a:stretch>
@@ -16471,6 +17284,12 @@
     <w:lvlOverride w:ilvl="8">
       <w:startOverride w:val="1"/>
     </w:lvlOverride>
+  </w:num>
+  <w:num w:numId="1012">
+    <w:abstractNumId w:val="991"/>
+  </w:num>
+  <w:num w:numId="1013">
+    <w:abstractNumId w:val="991"/>
   </w:num>
 </w:numbering>
 </file>

--- a/Final Paper.docx
+++ b/Final Paper.docx
@@ -1075,7 +1075,7 @@
       <w:r>
         <w:drawing>
           <wp:inline>
-            <wp:extent cx="5334000" cy="2589865"/>
+            <wp:extent cx="5334000" cy="2597656"/>
             <wp:effectExtent b="0" l="0" r="0" t="0"/>
             <wp:docPr descr="Font anatomy panel showing x-height, terminal, stroke contrast, and counter across serif, sans-serif, display, and monospace families" title="" id="30" name="Picture"/>
             <a:graphic>
@@ -1096,7 +1096,7 @@
                   <pic:spPr bwMode="auto">
                     <a:xfrm>
                       <a:off x="0" y="0"/>
-                      <a:ext cx="5334000" cy="2589865"/>
+                      <a:ext cx="5334000" cy="2597656"/>
                     </a:xfrm>
                     <a:prstGeom prst="rect">
                       <a:avLst/>
@@ -1770,7 +1770,7 @@
       <w:r>
         <w:drawing>
           <wp:inline>
-            <wp:extent cx="5334000" cy="2237728"/>
+            <wp:extent cx="5334000" cy="2347029"/>
             <wp:effectExtent b="0" l="0" r="0" t="0"/>
             <wp:docPr descr="Block diagram of a CNN showing successive convolution and pooling layers feeding a fully connected classification block" title="" id="34" name="Picture"/>
             <a:graphic>
@@ -1791,7 +1791,7 @@
                   <pic:spPr bwMode="auto">
                     <a:xfrm>
                       <a:off x="0" y="0"/>
-                      <a:ext cx="5334000" cy="2237728"/>
+                      <a:ext cx="5334000" cy="2347029"/>
                     </a:xfrm>
                     <a:prstGeom prst="rect">
                       <a:avLst/>
@@ -2230,7 +2230,7 @@
       <w:r>
         <w:drawing>
           <wp:inline>
-            <wp:extent cx="5334000" cy="583850"/>
+            <wp:extent cx="4740200" cy="9376422"/>
             <wp:effectExtent b="0" l="0" r="0" t="0"/>
             <wp:docPr descr="Degradation pipeline transforming a clean glyph through elastic warp, then Gaussian blur and noise, then kerning jitter" title="" id="38" name="Picture"/>
             <a:graphic>
@@ -2251,7 +2251,7 @@
                   <pic:spPr bwMode="auto">
                     <a:xfrm>
                       <a:off x="0" y="0"/>
-                      <a:ext cx="5334000" cy="583850"/>
+                      <a:ext cx="4740200" cy="9376422"/>
                     </a:xfrm>
                     <a:prstGeom prst="rect">
                       <a:avLst/>
@@ -5010,7 +5010,7 @@
       <w:r>
         <w:drawing>
           <wp:inline>
-            <wp:extent cx="5334000" cy="2948009"/>
+            <wp:extent cx="5334000" cy="2900235"/>
             <wp:effectExtent b="0" l="0" r="0" t="0"/>
             <wp:docPr descr="Schematic of an image split into patches, each linearly embedded and passed through multi-head self-attention that links distant patches" title="" id="51" name="Picture"/>
             <a:graphic>
@@ -5031,7 +5031,7 @@
                   <pic:spPr bwMode="auto">
                     <a:xfrm>
                       <a:off x="0" y="0"/>
-                      <a:ext cx="5334000" cy="2948009"/>
+                      <a:ext cx="5334000" cy="2900235"/>
                     </a:xfrm>
                     <a:prstGeom prst="rect">
                       <a:avLst/>
@@ -6376,7 +6376,7 @@
       <w:r>
         <w:drawing>
           <wp:inline>
-            <wp:extent cx="5334000" cy="1947111"/>
+            <wp:extent cx="5334000" cy="1979692"/>
             <wp:effectExtent b="0" l="0" r="0" t="0"/>
             <wp:docPr descr="Pipeline rendering a predicted font to a clean glyph, then scoring its structural similarity against the deformed input crop" title="" id="57" name="Picture"/>
             <a:graphic>
@@ -6397,7 +6397,7 @@
                   <pic:spPr bwMode="auto">
                     <a:xfrm>
                       <a:off x="0" y="0"/>
-                      <a:ext cx="5334000" cy="1947111"/>
+                      <a:ext cx="5334000" cy="1979692"/>
                     </a:xfrm>
                     <a:prstGeom prst="rect">
                       <a:avLst/>
@@ -8411,7 +8411,7 @@
         <w:t xml:space="preserve"> </w:t>
       </w:r>
       <w:r>
-        <w:t xml:space="preserve">of Section 3.2.3 to produce hallucinated look-alikes, and the resulting corpus trains two models. A teacher model, DINOv2 with the LoRA adaptation of Section 4.3.2, is fitted to the font labels; the student metric head</w:t>
+        <w:t xml:space="preserve">of Section 3.2.3 to produce hallucinated look-alikes, and the resulting corpus — the pristine renders together with their degraded variants — trains two models. A teacher model, DINOv2 with the LoRA adaptation of Section 4.3.2, is fitted to the font labels; the student metric head</w:t>
       </w:r>
       <w:r>
         <w:t xml:space="preserve"> </w:t>
@@ -8621,7 +8621,7 @@
           <wp:inline>
             <wp:extent cx="5334000" cy="4109366"/>
             <wp:effectExtent b="0" l="0" r="0" t="0"/>
-            <wp:docPr descr="Diagram with three enclosed horizontal bands. Top band, before deployment: the Google Fonts palette is rendered into pristine word crops, degraded by the operator D, and used to train a teacher model (DINOv2 with LoRA, offline only) and a student metric head f-theta, which learns from font labels through triplet loss and from the teacher through distillation; the band ends in the trained model, meaning the weights f-theta and the match threshold tau. A dashed arrow carries that model into the middle band, loaded once at startup. Middle band, at use: an AI-generated image from DALL-E, Midjourney, or Stable Diffusion passes through off-the-shelf text localization, which cuts out every text region; each crop is then resized to 224 by 224 pixels, converted to grayscale and rescaled in brightness, encoded by the frozen DINOv2 Vision Transformer, projected by the metric head into a font-style fingerprint, and put to a match test against the threshold tau. Passing crops yield a Top-K Google Fonts shortlist, one per crop; failing crops yield an unknown-font verdict in which no font is guessed. Bottom band, how we measure it: Top-K accuracy, the re-render check, and the human-proxy panel, marked as researcher instruments never shown to the user. An in-figure legend defines solid arrows as the per-image path and dashed arrows as researcher-side work outside it" title="" id="80" name="Picture"/>
+            <wp:docPr descr="Diagram with three enclosed horizontal bands. Top band, before deployment: the Google Fonts palette is rendered into pristine word crops, expanded by the operator D with degraded look-alikes, and the combined pristine-plus-degraded corpus trains a teacher model (DINOv2 with LoRA, offline only) and a student metric head f-theta, which learns from font labels through triplet loss and from the teacher through distillation; the band ends in the trained model, meaning the weights f-theta and the match threshold tau. A dashed arrow carries that model into the middle band, loaded once at startup. Middle band, at use: an AI-generated image from DALL-E, Midjourney, or Stable Diffusion passes through off-the-shelf text localization, which cuts out every text region; each crop is then resized to 224 by 224 pixels, converted to grayscale and rescaled in brightness, encoded by the frozen DINOv2 Vision Transformer, projected by the metric head into a font-style fingerprint, and put to a match test against the threshold tau. Passing crops yield a Top-K Google Fonts shortlist, one per crop; failing crops yield an unknown-font verdict in which no font is guessed. Bottom band, how we measure it: Top-K accuracy, the re-render check, and the human-proxy panel, marked as researcher instruments never shown to the user. An in-figure legend defines solid arrows as the per-image path and dashed arrows as researcher-side work outside it" title="" id="80" name="Picture"/>
             <a:graphic>
               <a:graphicData uri="http://schemas.openxmlformats.org/drawingml/2006/picture">
                 <pic:pic>
@@ -9045,7 +9045,7 @@
       <w:r>
         <w:drawing>
           <wp:inline>
-            <wp:extent cx="5334000" cy="4633597"/>
+            <wp:extent cx="5334000" cy="4938346"/>
             <wp:effectExtent b="0" l="0" r="0" t="0"/>
             <wp:docPr descr="Layered architecture diagram with a user tier (graphic designer), a client tier (React frontend), an API tier (FastAPI backend in Docker), an inference tier (PyTorch service running text localization, preprocessing, the frozen DINOv2 encoder, the metric head, and the open-set decision), and a resources tier (HuggingFace model store, offline-trained metric-head weights, and Google Fonts assets), with a request path down and a results path back up to the client" title="" id="88" name="Picture"/>
             <a:graphic>
@@ -9066,7 +9066,7 @@
                   <pic:spPr bwMode="auto">
                     <a:xfrm>
                       <a:off x="0" y="0"/>
-                      <a:ext cx="5334000" cy="4633597"/>
+                      <a:ext cx="5334000" cy="4938346"/>
                     </a:xfrm>
                     <a:prstGeom prst="rect">
                       <a:avLst/>
@@ -9441,7 +9441,7 @@
       <w:r>
         <w:drawing>
           <wp:inline>
-            <wp:extent cx="5334000" cy="3520155"/>
+            <wp:extent cx="5334000" cy="3524213"/>
             <wp:effectExtent b="0" l="0" r="0" t="0"/>
             <wp:docPr descr="Diagram of four increments (synthetic data pipeline, metric embedding, open-set and evaluation, web application) arranged left to right, each running an Analyze, Design, Build, and Evaluate cycle with a refine loop and producing a deliverable, and each deliverable integrating into a cumulative working system band beneath them" title="" id="96" name="Picture"/>
             <a:graphic>
@@ -9462,7 +9462,7 @@
                   <pic:spPr bwMode="auto">
                     <a:xfrm>
                       <a:off x="0" y="0"/>
-                      <a:ext cx="5334000" cy="3520155"/>
+                      <a:ext cx="5334000" cy="3524213"/>
                     </a:xfrm>
                     <a:prstGeom prst="rect">
                       <a:avLst/>

--- a/Final Paper.docx
+++ b/Final Paper.docx
@@ -8562,6 +8562,49 @@
         <w:pStyle w:val="BodyText"/>
       </w:pPr>
       <w:r>
+        <w:rPr>
+          <w:b/>
+          <w:bCs/>
+        </w:rPr>
+        <w:t xml:space="preserve">Word-level granularity and mixed typography.</w:t>
+      </w:r>
+      <w:r>
+        <w:t xml:space="preserve"> </w:t>
+      </w:r>
+      <w:r>
+        <w:t xml:space="preserve">The text regions of Figure 8 are delimited at word granularity: the localizer emits one bounding box per word, under the assumption that each word is set in a single typeface. This holds for the overwhelming majority of designed text, where font changes fall between words — a heading face against an accent face — rather than inside them, so word crops make the one-font-per-crop premise of the match test approximately true by construction; adjacent words that receive the same verdict are merged back into a single region in the presentation layer, so a five-word headline still reads as one result. The assumption is checked rather than trusted. The ViT encoder’s forward pass already yields one token per image patch, and when a crop’s patch tokens disagree about style — the signature of two typefaces sharing one box, or of a localizer box that swallowed two words — the crop is flagged as inhomogeneous at no additional inference cost, split at the token-cluster boundary, and each half is matched on its own. A half that remains incoherent after one split receives a third verdict,</w:t>
+      </w:r>
+      <w:r>
+        <w:t xml:space="preserve"> </w:t>
+      </w:r>
+      <w:r>
+        <w:rPr>
+          <w:b/>
+          <w:bCs/>
+        </w:rPr>
+        <w:t xml:space="preserve">“mixed typography”</w:t>
+      </w:r>
+      <w:r>
+        <w:t xml:space="preserve">: distinct from</w:t>
+      </w:r>
+      <w:r>
+        <w:t xml:space="preserve"> </w:t>
+      </w:r>
+      <w:r>
+        <w:t xml:space="preserve">“unknown,”</w:t>
+      </w:r>
+      <w:r>
+        <w:t xml:space="preserve"> </w:t>
+      </w:r>
+      <w:r>
+        <w:t xml:space="preserve">it reports that the crop violates the single-font premise and that no one font can honestly be assigned, instead of confidently naming the majority face and silently discarding the other. Attribution finer than one split — per-glyph styling inside an unsplittable word — is out of scope: it would require character segmentation on precisely the malformed glyphs that defeat segmenters, and a word deliberately set in two typefaces has no single reconstructable font for the template goal in any case.</w:t>
+      </w:r>
+    </w:p>
+    <w:p>
+      <w:pPr>
+        <w:pStyle w:val="BodyText"/>
+      </w:pPr>
+      <w:r>
         <w:t xml:space="preserve">That verdict deserves a precise reading, because it carries a genuine ambiguity. An unknown verdict means the crop resembled no palette font closely enough to justify a name, and the system cannot distinguish between the two situations that produce this: the text may be set in a typeface outside the 50 to 100 selected fonts, or it may be hallucinated past the point where any typeface is recoverable. Both surface identically. What the verdict does guarantee is the behavior that motivates the open-set design of Section 4.2.1, namely that no font is invented to fill the gap, which is precisely what a closed-set classifier is forced to do.</w:t>
       </w:r>
     </w:p>
@@ -8669,88 +8712,32 @@
     </w:p>
     <w:p>
       <w:pPr>
-        <w:pStyle w:val="Heading3"/>
-      </w:pPr>
-      <w:r>
-        <w:t xml:space="preserve">4.4.3 Value Proposition</w:t>
-      </w:r>
-    </w:p>
-    <w:p>
-      <w:pPr>
-        <w:pStyle w:val="FirstParagraph"/>
-      </w:pPr>
-      <w:r>
-        <w:t xml:space="preserve">The design suits its problem for three reasons. It is open-set: unlike a closed-set classifier that must name some font for every input, it can refuse, which matters when many generative crops correspond to no real typeface. It is trained on the hallucination distribution itself rather than on pristine glyphs, so it does not collapse on the warped, re-kerned input that defeats commercial identifiers and clean-glyph baselines. And because it targets a localized open-source palette, every match it returns is immediately reusable at no cost, so recognition ends in a template the designer can rebuild from instead of a paywalled lookup.</w:t>
-      </w:r>
-    </w:p>
-    <w:p>
-      <w:pPr>
-        <w:pStyle w:val="Heading3"/>
-      </w:pPr>
-      <w:r>
-        <w:t xml:space="preserve">4.4.4 High-Level Operational Logic</w:t>
-      </w:r>
-    </w:p>
-    <w:p>
-      <w:pPr>
-        <w:pStyle w:val="FirstParagraph"/>
-      </w:pPr>
-      <w:r>
-        <w:t xml:space="preserve">From the user’s side the interaction is simple. A designer opens the web application, uploads a generative-AI image containing text, and waits a moment while the system localizes and crops the text regions and runs each crop through the inference engine. For every detected region the application displays a short, ranked list of candidate Google Fonts, each shown as a rendered preview, or an</w:t>
-      </w:r>
-      <w:r>
-        <w:t xml:space="preserve"> </w:t>
-      </w:r>
-      <w:r>
-        <w:t xml:space="preserve">“unknown”</w:t>
-      </w:r>
-      <w:r>
-        <w:t xml:space="preserve"> </w:t>
-      </w:r>
-      <w:r>
-        <w:t xml:space="preserve">message when the system judges the glyph to fall outside its palette. The designer picks the closest match and reuses it directly in their own document. The user needs no knowledge of embeddings, thresholds, or the training pipeline; the technical machinery of Sections 4.2 and 4.3 stays hidden behind a single upload-and-review interaction.</w:t>
-      </w:r>
-    </w:p>
-    <w:p>
-      <w:pPr>
-        <w:pStyle w:val="Heading2"/>
-      </w:pPr>
-      <w:r>
-        <w:t xml:space="preserve">4.5 Analysis and Design</w:t>
-      </w:r>
-    </w:p>
-    <w:p>
-      <w:pPr>
-        <w:pStyle w:val="FirstParagraph"/>
-      </w:pPr>
-      <w:r>
-        <w:t xml:space="preserve">This section turns the concept of Section 4.4 into a specification. Section 4.5.1 states what the system must do and the qualities it must have, scoped to a local testing deployment rather than a public service. Section 4.5.2 describes the architecture that satisfies those requirements and how its parts communicate.</w:t>
-      </w:r>
-    </w:p>
-    <w:p>
-      <w:pPr>
-        <w:pStyle w:val="Heading3"/>
-      </w:pPr>
-      <w:r>
-        <w:t xml:space="preserve">4.5.1 Requirements Analysis</w:t>
-      </w:r>
-    </w:p>
-    <w:p>
-      <w:pPr>
-        <w:pStyle w:val="FirstParagraph"/>
-      </w:pPr>
-      <w:r>
-        <w:rPr>
-          <w:b/>
-          <w:bCs/>
-        </w:rPr>
-        <w:t xml:space="preserve">Functional requirements.</w:t>
-      </w:r>
-      <w:r>
-        <w:t xml:space="preserve"> </w:t>
-      </w:r>
-      <w:r>
-        <w:t xml:space="preserve">The system must:</w:t>
+        <w:pStyle w:val="BodyText"/>
+      </w:pPr>
+      <w:r>
+        <w:rPr>
+          <w:b/>
+          <w:bCs/>
+        </w:rPr>
+        <w:t xml:space="preserve">The framework as a step-by-step process.</w:t>
+      </w:r>
+      <w:r>
+        <w:t xml:space="preserve"> </w:t>
+      </w:r>
+      <w:r>
+        <w:t xml:space="preserve">For an outside researcher, the three bands of Figure 8 unfold into the following ordered procedure. Each step names its input, its operation, and its output; the section that owns a step’s parameters is cited in place, so the full detail of any step is one reference away.</w:t>
+      </w:r>
+    </w:p>
+    <w:p>
+      <w:pPr>
+        <w:pStyle w:val="BodyText"/>
+      </w:pPr>
+      <w:r>
+        <w:rPr>
+          <w:i/>
+          <w:iCs/>
+        </w:rPr>
+        <w:t xml:space="preserve">Before deployment — executed once by the researchers:</w:t>
       </w:r>
     </w:p>
     <w:p>
@@ -8762,7 +8749,17 @@
         </w:numPr>
       </w:pPr>
       <w:r>
-        <w:t xml:space="preserve">Accept an uploaded generative-AI image in common raster formats (PNG, JPEG) through the browser.</w:t>
+        <w:rPr>
+          <w:b/>
+          <w:bCs/>
+        </w:rPr>
+        <w:t xml:space="preserve">Select the palette.</w:t>
+      </w:r>
+      <w:r>
+        <w:t xml:space="preserve"> </w:t>
+      </w:r>
+      <w:r>
+        <w:t xml:space="preserve">The top 50–100 Google Fonts are curated across the four structural family classes under the bounding rationale of Section 4.1. Output: a fixed set of font files, each a named class.</w:t>
       </w:r>
     </w:p>
     <w:p>
@@ -8774,7 +8771,17 @@
         </w:numPr>
       </w:pPr>
       <w:r>
-        <w:t xml:space="preserve">Localize and crop each text region in the image using an off-the-shelf text detector.</w:t>
+        <w:rPr>
+          <w:b/>
+          <w:bCs/>
+        </w:rPr>
+        <w:t xml:space="preserve">Render pristine crops.</w:t>
+      </w:r>
+      <w:r>
+        <w:t xml:space="preserve"> </w:t>
+      </w:r>
+      <w:r>
+        <w:t xml:space="preserve">Every palette font is rendered into word crops under the image and text properties of Section 4.3.1. Output: labeled clean images, the font of each known by construction.</w:t>
       </w:r>
     </w:p>
     <w:p>
@@ -8786,7 +8793,31 @@
         </w:numPr>
       </w:pPr>
       <w:r>
-        <w:t xml:space="preserve">Preprocess each crop and embed it with the frozen DINOv2 encoder and the trained metric head.</w:t>
+        <w:rPr>
+          <w:b/>
+          <w:bCs/>
+        </w:rPr>
+        <w:t xml:space="preserve">Degrade.</w:t>
+      </w:r>
+      <w:r>
+        <w:t xml:space="preserve"> </w:t>
+      </w:r>
+      <w:r>
+        <w:t xml:space="preserve">Each pristine crop passes through the operator</w:t>
+      </w:r>
+      <w:r>
+        <w:t xml:space="preserve"> </w:t>
+      </w:r>
+      <m:oMath>
+        <m:r>
+          <m:t>D</m:t>
+        </m:r>
+      </m:oMath>
+      <w:r>
+        <w:t xml:space="preserve"> </w:t>
+      </w:r>
+      <w:r>
+        <w:t xml:space="preserve">of Section 3.2.3 at logged intensities. Output: hallucinated look-alikes carrying the same label; the corpus holds both the pristine crops and the degraded copies, one metadata row each (Table 1).</w:t>
       </w:r>
     </w:p>
     <w:p>
@@ -8798,19 +8829,17 @@
         </w:numPr>
       </w:pPr>
       <w:r>
-        <w:t xml:space="preserve">Apply the open-set decision to each crop, either rejecting it as</w:t>
-      </w:r>
-      <w:r>
-        <w:t xml:space="preserve"> </w:t>
-      </w:r>
-      <w:r>
-        <w:t xml:space="preserve">“unknown”</w:t>
-      </w:r>
-      <w:r>
-        <w:t xml:space="preserve"> </w:t>
-      </w:r>
-      <w:r>
-        <w:t xml:space="preserve">or ranking the localized palette.</w:t>
+        <w:rPr>
+          <w:b/>
+          <w:bCs/>
+        </w:rPr>
+        <w:t xml:space="preserve">Partition.</w:t>
+      </w:r>
+      <w:r>
+        <w:t xml:space="preserve"> </w:t>
+      </w:r>
+      <w:r>
+        <w:t xml:space="preserve">The corpus splits 70/15/15 into training, validation, and test sets, stratified as in Section 4.3.2. The validation and test slices are not touched again until steps 8 and 11.</w:t>
       </w:r>
     </w:p>
     <w:p>
@@ -8822,19 +8851,17 @@
         </w:numPr>
       </w:pPr>
       <w:r>
-        <w:t xml:space="preserve">Return, for every detected region, a Top-K shortlist of candidate Google Fonts or an</w:t>
-      </w:r>
-      <w:r>
-        <w:t xml:space="preserve"> </w:t>
-      </w:r>
-      <w:r>
-        <w:t xml:space="preserve">“unknown”</w:t>
-      </w:r>
-      <w:r>
-        <w:t xml:space="preserve"> </w:t>
-      </w:r>
-      <w:r>
-        <w:t xml:space="preserve">verdict.</w:t>
+        <w:rPr>
+          <w:b/>
+          <w:bCs/>
+        </w:rPr>
+        <w:t xml:space="preserve">Train the teacher.</w:t>
+      </w:r>
+      <w:r>
+        <w:t xml:space="preserve"> </w:t>
+      </w:r>
+      <w:r>
+        <w:t xml:space="preserve">DINOv2 with the LoRA adaptation of Section 4.3.2 is fitted to the font labels on the training slice. Output: a supervising model that never leaves this band.</w:t>
       </w:r>
     </w:p>
     <w:p>
@@ -8846,7 +8873,40 @@
         </w:numPr>
       </w:pPr>
       <w:r>
-        <w:t xml:space="preserve">Render a preview of each candidate font so the user can compare it against the source text.</w:t>
+        <w:rPr>
+          <w:b/>
+          <w:bCs/>
+        </w:rPr>
+        <w:t xml:space="preserve">Train the student.</w:t>
+      </w:r>
+      <w:r>
+        <w:t xml:space="preserve"> </w:t>
+      </w:r>
+      <w:r>
+        <w:t xml:space="preserve">The metric head</w:t>
+      </w:r>
+      <w:r>
+        <w:t xml:space="preserve"> </w:t>
+      </w:r>
+      <m:oMath>
+        <m:sSub>
+          <m:e>
+            <m:r>
+              <m:t>f</m:t>
+            </m:r>
+          </m:e>
+          <m:sub>
+            <m:r>
+              <m:t>θ</m:t>
+            </m:r>
+          </m:sub>
+        </m:sSub>
+      </m:oMath>
+      <w:r>
+        <w:t xml:space="preserve"> </w:t>
+      </w:r>
+      <w:r>
+        <w:t xml:space="preserve">trains on the same slice under two simultaneous signals — the triplet objective on the labels (Chapter 3) and distillation toward the teacher’s similarity judgments, which consults no labels. Output: an embedding function that maps any crop to a font-style fingerprint.</w:t>
       </w:r>
     </w:p>
     <w:p>
@@ -8858,16 +8918,17 @@
         </w:numPr>
       </w:pPr>
       <w:r>
-        <w:t xml:space="preserve">Expose the recognition pipeline through a REST endpoint (</w:t>
-      </w:r>
-      <w:r>
-        <w:rPr>
-          <w:rStyle w:val="VerbatimChar"/>
-        </w:rPr>
-        <w:t xml:space="preserve">/predict</w:t>
-      </w:r>
-      <w:r>
-        <w:t xml:space="preserve">) that the frontend calls.</w:t>
+        <w:rPr>
+          <w:b/>
+          <w:bCs/>
+        </w:rPr>
+        <w:t xml:space="preserve">Build the palette map.</w:t>
+      </w:r>
+      <w:r>
+        <w:t xml:space="preserve"> </w:t>
+      </w:r>
+      <w:r>
+        <w:t xml:space="preserve">Every training crop of each font is embedded by the finished student and averaged into that font’s prototype. Output: one reference fingerprint per palette font.</w:t>
       </w:r>
     </w:p>
     <w:p>
@@ -8879,7 +8940,62 @@
         </w:numPr>
       </w:pPr>
       <w:r>
-        <w:t xml:space="preserve">Load the trained model weights once at startup and reuse them across requests.</w:t>
+        <w:rPr>
+          <w:b/>
+          <w:bCs/>
+        </w:rPr>
+        <w:t xml:space="preserve">Calibrate.</w:t>
+      </w:r>
+      <w:r>
+        <w:t xml:space="preserve"> </w:t>
+      </w:r>
+      <w:r>
+        <w:t xml:space="preserve">Validation crops are embedded and scored against their nearest prototypes;</w:t>
+      </w:r>
+      <w:r>
+        <w:t xml:space="preserve"> </w:t>
+      </w:r>
+      <m:oMath>
+        <m:r>
+          <m:t>τ</m:t>
+        </m:r>
+      </m:oMath>
+      <w:r>
+        <w:t xml:space="preserve"> </w:t>
+      </w:r>
+      <w:r>
+        <w:t xml:space="preserve">is fixed at the cutoff that accepts 95% of the crops whose font truly is in the palette, the operating point of Section 4.10.2. Output: the trained model —</w:t>
+      </w:r>
+      <w:r>
+        <w:t xml:space="preserve"> </w:t>
+      </w:r>
+      <m:oMath>
+        <m:sSub>
+          <m:e>
+            <m:r>
+              <m:t>f</m:t>
+            </m:r>
+          </m:e>
+          <m:sub>
+            <m:r>
+              <m:t>θ</m:t>
+            </m:r>
+          </m:sub>
+        </m:sSub>
+      </m:oMath>
+      <w:r>
+        <w:t xml:space="preserve">, the prototypes, and</w:t>
+      </w:r>
+      <w:r>
+        <w:t xml:space="preserve"> </w:t>
+      </w:r>
+      <m:oMath>
+        <m:r>
+          <m:t>τ</m:t>
+        </m:r>
+      </m:oMath>
+      <w:r>
+        <w:t xml:space="preserve">. The teacher is discarded.</w:t>
       </w:r>
     </w:p>
     <w:p>
@@ -8888,16 +9004,10 @@
       </w:pPr>
       <w:r>
         <w:rPr>
-          <w:b/>
-          <w:bCs/>
-        </w:rPr>
-        <w:t xml:space="preserve">Non-functional requirements.</w:t>
-      </w:r>
-      <w:r>
-        <w:t xml:space="preserve"> </w:t>
-      </w:r>
-      <w:r>
-        <w:t xml:space="preserve">The system should also:</w:t>
+          <w:i/>
+          <w:iCs/>
+        </w:rPr>
+        <w:t xml:space="preserve">At use — executed for every uploaded image:</w:t>
       </w:r>
     </w:p>
     <w:p>
@@ -8909,7 +9019,17 @@
         </w:numPr>
       </w:pPr>
       <w:r>
-        <w:t xml:space="preserve">Be usable through a single upload-and-review interaction that hides the underlying model (usability).</w:t>
+        <w:rPr>
+          <w:b/>
+          <w:bCs/>
+        </w:rPr>
+        <w:t xml:space="preserve">Ingest.</w:t>
+      </w:r>
+      <w:r>
+        <w:t xml:space="preserve"> </w:t>
+      </w:r>
+      <w:r>
+        <w:t xml:space="preserve">The user submits a raster image in an accepted format (Section 4.2.4). The off-the-shelf localizer emits one bounding box per word, and each word crop proceeds independently.</w:t>
       </w:r>
     </w:p>
     <w:p>
@@ -8921,7 +9041,40 @@
         </w:numPr>
       </w:pPr>
       <w:r>
-        <w:t xml:space="preserve">Return results at interactive latency on a single machine, targeting a response within a few seconds per image (responsiveness).</w:t>
+        <w:rPr>
+          <w:b/>
+          <w:bCs/>
+        </w:rPr>
+        <w:t xml:space="preserve">Embed and check.</w:t>
+      </w:r>
+      <w:r>
+        <w:t xml:space="preserve"> </w:t>
+      </w:r>
+      <w:r>
+        <w:t xml:space="preserve">Inside the model’s forward pass each crop is prepared (square-pad, 224², grayscale, normalize; Section 4.3.2), encoded by the frozen backbone, and projected by</w:t>
+      </w:r>
+      <w:r>
+        <w:t xml:space="preserve"> </w:t>
+      </w:r>
+      <m:oMath>
+        <m:sSub>
+          <m:e>
+            <m:r>
+              <m:t>f</m:t>
+            </m:r>
+          </m:e>
+          <m:sub>
+            <m:r>
+              <m:t>θ</m:t>
+            </m:r>
+          </m:sub>
+        </m:sSub>
+      </m:oMath>
+      <w:r>
+        <w:t xml:space="preserve"> </w:t>
+      </w:r>
+      <w:r>
+        <w:t xml:space="preserve">into a fingerprint. The same pass yields the patch tokens for the homogeneity check described above; a flagged crop is split once and each half re-enters this step, and a half that stays incoherent exits with the mixed-typography verdict.</w:t>
       </w:r>
     </w:p>
     <w:p>
@@ -8933,7 +9086,51 @@
         </w:numPr>
       </w:pPr>
       <w:r>
-        <w:t xml:space="preserve">Produce the same output for the same input, through deterministic preprocessing and pinned model weights and seeds (reproducibility).</w:t>
+        <w:rPr>
+          <w:b/>
+          <w:bCs/>
+        </w:rPr>
+        <w:t xml:space="preserve">Decide.</w:t>
+      </w:r>
+      <w:r>
+        <w:t xml:space="preserve"> </w:t>
+      </w:r>
+      <w:r>
+        <w:t xml:space="preserve">The fingerprint’s similarity to its nearest prototype meets the match test: at or above</w:t>
+      </w:r>
+      <w:r>
+        <w:t xml:space="preserve"> </w:t>
+      </w:r>
+      <m:oMath>
+        <m:r>
+          <m:t>τ</m:t>
+        </m:r>
+      </m:oMath>
+      <w:r>
+        <w:t xml:space="preserve">, the crop returns its Top-3 shortlist with similarity scores and live font previews; below</w:t>
+      </w:r>
+      <w:r>
+        <w:t xml:space="preserve"> </w:t>
+      </w:r>
+      <m:oMath>
+        <m:r>
+          <m:t>τ</m:t>
+        </m:r>
+      </m:oMath>
+      <w:r>
+        <w:t xml:space="preserve">, it returns the unknown-font verdict. Adjacent words with the same verdict merge into one region card in the interface (Section 4.5).</w:t>
+      </w:r>
+    </w:p>
+    <w:p>
+      <w:pPr>
+        <w:pStyle w:val="FirstParagraph"/>
+      </w:pPr>
+      <w:r>
+        <w:rPr>
+          <w:i/>
+          <w:iCs/>
+        </w:rPr>
+        <w:t xml:space="preserve">How we measure it — executed offline on held-out data:</w:t>
       </w:r>
     </w:p>
     <w:p>
@@ -8941,11 +9138,21 @@
         <w:pStyle w:val="Compact"/>
         <w:numPr>
           <w:ilvl w:val="0"/>
-          <w:numId w:val="1005"/>
+          <w:numId w:val="1006"/>
         </w:numPr>
       </w:pPr>
       <w:r>
-        <w:t xml:space="preserve">Run from a single Docker image on one host, with no external service dependencies at inference time beyond the bundled weights and font files (portability).</w:t>
+        <w:rPr>
+          <w:b/>
+          <w:bCs/>
+        </w:rPr>
+        <w:t xml:space="preserve">Score recognition.</w:t>
+      </w:r>
+      <w:r>
+        <w:t xml:space="preserve"> </w:t>
+      </w:r>
+      <w:r>
+        <w:t xml:space="preserve">Top-1/Top-3 accuracy on the untouched synthetic test slice and on the real-generative set, whose ground truth is the human-proxy panel consensus of Section 4.2.3.</w:t>
       </w:r>
     </w:p>
     <w:p>
@@ -8953,11 +9160,21 @@
         <w:pStyle w:val="Compact"/>
         <w:numPr>
           <w:ilvl w:val="0"/>
-          <w:numId w:val="1005"/>
+          <w:numId w:val="1006"/>
         </w:numPr>
       </w:pPr>
       <w:r>
-        <w:t xml:space="preserve">Keep the localizer, encoder, metric head, and open-set decision as separable components, so any one can be replaced without rewriting the others (maintainability).</w:t>
+        <w:rPr>
+          <w:b/>
+          <w:bCs/>
+        </w:rPr>
+        <w:t xml:space="preserve">Verify predictions structurally.</w:t>
+      </w:r>
+      <w:r>
+        <w:t xml:space="preserve"> </w:t>
+      </w:r>
+      <w:r>
+        <w:t xml:space="preserve">The re-render check of Section 4.2.2 scores each accepted prediction against its input crop.</w:t>
       </w:r>
     </w:p>
     <w:p>
@@ -8965,11 +9182,126 @@
         <w:pStyle w:val="Compact"/>
         <w:numPr>
           <w:ilvl w:val="0"/>
-          <w:numId w:val="1005"/>
+          <w:numId w:val="1006"/>
         </w:numPr>
       </w:pPr>
       <w:r>
-        <w:t xml:space="preserve">Operate as a single-user local demo, with no authentication, accounts, or multi-user scaling in scope (a deliberate delimitation, consistent with Section 4.1).</w:t>
+        <w:rPr>
+          <w:b/>
+          <w:bCs/>
+        </w:rPr>
+        <w:t xml:space="preserve">Compare.</w:t>
+      </w:r>
+      <w:r>
+        <w:t xml:space="preserve"> </w:t>
+      </w:r>
+      <w:r>
+        <w:t xml:space="preserve">The closed-set baselines and the backbone comparison run under the protocol of Section 4.10.2, on the same data and calibration recipe.</w:t>
+      </w:r>
+    </w:p>
+    <w:p>
+      <w:pPr>
+        <w:pStyle w:val="FirstParagraph"/>
+      </w:pPr>
+      <w:r>
+        <w:t xml:space="preserve">Any researcher holding the released code, the pinned seeds and versions (Section 4.7.3), and this sequence can regenerate the corpus bit-for-bit, retrain both models, arrive at the same</w:t>
+      </w:r>
+      <w:r>
+        <w:t xml:space="preserve"> </w:t>
+      </w:r>
+      <m:oMath>
+        <m:r>
+          <m:t>τ</m:t>
+        </m:r>
+      </m:oMath>
+      <w:r>
+        <w:t xml:space="preserve">, and reproduce the reported tables — which is the standard the framework is built to meet.</w:t>
+      </w:r>
+    </w:p>
+    <w:p>
+      <w:pPr>
+        <w:pStyle w:val="Heading3"/>
+      </w:pPr>
+      <w:r>
+        <w:t xml:space="preserve">4.4.3 Value Proposition</w:t>
+      </w:r>
+    </w:p>
+    <w:p>
+      <w:pPr>
+        <w:pStyle w:val="FirstParagraph"/>
+      </w:pPr>
+      <w:r>
+        <w:t xml:space="preserve">The design suits its problem for three reasons. It is open-set: unlike a closed-set classifier that must name some font for every input, it can refuse, which matters when many generative crops correspond to no real typeface. It is trained on the hallucination distribution itself rather than on pristine glyphs, so it does not collapse on the warped, re-kerned input that defeats commercial identifiers and clean-glyph baselines. And because it targets a localized open-source palette, every match it returns is immediately reusable at no cost, so recognition ends in a template the designer can rebuild from instead of a paywalled lookup.</w:t>
+      </w:r>
+    </w:p>
+    <w:p>
+      <w:pPr>
+        <w:pStyle w:val="Heading3"/>
+      </w:pPr>
+      <w:r>
+        <w:t xml:space="preserve">4.4.4 High-Level Operational Logic</w:t>
+      </w:r>
+    </w:p>
+    <w:p>
+      <w:pPr>
+        <w:pStyle w:val="FirstParagraph"/>
+      </w:pPr>
+      <w:r>
+        <w:t xml:space="preserve">From the user’s side the interaction is simple. A designer opens the web application, uploads a generative-AI image containing text, and waits a moment while the system localizes and crops the text regions and runs each crop through the inference engine. For every detected region the application displays a short, ranked list of candidate Google Fonts, each shown as a rendered preview, or an</w:t>
+      </w:r>
+      <w:r>
+        <w:t xml:space="preserve"> </w:t>
+      </w:r>
+      <w:r>
+        <w:t xml:space="preserve">“unknown”</w:t>
+      </w:r>
+      <w:r>
+        <w:t xml:space="preserve"> </w:t>
+      </w:r>
+      <w:r>
+        <w:t xml:space="preserve">message when the system judges the glyph to fall outside its palette. The designer picks the closest match and reuses it directly in their own document. The user needs no knowledge of embeddings, thresholds, or the training pipeline; the technical machinery of Sections 4.2 and 4.3 stays hidden behind a single upload-and-review interaction.</w:t>
+      </w:r>
+    </w:p>
+    <w:p>
+      <w:pPr>
+        <w:pStyle w:val="Heading2"/>
+      </w:pPr>
+      <w:r>
+        <w:t xml:space="preserve">4.5 Analysis and Design</w:t>
+      </w:r>
+    </w:p>
+    <w:p>
+      <w:pPr>
+        <w:pStyle w:val="FirstParagraph"/>
+      </w:pPr>
+      <w:r>
+        <w:t xml:space="preserve">This section turns the concept of Section 4.4 into a specification. Section 4.5.1 states what the system must do and the qualities it must have, scoped to a local testing deployment rather than a public service. Section 4.5.2 describes the architecture that satisfies those requirements and how its parts communicate.</w:t>
+      </w:r>
+    </w:p>
+    <w:p>
+      <w:pPr>
+        <w:pStyle w:val="Heading3"/>
+      </w:pPr>
+      <w:r>
+        <w:t xml:space="preserve">4.5.1 Requirements Analysis</w:t>
+      </w:r>
+    </w:p>
+    <w:p>
+      <w:pPr>
+        <w:pStyle w:val="FirstParagraph"/>
+      </w:pPr>
+      <w:r>
+        <w:rPr>
+          <w:b/>
+          <w:bCs/>
+        </w:rPr>
+        <w:t xml:space="preserve">Functional requirements.</w:t>
+      </w:r>
+      <w:r>
+        <w:t xml:space="preserve"> </w:t>
+      </w:r>
+      <w:r>
+        <w:t xml:space="preserve">The system must:</w:t>
       </w:r>
     </w:p>
     <w:p>
@@ -8977,7 +9309,226 @@
         <w:pStyle w:val="Compact"/>
         <w:numPr>
           <w:ilvl w:val="0"/>
-          <w:numId w:val="1005"/>
+          <w:numId w:val="1007"/>
+        </w:numPr>
+      </w:pPr>
+      <w:r>
+        <w:t xml:space="preserve">Accept an uploaded generative-AI image in common raster formats (PNG, JPEG) through the browser.</w:t>
+      </w:r>
+    </w:p>
+    <w:p>
+      <w:pPr>
+        <w:pStyle w:val="Compact"/>
+        <w:numPr>
+          <w:ilvl w:val="0"/>
+          <w:numId w:val="1007"/>
+        </w:numPr>
+      </w:pPr>
+      <w:r>
+        <w:t xml:space="preserve">Localize and crop each text region in the image using an off-the-shelf text detector.</w:t>
+      </w:r>
+    </w:p>
+    <w:p>
+      <w:pPr>
+        <w:pStyle w:val="Compact"/>
+        <w:numPr>
+          <w:ilvl w:val="0"/>
+          <w:numId w:val="1007"/>
+        </w:numPr>
+      </w:pPr>
+      <w:r>
+        <w:t xml:space="preserve">Preprocess each crop and embed it with the frozen DINOv2 encoder and the trained metric head.</w:t>
+      </w:r>
+    </w:p>
+    <w:p>
+      <w:pPr>
+        <w:pStyle w:val="Compact"/>
+        <w:numPr>
+          <w:ilvl w:val="0"/>
+          <w:numId w:val="1007"/>
+        </w:numPr>
+      </w:pPr>
+      <w:r>
+        <w:t xml:space="preserve">Apply the open-set decision to each crop, either rejecting it as</w:t>
+      </w:r>
+      <w:r>
+        <w:t xml:space="preserve"> </w:t>
+      </w:r>
+      <w:r>
+        <w:t xml:space="preserve">“unknown”</w:t>
+      </w:r>
+      <w:r>
+        <w:t xml:space="preserve"> </w:t>
+      </w:r>
+      <w:r>
+        <w:t xml:space="preserve">or ranking the localized palette.</w:t>
+      </w:r>
+    </w:p>
+    <w:p>
+      <w:pPr>
+        <w:pStyle w:val="Compact"/>
+        <w:numPr>
+          <w:ilvl w:val="0"/>
+          <w:numId w:val="1007"/>
+        </w:numPr>
+      </w:pPr>
+      <w:r>
+        <w:t xml:space="preserve">Return, for every detected region, a Top-K shortlist of candidate Google Fonts or an</w:t>
+      </w:r>
+      <w:r>
+        <w:t xml:space="preserve"> </w:t>
+      </w:r>
+      <w:r>
+        <w:t xml:space="preserve">“unknown”</w:t>
+      </w:r>
+      <w:r>
+        <w:t xml:space="preserve"> </w:t>
+      </w:r>
+      <w:r>
+        <w:t xml:space="preserve">verdict.</w:t>
+      </w:r>
+    </w:p>
+    <w:p>
+      <w:pPr>
+        <w:pStyle w:val="Compact"/>
+        <w:numPr>
+          <w:ilvl w:val="0"/>
+          <w:numId w:val="1007"/>
+        </w:numPr>
+      </w:pPr>
+      <w:r>
+        <w:t xml:space="preserve">Render a preview of each candidate font so the user can compare it against the source text.</w:t>
+      </w:r>
+    </w:p>
+    <w:p>
+      <w:pPr>
+        <w:pStyle w:val="Compact"/>
+        <w:numPr>
+          <w:ilvl w:val="0"/>
+          <w:numId w:val="1007"/>
+        </w:numPr>
+      </w:pPr>
+      <w:r>
+        <w:t xml:space="preserve">Expose the recognition pipeline through a REST endpoint (</w:t>
+      </w:r>
+      <w:r>
+        <w:rPr>
+          <w:rStyle w:val="VerbatimChar"/>
+        </w:rPr>
+        <w:t xml:space="preserve">/predict</w:t>
+      </w:r>
+      <w:r>
+        <w:t xml:space="preserve">) that the frontend calls.</w:t>
+      </w:r>
+    </w:p>
+    <w:p>
+      <w:pPr>
+        <w:pStyle w:val="Compact"/>
+        <w:numPr>
+          <w:ilvl w:val="0"/>
+          <w:numId w:val="1007"/>
+        </w:numPr>
+      </w:pPr>
+      <w:r>
+        <w:t xml:space="preserve">Load the trained model weights once at startup and reuse them across requests.</w:t>
+      </w:r>
+    </w:p>
+    <w:p>
+      <w:pPr>
+        <w:pStyle w:val="FirstParagraph"/>
+      </w:pPr>
+      <w:r>
+        <w:rPr>
+          <w:b/>
+          <w:bCs/>
+        </w:rPr>
+        <w:t xml:space="preserve">Non-functional requirements.</w:t>
+      </w:r>
+      <w:r>
+        <w:t xml:space="preserve"> </w:t>
+      </w:r>
+      <w:r>
+        <w:t xml:space="preserve">The system should also:</w:t>
+      </w:r>
+    </w:p>
+    <w:p>
+      <w:pPr>
+        <w:pStyle w:val="Compact"/>
+        <w:numPr>
+          <w:ilvl w:val="0"/>
+          <w:numId w:val="1008"/>
+        </w:numPr>
+      </w:pPr>
+      <w:r>
+        <w:t xml:space="preserve">Be usable through a single upload-and-review interaction that hides the underlying model (usability).</w:t>
+      </w:r>
+    </w:p>
+    <w:p>
+      <w:pPr>
+        <w:pStyle w:val="Compact"/>
+        <w:numPr>
+          <w:ilvl w:val="0"/>
+          <w:numId w:val="1008"/>
+        </w:numPr>
+      </w:pPr>
+      <w:r>
+        <w:t xml:space="preserve">Return results at interactive latency on a single machine, targeting a response within a few seconds per image (responsiveness).</w:t>
+      </w:r>
+    </w:p>
+    <w:p>
+      <w:pPr>
+        <w:pStyle w:val="Compact"/>
+        <w:numPr>
+          <w:ilvl w:val="0"/>
+          <w:numId w:val="1008"/>
+        </w:numPr>
+      </w:pPr>
+      <w:r>
+        <w:t xml:space="preserve">Produce the same output for the same input, through deterministic preprocessing and pinned model weights and seeds (reproducibility).</w:t>
+      </w:r>
+    </w:p>
+    <w:p>
+      <w:pPr>
+        <w:pStyle w:val="Compact"/>
+        <w:numPr>
+          <w:ilvl w:val="0"/>
+          <w:numId w:val="1008"/>
+        </w:numPr>
+      </w:pPr>
+      <w:r>
+        <w:t xml:space="preserve">Run from a single Docker image on one host, with no external service dependencies at inference time beyond the bundled weights and font files (portability).</w:t>
+      </w:r>
+    </w:p>
+    <w:p>
+      <w:pPr>
+        <w:pStyle w:val="Compact"/>
+        <w:numPr>
+          <w:ilvl w:val="0"/>
+          <w:numId w:val="1008"/>
+        </w:numPr>
+      </w:pPr>
+      <w:r>
+        <w:t xml:space="preserve">Keep the localizer, encoder, metric head, and open-set decision as separable components, so any one can be replaced without rewriting the others (maintainability).</w:t>
+      </w:r>
+    </w:p>
+    <w:p>
+      <w:pPr>
+        <w:pStyle w:val="Compact"/>
+        <w:numPr>
+          <w:ilvl w:val="0"/>
+          <w:numId w:val="1008"/>
+        </w:numPr>
+      </w:pPr>
+      <w:r>
+        <w:t xml:space="preserve">Operate as a single-user local demo, with no authentication, accounts, or multi-user scaling in scope (a deliberate delimitation, consistent with Section 4.1).</w:t>
+      </w:r>
+    </w:p>
+    <w:p>
+      <w:pPr>
+        <w:pStyle w:val="Compact"/>
+        <w:numPr>
+          <w:ilvl w:val="0"/>
+          <w:numId w:val="1008"/>
         </w:numPr>
       </w:pPr>
       <w:r>
@@ -9283,7 +9834,7 @@
         <w:pStyle w:val="Compact"/>
         <w:numPr>
           <w:ilvl w:val="0"/>
-          <w:numId w:val="1006"/>
+          <w:numId w:val="1009"/>
         </w:numPr>
       </w:pPr>
       <w:r>
@@ -9316,7 +9867,7 @@
         <w:pStyle w:val="Compact"/>
         <w:numPr>
           <w:ilvl w:val="0"/>
-          <w:numId w:val="1006"/>
+          <w:numId w:val="1009"/>
         </w:numPr>
       </w:pPr>
       <w:r>
@@ -9361,7 +9912,7 @@
         <w:pStyle w:val="Compact"/>
         <w:numPr>
           <w:ilvl w:val="0"/>
-          <w:numId w:val="1006"/>
+          <w:numId w:val="1009"/>
         </w:numPr>
       </w:pPr>
       <w:r>
@@ -9383,7 +9934,7 @@
         <w:pStyle w:val="Compact"/>
         <w:numPr>
           <w:ilvl w:val="0"/>
-          <w:numId w:val="1006"/>
+          <w:numId w:val="1009"/>
         </w:numPr>
       </w:pPr>
       <w:r>
@@ -11756,6 +12307,60 @@
     </w:p>
     <w:p>
       <w:pPr>
+        <w:pStyle w:val="BodyText"/>
+      </w:pPr>
+      <w:r>
+        <w:t xml:space="preserve">Two validation instruments follow from the word-level design of Section 4.4.2. First, the mixed-typography verdict is validated against a</w:t>
+      </w:r>
+      <w:r>
+        <w:t xml:space="preserve"> </w:t>
+      </w:r>
+      <w:r>
+        <w:rPr>
+          <w:b/>
+          <w:bCs/>
+        </w:rPr>
+        <w:t xml:space="preserve">mixed-font stressor set</w:t>
+      </w:r>
+      <w:r>
+        <w:t xml:space="preserve"> </w:t>
+      </w:r>
+      <w:r>
+        <w:t xml:space="preserve">the synthetic pipeline renders on demand: lines and words deliberately set in two palette fonts at controlled mixing ratios, degraded by the operator</w:t>
+      </w:r>
+      <w:r>
+        <w:t xml:space="preserve"> </w:t>
+      </w:r>
+      <m:oMath>
+        <m:r>
+          <m:t>D</m:t>
+        </m:r>
+      </m:oMath>
+      <w:r>
+        <w:t xml:space="preserve"> </w:t>
+      </w:r>
+      <w:r>
+        <w:t xml:space="preserve">like every other crop, so the detection rate and false-alarm rate of the homogeneity check are measured on labeled data that no in-the-wild collection could supply. Because the served unit is the word crop, the threshold calibration of this section is likewise performed on word-granularity validation crops. Second, the choice of encoder is validated by a</w:t>
+      </w:r>
+      <w:r>
+        <w:t xml:space="preserve"> </w:t>
+      </w:r>
+      <w:r>
+        <w:rPr>
+          <w:b/>
+          <w:bCs/>
+        </w:rPr>
+        <w:t xml:space="preserve">backbone comparison</w:t>
+      </w:r>
+      <w:r>
+        <w:t xml:space="preserve"> </w:t>
+      </w:r>
+      <w:r>
+        <w:t xml:space="preserve">rather than assumed: the same frozen-encoder-plus-metric-head recipe, corpus, and calibration procedure are re-run with the backbone swapped — the incumbent DINOv2 against a contrastively pretrained vision-language encoder, a supervised ViT, and a convolutional baseline — holding everything else fixed, and each candidate is reported with its Top-1/Top-3 accuracy, false-positive rate at 95% recall, parameter count, and CPU and GPU inference latency. The homogeneity check narrows the field before speed and accuracy decide it: the check reads per-patch tokens, so a qualifying backbone must expose patch-level features, which is a property of the ViT family that a pooled convolutional embedding does not natively provide. The comparison therefore selects the deployed model on measured evidence, with the architecture class justified by the capability the pipeline requires of it.</w:t>
+      </w:r>
+    </w:p>
+    <w:p>
+      <w:pPr>
         <w:pStyle w:val="Heading3"/>
       </w:pPr>
       <w:r>
@@ -11843,7 +12448,7 @@
         <w:pStyle w:val="BodyText"/>
       </w:pPr>
       <w:r>
-        <w:t xml:space="preserve">Version 1.1 · July 26, 2026</w:t>
+        <w:t xml:space="preserve">Version 1.2 · August 3, 2026</w:t>
       </w:r>
     </w:p>
     <w:p>
@@ -12056,6 +12661,56 @@
           </w:p>
         </w:tc>
       </w:tr>
+      <w:tr>
+        <w:tc>
+          <w:tcPr/>
+          <w:p>
+            <w:pPr>
+              <w:pStyle w:val="Compact"/>
+              <w:jc w:val="left"/>
+            </w:pPr>
+            <w:r>
+              <w:t xml:space="preserve">2026-08-03</w:t>
+            </w:r>
+          </w:p>
+        </w:tc>
+        <w:tc>
+          <w:tcPr/>
+          <w:p>
+            <w:pPr>
+              <w:pStyle w:val="Compact"/>
+              <w:jc w:val="left"/>
+            </w:pPr>
+            <w:r>
+              <w:t xml:space="preserve">1.2</w:t>
+            </w:r>
+          </w:p>
+        </w:tc>
+        <w:tc>
+          <w:tcPr/>
+          <w:p>
+            <w:pPr>
+              <w:pStyle w:val="Compact"/>
+              <w:jc w:val="left"/>
+            </w:pPr>
+            <w:r>
+              <w:t xml:space="preserve">Post-defense revisions: word-level localization, mixed-typography verdict, word-merge presentation</w:t>
+            </w:r>
+          </w:p>
+        </w:tc>
+        <w:tc>
+          <w:tcPr/>
+          <w:p>
+            <w:pPr>
+              <w:pStyle w:val="Compact"/>
+              <w:jc w:val="left"/>
+            </w:pPr>
+            <w:r>
+              <w:t xml:space="preserve">Research team</w:t>
+            </w:r>
+          </w:p>
+        </w:tc>
+      </w:tr>
     </w:tbl>
     <w:p>
       <w:pPr>
@@ -12603,7 +13258,7 @@
         <w:pStyle w:val="Compact"/>
         <w:numPr>
           <w:ilvl w:val="0"/>
-          <w:numId w:val="1007"/>
+          <w:numId w:val="1010"/>
         </w:numPr>
       </w:pPr>
       <w:r>
@@ -12615,11 +13270,11 @@
         <w:pStyle w:val="Compact"/>
         <w:numPr>
           <w:ilvl w:val="0"/>
-          <w:numId w:val="1007"/>
+          <w:numId w:val="1010"/>
         </w:numPr>
       </w:pPr>
       <w:r>
-        <w:t xml:space="preserve">Localize the text region(s) in the image and crop each one.</w:t>
+        <w:t xml:space="preserve">Localize the text in the image at word granularity and crop each word.</w:t>
       </w:r>
     </w:p>
     <w:p>
@@ -12627,11 +13282,11 @@
         <w:pStyle w:val="Compact"/>
         <w:numPr>
           <w:ilvl w:val="0"/>
-          <w:numId w:val="1007"/>
+          <w:numId w:val="1010"/>
         </w:numPr>
       </w:pPr>
       <w:r>
-        <w:t xml:space="preserve">Embed each crop and rank it against the font palette.</w:t>
+        <w:t xml:space="preserve">Embed each crop, check it for font homogeneity, and rank it against the font palette.</w:t>
       </w:r>
     </w:p>
     <w:p>
@@ -12639,11 +13294,11 @@
         <w:pStyle w:val="Compact"/>
         <w:numPr>
           <w:ilvl w:val="0"/>
-          <w:numId w:val="1007"/>
+          <w:numId w:val="1010"/>
         </w:numPr>
       </w:pPr>
       <w:r>
-        <w:t xml:space="preserve">Return a Top-K shortlist per crop with a similarity score, or reject it as out-of-palette.</w:t>
+        <w:t xml:space="preserve">Return a Top-K shortlist per crop with a similarity score, reject it as out-of-palette, or report it as mixed typography; adjacent words with the same verdict merge into one result.</w:t>
       </w:r>
     </w:p>
     <w:p>
@@ -12652,7 +13307,7 @@
         <w:keepNext/>
         <w:numPr>
           <w:ilvl w:val="0"/>
-          <w:numId w:val="1007"/>
+          <w:numId w:val="1010"/>
         </w:numPr>
       </w:pPr>
       <w:r>
@@ -12811,7 +13466,7 @@
         <w:pStyle w:val="Compact"/>
         <w:numPr>
           <w:ilvl w:val="0"/>
-          <w:numId w:val="1008"/>
+          <w:numId w:val="1011"/>
         </w:numPr>
       </w:pPr>
       <w:r>
@@ -12826,263 +13481,6 @@
       </w:r>
       <w:r>
         <w:t xml:space="preserve">current Chrome / Firefox / Edge (latest two versions), desktop viewport.</w:t>
-      </w:r>
-    </w:p>
-    <w:p>
-      <w:pPr>
-        <w:pStyle w:val="Compact"/>
-        <w:numPr>
-          <w:ilvl w:val="0"/>
-          <w:numId w:val="1008"/>
-        </w:numPr>
-      </w:pPr>
-      <w:r>
-        <w:rPr>
-          <w:b/>
-          <w:bCs/>
-        </w:rPr>
-        <w:t xml:space="preserve">Server:</w:t>
-      </w:r>
-      <w:r>
-        <w:t xml:space="preserve"> </w:t>
-      </w:r>
-      <w:r>
-        <w:t xml:space="preserve">Python 3.11+, FastAPI, PyTorch, packaged with Docker; runs on the presenter’s laptop (</w:t>
-      </w:r>
-      <w:r>
-        <w:rPr>
-          <w:rStyle w:val="VerbatimChar"/>
-        </w:rPr>
-        <w:t xml:space="preserve">localhost</w:t>
-      </w:r>
-      <w:r>
-        <w:t xml:space="preserve">). GPU optional — CPU inference acceptable for single-image demo latency.</w:t>
-      </w:r>
-    </w:p>
-    <w:p>
-      <w:pPr>
-        <w:pStyle w:val="Compact"/>
-        <w:numPr>
-          <w:ilvl w:val="0"/>
-          <w:numId w:val="1008"/>
-        </w:numPr>
-      </w:pPr>
-      <w:r>
-        <w:rPr>
-          <w:b/>
-          <w:bCs/>
-        </w:rPr>
-        <w:t xml:space="preserve">Assets:</w:t>
-      </w:r>
-      <w:r>
-        <w:t xml:space="preserve"> </w:t>
-      </w:r>
-      <w:r>
-        <w:t xml:space="preserve">DINOv2 + baseline weights from HuggingFace Hub; Google Fonts files for palette matching and preview rendering.</w:t>
-      </w:r>
-    </w:p>
-    <w:p>
-      <w:pPr>
-        <w:pStyle w:val="Heading3"/>
-      </w:pPr>
-      <w:r>
-        <w:t xml:space="preserve">2.5 Design and Implementation Constraints</w:t>
-      </w:r>
-    </w:p>
-    <w:p>
-      <w:pPr>
-        <w:pStyle w:val="Compact"/>
-        <w:numPr>
-          <w:ilvl w:val="0"/>
-          <w:numId w:val="1009"/>
-        </w:numPr>
-      </w:pPr>
-      <w:r>
-        <w:t xml:space="preserve">Stack is fixed by the methodology (Ch4 §4.8):</w:t>
-      </w:r>
-      <w:r>
-        <w:t xml:space="preserve"> </w:t>
-      </w:r>
-      <w:r>
-        <w:rPr>
-          <w:b/>
-          <w:bCs/>
-        </w:rPr>
-        <w:t xml:space="preserve">React</w:t>
-      </w:r>
-      <w:r>
-        <w:t xml:space="preserve"> </w:t>
-      </w:r>
-      <w:r>
-        <w:t xml:space="preserve">(frontend),</w:t>
-      </w:r>
-      <w:r>
-        <w:t xml:space="preserve"> </w:t>
-      </w:r>
-      <w:r>
-        <w:rPr>
-          <w:b/>
-          <w:bCs/>
-        </w:rPr>
-        <w:t xml:space="preserve">FastAPI</w:t>
-      </w:r>
-      <w:r>
-        <w:t xml:space="preserve"> </w:t>
-      </w:r>
-      <w:r>
-        <w:t xml:space="preserve">(backend),</w:t>
-      </w:r>
-      <w:r>
-        <w:t xml:space="preserve"> </w:t>
-      </w:r>
-      <w:r>
-        <w:rPr>
-          <w:b/>
-          <w:bCs/>
-        </w:rPr>
-        <w:t xml:space="preserve">PyTorch + HuggingFace</w:t>
-      </w:r>
-      <w:r>
-        <w:t xml:space="preserve"> </w:t>
-      </w:r>
-      <w:r>
-        <w:t xml:space="preserve">(inference),</w:t>
-      </w:r>
-      <w:r>
-        <w:t xml:space="preserve"> </w:t>
-      </w:r>
-      <w:r>
-        <w:rPr>
-          <w:b/>
-          <w:bCs/>
-        </w:rPr>
-        <w:t xml:space="preserve">Docker</w:t>
-      </w:r>
-      <w:r>
-        <w:t xml:space="preserve"> </w:t>
-      </w:r>
-      <w:r>
-        <w:t xml:space="preserve">(deploy).</w:t>
-      </w:r>
-    </w:p>
-    <w:p>
-      <w:pPr>
-        <w:pStyle w:val="Compact"/>
-        <w:numPr>
-          <w:ilvl w:val="0"/>
-          <w:numId w:val="1009"/>
-        </w:numPr>
-      </w:pPr>
-      <w:r>
-        <w:t xml:space="preserve">Preprocessing (square-pad → 224² → ImageNet normalize)</w:t>
-      </w:r>
-      <w:r>
-        <w:t xml:space="preserve"> </w:t>
-      </w:r>
-      <w:r>
-        <w:rPr>
-          <w:b/>
-          <w:bCs/>
-        </w:rPr>
-        <w:t xml:space="preserve">shall</w:t>
-      </w:r>
-      <w:r>
-        <w:t xml:space="preserve"> </w:t>
-      </w:r>
-      <w:r>
-        <w:t xml:space="preserve">run inside the model forward pass to avoid train–serve skew (Ch4 §4.3.2).</w:t>
-      </w:r>
-    </w:p>
-    <w:p>
-      <w:pPr>
-        <w:pStyle w:val="Compact"/>
-        <w:numPr>
-          <w:ilvl w:val="0"/>
-          <w:numId w:val="1009"/>
-        </w:numPr>
-      </w:pPr>
-      <w:r>
-        <w:t xml:space="preserve">Only open-source fonts (the Google Fonts palette) may be returned — no commercial font identifiers or licenses.</w:t>
-      </w:r>
-    </w:p>
-    <w:p>
-      <w:pPr>
-        <w:pStyle w:val="Heading3"/>
-      </w:pPr>
-      <w:r>
-        <w:t xml:space="preserve">2.6 Assumptions and Dependencies</w:t>
-      </w:r>
-    </w:p>
-    <w:p>
-      <w:pPr>
-        <w:pStyle w:val="Compact"/>
-        <w:numPr>
-          <w:ilvl w:val="0"/>
-          <w:numId w:val="1010"/>
-        </w:numPr>
-      </w:pPr>
-      <w:r>
-        <w:t xml:space="preserve">The trained metric head and palette are available on disk at startup.</w:t>
-      </w:r>
-    </w:p>
-    <w:p>
-      <w:pPr>
-        <w:pStyle w:val="Compact"/>
-        <w:numPr>
-          <w:ilvl w:val="0"/>
-          <w:numId w:val="1010"/>
-        </w:numPr>
-      </w:pPr>
-      <w:r>
-        <w:t xml:space="preserve">The uploaded image contains legible rendered text (not handwriting / heavy occlusion).</w:t>
-      </w:r>
-    </w:p>
-    <w:p>
-      <w:pPr>
-        <w:pStyle w:val="Compact"/>
-        <w:numPr>
-          <w:ilvl w:val="0"/>
-          <w:numId w:val="1010"/>
-        </w:numPr>
-      </w:pPr>
-      <w:r>
-        <w:t xml:space="preserve">The off-the-shelf text-localization component is available and returns bounding boxes.</w:t>
-      </w:r>
-    </w:p>
-    <w:p>
-      <w:pPr>
-        <w:pStyle w:val="Compact"/>
-        <w:numPr>
-          <w:ilvl w:val="0"/>
-          <w:numId w:val="1010"/>
-        </w:numPr>
-      </w:pPr>
-      <w:r>
-        <w:t xml:space="preserve">The HuggingFace Hub remains reachable for the one-time weight download; after that the app runs offline.</w:t>
-      </w:r>
-    </w:p>
-    <w:p>
-      <w:pPr>
-        <w:pStyle w:val="Heading2"/>
-      </w:pPr>
-      <w:r>
-        <w:t xml:space="preserve">3. External Interface Requirements</w:t>
-      </w:r>
-    </w:p>
-    <w:p>
-      <w:pPr>
-        <w:pStyle w:val="Heading3"/>
-      </w:pPr>
-      <w:r>
-        <w:t xml:space="preserve">3.1 User Interfaces</w:t>
-      </w:r>
-    </w:p>
-    <w:p>
-      <w:pPr>
-        <w:pStyle w:val="FirstParagraph"/>
-      </w:pPr>
-      <w:r>
-        <w:t xml:space="preserve">Single page, three vertically stacked zones (wireframe below):</w:t>
       </w:r>
     </w:p>
     <w:p>
@@ -13098,29 +13496,22 @@
           <w:b/>
           <w:bCs/>
         </w:rPr>
-        <w:t xml:space="preserve">Input</w:t>
-      </w:r>
-      <w:r>
-        <w:t xml:space="preserve"> </w:t>
-      </w:r>
-      <w:r>
-        <w:t xml:space="preserve">— a drag-drop/browse dropzone, sample thumbnails, and an</w:t>
-      </w:r>
-      <w:r>
-        <w:t xml:space="preserve"> </w:t>
-      </w:r>
-      <w:r>
-        <w:rPr>
-          <w:b/>
-          <w:bCs/>
-        </w:rPr>
-        <w:t xml:space="preserve">Identify Fonts</w:t>
-      </w:r>
-      <w:r>
-        <w:t xml:space="preserve"> </w:t>
-      </w:r>
-      <w:r>
-        <w:t xml:space="preserve">action.</w:t>
+        <w:t xml:space="preserve">Server:</w:t>
+      </w:r>
+      <w:r>
+        <w:t xml:space="preserve"> </w:t>
+      </w:r>
+      <w:r>
+        <w:t xml:space="preserve">Python 3.11+, FastAPI, PyTorch, packaged with Docker; runs on the presenter’s laptop (</w:t>
+      </w:r>
+      <w:r>
+        <w:rPr>
+          <w:rStyle w:val="VerbatimChar"/>
+        </w:rPr>
+        <w:t xml:space="preserve">localhost</w:t>
+      </w:r>
+      <w:r>
+        <w:t xml:space="preserve">). GPU optional — CPU inference acceptable for single-image demo latency.</w:t>
       </w:r>
     </w:p>
     <w:p>
@@ -13136,13 +13527,21 @@
           <w:b/>
           <w:bCs/>
         </w:rPr>
-        <w:t xml:space="preserve">Processing</w:t>
-      </w:r>
-      <w:r>
-        <w:t xml:space="preserve"> </w:t>
-      </w:r>
-      <w:r>
-        <w:t xml:space="preserve">— the uploaded image with detected text regions boxed, plus a pipeline status/progress indicator.</w:t>
+        <w:t xml:space="preserve">Assets:</w:t>
+      </w:r>
+      <w:r>
+        <w:t xml:space="preserve"> </w:t>
+      </w:r>
+      <w:r>
+        <w:t xml:space="preserve">DINOv2 + baseline weights from HuggingFace Hub; Google Fonts files for palette matching and preview rendering.</w:t>
+      </w:r>
+    </w:p>
+    <w:p>
+      <w:pPr>
+        <w:pStyle w:val="Heading3"/>
+      </w:pPr>
+      <w:r>
+        <w:t xml:space="preserve">2.5 Design and Implementation Constraints</w:t>
       </w:r>
     </w:p>
     <w:p>
@@ -13150,10 +13549,266 @@
         <w:pStyle w:val="Compact"/>
         <w:numPr>
           <w:ilvl w:val="0"/>
-          <w:numId w:val="1011"/>
+          <w:numId w:val="1012"/>
         </w:numPr>
       </w:pPr>
       <w:r>
+        <w:t xml:space="preserve">Stack is fixed by the methodology (Ch4 §4.8):</w:t>
+      </w:r>
+      <w:r>
+        <w:t xml:space="preserve"> </w:t>
+      </w:r>
+      <w:r>
+        <w:rPr>
+          <w:b/>
+          <w:bCs/>
+        </w:rPr>
+        <w:t xml:space="preserve">React</w:t>
+      </w:r>
+      <w:r>
+        <w:t xml:space="preserve"> </w:t>
+      </w:r>
+      <w:r>
+        <w:t xml:space="preserve">(frontend),</w:t>
+      </w:r>
+      <w:r>
+        <w:t xml:space="preserve"> </w:t>
+      </w:r>
+      <w:r>
+        <w:rPr>
+          <w:b/>
+          <w:bCs/>
+        </w:rPr>
+        <w:t xml:space="preserve">FastAPI</w:t>
+      </w:r>
+      <w:r>
+        <w:t xml:space="preserve"> </w:t>
+      </w:r>
+      <w:r>
+        <w:t xml:space="preserve">(backend),</w:t>
+      </w:r>
+      <w:r>
+        <w:t xml:space="preserve"> </w:t>
+      </w:r>
+      <w:r>
+        <w:rPr>
+          <w:b/>
+          <w:bCs/>
+        </w:rPr>
+        <w:t xml:space="preserve">PyTorch + HuggingFace</w:t>
+      </w:r>
+      <w:r>
+        <w:t xml:space="preserve"> </w:t>
+      </w:r>
+      <w:r>
+        <w:t xml:space="preserve">(inference),</w:t>
+      </w:r>
+      <w:r>
+        <w:t xml:space="preserve"> </w:t>
+      </w:r>
+      <w:r>
+        <w:rPr>
+          <w:b/>
+          <w:bCs/>
+        </w:rPr>
+        <w:t xml:space="preserve">Docker</w:t>
+      </w:r>
+      <w:r>
+        <w:t xml:space="preserve"> </w:t>
+      </w:r>
+      <w:r>
+        <w:t xml:space="preserve">(deploy).</w:t>
+      </w:r>
+    </w:p>
+    <w:p>
+      <w:pPr>
+        <w:pStyle w:val="Compact"/>
+        <w:numPr>
+          <w:ilvl w:val="0"/>
+          <w:numId w:val="1012"/>
+        </w:numPr>
+      </w:pPr>
+      <w:r>
+        <w:t xml:space="preserve">Preprocessing (square-pad → 224² → ImageNet normalize)</w:t>
+      </w:r>
+      <w:r>
+        <w:t xml:space="preserve"> </w:t>
+      </w:r>
+      <w:r>
+        <w:rPr>
+          <w:b/>
+          <w:bCs/>
+        </w:rPr>
+        <w:t xml:space="preserve">shall</w:t>
+      </w:r>
+      <w:r>
+        <w:t xml:space="preserve"> </w:t>
+      </w:r>
+      <w:r>
+        <w:t xml:space="preserve">run inside the model forward pass to avoid train–serve skew (Ch4 §4.3.2).</w:t>
+      </w:r>
+    </w:p>
+    <w:p>
+      <w:pPr>
+        <w:pStyle w:val="Compact"/>
+        <w:numPr>
+          <w:ilvl w:val="0"/>
+          <w:numId w:val="1012"/>
+        </w:numPr>
+      </w:pPr>
+      <w:r>
+        <w:t xml:space="preserve">Only open-source fonts (the Google Fonts palette) may be returned — no commercial font identifiers or licenses.</w:t>
+      </w:r>
+    </w:p>
+    <w:p>
+      <w:pPr>
+        <w:pStyle w:val="Heading3"/>
+      </w:pPr>
+      <w:r>
+        <w:t xml:space="preserve">2.6 Assumptions and Dependencies</w:t>
+      </w:r>
+    </w:p>
+    <w:p>
+      <w:pPr>
+        <w:pStyle w:val="Compact"/>
+        <w:numPr>
+          <w:ilvl w:val="0"/>
+          <w:numId w:val="1013"/>
+        </w:numPr>
+      </w:pPr>
+      <w:r>
+        <w:t xml:space="preserve">The trained metric head and palette are available on disk at startup.</w:t>
+      </w:r>
+    </w:p>
+    <w:p>
+      <w:pPr>
+        <w:pStyle w:val="Compact"/>
+        <w:numPr>
+          <w:ilvl w:val="0"/>
+          <w:numId w:val="1013"/>
+        </w:numPr>
+      </w:pPr>
+      <w:r>
+        <w:t xml:space="preserve">The uploaded image contains legible rendered text (not handwriting / heavy occlusion).</w:t>
+      </w:r>
+    </w:p>
+    <w:p>
+      <w:pPr>
+        <w:pStyle w:val="Compact"/>
+        <w:numPr>
+          <w:ilvl w:val="0"/>
+          <w:numId w:val="1013"/>
+        </w:numPr>
+      </w:pPr>
+      <w:r>
+        <w:t xml:space="preserve">The off-the-shelf text-localization component is available and returns bounding boxes.</w:t>
+      </w:r>
+    </w:p>
+    <w:p>
+      <w:pPr>
+        <w:pStyle w:val="Compact"/>
+        <w:numPr>
+          <w:ilvl w:val="0"/>
+          <w:numId w:val="1013"/>
+        </w:numPr>
+      </w:pPr>
+      <w:r>
+        <w:t xml:space="preserve">The HuggingFace Hub remains reachable for the one-time weight download; after that the app runs offline.</w:t>
+      </w:r>
+    </w:p>
+    <w:p>
+      <w:pPr>
+        <w:pStyle w:val="Heading2"/>
+      </w:pPr>
+      <w:r>
+        <w:t xml:space="preserve">3. External Interface Requirements</w:t>
+      </w:r>
+    </w:p>
+    <w:p>
+      <w:pPr>
+        <w:pStyle w:val="Heading3"/>
+      </w:pPr>
+      <w:r>
+        <w:t xml:space="preserve">3.1 User Interfaces</w:t>
+      </w:r>
+    </w:p>
+    <w:p>
+      <w:pPr>
+        <w:pStyle w:val="FirstParagraph"/>
+      </w:pPr>
+      <w:r>
+        <w:t xml:space="preserve">Single page, three vertically stacked zones (wireframe below):</w:t>
+      </w:r>
+    </w:p>
+    <w:p>
+      <w:pPr>
+        <w:pStyle w:val="Compact"/>
+        <w:numPr>
+          <w:ilvl w:val="0"/>
+          <w:numId w:val="1014"/>
+        </w:numPr>
+      </w:pPr>
+      <w:r>
+        <w:rPr>
+          <w:b/>
+          <w:bCs/>
+        </w:rPr>
+        <w:t xml:space="preserve">Input</w:t>
+      </w:r>
+      <w:r>
+        <w:t xml:space="preserve"> </w:t>
+      </w:r>
+      <w:r>
+        <w:t xml:space="preserve">— a drag-drop/browse dropzone, sample thumbnails, and an</w:t>
+      </w:r>
+      <w:r>
+        <w:t xml:space="preserve"> </w:t>
+      </w:r>
+      <w:r>
+        <w:rPr>
+          <w:b/>
+          <w:bCs/>
+        </w:rPr>
+        <w:t xml:space="preserve">Identify Fonts</w:t>
+      </w:r>
+      <w:r>
+        <w:t xml:space="preserve"> </w:t>
+      </w:r>
+      <w:r>
+        <w:t xml:space="preserve">action.</w:t>
+      </w:r>
+    </w:p>
+    <w:p>
+      <w:pPr>
+        <w:pStyle w:val="Compact"/>
+        <w:numPr>
+          <w:ilvl w:val="0"/>
+          <w:numId w:val="1014"/>
+        </w:numPr>
+      </w:pPr>
+      <w:r>
+        <w:rPr>
+          <w:b/>
+          <w:bCs/>
+        </w:rPr>
+        <w:t xml:space="preserve">Processing</w:t>
+      </w:r>
+      <w:r>
+        <w:t xml:space="preserve"> </w:t>
+      </w:r>
+      <w:r>
+        <w:t xml:space="preserve">— the uploaded image with detected text regions boxed, plus a pipeline status/progress indicator.</w:t>
+      </w:r>
+    </w:p>
+    <w:p>
+      <w:pPr>
+        <w:pStyle w:val="Compact"/>
+        <w:numPr>
+          <w:ilvl w:val="0"/>
+          <w:numId w:val="1014"/>
+        </w:numPr>
+      </w:pPr>
+      <w:r>
         <w:rPr>
           <w:b/>
           <w:bCs/>
@@ -13180,7 +13835,7 @@
           <w:b/>
           <w:bCs/>
         </w:rPr>
-        <w:t xml:space="preserve">KNOWN / UNKNOWN</w:t>
+        <w:t xml:space="preserve">KNOWN / UNKNOWN / MIXED</w:t>
       </w:r>
       <w:r>
         <w:t xml:space="preserve"> </w:t>
@@ -14061,7 +14716,7 @@
               <w:jc w:val="left"/>
             </w:pPr>
             <w:r>
-              <w:t xml:space="preserve">The system shall detect one or more text regions and crop each region for independent matching.</w:t>
+              <w:t xml:space="preserve">The system shall localize text at word granularity (one bounding box per word) and crop each word for independent matching.</w:t>
             </w:r>
           </w:p>
         </w:tc>
@@ -14192,6 +14847,44 @@
           </w:p>
         </w:tc>
       </w:tr>
+      <w:tr>
+        <w:tc>
+          <w:tcPr/>
+          <w:p>
+            <w:pPr>
+              <w:pStyle w:val="Compact"/>
+              <w:jc w:val="left"/>
+            </w:pPr>
+            <w:r>
+              <w:t xml:space="preserve">REQ-4.2-5</w:t>
+            </w:r>
+          </w:p>
+        </w:tc>
+        <w:tc>
+          <w:tcPr/>
+          <w:p>
+            <w:pPr>
+              <w:pStyle w:val="Compact"/>
+              <w:jc w:val="left"/>
+            </w:pPr>
+            <w:r>
+              <w:t xml:space="preserve">The system shall check each crop for font homogeneity using the encoder’s patch-level features; a flagged crop shall be split once at the detected boundary and each half matched independently.</w:t>
+            </w:r>
+          </w:p>
+        </w:tc>
+        <w:tc>
+          <w:tcPr/>
+          <w:p>
+            <w:pPr>
+              <w:pStyle w:val="Compact"/>
+              <w:jc w:val="left"/>
+            </w:pPr>
+            <w:r>
+              <w:t xml:space="preserve">High</w:t>
+            </w:r>
+          </w:p>
+        </w:tc>
+      </w:tr>
     </w:tbl>
     <w:p>
       <w:pPr>
@@ -14214,7 +14907,7 @@
         <w:pStyle w:val="FirstParagraph"/>
       </w:pPr>
       <w:r>
-        <w:t xml:space="preserve">For each crop, the system ranks the palette and decides known vs. unknown. Priority:</w:t>
+        <w:t xml:space="preserve">For each crop, the system ranks the palette and decides known, unknown, or mixed typography. Priority:</w:t>
       </w:r>
       <w:r>
         <w:t xml:space="preserve"> </w:t>
@@ -14418,7 +15111,7 @@
               <w:jc w:val="left"/>
             </w:pPr>
             <w:r>
-              <w:t xml:space="preserve">The system shall present each crop’s result as its own card in a carousel with previous/next navigation and a region indicator (e.g.,</w:t>
+              <w:t xml:space="preserve">The system shall present each result as its own card in a carousel with previous/next navigation and a region indicator (e.g.,</w:t>
             </w:r>
             <w:r>
               <w:t xml:space="preserve"> </w:t>
@@ -14427,7 +15120,7 @@
               <w:t xml:space="preserve">“Region 1 of 2”</w:t>
             </w:r>
             <w:r>
-              <w:t xml:space="preserve">), each card labeled KNOWN or UNKNOWN.</w:t>
+              <w:t xml:space="preserve">), each card labeled KNOWN, UNKNOWN, or MIXED.</w:t>
             </w:r>
           </w:p>
         </w:tc>
@@ -14516,6 +15209,56 @@
             </w:pPr>
             <w:r>
               <w:t xml:space="preserve">Low</w:t>
+            </w:r>
+          </w:p>
+        </w:tc>
+      </w:tr>
+      <w:tr>
+        <w:tc>
+          <w:tcPr/>
+          <w:p>
+            <w:pPr>
+              <w:pStyle w:val="Compact"/>
+              <w:jc w:val="left"/>
+            </w:pPr>
+            <w:r>
+              <w:t xml:space="preserve">REQ-4.3-6</w:t>
+            </w:r>
+          </w:p>
+        </w:tc>
+        <w:tc>
+          <w:tcPr/>
+          <w:p>
+            <w:pPr>
+              <w:pStyle w:val="Compact"/>
+              <w:jc w:val="left"/>
+            </w:pPr>
+            <w:r>
+              <w:t xml:space="preserve">The system shall report a crop that remains font-inhomogeneous after one split as</w:t>
+            </w:r>
+            <w:r>
+              <w:t xml:space="preserve"> </w:t>
+            </w:r>
+            <w:r>
+              <w:t xml:space="preserve">“mixed typography”</w:t>
+            </w:r>
+            <w:r>
+              <w:t xml:space="preserve"> </w:t>
+            </w:r>
+            <w:r>
+              <w:t xml:space="preserve">rather than assigning a single font, and shall merge adjacent word crops that share the same verdict into one region card.</w:t>
+            </w:r>
+          </w:p>
+        </w:tc>
+        <w:tc>
+          <w:tcPr/>
+          <w:p>
+            <w:pPr>
+              <w:pStyle w:val="Compact"/>
+              <w:jc w:val="left"/>
+            </w:pPr>
+            <w:r>
+              <w:t xml:space="preserve">High</w:t>
             </w:r>
           </w:p>
         </w:tc>
@@ -15364,7 +16107,7 @@
         <w:pStyle w:val="Compact"/>
         <w:numPr>
           <w:ilvl w:val="0"/>
-          <w:numId w:val="1012"/>
+          <w:numId w:val="1015"/>
         </w:numPr>
       </w:pPr>
       <w:r>
@@ -15376,7 +16119,7 @@
         <w:pStyle w:val="Compact"/>
         <w:numPr>
           <w:ilvl w:val="0"/>
-          <w:numId w:val="1012"/>
+          <w:numId w:val="1015"/>
         </w:numPr>
       </w:pPr>
       <w:r>
@@ -15388,7 +16131,7 @@
         <w:pStyle w:val="Compact"/>
         <w:numPr>
           <w:ilvl w:val="0"/>
-          <w:numId w:val="1012"/>
+          <w:numId w:val="1015"/>
         </w:numPr>
       </w:pPr>
       <w:r>
@@ -15408,7 +16151,7 @@
         <w:pStyle w:val="Compact"/>
         <w:numPr>
           <w:ilvl w:val="0"/>
-          <w:numId w:val="1013"/>
+          <w:numId w:val="1016"/>
         </w:numPr>
       </w:pPr>
       <w:r>
@@ -15430,7 +16173,7 @@
         <w:pStyle w:val="Compact"/>
         <w:numPr>
           <w:ilvl w:val="0"/>
-          <w:numId w:val="1013"/>
+          <w:numId w:val="1016"/>
         </w:numPr>
       </w:pPr>
       <w:r>
@@ -15453,7 +16196,7 @@
         <w:keepNext/>
         <w:numPr>
           <w:ilvl w:val="0"/>
-          <w:numId w:val="1013"/>
+          <w:numId w:val="1016"/>
         </w:numPr>
       </w:pPr>
       <w:r>
@@ -15618,6 +16361,32 @@
             </w:r>
             <w:r>
               <w:t xml:space="preserve">, instead of forcing a wrong label.</w:t>
+            </w:r>
+          </w:p>
+        </w:tc>
+      </w:tr>
+      <w:tr>
+        <w:tc>
+          <w:tcPr/>
+          <w:p>
+            <w:pPr>
+              <w:pStyle w:val="Compact"/>
+              <w:jc w:val="left"/>
+            </w:pPr>
+            <w:r>
+              <w:t xml:space="preserve">Mixed typography</w:t>
+            </w:r>
+          </w:p>
+        </w:tc>
+        <w:tc>
+          <w:tcPr/>
+          <w:p>
+            <w:pPr>
+              <w:pStyle w:val="Compact"/>
+              <w:jc w:val="left"/>
+            </w:pPr>
+            <w:r>
+              <w:t xml:space="preserve">Verdict for a crop whose patch-level features indicate more than one typeface and that stays inhomogeneous after one split; no single font is assigned.</w:t>
             </w:r>
           </w:p>
         </w:tc>
@@ -16949,6 +17718,176 @@
     </w:lvl>
     <w:lvl w:ilvl="8">
       <w:start w:val="1"/>
+      <w:numFmt w:val="decimal"/>
+      <w:lvlText w:val="%9."/>
+      <w:lvlJc w:val="left"/>
+      <w:pPr>
+        <w:ind w:left="6480" w:hanging="360"/>
+      </w:pPr>
+    </w:lvl>
+  </w:abstractNum>
+  <w:abstractNum w:abstractNumId="99419">
+    <w:nsid w:val="00A99419"/>
+    <w:multiLevelType w:val="multilevel"/>
+    <w:lvl w:ilvl="0">
+      <w:start w:val="9"/>
+      <w:numFmt w:val="decimal"/>
+      <w:lvlText w:val="%1."/>
+      <w:lvlJc w:val="left"/>
+      <w:pPr>
+        <w:ind w:left="720" w:hanging="360"/>
+      </w:pPr>
+    </w:lvl>
+    <w:lvl w:ilvl="1">
+      <w:start w:val="9"/>
+      <w:numFmt w:val="decimal"/>
+      <w:lvlText w:val="%2."/>
+      <w:lvlJc w:val="left"/>
+      <w:pPr>
+        <w:ind w:left="1440" w:hanging="360"/>
+      </w:pPr>
+    </w:lvl>
+    <w:lvl w:ilvl="2">
+      <w:start w:val="9"/>
+      <w:numFmt w:val="decimal"/>
+      <w:lvlText w:val="%3."/>
+      <w:lvlJc w:val="left"/>
+      <w:pPr>
+        <w:ind w:left="2160" w:hanging="360"/>
+      </w:pPr>
+    </w:lvl>
+    <w:lvl w:ilvl="3">
+      <w:start w:val="9"/>
+      <w:numFmt w:val="decimal"/>
+      <w:lvlText w:val="%4."/>
+      <w:lvlJc w:val="left"/>
+      <w:pPr>
+        <w:ind w:left="2880" w:hanging="360"/>
+      </w:pPr>
+    </w:lvl>
+    <w:lvl w:ilvl="4">
+      <w:start w:val="9"/>
+      <w:numFmt w:val="decimal"/>
+      <w:lvlText w:val="%5."/>
+      <w:lvlJc w:val="left"/>
+      <w:pPr>
+        <w:ind w:left="3600" w:hanging="360"/>
+      </w:pPr>
+    </w:lvl>
+    <w:lvl w:ilvl="5">
+      <w:start w:val="9"/>
+      <w:numFmt w:val="decimal"/>
+      <w:lvlText w:val="%6."/>
+      <w:lvlJc w:val="left"/>
+      <w:pPr>
+        <w:ind w:left="4320" w:hanging="360"/>
+      </w:pPr>
+    </w:lvl>
+    <w:lvl w:ilvl="6">
+      <w:start w:val="9"/>
+      <w:numFmt w:val="decimal"/>
+      <w:lvlText w:val="%7."/>
+      <w:lvlJc w:val="left"/>
+      <w:pPr>
+        <w:ind w:left="5040" w:hanging="360"/>
+      </w:pPr>
+    </w:lvl>
+    <w:lvl w:ilvl="7">
+      <w:start w:val="9"/>
+      <w:numFmt w:val="decimal"/>
+      <w:lvlText w:val="%8."/>
+      <w:lvlJc w:val="left"/>
+      <w:pPr>
+        <w:ind w:left="5760" w:hanging="360"/>
+      </w:pPr>
+    </w:lvl>
+    <w:lvl w:ilvl="8">
+      <w:start w:val="9"/>
+      <w:numFmt w:val="decimal"/>
+      <w:lvlText w:val="%9."/>
+      <w:lvlJc w:val="left"/>
+      <w:pPr>
+        <w:ind w:left="6480" w:hanging="360"/>
+      </w:pPr>
+    </w:lvl>
+  </w:abstractNum>
+  <w:abstractNum w:abstractNumId="994112">
+    <w:nsid w:val="0A994112"/>
+    <w:multiLevelType w:val="multilevel"/>
+    <w:lvl w:ilvl="0">
+      <w:start w:val="12"/>
+      <w:numFmt w:val="decimal"/>
+      <w:lvlText w:val="%1."/>
+      <w:lvlJc w:val="left"/>
+      <w:pPr>
+        <w:ind w:left="720" w:hanging="360"/>
+      </w:pPr>
+    </w:lvl>
+    <w:lvl w:ilvl="1">
+      <w:start w:val="12"/>
+      <w:numFmt w:val="decimal"/>
+      <w:lvlText w:val="%2."/>
+      <w:lvlJc w:val="left"/>
+      <w:pPr>
+        <w:ind w:left="1440" w:hanging="360"/>
+      </w:pPr>
+    </w:lvl>
+    <w:lvl w:ilvl="2">
+      <w:start w:val="12"/>
+      <w:numFmt w:val="decimal"/>
+      <w:lvlText w:val="%3."/>
+      <w:lvlJc w:val="left"/>
+      <w:pPr>
+        <w:ind w:left="2160" w:hanging="360"/>
+      </w:pPr>
+    </w:lvl>
+    <w:lvl w:ilvl="3">
+      <w:start w:val="12"/>
+      <w:numFmt w:val="decimal"/>
+      <w:lvlText w:val="%4."/>
+      <w:lvlJc w:val="left"/>
+      <w:pPr>
+        <w:ind w:left="2880" w:hanging="360"/>
+      </w:pPr>
+    </w:lvl>
+    <w:lvl w:ilvl="4">
+      <w:start w:val="12"/>
+      <w:numFmt w:val="decimal"/>
+      <w:lvlText w:val="%5."/>
+      <w:lvlJc w:val="left"/>
+      <w:pPr>
+        <w:ind w:left="3600" w:hanging="360"/>
+      </w:pPr>
+    </w:lvl>
+    <w:lvl w:ilvl="5">
+      <w:start w:val="12"/>
+      <w:numFmt w:val="decimal"/>
+      <w:lvlText w:val="%6."/>
+      <w:lvlJc w:val="left"/>
+      <w:pPr>
+        <w:ind w:left="4320" w:hanging="360"/>
+      </w:pPr>
+    </w:lvl>
+    <w:lvl w:ilvl="6">
+      <w:start w:val="12"/>
+      <w:numFmt w:val="decimal"/>
+      <w:lvlText w:val="%7."/>
+      <w:lvlJc w:val="left"/>
+      <w:pPr>
+        <w:ind w:left="5040" w:hanging="360"/>
+      </w:pPr>
+    </w:lvl>
+    <w:lvl w:ilvl="7">
+      <w:start w:val="12"/>
+      <w:numFmt w:val="decimal"/>
+      <w:lvlText w:val="%8."/>
+      <w:lvlJc w:val="left"/>
+      <w:pPr>
+        <w:ind w:left="5760" w:hanging="360"/>
+      </w:pPr>
+    </w:lvl>
+    <w:lvl w:ilvl="8">
+      <w:start w:val="12"/>
       <w:numFmt w:val="decimal"/>
       <w:lvlText w:val="%9."/>
       <w:lvlJc w:val="left"/>
@@ -17184,6 +18123,66 @@
     </w:lvlOverride>
   </w:num>
   <w:num w:numId="1005">
+    <w:abstractNumId w:val="99419"/>
+    <w:lvlOverride w:ilvl="0">
+      <w:startOverride w:val="9"/>
+    </w:lvlOverride>
+    <w:lvlOverride w:ilvl="1">
+      <w:startOverride w:val="9"/>
+    </w:lvlOverride>
+    <w:lvlOverride w:ilvl="2">
+      <w:startOverride w:val="9"/>
+    </w:lvlOverride>
+    <w:lvlOverride w:ilvl="3">
+      <w:startOverride w:val="9"/>
+    </w:lvlOverride>
+    <w:lvlOverride w:ilvl="4">
+      <w:startOverride w:val="9"/>
+    </w:lvlOverride>
+    <w:lvlOverride w:ilvl="5">
+      <w:startOverride w:val="9"/>
+    </w:lvlOverride>
+    <w:lvlOverride w:ilvl="6">
+      <w:startOverride w:val="9"/>
+    </w:lvlOverride>
+    <w:lvlOverride w:ilvl="7">
+      <w:startOverride w:val="9"/>
+    </w:lvlOverride>
+    <w:lvlOverride w:ilvl="8">
+      <w:startOverride w:val="9"/>
+    </w:lvlOverride>
+  </w:num>
+  <w:num w:numId="1006">
+    <w:abstractNumId w:val="994112"/>
+    <w:lvlOverride w:ilvl="0">
+      <w:startOverride w:val="12"/>
+    </w:lvlOverride>
+    <w:lvlOverride w:ilvl="1">
+      <w:startOverride w:val="12"/>
+    </w:lvlOverride>
+    <w:lvlOverride w:ilvl="2">
+      <w:startOverride w:val="12"/>
+    </w:lvlOverride>
+    <w:lvlOverride w:ilvl="3">
+      <w:startOverride w:val="12"/>
+    </w:lvlOverride>
+    <w:lvlOverride w:ilvl="4">
+      <w:startOverride w:val="12"/>
+    </w:lvlOverride>
+    <w:lvlOverride w:ilvl="5">
+      <w:startOverride w:val="12"/>
+    </w:lvlOverride>
+    <w:lvlOverride w:ilvl="6">
+      <w:startOverride w:val="12"/>
+    </w:lvlOverride>
+    <w:lvlOverride w:ilvl="7">
+      <w:startOverride w:val="12"/>
+    </w:lvlOverride>
+    <w:lvlOverride w:ilvl="8">
+      <w:startOverride w:val="12"/>
+    </w:lvlOverride>
+  </w:num>
+  <w:num w:numId="1007">
     <w:abstractNumId w:val="99411"/>
     <w:lvlOverride w:ilvl="0">
       <w:startOverride w:val="1"/>
@@ -17213,7 +18212,7 @@
       <w:startOverride w:val="1"/>
     </w:lvlOverride>
   </w:num>
-  <w:num w:numId="1006">
+  <w:num w:numId="1008">
     <w:abstractNumId w:val="99411"/>
     <w:lvlOverride w:ilvl="0">
       <w:startOverride w:val="1"/>
@@ -17243,19 +18242,7 @@
       <w:startOverride w:val="1"/>
     </w:lvlOverride>
   </w:num>
-  <w:num w:numId="1007">
-    <w:abstractNumId w:val="991"/>
-  </w:num>
-  <w:num w:numId="1008">
-    <w:abstractNumId w:val="991"/>
-  </w:num>
   <w:num w:numId="1009">
-    <w:abstractNumId w:val="991"/>
-  </w:num>
-  <w:num w:numId="1010">
-    <w:abstractNumId w:val="991"/>
-  </w:num>
-  <w:num w:numId="1011">
     <w:abstractNumId w:val="99411"/>
     <w:lvlOverride w:ilvl="0">
       <w:startOverride w:val="1"/>
@@ -17285,10 +18272,52 @@
       <w:startOverride w:val="1"/>
     </w:lvlOverride>
   </w:num>
+  <w:num w:numId="1010">
+    <w:abstractNumId w:val="991"/>
+  </w:num>
+  <w:num w:numId="1011">
+    <w:abstractNumId w:val="991"/>
+  </w:num>
   <w:num w:numId="1012">
     <w:abstractNumId w:val="991"/>
   </w:num>
   <w:num w:numId="1013">
+    <w:abstractNumId w:val="991"/>
+  </w:num>
+  <w:num w:numId="1014">
+    <w:abstractNumId w:val="99411"/>
+    <w:lvlOverride w:ilvl="0">
+      <w:startOverride w:val="1"/>
+    </w:lvlOverride>
+    <w:lvlOverride w:ilvl="1">
+      <w:startOverride w:val="1"/>
+    </w:lvlOverride>
+    <w:lvlOverride w:ilvl="2">
+      <w:startOverride w:val="1"/>
+    </w:lvlOverride>
+    <w:lvlOverride w:ilvl="3">
+      <w:startOverride w:val="1"/>
+    </w:lvlOverride>
+    <w:lvlOverride w:ilvl="4">
+      <w:startOverride w:val="1"/>
+    </w:lvlOverride>
+    <w:lvlOverride w:ilvl="5">
+      <w:startOverride w:val="1"/>
+    </w:lvlOverride>
+    <w:lvlOverride w:ilvl="6">
+      <w:startOverride w:val="1"/>
+    </w:lvlOverride>
+    <w:lvlOverride w:ilvl="7">
+      <w:startOverride w:val="1"/>
+    </w:lvlOverride>
+    <w:lvlOverride w:ilvl="8">
+      <w:startOverride w:val="1"/>
+    </w:lvlOverride>
+  </w:num>
+  <w:num w:numId="1015">
+    <w:abstractNumId w:val="991"/>
+  </w:num>
+  <w:num w:numId="1016">
     <w:abstractNumId w:val="991"/>
   </w:num>
 </w:numbering>

--- a/Final Paper.docx
+++ b/Final Paper.docx
@@ -7204,7 +7204,19 @@
         <w:t xml:space="preserve"> </w:t>
       </w:r>
       <w:r>
-        <w:t xml:space="preserve">verdict, and a label is fixed only when at least two of three raters agree. The instrument’s</w:t>
+        <w:t xml:space="preserve">verdict, and a label is fixed only when at least two of three raters agree. Each item also carries a second required judgment: whether the crop appears to be set in one typeface throughout or in more than one, with a</w:t>
+      </w:r>
+      <w:r>
+        <w:t xml:space="preserve"> </w:t>
+      </w:r>
+      <w:r>
+        <w:t xml:space="preserve">“cannot tell”</w:t>
+      </w:r>
+      <w:r>
+        <w:t xml:space="preserve"> </w:t>
+      </w:r>
+      <w:r>
+        <w:t xml:space="preserve">option, under the same blind protocol and consensus rule. This coherence question turns the single-typeface assumption of Section 4.4.2 from a premise into a measured quantity — the prevalence of font-incoherent text in real generative output — and its consensus answers double as the ground truth against which the pipeline’s homogeneity check is validated (Section 4.10.2). The instrument’s</w:t>
       </w:r>
       <w:r>
         <w:t xml:space="preserve"> </w:t>
@@ -8572,7 +8584,23 @@
         <w:t xml:space="preserve"> </w:t>
       </w:r>
       <w:r>
-        <w:t xml:space="preserve">The text regions of Figure 8 are delimited at word granularity: the localizer emits one bounding box per word, under the assumption that each word is set in a single typeface. This holds for the overwhelming majority of designed text, where font changes fall between words — a heading face against an accent face — rather than inside them, so word crops make the one-font-per-crop premise of the match test approximately true by construction; adjacent words that receive the same verdict are merged back into a single region in the presentation layer, so a five-word headline still reads as one result. The assumption is checked rather than trusted. The ViT encoder’s forward pass already yields one token per image patch, and when a crop’s patch tokens disagree about style — the signature of two typefaces sharing one box, or of a localizer box that swallowed two words — the crop is flagged as inhomogeneous at no additional inference cost, split at the token-cluster boundary, and each half is matched on its own. A half that remains incoherent after one split receives a third verdict,</w:t>
+        <w:t xml:space="preserve">The text regions of Figure 8 are delimited at word granularity: the localizer emits one bounding box per word, under the assumption that each word is set in a single typeface. This holds for the overwhelming majority of designed text, where font changes fall between words — a heading face against an accent face — rather than inside them, so word crops make the one-font-per-crop premise of the match test approximately true by construction. The assumption operates at the level of design intent: generators learn from designed text, so a word’s intended style is single, and style that drifts</w:t>
+      </w:r>
+      <w:r>
+        <w:t xml:space="preserve"> </w:t>
+      </w:r>
+      <w:r>
+        <w:rPr>
+          <w:i/>
+          <w:iCs/>
+        </w:rPr>
+        <w:t xml:space="preserve">within</w:t>
+      </w:r>
+      <w:r>
+        <w:t xml:space="preserve"> </w:t>
+      </w:r>
+      <w:r>
+        <w:t xml:space="preserve">a word is the hallucination this thesis studies — degradation around one intent, not a deliberate second typeface. How often real output violates even that intent-level reading is measured rather than presumed, through the panel’s coherence judgment (Section 4.2.3); adjacent words that receive the same verdict are merged back into a single region in the presentation layer, so a five-word headline still reads as one result. The assumption is checked rather than trusted. The ViT encoder’s forward pass already yields one token per image patch, and when a crop’s patch tokens disagree about style — the signature of two typefaces sharing one box, or of a localizer box that swallowed two words — the crop is flagged as inhomogeneous at no additional inference cost, split at the token-cluster boundary, and each half is matched on its own. A half that remains incoherent after one split receives a third verdict,</w:t>
       </w:r>
       <w:r>
         <w:t xml:space="preserve"> </w:t>
@@ -8598,6 +8626,47 @@
       </w:r>
       <w:r>
         <w:t xml:space="preserve">it reports that the crop violates the single-font premise and that no one font can honestly be assigned, instead of confidently naming the majority face and silently discarding the other. Attribution finer than one split — per-glyph styling inside an unsplittable word — is out of scope: it would require character segmentation on precisely the malformed glyphs that defeat segmenters, and a word deliberately set in two typefaces has no single reconstructable font for the template goal in any case.</w:t>
+      </w:r>
+    </w:p>
+    <w:p>
+      <w:pPr>
+        <w:pStyle w:val="BodyText"/>
+      </w:pPr>
+      <w:r>
+        <w:rPr>
+          <w:b/>
+          <w:bCs/>
+        </w:rPr>
+        <w:t xml:space="preserve">How a flagged crop is split.</w:t>
+      </w:r>
+      <w:r>
+        <w:t xml:space="preserve"> </w:t>
+      </w:r>
+      <w:r>
+        <w:t xml:space="preserve">The check and the split both read the encoder’s patch grid. A 224 × 224 input reaches the ViT as a 16 × 16 grid of patches, one token each; patches carrying no ink (padding margins, inter-letter gaps) are excluded by their attention weight, and the remaining tokens are pooled by grid column, giving a left-to-right style profile of the word. Homogeneity is judged by how tightly those column vectors group: when a two-group clustering separates them more widely than a dispersion cutoff — calibrated, like</w:t>
+      </w:r>
+      <w:r>
+        <w:t xml:space="preserve"> </w:t>
+      </w:r>
+      <m:oMath>
+        <m:r>
+          <m:t>τ</m:t>
+        </m:r>
+      </m:oMath>
+      <w:r>
+        <w:t xml:space="preserve">, at an operating point on labeled data (Section 4.10.2) — the crop is flagged as inhomogeneous. The split then demands spatial contiguity. Only when the two groups occupy a contiguous left run and a contiguous right run of columns does a real boundary exist; the boundary column is mapped back to a pixel coordinate in the original crop, undoing the padding offset, and the cut is made with a margin of roughly half a character so that no glyph is bisected. Interleaved groups mean per-letter drift rather than composed typography — no boundary exists, and the crop takes the mixed-typography verdict directly, which is what prevents the system from imposing structure on noise. Each half re-enters the pipeline as an ordinary crop, and the split is attempted only once: a word still incoherent after one cut is not a composition of typefaces but deformation past recovery, for which</w:t>
+      </w:r>
+      <w:r>
+        <w:t xml:space="preserve"> </w:t>
+      </w:r>
+      <w:r>
+        <w:t xml:space="preserve">“mixed typography”</w:t>
+      </w:r>
+      <w:r>
+        <w:t xml:space="preserve"> </w:t>
+      </w:r>
+      <w:r>
+        <w:t xml:space="preserve">is already the honest answer. The added cost is negligible — the tokens exist from the original forward pass, the clustering runs over at most sixteen column vectors, and extra encoder passes arise only for the two halves of actually flagged crops.</w:t>
       </w:r>
     </w:p>
     <w:p>
@@ -12340,7 +12409,18 @@
         <w:t xml:space="preserve"> </w:t>
       </w:r>
       <w:r>
-        <w:t xml:space="preserve">like every other crop, so the detection rate and false-alarm rate of the homogeneity check are measured on labeled data that no in-the-wild collection could supply. Because the served unit is the word crop, the threshold calibration of this section is likewise performed on word-granularity validation crops. Second, the choice of encoder is validated by a</w:t>
+        <w:t xml:space="preserve">like every other crop, so the detection rate and false-alarm rate of the homogeneity check are measured on labeled data that no in-the-wild collection could supply. The check’s dispersion cutoff is calibrated on the same stressor set by the operating-point recipe used for</w:t>
+      </w:r>
+      <w:r>
+        <w:t xml:space="preserve"> </w:t>
+      </w:r>
+      <m:oMath>
+        <m:r>
+          <m:t>τ</m:t>
+        </m:r>
+      </m:oMath>
+      <w:r>
+        <w:t xml:space="preserve">, and its real-world validity is reported as the agreement between the flag and the panel’s coherence judgment (Section 4.2.3) on the real-generative crops. Because the served unit is the word crop, the threshold calibration of this section is likewise performed on word-granularity validation crops. Second, the choice of encoder is validated by a</w:t>
       </w:r>
       <w:r>
         <w:t xml:space="preserve"> </w:t>
@@ -16530,7 +16610,7 @@
         <w:pStyle w:val="FirstParagraph"/>
       </w:pPr>
       <w:r>
-        <w:t xml:space="preserve">This appendix reproduces the layout of the web-based rating form that delivers the human-proxy consensus instrument of Section 4.2.3. The form has two screens. Screen A is shown once: it states the task, the ground rules (independent, self-paced, blind to the model’s predictions and to the other raters), and the palette reference sheet the rater keeps open while rating. Screen B repeats for each of the [N = 100] real generative text crops: the crop is displayed beside an excerpt of the reference sheet, and the rater makes exactly one required choice — the closest palette font, found through a searchable list, or the</w:t>
+        <w:t xml:space="preserve">This appendix reproduces the layout of the web-based rating form that delivers the human-proxy consensus instrument of Section 4.2.3. The form has two screens. Screen A is shown once: it states the task, the ground rules (independent, self-paced, blind to the model’s predictions and to the other raters), and the palette reference sheet the rater keeps open while rating. Screen B repeats for each of the [N = 100] real generative text crops: the crop is displayed beside an excerpt of the reference sheet, and the rater makes two required judgments — first, the closest palette font, found through a searchable list, or the</w:t>
       </w:r>
       <w:r>
         <w:t xml:space="preserve"> </w:t>
@@ -16542,7 +16622,19 @@
         <w:t xml:space="preserve"> </w:t>
       </w:r>
       <w:r>
-        <w:t xml:space="preserve">verdict when no palette font matches.</w:t>
+        <w:t xml:space="preserve">verdict when no palette font matches; and second, whether the crop appears set in one typeface throughout or in more than one, with a</w:t>
+      </w:r>
+      <w:r>
+        <w:t xml:space="preserve"> </w:t>
+      </w:r>
+      <w:r>
+        <w:t xml:space="preserve">“cannot tell”</w:t>
+      </w:r>
+      <w:r>
+        <w:t xml:space="preserve"> </w:t>
+      </w:r>
+      <w:r>
+        <w:t xml:space="preserve">option (the coherence judgment of Section 4.2.3, which measures the prevalence of font-incoherent generative text and validates the pipeline’s homogeneity check).</w:t>
       </w:r>
     </w:p>
     <w:p>

--- a/Final Paper.docx
+++ b/Final Paper.docx
@@ -6779,7 +6779,7 @@
         <w:pStyle w:val="FirstParagraph"/>
       </w:pPr>
       <w:r>
-        <w:t xml:space="preserve">This study is conducted in a fully computational research environment. It does not draw on a human population but instead studies typographic artifacts. The units of analysis are therefore not people but</w:t>
+        <w:t xml:space="preserve">This study is conducted entirely in a computational environment. It does not survey a human population. Instead, it studies typographic artifacts: the units of analysis are</w:t>
       </w:r>
       <w:r>
         <w:t xml:space="preserve"> </w:t>
@@ -6811,23 +6811,7 @@
         <w:t xml:space="preserve"> </w:t>
       </w:r>
       <w:r>
-        <w:t xml:space="preserve">derived from them. Because the study addresses typographic hallucination in generative AI images, no clean corpus of such crops exists at the scale a metric-learning model requires. The environment is consequently a</w:t>
-      </w:r>
-      <w:r>
-        <w:t xml:space="preserve"> </w:t>
-      </w:r>
-      <w:r>
-        <w:rPr>
-          <w:i/>
-          <w:iCs/>
-        </w:rPr>
-        <w:t xml:space="preserve">synthetic-data</w:t>
-      </w:r>
-      <w:r>
-        <w:t xml:space="preserve"> </w:t>
-      </w:r>
-      <w:r>
-        <w:t xml:space="preserve">one: the primary dataset is generated by the researchers from a curated, open-source font palette rather than downloaded ready-made. This follows the precedent of DeepFont, which likewise built a targeted synthetic dataset of rendered glyphs to train a deep visual font recognizer (Wang et al., 2015).</w:t>
+        <w:t xml:space="preserve">derived from them. The study addresses typographic hallucination in generative AI images, and no clean, labeled corpus of such hallucinated text exists at the scale a metric-learning model needs. The researchers therefore generate the primary dataset themselves, from a curated open-source font palette, rather than downloading one ready-made. This follows the precedent of DeepFont, which also built a targeted synthetic dataset of rendered glyphs to train a deep visual font recognizer (Wang et al., 2015).</w:t>
       </w:r>
     </w:p>
     <w:p>
@@ -6843,7 +6827,7 @@
         <w:pStyle w:val="FirstParagraph"/>
       </w:pPr>
       <w:r>
-        <w:t xml:space="preserve">The font palette is sourced from Google Fonts (https://fonts.google.com; source repository https://github.com/google/fonts), the open-source typeface library maintained by Google LLC. Google Fonts is a trusted environment for three reasons. First, its faces are released under permissive open licenses (predominantly the SIL Open Font License), so every typeface can be freely rendered, degraded, and redistributed without the licensing constraints that encumber commercial font catalogues. Second, the collection is curated and version-controlled, giving each typeface a stable identity and provenance that a reproducible dataset requires. Third, its faces are among the most widely deployed on the web, so a model trained on them maps hallucinated text back onto a realistic, free reconstruction palette. From this library the study selects the top 50 to 100 Google Fonts, drawn from the platform’s own popularity ordering and chosen to span the four structural family classes (serif, sans-serif, display, and monospace) established in Section 3.2.1.</w:t>
+        <w:t xml:space="preserve">The font palette comes from Google Fonts (https://fonts.google.com; source repository https://github.com/google/fonts), the open-source typeface library maintained by Google LLC. Google Fonts is a trusted environment for three reasons. First, its typefaces are released under permissive open licenses, predominantly the SIL Open Font License. Every typeface can therefore be freely rendered, degraded, and redistributed, without the licensing restrictions that commercial font catalogues carry. Second, the collection is curated and version-controlled. Each typeface has a stable identity and a traceable history, which a reproducible dataset requires. Third, these typefaces are among the most widely used on the web. A model trained on them therefore maps hallucinated text back onto a palette that designers can actually reuse for free. From this library the study selects the top 50 to 100 fonts, following the platform’s own popularity ranking and chosen to span the four structural family classes established in Section 3.2.1: serif, sans-serif, display, and monospace.</w:t>
       </w:r>
     </w:p>
     <w:p>
@@ -6851,7 +6835,7 @@
         <w:pStyle w:val="BodyText"/>
       </w:pPr>
       <w:r>
-        <w:t xml:space="preserve">The decision to bound the palette this tightly is deliberate, and it follows from both the framework’s design and the evidence on large catalogues. Conceptually, the system is built for open-set recognition, in which the known set is intentionally finite and every out-of-palette input is routed to an</w:t>
+        <w:t xml:space="preserve">The palette is deliberately small, and the decision rests on both the design of the framework and the published evidence on large catalogues. On the design side: the system performs open-set recognition, in which the set of known fonts is intentionally finite and every input outside that set is routed to an</w:t>
       </w:r>
       <w:r>
         <w:t xml:space="preserve"> </w:t>
@@ -6863,7 +6847,7 @@
         <w:t xml:space="preserve"> </w:t>
       </w:r>
       <w:r>
-        <w:t xml:space="preserve">verdict; because the space of possible fonts is effectively unbounded and cannot be enumerated (Lu et al., 2025), a localized known set is the premise of the design rather than a limitation of it. Empirically, scaling the catalogue buys coverage, not robustness. The 3,474-font Storia-AI classifier is the field’s largest reference embedding, yet it still overfits pristine glyphs and degrades under generative deformation (Jiang et al., 2025), and Chen et al. (2026) show that pushing to 394 variants drops family-level accuracy to 40.2%, because the additional fonts are largely near-identical weight variants whose confusion dominates the error matrix. A curated palette that omits redundant near-duplicates avoids that failure mode directly. The trimmed set also excludes the typographic long tail of rare and display faces, which is both the hardest to recognize and the most severely hallucinated by diffusion models (Zhuang et al., 2025), and it keeps per-class image density high for the metric-learning objective, since a fixed rendering budget spread over fewer classes yields more examples per font. Finally, the study’s reconstruction goal only requires the faces designers actually reuse, which the popularity ordering already surfaces.</w:t>
+        <w:t xml:space="preserve">verdict. The space of possible fonts is effectively unbounded and cannot be enumerated (Lu et al., 2025). A small, well-chosen known set is therefore the premise of the design, not a limitation of it. On the evidence side: enlarging a font catalogue buys coverage, but not robustness. The Storia-AI classifier covers 3,474 fonts — the largest reference embedding in the field — yet it still overfits to pristine glyphs and breaks down under generative deformation (Jiang et al., 2025). Chen et al. (2026) observed the same pattern at a smaller scale: expanding their model to 394 font variants dropped family-level accuracy to 40.2%, because most of the added fonts were near-identical weight variants that the model constantly confused with one another. A curated palette that leaves out such near-duplicates avoids this failure directly. Trimming the palette also excludes the typographic long tail of rare and ornamental faces. Those faces are the hardest to recognize and the ones diffusion models hallucinate most severely (Zhuang et al., 2025). A smaller palette additionally keeps the number of training images per font high, because a fixed rendering budget spread over fewer classes yields more examples of each. Finally, the study’s reconstruction goal only requires the fonts designers actually reuse — and the popularity ranking surfaces exactly those.</w:t>
       </w:r>
     </w:p>
     <w:p>
@@ -6886,7 +6870,7 @@
         <w:t xml:space="preserve"> </w:t>
       </w:r>
       <w:r>
-        <w:t xml:space="preserve">sandbox), a pre-trained classifier over 3,474 Google Fonts. The classifier was chosen because it is the field’s reference embedding for font identity, adopted as the fidelity backbone in recent typographic work (Jiang et al., 2025). Benchmarking against it lets the study demonstrate, on a recognized standard, how weights fitted to pristine glyphs degrade under generative-AI deformation.</w:t>
+        <w:t xml:space="preserve">sandbox), a pre-trained classifier over 3,474 Google Fonts. It was chosen because it is the field’s reference embedding for font identity, adopted as the fidelity backbone in recent typographic work (Jiang et al., 2025). Benchmarking against it lets the study show, on a recognized standard, how weights fitted to pristine glyphs degrade when the input is deformed by generative AI.</w:t>
       </w:r>
     </w:p>
     <w:p>
@@ -6923,7 +6907,7 @@
         <w:t xml:space="preserve"> </w:t>
       </w:r>
       <w:r>
-        <w:t xml:space="preserve">The 50 to 100 selected Google Fonts are the population of typographic identities the system must recognize. Each font is one class label in the recognition problem and is characterized by the measurable structural traits defined in Chapter 3 (x-height, terminal form, stroke contrast, and counter shape).</w:t>
+        <w:t xml:space="preserve">The 50 to 100 selected Google Fonts are the population of typographic identities the system must recognize. Each font is one class label in the recognition problem. Each is characterized by the measurable structural traits defined in Chapter 3: x-height, terminal form, stroke contrast, and counter shape.</w:t>
       </w:r>
     </w:p>
     <w:p>
@@ -6944,7 +6928,7 @@
         <w:t xml:space="preserve"> </w:t>
       </w:r>
       <w:r>
-        <w:t xml:space="preserve">From each font the pipeline renders pristine word crops and then applies the algorithmic degradation operator of Section 3.2.3 to produce hallucinated variants. These grayscale image crops (standardized to a fixed input resolution, detailed in Section 4.3.1) are the individual</w:t>
+        <w:t xml:space="preserve">From each font, the pipeline renders clean word crops and then applies the degradation operator of Section 3.2.3 to produce hallucinated variants. These grayscale image crops, standardized to a fixed input resolution (Section 4.3.1), are the individual</w:t>
       </w:r>
       <w:r>
         <w:t xml:space="preserve"> </w:t>
@@ -6956,7 +6940,7 @@
         <w:t xml:space="preserve"> </w:t>
       </w:r>
       <w:r>
-        <w:t xml:space="preserve">the model actually consumes; each degraded crop is an instance whose ground-truth label is the font it was rendered from.</w:t>
+        <w:t xml:space="preserve">the model actually consumes. Each degraded crop is one instance, and its ground-truth label is the font it was rendered from.</w:t>
       </w:r>
     </w:p>
     <w:p>
@@ -6977,7 +6961,7 @@
         <w:t xml:space="preserve">unit of analysis is the isolated text crop</w:t>
       </w:r>
       <w:r>
-        <w:t xml:space="preserve">, not the full image. A real deployment receives a whole generative-AI image, which may contain several text regions in different fonts, so an upstream step must first locate and crop each region. That localization is handled by a standard off-the-shelf text detector and is treated as a delimitation rather than a contribution: this study does not train, tune, or evaluate the localizer, and it reports no detection metrics. Every crop the localizer emits is classified independently by the recognition engine, which is where the thesis’s contribution lies. Fixing the crop as the unit of analysis keeps the dataset, the metrics of Section 4.2, and the human-proxy baseline all defined at the same level.</w:t>
+        <w:t xml:space="preserve">, not the full image. A real deployment receives a whole generative-AI image, which may contain several pieces of text in different fonts. An upstream step must therefore locate and cut out each piece before recognition can begin. That localization is handled by a standard off-the-shelf text detector, and it is treated as a boundary of the study rather than a contribution: this study does not train, tune, or evaluate the localizer, and it reports no detection metrics. Every crop the localizer emits is classified independently by the recognition engine — and the recognition engine is where the thesis’s contribution lies. Fixing the crop as the unit of analysis keeps the dataset, the metrics of Section 4.2, and the human-proxy baseline all defined at the same level.</w:t>
       </w:r>
     </w:p>
     <w:p>
@@ -6985,7 +6969,7 @@
         <w:pStyle w:val="BodyText"/>
       </w:pPr>
       <w:r>
-        <w:t xml:space="preserve">A small human element enters only at the evaluation stage, and strictly as a benchmark rather than a training population: a three-person consensus panel establishes a human-proxy ground truth over a held-out set of 100 actual generative-AI image text boxes. This panel provides the accuracy floor against which the automated system is compared (elaborated in Section 4.10); its composition and screening criteria are specified there. Because the raters are practicing typography and design professionals for whom a synchronous, face-to-face labeling session would be impractical to convene, the panel operates in a</w:t>
+        <w:t xml:space="preserve">A small human element enters only at the evaluation stage, and strictly as a benchmark rather than a study population. A three-person consensus panel establishes a human-proxy ground truth over a held-out set of 100 real generative-AI text boxes. This panel provides the accuracy floor against which the automated system is compared (Section 4.10); its composition and screening criteria are specified there. The raters are practicing typography and design professionals, and gathering them for a supervised, face-to-face labeling session would be impractical. The panel therefore works in a</w:t>
       </w:r>
       <w:r>
         <w:t xml:space="preserve"> </w:t>
@@ -6998,7 +6982,7 @@
         <w:t xml:space="preserve">remote, asynchronous online environment</w:t>
       </w:r>
       <w:r>
-        <w:t xml:space="preserve">: each rater completes the rating exercise independently through a web-based form, at their own pace and without a shared session or contact between raters. The distributed setup also preserves rater independence by construction, since no rater can observe another’s judgments before submitting, and it keeps the environment reproducible because every rater receives the identical instrument over the identical crop set. The administration of that form is detailed in Section 4.2.3. Apart from this proxy panel, the study’s respondents are entirely typographic artifacts.</w:t>
+        <w:t xml:space="preserve">: each rater completes the rating exercise independently through a web-based form, at their own pace, with no shared session and no contact between raters. This distributed setup protects rater independence by construction, because no rater can see another’s judgments before submitting. It also keeps the environment reproducible, because every rater receives the identical instrument over the identical set of crops. The administration of the form is detailed in Section 4.2.3. Apart from this panel, the study’s respondents are entirely typographic artifacts.</w:t>
       </w:r>
     </w:p>
     <w:p>
@@ -7014,7 +6998,7 @@
         <w:pStyle w:val="FirstParagraph"/>
       </w:pPr>
       <w:r>
-        <w:t xml:space="preserve">Because this study works on typographic artifacts rather than human respondents, its</w:t>
+        <w:t xml:space="preserve">This study works on typographic artifacts rather than human respondents, so its</w:t>
       </w:r>
       <w:r>
         <w:t xml:space="preserve"> </w:t>
@@ -7026,7 +7010,7 @@
         <w:t xml:space="preserve"> </w:t>
       </w:r>
       <w:r>
-        <w:t xml:space="preserve">are the software apparatus that manufactures, measures, and adjudicates the data rather than a questionnaire or survey. Four instruments are used: a researcher-made synthetic-data generation pipeline that produces the training and validation corpus, a set of standardized evaluation metrics that score the model’s output, a researcher-made human-proxy consensus rubric that fixes ground truth on real generative crops, and a web application that exercises the trained model in real time. The first three supply and assess data; the fourth is the interactive artifact through which the system is demonstrated and stress-tested.</w:t>
+        <w:t xml:space="preserve">are not questionnaires or surveys. They are the software apparatus that manufactures, measures, and adjudicates the data. Four instruments are used. The first is a researcher-made synthetic-data pipeline that produces the training and validation corpus. The second is a set of standardized evaluation metrics that score the model’s output. The third is a researcher-made rating rubric through which a human panel fixes ground truth on real generative crops. The fourth is a web application that exercises the trained model in real time. The first three supply and assess data; the fourth is the interactive artifact through which the system is demonstrated and stress-tested.</w:t>
       </w:r>
     </w:p>
     <w:p>
@@ -7042,7 +7026,7 @@
         <w:pStyle w:val="FirstParagraph"/>
       </w:pPr>
       <w:r>
-        <w:t xml:space="preserve">The primary instrument is a researcher-built rendering-and-degradation pipeline. Its purpose is to generate a large, fully labeled corpus of text-crop images for which no in-the-wild equivalent exists at the scale metric learning requires, following the synthetic-corpus precedent of DeepFont (Wang et al., 2015) and the more recent DINOv2-based font pipeline of Chen et al. (2026). The instrument has two stages. The rendering stage draws pristine word crops from the selected Google Fonts palette; the degradation stage applies the operator</w:t>
+        <w:t xml:space="preserve">The primary instrument is a rendering-and-degradation pipeline built by the researchers. Its purpose is to generate a large, fully labeled corpus of text-crop images — a corpus with no in-the-wild equivalent at the scale metric learning requires. It follows the synthetic-corpus precedent of DeepFont (Wang et al., 2015) and the more recent DINOv2-based font pipeline of Chen et al. (2026). The pipeline has two stages. The rendering stage draws clean word crops from the selected Google Fonts palette. The degradation stage applies the operator</w:t>
       </w:r>
       <w:r>
         <w:t xml:space="preserve"> </w:t>
@@ -7056,7 +7040,7 @@
         <w:t xml:space="preserve"> </w:t>
       </w:r>
       <w:r>
-        <w:t xml:space="preserve">defined in Section 3.2.3 (elastic warp, Gaussian blur and noise, and kerning jitter) to convert each pristine crop into a hallucinated variant.</w:t>
+        <w:t xml:space="preserve">defined in Section 3.2.3 — elastic warp, Gaussian blur and noise, and kerning jitter — to turn each clean crop into a hallucinated look-alike.</w:t>
       </w:r>
     </w:p>
     <w:p>
@@ -7064,6 +7048,206 @@
         <w:pStyle w:val="BodyText"/>
       </w:pPr>
       <w:r>
+        <w:t xml:space="preserve">The pipeline is valid to the extent that its manufactured deformations resemble the deformations found in real text-to-image output. This is its</w:t>
+      </w:r>
+      <w:r>
+        <w:t xml:space="preserve"> </w:t>
+      </w:r>
+      <w:r>
+        <w:rPr>
+          <w:b/>
+          <w:bCs/>
+        </w:rPr>
+        <w:t xml:space="preserve">construct validity</w:t>
+      </w:r>
+      <w:r>
+        <w:t xml:space="preserve">, and it rests on the correspondence between the degradation parameters and the failure mechanisms the generative literature documents: cross-character attention smearing (Gillani et al., 2025), multi-instance entanglement (Du et al., 2025), and continuous latent-manifold mutation (Kondo et al., 2024). Its</w:t>
+      </w:r>
+      <w:r>
+        <w:t xml:space="preserve"> </w:t>
+      </w:r>
+      <w:r>
+        <w:rPr>
+          <w:b/>
+          <w:bCs/>
+        </w:rPr>
+        <w:t xml:space="preserve">reliability</w:t>
+      </w:r>
+      <w:r>
+        <w:t xml:space="preserve"> </w:t>
+      </w:r>
+      <w:r>
+        <w:t xml:space="preserve">is procedural. Rendering and degradation are deterministic once the random seed is fixed, so any crop in the dataset can be regenerated bit-for-bit, and the degradation intensity of every image is logged alongside it. The pipeline is researcher-made rather than a standardized dataset — but its determinism means any third party who runs the same code with the same seed obtains the same data.</w:t>
+      </w:r>
+    </w:p>
+    <w:p>
+      <w:pPr>
+        <w:pStyle w:val="Heading3"/>
+      </w:pPr>
+      <w:r>
+        <w:t xml:space="preserve">4.2.2 Standardized Evaluation Metrics</w:t>
+      </w:r>
+    </w:p>
+    <w:p>
+      <w:pPr>
+        <w:pStyle w:val="FirstParagraph"/>
+      </w:pPr>
+      <w:r>
+        <w:t xml:space="preserve">The model is scored with four metrics, all taken from the published literature rather than invented for this study, so their validity is already established. The first measures recognition accuracy: how often the true font appears in the model’s top one and top three guesses, the</w:t>
+      </w:r>
+      <w:r>
+        <w:t xml:space="preserve"> </w:t>
+      </w:r>
+      <w:r>
+        <w:rPr>
+          <w:b/>
+          <w:bCs/>
+        </w:rPr>
+        <w:t xml:space="preserve">Top-1 and Top-3 (Top-K) protocol</w:t>
+      </w:r>
+      <w:r>
+        <w:t xml:space="preserve"> </w:t>
+      </w:r>
+      <w:r>
+        <w:t xml:space="preserve">that DeepFont made the field standard (Wang et al., 2015). The second measures visual closeness. The predicted font is re-rendered with the same text, and the re-rendering is compared against the input crop using</w:t>
+      </w:r>
+      <w:r>
+        <w:t xml:space="preserve"> </w:t>
+      </w:r>
+      <w:r>
+        <w:rPr>
+          <w:b/>
+          <w:bCs/>
+        </w:rPr>
+        <w:t xml:space="preserve">structural similarity</w:t>
+      </w:r>
+      <w:r>
+        <w:t xml:space="preserve">: the classical SSIM of Wang et al. (2004), plus its modern successors DeepSSIM (Zhang et al., 2024) and SAMScore (Li, Chen, et al., 2025), which stay reliable when the two images are warped out of alignment — exactly the condition hallucinated text creates. The third quantifies confidence:</w:t>
+      </w:r>
+      <w:r>
+        <w:t xml:space="preserve"> </w:t>
+      </w:r>
+      <w:r>
+        <w:rPr>
+          <w:b/>
+          <w:bCs/>
+        </w:rPr>
+        <w:t xml:space="preserve">rank-calibrated conformal prediction</w:t>
+      </w:r>
+      <w:r>
+        <w:t xml:space="preserve"> </w:t>
+      </w:r>
+      <w:r>
+        <w:t xml:space="preserve">(Shi et al., 2024; Ding et al., 2025) turns the shortlist into a prediction set with a formal statistical guarantee of containing the true font. The fourth weighs how bad each error is: the</w:t>
+      </w:r>
+      <w:r>
+        <w:t xml:space="preserve"> </w:t>
+      </w:r>
+      <w:r>
+        <w:rPr>
+          <w:b/>
+          <w:bCs/>
+        </w:rPr>
+        <w:t xml:space="preserve">embedding-centroid cosine severity index</w:t>
+      </w:r>
+      <w:r>
+        <w:t xml:space="preserve"> </w:t>
+      </w:r>
+      <w:r>
+        <w:t xml:space="preserve">of Chen et al. (2026), which measures how far, in style terms, a wrong answer lands from the right one — distinguishing a near-miss within the same typographic family from a cross-family blunder. Because all four instruments come from peer-reviewed sources, their validity and reliability are inherited from the literature rather than re-established here.</w:t>
+      </w:r>
+    </w:p>
+    <w:p>
+      <w:pPr>
+        <w:pStyle w:val="Heading3"/>
+      </w:pPr>
+      <w:r>
+        <w:t xml:space="preserve">4.2.3 Human-Proxy Consensus Rubric (Researcher-Made)</w:t>
+      </w:r>
+    </w:p>
+    <w:p>
+      <w:pPr>
+        <w:pStyle w:val="FirstParagraph"/>
+      </w:pPr>
+      <w:r>
+        <w:t xml:space="preserve">Real generative crops carry no font metadata, so something must fix their ground truth. That something is a researcher-made rating instrument, administered to a three-person expert panel.</w:t>
+      </w:r>
+    </w:p>
+    <w:p>
+      <w:pPr>
+        <w:pStyle w:val="BodyText"/>
+      </w:pPr>
+      <w:r>
+        <w:rPr>
+          <w:b/>
+          <w:bCs/>
+        </w:rPr>
+        <w:t xml:space="preserve">How the instrument is delivered.</w:t>
+      </w:r>
+      <w:r>
+        <w:t xml:space="preserve"> </w:t>
+      </w:r>
+      <w:r>
+        <w:t xml:space="preserve">The rating exercise runs asynchronously as a web-based form rather than in a supervised session (the remote environment justified in Section 4.1). Each crop is shown individually, beside a reference sheet of the entire palette rendered as labeled specimens. Raters therefore match each crop against a fixed, visible option set instead of recalling fonts from memory. Each rater works at their own pace, blind to the other raters and blind to the model’s predictions, which guards against anchoring. The form’s two screens — an instructions page and the per-crop rating item — are reproduced in the appendices. The layout is deliberately platform-neutral, so any standard web-form service can deliver it without altering the instrument.</w:t>
+      </w:r>
+    </w:p>
+    <w:p>
+      <w:pPr>
+        <w:pStyle w:val="BodyText"/>
+      </w:pPr>
+      <w:r>
+        <w:rPr>
+          <w:b/>
+          <w:bCs/>
+        </w:rPr>
+        <w:t xml:space="preserve">What each rater judges.</w:t>
+      </w:r>
+      <w:r>
+        <w:t xml:space="preserve"> </w:t>
+      </w:r>
+      <w:r>
+        <w:t xml:space="preserve">For each of the [N = 100] real generative-AI text boxes, the rater makes two required judgments. The first is the font label: the closest palette font, or an</w:t>
+      </w:r>
+      <w:r>
+        <w:t xml:space="preserve"> </w:t>
+      </w:r>
+      <w:r>
+        <w:t xml:space="preserve">“unknown / hallucinated”</w:t>
+      </w:r>
+      <w:r>
+        <w:t xml:space="preserve"> </w:t>
+      </w:r>
+      <w:r>
+        <w:t xml:space="preserve">verdict when no palette font matches. A label becomes ground truth only when at least two of the three raters agree. The second is a coherence judgment: does the crop appear to be set in one typeface throughout, or in more than one? A</w:t>
+      </w:r>
+      <w:r>
+        <w:t xml:space="preserve"> </w:t>
+      </w:r>
+      <w:r>
+        <w:t xml:space="preserve">“cannot tell”</w:t>
+      </w:r>
+      <w:r>
+        <w:t xml:space="preserve"> </w:t>
+      </w:r>
+      <w:r>
+        <w:t xml:space="preserve">option is available, and the same blind protocol and two-of-three consensus rule apply. This second question serves a specific purpose. It turns the single-typeface assumption of Section 4.4.2 from a premise into a measured quantity — the actual prevalence of font-incoherent text in real generative output — and its consensus answers double as the ground truth against which the pipeline’s homogeneity check is validated (Section 4.10.2).</w:t>
+      </w:r>
+    </w:p>
+    <w:p>
+      <w:pPr>
+        <w:pStyle w:val="BodyText"/>
+      </w:pPr>
+      <w:r>
+        <w:rPr>
+          <w:b/>
+          <w:bCs/>
+        </w:rPr>
+        <w:t xml:space="preserve">Validity and reliability.</w:t>
+      </w:r>
+      <w:r>
+        <w:t xml:space="preserve"> </w:t>
+      </w:r>
+      <w:r>
         <w:t xml:space="preserve">The instrument’s</w:t>
       </w:r>
       <w:r>
@@ -7074,165 +7258,13 @@
           <w:b/>
           <w:bCs/>
         </w:rPr>
-        <w:t xml:space="preserve">construct validity</w:t>
-      </w:r>
-      <w:r>
-        <w:t xml:space="preserve"> </w:t>
-      </w:r>
-      <w:r>
-        <w:t xml:space="preserve">rests on the correspondence between its degradation parameters and the deformation mechanisms the generative literature documents: cross-character attention smearing (Gillani et al., 2025), multi-instance entanglement (Du et al., 2025), and continuous latent-manifold mutation (Kondo et al., 2024). In other words, the pipeline is valid to the extent that its manufactured deformations reproduce those observed in real text-to-image output. Its</w:t>
-      </w:r>
-      <w:r>
-        <w:t xml:space="preserve"> </w:t>
-      </w:r>
-      <w:r>
-        <w:rPr>
-          <w:b/>
-          <w:bCs/>
-        </w:rPr>
-        <w:t xml:space="preserve">reliability</w:t>
-      </w:r>
-      <w:r>
-        <w:t xml:space="preserve"> </w:t>
-      </w:r>
-      <w:r>
-        <w:t xml:space="preserve">is guaranteed procedurally: rendering and degradation are deterministic given a fixed random seed, so any crop in the dataset can be regenerated bit-for-bit, and the per-parameter degradation levels are logged with each image. This distinguishes the instrument from a standardized dataset, since it is researcher-made, but its determinism makes it reproducible by any third party who runs the same code with the same seed.</w:t>
-      </w:r>
-    </w:p>
-    <w:p>
-      <w:pPr>
-        <w:pStyle w:val="Heading3"/>
-      </w:pPr>
-      <w:r>
-        <w:t xml:space="preserve">4.2.2 Standardized Evaluation Metrics</w:t>
-      </w:r>
-    </w:p>
-    <w:p>
-      <w:pPr>
-        <w:pStyle w:val="FirstParagraph"/>
-      </w:pPr>
-      <w:r>
-        <w:t xml:space="preserve">The model’s output is scored with published, standardized metrics rather than researcher-defined ones, which imports their established validity. Recognition accuracy uses the</w:t>
-      </w:r>
-      <w:r>
-        <w:t xml:space="preserve"> </w:t>
-      </w:r>
-      <w:r>
-        <w:rPr>
-          <w:b/>
-          <w:bCs/>
-        </w:rPr>
-        <w:t xml:space="preserve">Top-1 and Top-3 (Top-K) protocol</w:t>
-      </w:r>
-      <w:r>
-        <w:t xml:space="preserve"> </w:t>
-      </w:r>
-      <w:r>
-        <w:t xml:space="preserve">that DeepFont established as the field standard (Wang et al., 2015). Typographic proximity between a predicted font and the input crop is measured with</w:t>
-      </w:r>
-      <w:r>
-        <w:t xml:space="preserve"> </w:t>
-      </w:r>
-      <w:r>
-        <w:rPr>
-          <w:b/>
-          <w:bCs/>
-        </w:rPr>
-        <w:t xml:space="preserve">structural-similarity metrics</w:t>
-      </w:r>
-      <w:r>
-        <w:t xml:space="preserve"> </w:t>
-      </w:r>
-      <w:r>
-        <w:t xml:space="preserve">in a re-render-and-compare loop: the classical SSIM of Wang et al. (2004) and its deformation-robust successors DeepSSIM (Zhang et al., 2024) and SAMScore (Li, Chen, et al., 2025), whose reliability under geometric misalignment is exactly the property this study needs. Prediction-set confidence uses</w:t>
-      </w:r>
-      <w:r>
-        <w:t xml:space="preserve"> </w:t>
-      </w:r>
-      <w:r>
-        <w:rPr>
-          <w:b/>
-          <w:bCs/>
-        </w:rPr>
-        <w:t xml:space="preserve">rank-calibrated conformal prediction</w:t>
-      </w:r>
-      <w:r>
-        <w:t xml:space="preserve"> </w:t>
-      </w:r>
-      <w:r>
-        <w:t xml:space="preserve">(Shi et al., 2024; Ding et al., 2025), which carries a formal coverage guarantee. Finally, error severity is weighted by the</w:t>
-      </w:r>
-      <w:r>
-        <w:t xml:space="preserve"> </w:t>
-      </w:r>
-      <w:r>
-        <w:rPr>
-          <w:b/>
-          <w:bCs/>
-        </w:rPr>
-        <w:t xml:space="preserve">embedding-centroid cosine severity index</w:t>
-      </w:r>
-      <w:r>
-        <w:t xml:space="preserve"> </w:t>
-      </w:r>
-      <w:r>
-        <w:t xml:space="preserve">of Chen et al. (2026), which quantifies whether misclassifications stay within a typographic family. Because these instruments are drawn from peer-reviewed sources, their validity and reliability coefficients are inherited from the literature rather than re-established here.</w:t>
-      </w:r>
-    </w:p>
-    <w:p>
-      <w:pPr>
-        <w:pStyle w:val="Heading3"/>
-      </w:pPr>
-      <w:r>
-        <w:t xml:space="preserve">4.2.3 Human-Proxy Consensus Rubric (Researcher-Made)</w:t>
-      </w:r>
-    </w:p>
-    <w:p>
-      <w:pPr>
-        <w:pStyle w:val="FirstParagraph"/>
-      </w:pPr>
-      <w:r>
-        <w:t xml:space="preserve">Ground truth for real generative crops, which carry no font metadata, is fixed by a researcher-made rating instrument administered to a three-person expert panel. The instrument is delivered asynchronously as a web-based rating form rather than in a supervised session (the remote environment justified in Section 4.1): each crop is presented individually beside a reference sheet of the palette rendered as labeled specimens, so that raters match against a fixed, visible option set instead of recalling fonts from memory, and each rater works self-paced and blind both to the other raters and to the model’s predictions, which guards against anchoring. The form’s two screens, an instructions page and the per-crop rating item, are reproduced in the appendices; the layout is deliberately platform-neutral, so any standard web-form service can deliver it without altering the instrument. For each of the [N = 100] real generative-AI text boxes, each rater independently assigns a font label from the palette or an</w:t>
-      </w:r>
-      <w:r>
-        <w:t xml:space="preserve"> </w:t>
-      </w:r>
-      <w:r>
-        <w:t xml:space="preserve">“unknown / hallucinated”</w:t>
-      </w:r>
-      <w:r>
-        <w:t xml:space="preserve"> </w:t>
-      </w:r>
-      <w:r>
-        <w:t xml:space="preserve">verdict, and a label is fixed only when at least two of three raters agree. Each item also carries a second required judgment: whether the crop appears to be set in one typeface throughout or in more than one, with a</w:t>
-      </w:r>
-      <w:r>
-        <w:t xml:space="preserve"> </w:t>
-      </w:r>
-      <w:r>
-        <w:t xml:space="preserve">“cannot tell”</w:t>
-      </w:r>
-      <w:r>
-        <w:t xml:space="preserve"> </w:t>
-      </w:r>
-      <w:r>
-        <w:t xml:space="preserve">option, under the same blind protocol and consensus rule. This coherence question turns the single-typeface assumption of Section 4.4.2 from a premise into a measured quantity — the prevalence of font-incoherent text in real generative output — and its consensus answers double as the ground truth against which the pipeline’s homogeneity check is validated (Section 4.10.2). The instrument’s</w:t>
-      </w:r>
-      <w:r>
-        <w:t xml:space="preserve"> </w:t>
-      </w:r>
-      <w:r>
-        <w:rPr>
-          <w:b/>
-          <w:bCs/>
-        </w:rPr>
         <w:t xml:space="preserve">content validity</w:t>
       </w:r>
       <w:r>
         <w:t xml:space="preserve"> </w:t>
       </w:r>
       <w:r>
-        <w:t xml:space="preserve">comes from panel expertise (raters screened for typographic training, criteria specified in Section 4.10); its</w:t>
+        <w:t xml:space="preserve">comes from the panel’s expertise: raters are screened for typographic training, under criteria specified in Section 4.10. Its</w:t>
       </w:r>
       <w:r>
         <w:t xml:space="preserve"> </w:t>
@@ -7262,7 +7294,7 @@
         <w:t xml:space="preserve"> </w:t>
       </w:r>
       <w:r>
-        <w:t xml:space="preserve">of [κ = X.XX] once the rating exercise is run. The 2-of-3 consensus rule is the instrument’s built-in reliability safeguard against any single rater’s idiosyncrasy.</w:t>
+        <w:t xml:space="preserve">of [κ = X.XX] once the rating exercise has run. The two-of-three consensus rule is the instrument’s built-in safeguard against any single rater’s idiosyncrasy.</w:t>
       </w:r>
     </w:p>
     <w:p>
@@ -7278,7 +7310,7 @@
         <w:pStyle w:val="FirstParagraph"/>
       </w:pPr>
       <w:r>
-        <w:t xml:space="preserve">The fourth instrument is a web application built on top of the trained model so that the system can be exercised in real time rather than only in batch evaluation. A user uploads a generative-AI image through the browser, the backend runs the inference engine, and the interface returns the Top-K Google Fonts shortlist or an</w:t>
+        <w:t xml:space="preserve">The fourth instrument is a web application built on top of the trained model, so that the system can be exercised in real time rather than only in batch evaluation. A user uploads a generative-AI image through the browser, the backend runs the inference engine, and the interface returns the Top-K Google Fonts shortlist or an</w:t>
       </w:r>
       <w:r>
         <w:t xml:space="preserve"> </w:t>
@@ -7290,7 +7322,7 @@
         <w:t xml:space="preserve"> </w:t>
       </w:r>
       <w:r>
-        <w:t xml:space="preserve">verdict. The accepted input is a raster image in PNG (.png), JPEG (.jpg, .jpeg), or WebP (.webp) format up to 10 MB: these are the formats current text-to-image generators export and the forms in which their output circulates as screenshots and web re-shares. Vector formats such as SVG are refused because typographic hallucination is a raster artifact with no vector equivalent, and animated or photographic formats (GIF, HEIC) fall outside the study’s scope of directly generated still images. This instrument serves two methodological purposes: it is the demonstration artifact required by the build-method evaluation of Section 4.10, and it is a qualitative probe that surfaces failure cases on ad hoc, in-the-wild inputs that the fixed test set may not contain. Its design, framework choices, and development process are detailed in Sections 4.5 through 4.8.</w:t>
+        <w:t xml:space="preserve">verdict. The application accepts raster images in PNG (.png), JPEG (.jpg, .jpeg), or WebP (.webp) format, up to 10 MB. These are the formats current text-to-image generators export, and the forms in which their output circulates as screenshots and web re-shares. Vector formats such as SVG are refused, because typographic hallucination is a raster artifact with no vector equivalent. Animated and photographic formats (GIF, HEIC) fall outside the study’s scope of directly generated still images. The instrument serves two methodological purposes. It is the demonstration artifact that the build-method evaluation of Section 4.10 requires. It is also a qualitative probe: it surfaces failure cases on ad hoc, in-the-wild inputs that the fixed test set may not contain. Its design, framework choices, and development process are detailed in Sections 4.5 through 4.8.</w:t>
       </w:r>
     </w:p>
     <w:p>
@@ -7332,7 +7364,7 @@
         <w:t xml:space="preserve"> </w:t>
       </w:r>
       <w:r>
-        <w:t xml:space="preserve">The corpus is a table of image instances, one row per rendered crop, with the fields listed in Table 1. Each row pairs an image file with the metadata needed to train, stratify, and audit it.</w:t>
+        <w:t xml:space="preserve">The corpus is a table of image instances, one row per rendered crop, with the fields listed in Table 1. Each row pairs an image file with the metadata needed to train on it, stratify it, and audit it afterward.</w:t>
       </w:r>
     </w:p>
     <w:p>
@@ -7902,7 +7934,7 @@
         <w:t xml:space="preserve"> </w:t>
       </w:r>
       <w:r>
-        <w:t xml:space="preserve">The independent variables (inputs) are the pixels of the rendered text-crop image and, at a controlled level above them, the three degradation parameters (</w:t>
+        <w:t xml:space="preserve">The independent variables are the pixels of the rendered crop and, at a controlled level above them, the three degradation parameters (</w:t>
       </w:r>
       <m:oMath>
         <m:sSub>
@@ -7986,7 +8018,7 @@
         <w:t xml:space="preserve"> </w:t>
       </w:r>
       <w:r>
-        <w:t xml:space="preserve">factor used to analyze errors. The dependent variable (target) is the font class label, one of the 50 to 100 palette fonts, plus the open-set</w:t>
+        <w:t xml:space="preserve">factor used to analyze errors. The dependent variable is the font class label — one of the 50 to 100 palette fonts, plus the open-set</w:t>
       </w:r>
       <w:r>
         <w:t xml:space="preserve"> </w:t>
@@ -7998,7 +8030,7 @@
         <w:t xml:space="preserve"> </w:t>
       </w:r>
       <w:r>
-        <w:t xml:space="preserve">outcome for crops belonging to no palette font. Secondary outcomes measured from the model are the Top-K rank of the true font, the structural-distance score between the input and the re-rendered prediction, and the open-set rejection score.</w:t>
+        <w:t xml:space="preserve">outcome for crops that belong to no palette font. Three secondary outcomes are measured from the model: the Top-K rank of the true font, the structural-distance score between the input and the re-rendered prediction, and the open-set rejection score.</w:t>
       </w:r>
     </w:p>
     <w:p>
@@ -8016,7 +8048,7 @@
         <w:t xml:space="preserve"> </w:t>
       </w:r>
       <w:r>
-        <w:t xml:space="preserve">Crops are rendered at 1024 px and downsampled to a fixed 224 × 224 input, which matches the DINOv2 ViT-B/14 backbone and the resolution used by Chen et al. (2026). To keep the model from learning a color shortcut, and to mirror the varied coloring of real generative text, foreground and background colors are randomized during rendering with a minimum luminance contrast of 80 (the Chen et al. precedent). Each crop is then reduced to single-channel luminance and replicated across three channels for ImageNet-normalized input, so the encoder reads grayscale structure while training on color-varied renders. Text alignment is jittered (left, center, or right) and lines wrap with roughly 20% probability, and about 575 images are rendered per font variant as the per-class volume baseline.</w:t>
+        <w:t xml:space="preserve">Crops are rendered at 1024 px and downsampled to a fixed 224 × 224 input. This matches the DINOv2 ViT-B/14 backbone and the resolution used by Chen et al. (2026). Foreground and background colors are randomized during rendering, with a minimum luminance contrast of 80 (the Chen et al. precedent). The randomization serves two purposes: it prevents the model from learning color as a shortcut, and it mirrors the varied coloring of real generative text. Each crop is then reduced to single-channel luminance and replicated across three channels for ImageNet-normalized input. The encoder therefore reads grayscale structure, even though the renders it trains on vary in color. Text alignment is jittered between left, center, and right; lines wrap with roughly 20% probability; and about 575 images are rendered per font variant as the per-class volume baseline.</w:t>
       </w:r>
     </w:p>
     <w:p>
@@ -8034,7 +8066,7 @@
         <w:t xml:space="preserve"> </w:t>
       </w:r>
       <w:r>
-        <w:t xml:space="preserve">The rendered strings are English (Latin script), drawn from a fixed word list of common words so that lexical content is decorrelated from font identity across the corpus. Each crop carries one to three words, so the visual field is dominated by letterform structure rather than long-line layout.</w:t>
+        <w:t xml:space="preserve">The rendered strings are English (Latin script), drawn from a fixed list of common words. Using a fixed shared word list means the words themselves carry no information about the font, so the model cannot learn to associate vocabulary with typeface. Each crop carries one to three words, which keeps the visual field dominated by letterform structure rather than long-line layout.</w:t>
       </w:r>
     </w:p>
     <w:p>
@@ -8052,10 +8084,7 @@
         <w:t xml:space="preserve"> </w:t>
       </w:r>
       <w:r>
-        <w:t xml:space="preserve">Chen et al.’s (2026) augmentation is pristine-noise only (Gaussian</w:t>
-      </w:r>
-      <w:r>
-        <w:t xml:space="preserve"> </w:t>
+        <w:t xml:space="preserve">Chen et al.’s (2026) augmentation is pristine-noise only: clean renders plus Gaussian noise (</w:t>
       </w:r>
       <m:oMath>
         <m:r>
@@ -8083,7 +8112,10 @@
         </m:r>
       </m:oMath>
       <w:r>
-        <w:t xml:space="preserve">, covering elastic warp, kerning jitter, and cross-character smear, that their closed-set pipeline lacks. As a result the corpus covers the probabilistic glyph deformation that defines the target regime, which clean renders under noise never reach.</w:t>
+        <w:t xml:space="preserve"> </w:t>
+      </w:r>
+      <w:r>
+        <w:t xml:space="preserve">— elastic warp, kerning jitter, and cross-character smear — that their closed-set pipeline lacks. The corpus therefore covers the probabilistic glyph deformation that defines the target regime, which clean renders under noise never reach.</w:t>
       </w:r>
     </w:p>
     <w:p>
@@ -8114,7 +8146,7 @@
         <w:t xml:space="preserve">collected rather than rendered</w:t>
       </w:r>
       <w:r>
-        <w:t xml:space="preserve">, to test the trained model on genuine in-the-wild deformation instead of the study’s own synthetic operator. It consists of [N = 100] text crops isolated from real images produced by current text-to-image generators such as DALL·E, Midjourney, and Stable Diffusion, the tools whose typographic hallucination motivates the study. Each source image is passed through the same off-the-shelf localizer used at deployment (Section 4.1), and every text box it emits becomes one evaluation crop, so the unit of analysis is identical to the synthetic corpus. Because these crops carry no embedded font metadata, their ground-truth labels are fixed by the human-proxy panel (Section 4.2.3), and the set is held out from training entirely (Section 4.3.2).</w:t>
+        <w:t xml:space="preserve">. Its purpose is to test the trained model on genuine in-the-wild deformation, not on the study’s own synthetic operator. It consists of [N = 100] text crops isolated from real images produced by current text-to-image generators such as DALL·E, Midjourney, and Stable Diffusion — the tools whose typographic hallucination motivates the study. Each source image passes through the same off-the-shelf localizer used at deployment (Section 4.1), and every text box the localizer emits becomes one evaluation crop. The unit of analysis is therefore identical to the synthetic corpus. These crops carry no embedded font metadata, so their ground-truth labels are fixed by the human-proxy panel (Section 4.2.3). The set is held out from training entirely (Section 4.3.2).</w:t>
       </w:r>
     </w:p>
     <w:p>
@@ -8145,7 +8177,7 @@
         <w:t xml:space="preserve">purposively rather than at random</w:t>
       </w:r>
       <w:r>
-        <w:t xml:space="preserve">, under a quota that spans the two factors that drive recognition difficulty: the four structural family classes (serif, sans-serif, display, monospace) and a graded range of hallucination severity from mild to severe, gathered across more than one generator so the benchmark is not dominated by a single tool’s failure signature. This mirrors the family-and-degradation stratification of the synthetic split (Section 4.3.2) and ensures the human-proxy accuracy floor is estimated over the full difficulty range, not only easy cases.</w:t>
+        <w:t xml:space="preserve">. A quota spans the two factors that drive recognition difficulty: the four structural family classes (serif, sans-serif, display, monospace) and a graded range of hallucination severity from mild to severe. The crops are gathered from more than one generator, so the benchmark is not dominated by a single tool’s failure signature. This mirrors the family-and-degradation stratification of the synthetic split (Section 4.3.2), and it ensures the human-proxy accuracy floor is estimated over the full difficulty range rather than only the easy cases.</w:t>
       </w:r>
     </w:p>
     <w:p>
@@ -8163,7 +8195,7 @@
         <w:t xml:space="preserve"> </w:t>
       </w:r>
       <w:r>
-        <w:t xml:space="preserve">The set is deliberately small because every crop must be labeled independently by all three expert raters, roughly 300 judgments in total, so its size is bounded by expert effort rather than by data availability. One hundred is adequate for its role as a benchmark and accuracy floor rather than a training set: at</w:t>
+        <w:t xml:space="preserve">The set is deliberately small, because every crop must be labeled independently by all three expert raters — roughly 300 judgments in total. Its size is bounded by expert effort, not by data availability. One hundred is adequate for the set’s actual role, which is benchmark and accuracy floor rather than training data. At</w:t>
       </w:r>
       <w:r>
         <w:t xml:space="preserve"> </w:t>
@@ -8183,10 +8215,7 @@
         </m:r>
       </m:oMath>
       <w:r>
-        <w:t xml:space="preserve"> </w:t>
-      </w:r>
-      <w:r>
-        <w:t xml:space="preserve">a measured accuracy carries a worst-case 95% confidence half-width of about</w:t>
+        <w:t xml:space="preserve">, a measured accuracy carries a worst-case 95% confidence half-width of about</w:t>
       </w:r>
       <w:r>
         <w:t xml:space="preserve"> </w:t>
@@ -8206,7 +8235,7 @@
         <w:t xml:space="preserve"> </w:t>
       </w:r>
       <w:r>
-        <w:t xml:space="preserve">percentage points, and the comparison it supports (the open-set model against closed-set baselines that collapse on deformed input, Section 4.10) targets gaps far larger than that margin, while finer-grained effects are left to the much larger synthetic test partition. The count is a planned target and may be revised upward if rater capacity allows.</w:t>
+        <w:t xml:space="preserve">percentage points. The comparison this set supports — the open-set model against closed-set baselines that collapse on deformed input (Section 4.10) — targets gaps far larger than that margin. Finer-grained effects are left to the much larger synthetic test partition. The count is a planned target and may be revised upward if rater capacity allows.</w:t>
       </w:r>
     </w:p>
     <w:p>
@@ -8222,7 +8251,7 @@
         <w:pStyle w:val="FirstParagraph"/>
       </w:pPr>
       <w:r>
-        <w:t xml:space="preserve">Before training, each crop passes through a preprocessing chain embedded in the model’s forward pass (square-pad, resize to 224 × 224, and ImageNet normalization) rather than applied as a separate offline step. Folding preprocessing into the forward method, following Chen et al. (2026), guarantees that the same transforms run at training and at inference, which eliminates train-serve skew when the model is later called from the web application. Degradation via the operator</w:t>
+        <w:t xml:space="preserve">Before training, each crop passes through a preprocessing chain: square-pad, resize to 224 × 224, and ImageNet normalization. This chain is embedded in the model’s forward pass rather than applied as a separate offline step. Folding preprocessing into the forward method, following Chen et al. (2026), guarantees that exactly the same transforms run at training time and at inference time. That eliminates train-serve skew — the class of bug in which a model is trained on inputs prepared one way and served inputs prepared another — when the model is later called from the web application. Degradation via the operator</w:t>
       </w:r>
       <w:r>
         <w:t xml:space="preserve"> </w:t>
@@ -8236,7 +8265,7 @@
         <w:t xml:space="preserve"> </w:t>
       </w:r>
       <w:r>
-        <w:t xml:space="preserve">is applied online as a stochastic augmentation, so a given font is seen across a distribution of deformation amplitudes within and across epochs. Following the augmentation-as-coverage argument of Plastropoulos and Tegos (2024), this pushes the decision boundary into regions that stay stable under distortion.</w:t>
+        <w:t xml:space="preserve">is applied online, as a stochastic augmentation, so the model sees each font across a whole distribution of deformation strengths within and across epochs. Following the augmentation-as-coverage argument of Plastropoulos and Tegos (2024), this pushes the model’s decision boundaries into regions that stay stable under distortion.</w:t>
       </w:r>
     </w:p>
     <w:p>
@@ -8254,7 +8283,7 @@
         <w:t xml:space="preserve"> </w:t>
       </w:r>
       <w:r>
-        <w:t xml:space="preserve">The default configuration keeps the DINOv2 backbone frozen and trains only a lightweight metric-embedding head (Section 2.5), because in-the-wild generative crops arrive without font labels and the open-set inference path must not depend on a closed-set classifier. Parameter-efficient fine-tuning (LoRA;</w:t>
+        <w:t xml:space="preserve">The default configuration keeps the DINOv2 backbone frozen and trains only a lightweight metric-embedding head (Section 2.5). The reason is the deployment condition: in-the-wild generative crops arrive without font labels, so the open-set inference path must not depend on a closed-set classifier. Parameter-efficient fine-tuning — LoRA with rank</w:t>
       </w:r>
       <w:r>
         <w:t xml:space="preserve"> </w:t>
@@ -8274,7 +8303,7 @@
         </m:r>
       </m:oMath>
       <w:r>
-        <w:t xml:space="preserve">,</w:t>
+        <w:t xml:space="preserve">, scaling</w:t>
       </w:r>
       <w:r>
         <w:t xml:space="preserve"> </w:t>
@@ -8294,7 +8323,7 @@
         </m:r>
       </m:oMath>
       <w:r>
-        <w:t xml:space="preserve">, about 0.2% of parameters) as used by Chen et al. (2026) is reserved for the supervised teacher that supplies reference distributions to the label-free prompt-distillation step. It is kept off the open-set inference path, whose closed-set assumptions it would otherwise reintroduce.</w:t>
+        <w:t xml:space="preserve">, about 0.2% of parameters, as used by Chen et al. (2026) — is reserved for the supervised teacher model. The teacher supplies reference distributions to the label-free distillation step and nothing more. Keeping it off the inference path matters, because the teacher is a closed-set model, and placing it in the serving pipeline would reintroduce exactly the closed-set assumptions the design exists to avoid.</w:t>
       </w:r>
     </w:p>
     <w:p>
@@ -8312,7 +8341,7 @@
         <w:t xml:space="preserve"> </w:t>
       </w:r>
       <w:r>
-        <w:t xml:space="preserve">The synthetic corpus is partitioned 70% / 15% / 15% into training, validation, and test sets, split by</w:t>
+        <w:t xml:space="preserve">The synthetic corpus is partitioned 70% / 15% / 15% into training, validation, and test sets. The split is made by</w:t>
       </w:r>
       <w:r>
         <w:t xml:space="preserve"> </w:t>
@@ -8327,7 +8356,7 @@
         <w:t xml:space="preserve"> </w:t>
       </w:r>
       <w:r>
-        <w:t xml:space="preserve">and stratified so that every font class and every degradation level appears in each partition in proportion to its overall frequency. Stratification prevents a rare display or monospace face from landing entirely in one partition, which would otherwise inflate or deflate its apparent accuracy. Because per-class counts for the rarest faces are modest, stratified k-fold cross-validation (</w:t>
+        <w:t xml:space="preserve">and stratified, so that every font class and every degradation level appears in each partition in proportion to its overall frequency. Stratification prevents a rare display or monospace face from landing entirely in one partition, which would otherwise inflate or deflate its apparent accuracy. Per-class counts for the rarest faces are modest, so stratified k-fold cross-validation (</w:t>
       </w:r>
       <m:oMath>
         <m:r>
@@ -8344,7 +8373,7 @@
         </m:r>
       </m:oMath>
       <w:r>
-        <w:t xml:space="preserve">) is used on the combined train-plus-validation data to stabilize the reported metrics, with the 15% test partition held out untouched until final evaluation. Separate from this synthetic split is the real-generative test set of [N = 100] in-the-wild crops (sourced, sampled, and sized in Section 4.3.1; labeled by the human-proxy panel, Section 4.2.3). It never enters training in any form, and it functions as the out-of-distribution generalization benchmark against which the synthetic-trained model is finally judged.</w:t>
+        <w:t xml:space="preserve">) is used on the combined train-plus-validation data to stabilize the reported metrics. The 15% test partition stays untouched until final evaluation. Separate from this synthetic split is the real-generative test set of [N = 100] in-the-wild crops (sourced, sampled, and sized in Section 4.3.1; labeled by the human-proxy panel, Section 4.2.3). It never enters training in any form. It serves as the out-of-distribution benchmark — the final judge of whether a model trained on synthetic deformation generalizes to the real thing.</w:t>
       </w:r>
     </w:p>
     <w:p>
@@ -8368,7 +8397,7 @@
         <w:pStyle w:val="FirstParagraph"/>
       </w:pPr>
       <w:r>
-        <w:t xml:space="preserve">The system is a font-identification service for hallucinated type. Given a fragment of text lifted from a generative-AI image, it returns a ranked shortlist of the closest open-source Google Fonts, or an explicit</w:t>
+        <w:t xml:space="preserve">The system is a font-identification service for hallucinated type. Given a fragment of text lifted from a generative-AI image, it returns a ranked shortlist of the closest open-source Google Fonts — or an explicit</w:t>
       </w:r>
       <w:r>
         <w:t xml:space="preserve"> </w:t>
@@ -8380,7 +8409,7 @@
         <w:t xml:space="preserve"> </w:t>
       </w:r>
       <w:r>
-        <w:t xml:space="preserve">verdict when the glyph belongs to no font in its palette. Its purpose is practical reconstruction: letting a designer rebuild a generative image’s typography from a free, license-clear palette instead of paying a commercial identifier to name a font that may not be reusable. The framework is deliberately scoped. Rather than matching against the entire commercial typeface universe, it trades exhaustive coverage for a tractable, localized palette of the top 50 to 100 Google Fonts, which is what makes free reconstruction possible. A web application built on top of the model exposes this capability interactively, so the system can be tested in real time on uploaded images.</w:t>
+        <w:t xml:space="preserve">verdict when the glyph belongs to no font in its palette. Its purpose is practical reconstruction. A designer should be able to rebuild a generative image’s typography from a free, license-clear palette, instead of paying a commercial identifier to name a font that may not even be reusable. The framework is deliberately scoped: rather than matching against the entire commercial typeface universe, it trades exhaustive coverage for a tractable, localized palette of the top 50 to 100 Google Fonts. That trade is what makes free reconstruction possible. A web application built on top of the model exposes this capability interactively, so the system can be tested in real time on uploaded images.</w:t>
       </w:r>
     </w:p>
     <w:p>
@@ -8396,7 +8425,7 @@
         <w:pStyle w:val="FirstParagraph"/>
       </w:pPr>
       <w:r>
-        <w:t xml:space="preserve">Figure 8 organizes the framework into three enclosed bands, ordered by when each one happens rather than by an input-process-output grid. The first band,</w:t>
+        <w:t xml:space="preserve">Figure 8 organizes the framework into three enclosed bands. The bands are ordered by</w:t>
       </w:r>
       <w:r>
         <w:t xml:space="preserve"> </w:t>
@@ -8406,10 +8435,34 @@
           <w:i/>
           <w:iCs/>
         </w:rPr>
+        <w:t xml:space="preserve">when</w:t>
+      </w:r>
+      <w:r>
+        <w:t xml:space="preserve"> </w:t>
+      </w:r>
+      <w:r>
+        <w:t xml:space="preserve">each one happens, rather than by an input-process-output grid.</w:t>
+      </w:r>
+    </w:p>
+    <w:p>
+      <w:pPr>
+        <w:pStyle w:val="BodyText"/>
+      </w:pPr>
+      <w:r>
+        <w:t xml:space="preserve">The first band,</w:t>
+      </w:r>
+      <w:r>
+        <w:t xml:space="preserve"> </w:t>
+      </w:r>
+      <w:r>
+        <w:rPr>
+          <w:i/>
+          <w:iCs/>
+        </w:rPr>
         <w:t xml:space="preserve">before deployment</w:t>
       </w:r>
       <w:r>
-        <w:t xml:space="preserve">, is the work the researchers perform once. The Google Fonts palette is rendered into pristine word crops whose font is known by construction, those crops are passed through the degradation operator</w:t>
+        <w:t xml:space="preserve">, is the work the researchers perform once. The Google Fonts palette is rendered into clean word crops whose font is known by construction. Those crops pass through the degradation operator</w:t>
       </w:r>
       <w:r>
         <w:t xml:space="preserve"> </w:t>
@@ -8423,7 +8476,7 @@
         <w:t xml:space="preserve"> </w:t>
       </w:r>
       <w:r>
-        <w:t xml:space="preserve">of Section 3.2.3 to produce hallucinated look-alikes, and the resulting corpus — the pristine renders together with their degraded variants — trains two models. A teacher model, DINOv2 with the LoRA adaptation of Section 4.3.2, is fitted to the font labels; the student metric head</w:t>
+        <w:t xml:space="preserve">of Section 3.2.3, which produces hallucinated look-alikes. The resulting corpus — the clean renders together with their degraded variants — trains two models. The first is a teacher: DINOv2 with the LoRA adaptation of Section 4.3.2, fitted to the font labels. The second is the student metric head</w:t>
       </w:r>
       <w:r>
         <w:t xml:space="preserve"> </w:t>
@@ -8443,10 +8496,7 @@
         </m:sSub>
       </m:oMath>
       <w:r>
-        <w:t xml:space="preserve"> </w:t>
-      </w:r>
-      <w:r>
-        <w:t xml:space="preserve">is trained on the same labels under the triplet objective of Chapter 3 and additionally learns from the teacher’s judgments through distillation. The band closes on the trained model, meaning the learned weights</w:t>
+        <w:t xml:space="preserve">, which learns from two signals at once — the font labels, through the triplet objective of Chapter 3, and the teacher’s judgments, through distillation. The band closes on the trained model, meaning the learned weights</w:t>
       </w:r>
       <w:r>
         <w:t xml:space="preserve"> </w:t>
@@ -8480,7 +8530,7 @@
         </m:r>
       </m:oMath>
       <w:r>
-        <w:t xml:space="preserve">. Only the student ships. The teacher exists to supervise it and is never executed on a user’s image, which is why it is drawn in the offline band and appears nowhere in the band below.</w:t>
+        <w:t xml:space="preserve">. Only the student ships. The teacher exists to supervise the student and is never executed on a user’s image, which is why it is drawn in the offline band and appears nowhere in the band below.</w:t>
       </w:r>
     </w:p>
     <w:p>
@@ -8501,7 +8551,7 @@
         <w:t xml:space="preserve">at use</w:t>
       </w:r>
       <w:r>
-        <w:t xml:space="preserve">, is what runs for every uploaded image. The input is a raster image produced by a text-to-image generator such as DALL·E, Midjourney, or Stable Diffusion, containing rendered text whose glyphs are warped and whose spacing is uneven. An off-the-shelf text detector locates each text region and cuts it out; the detector is a standard component and not a contribution of this work, and the unit of analysis is the isolated crop, as stated in Section 4.1. The number of text regions in the image is therefore a property the localizer resolves, and every crop it emits is handled independently from that point on. Each crop is resized to 224 by 224 pixels, converted to grayscale, and rescaled in brightness, then encoded by the frozen DINOv2 Vision Transformer and projected by the metric head into a font-style fingerprint. The final stage is a match test: the fingerprint is compared against the palette, and the outcome depends on whether the closest font falls within the threshold</w:t>
+        <w:t xml:space="preserve">, is what runs for every uploaded image. The input is a raster image produced by a text-to-image generator such as DALL·E, Midjourney, or Stable Diffusion, containing rendered text whose glyphs are warped and whose spacing is uneven. An off-the-shelf text detector locates each piece of text and cuts it out. The detector is a standard component, not a contribution of this work, and the unit of analysis is the isolated crop, as stated in Section 4.1. How many text regions an image contains is a question the localizer answers; from that point on, every crop is handled independently. Each crop is resized to 224 by 224 pixels, converted to grayscale, and rescaled in brightness. It is then encoded by the frozen DINOv2 Vision Transformer and projected by the metric head into a font-style fingerprint. The final stage is a match test: the fingerprint is compared against the palette, and the outcome depends on whether the closest font falls within the threshold</w:t>
       </w:r>
       <w:r>
         <w:t xml:space="preserve"> </w:t>
@@ -8512,7 +8562,15 @@
         </m:r>
       </m:oMath>
       <w:r>
-        <w:t xml:space="preserve">. The threshold is not chosen by hand; it is fixed during the offline calibration to the operating point of Section 4.10.2, the cutoff at which 95% of validation crops whose font truly is in the palette are accepted. The test also considers only the best match: a crop whose closest font clears</w:t>
+        <w:t xml:space="preserve">.</w:t>
+      </w:r>
+    </w:p>
+    <w:p>
+      <w:pPr>
+        <w:pStyle w:val="BodyText"/>
+      </w:pPr>
+      <w:r>
+        <w:t xml:space="preserve">Three properties of the match test deserve to be stated plainly. First, the threshold is not chosen by hand. It is fixed during offline calibration, at the operating point of Section 4.10.2: the cutoff at which 95% of validation crops whose font truly is in the palette are accepted. Second, the test considers only the best match. A crop whose closest font clears</w:t>
       </w:r>
       <w:r>
         <w:t xml:space="preserve"> </w:t>
@@ -8526,7 +8584,7 @@
         <w:t xml:space="preserve"> </w:t>
       </w:r>
       <w:r>
-        <w:t xml:space="preserve">is accepted, and its Top-K shortlist then lists the nearest palette fonts in order regardless of whether the lower ranks clear</w:t>
+        <w:t xml:space="preserve">is accepted, and its Top-K shortlist then lists the nearest palette fonts in order — regardless of whether the lower ranks clear</w:t>
       </w:r>
       <w:r>
         <w:t xml:space="preserve"> </w:t>
@@ -8540,7 +8598,7 @@
         <w:t xml:space="preserve"> </w:t>
       </w:r>
       <w:r>
-        <w:t xml:space="preserve">individually, since those ranks serve as next-closest alternatives rather than independent match claims. A crop whose closest font falls short of</w:t>
+        <w:t xml:space="preserve">individually, because those ranks serve as next-closest alternatives, not as independent match claims. Third, rejection is total rather than partial. A crop whose closest font falls short of</w:t>
       </w:r>
       <w:r>
         <w:t xml:space="preserve"> </w:t>
@@ -8554,7 +8612,7 @@
         <w:t xml:space="preserve"> </w:t>
       </w:r>
       <w:r>
-        <w:t xml:space="preserve">yields an explicit</w:t>
+        <w:t xml:space="preserve">receives an explicit</w:t>
       </w:r>
       <w:r>
         <w:t xml:space="preserve"> </w:t>
@@ -8566,7 +8624,7 @@
         <w:t xml:space="preserve"> </w:t>
       </w:r>
       <w:r>
-        <w:t xml:space="preserve">verdict, in which the system names no font at all, and no partial shortlist exists because every other font is farther still.</w:t>
+        <w:t xml:space="preserve">verdict, in which the system names no font at all. No partial shortlist exists for such a crop, because every other font is farther away still.</w:t>
       </w:r>
     </w:p>
     <w:p>
@@ -8584,7 +8642,7 @@
         <w:t xml:space="preserve"> </w:t>
       </w:r>
       <w:r>
-        <w:t xml:space="preserve">The text regions of Figure 8 are delimited at word granularity: the localizer emits one bounding box per word, under the assumption that each word is set in a single typeface. This holds for the overwhelming majority of designed text, where font changes fall between words — a heading face against an accent face — rather than inside them, so word crops make the one-font-per-crop premise of the match test approximately true by construction. The assumption operates at the level of design intent: generators learn from designed text, so a word’s intended style is single, and style that drifts</w:t>
+        <w:t xml:space="preserve">The text regions of Figure 8 are delimited at word granularity: the localizer emits one bounding box per word. Behind this sits an assumption — that each word is set in a single typeface. The assumption holds for the overwhelming majority of designed text, where font changes fall</w:t>
       </w:r>
       <w:r>
         <w:t xml:space="preserve"> </w:t>
@@ -8594,38 +8652,29 @@
           <w:i/>
           <w:iCs/>
         </w:rPr>
-        <w:t xml:space="preserve">within</w:t>
-      </w:r>
-      <w:r>
-        <w:t xml:space="preserve"> </w:t>
-      </w:r>
-      <w:r>
-        <w:t xml:space="preserve">a word is the hallucination this thesis studies — degradation around one intent, not a deliberate second typeface. How often real output violates even that intent-level reading is measured rather than presumed, through the panel’s coherence judgment (Section 4.2.3); adjacent words that receive the same verdict are merged back into a single region in the presentation layer, so a five-word headline still reads as one result. The assumption is checked rather than trusted. The ViT encoder’s forward pass already yields one token per image patch, and when a crop’s patch tokens disagree about style — the signature of two typefaces sharing one box, or of a localizer box that swallowed two words — the crop is flagged as inhomogeneous at no additional inference cost, split at the token-cluster boundary, and each half is matched on its own. A half that remains incoherent after one split receives a third verdict,</w:t>
-      </w:r>
-      <w:r>
-        <w:t xml:space="preserve"> </w:t>
-      </w:r>
-      <w:r>
-        <w:rPr>
-          <w:b/>
-          <w:bCs/>
-        </w:rPr>
-        <w:t xml:space="preserve">“mixed typography”</w:t>
-      </w:r>
-      <w:r>
-        <w:t xml:space="preserve">: distinct from</w:t>
-      </w:r>
-      <w:r>
-        <w:t xml:space="preserve"> </w:t>
-      </w:r>
-      <w:r>
-        <w:t xml:space="preserve">“unknown,”</w:t>
-      </w:r>
-      <w:r>
-        <w:t xml:space="preserve"> </w:t>
-      </w:r>
-      <w:r>
-        <w:t xml:space="preserve">it reports that the crop violates the single-font premise and that no one font can honestly be assigned, instead of confidently naming the majority face and silently discarding the other. Attribution finer than one split — per-glyph styling inside an unsplittable word — is out of scope: it would require character segmentation on precisely the malformed glyphs that defeat segmenters, and a word deliberately set in two typefaces has no single reconstructable font for the template goal in any case.</w:t>
+        <w:t xml:space="preserve">between</w:t>
+      </w:r>
+      <w:r>
+        <w:t xml:space="preserve"> </w:t>
+      </w:r>
+      <w:r>
+        <w:t xml:space="preserve">words (a heading face against an accent face), not inside them. Word crops therefore make the one-font-per-crop premise of the match test approximately true by construction. The assumption operates at the level of design intent. Generators learn from designed text, so the</w:t>
+      </w:r>
+      <w:r>
+        <w:t xml:space="preserve"> </w:t>
+      </w:r>
+      <w:r>
+        <w:rPr>
+          <w:i/>
+          <w:iCs/>
+        </w:rPr>
+        <w:t xml:space="preserve">intended</w:t>
+      </w:r>
+      <w:r>
+        <w:t xml:space="preserve"> </w:t>
+      </w:r>
+      <w:r>
+        <w:t xml:space="preserve">style of a word is single; style that drifts within a word is the hallucination this thesis studies — degradation around one intent, not a deliberate second typeface. How often real output violates even this intent-level reading is measured rather than presumed, through the panel’s coherence judgment (Section 4.2.3). In the interface, adjacent words that receive the same verdict are merged back into a single region, so a five-word headline still reads as one result.</w:t>
       </w:r>
     </w:p>
     <w:p>
@@ -8633,6 +8682,42 @@
         <w:pStyle w:val="BodyText"/>
       </w:pPr>
       <w:r>
+        <w:t xml:space="preserve">The assumption is checked rather than trusted. The ViT encoder’s forward pass already produces one token per image patch. When a crop’s patch tokens disagree about style — the signature of two typefaces sharing one box, or of a localizer box that swallowed two words — the crop is flagged as inhomogeneous, at no additional inference cost. A flagged crop is split at the boundary between the two token groups, and each half is matched on its own. A half that remains incoherent after one split receives a third verdict:</w:t>
+      </w:r>
+      <w:r>
+        <w:t xml:space="preserve"> </w:t>
+      </w:r>
+      <w:r>
+        <w:rPr>
+          <w:b/>
+          <w:bCs/>
+        </w:rPr>
+        <w:t xml:space="preserve">“mixed typography.”</w:t>
+      </w:r>
+      <w:r>
+        <w:t xml:space="preserve"> </w:t>
+      </w:r>
+      <w:r>
+        <w:t xml:space="preserve">This verdict is distinct from</w:t>
+      </w:r>
+      <w:r>
+        <w:t xml:space="preserve"> </w:t>
+      </w:r>
+      <w:r>
+        <w:t xml:space="preserve">“unknown.”</w:t>
+      </w:r>
+      <w:r>
+        <w:t xml:space="preserve"> </w:t>
+      </w:r>
+      <w:r>
+        <w:t xml:space="preserve">It reports that the crop violates the single-font premise and that no one font can honestly be assigned — instead of confidently naming the majority typeface and silently discarding the other. Attribution finer than one split, such as per-glyph styling inside an unsplittable word, is out of scope. It would require character segmentation on precisely the malformed glyphs that defeat segmenters, and a word deliberately set in two typefaces has no single reconstructable font for the template goal in any case.</w:t>
+      </w:r>
+    </w:p>
+    <w:p>
+      <w:pPr>
+        <w:pStyle w:val="BodyText"/>
+      </w:pPr>
+      <w:r>
         <w:rPr>
           <w:b/>
           <w:bCs/>
@@ -8643,7 +8728,7 @@
         <w:t xml:space="preserve"> </w:t>
       </w:r>
       <w:r>
-        <w:t xml:space="preserve">The check and the split both read the encoder’s patch grid. A 224 × 224 input reaches the ViT as a 16 × 16 grid of patches, one token each; patches carrying no ink (padding margins, inter-letter gaps) are excluded by their attention weight, and the remaining tokens are pooled by grid column, giving a left-to-right style profile of the word. Homogeneity is judged by how tightly those column vectors group: when a two-group clustering separates them more widely than a dispersion cutoff — calibrated, like</w:t>
+        <w:t xml:space="preserve">The check and the split both read the encoder’s patch grid. A 224 × 224 input reaches the ViT as a 16 × 16 grid of patches, one token each. Patches that carry no ink — padding margins, gaps between letters — are excluded by their attention weight. The remaining tokens are pooled by grid column, which yields a left-to-right style profile of the word. Homogeneity is then a question of how tightly those column vectors group. When a two-group clustering separates them more widely than a dispersion cutoff — calibrated, like</w:t>
       </w:r>
       <w:r>
         <w:t xml:space="preserve"> </w:t>
@@ -8654,7 +8739,7 @@
         </m:r>
       </m:oMath>
       <w:r>
-        <w:t xml:space="preserve">, at an operating point on labeled data (Section 4.10.2) — the crop is flagged as inhomogeneous. The split then demands spatial contiguity. Only when the two groups occupy a contiguous left run and a contiguous right run of columns does a real boundary exist; the boundary column is mapped back to a pixel coordinate in the original crop, undoing the padding offset, and the cut is made with a margin of roughly half a character so that no glyph is bisected. Interleaved groups mean per-letter drift rather than composed typography — no boundary exists, and the crop takes the mixed-typography verdict directly, which is what prevents the system from imposing structure on noise. Each half re-enters the pipeline as an ordinary crop, and the split is attempted only once: a word still incoherent after one cut is not a composition of typefaces but deformation past recovery, for which</w:t>
+        <w:t xml:space="preserve">, at an operating point on labeled data (Section 4.10.2) — the crop is flagged. The split itself demands spatial contiguity. A real boundary exists only when the two groups occupy a contiguous left run and a contiguous right run of columns. In that case the boundary column is mapped back to a pixel coordinate in the original crop, undoing the padding offset, and the cut is made with a margin of roughly half a character, so that no glyph is bisected. If the two groups are interleaved instead, the disagreement is per-letter drift, not composed typography. No boundary exists, and the crop takes the mixed-typography verdict directly — which is what prevents the system from imposing structure on noise. Each half re-enters the pipeline as an ordinary crop. The split is attempted only once: a word still incoherent after one cut is not a composition of typefaces but deformation past recovery, and</w:t>
       </w:r>
       <w:r>
         <w:t xml:space="preserve"> </w:t>
@@ -8666,7 +8751,7 @@
         <w:t xml:space="preserve"> </w:t>
       </w:r>
       <w:r>
-        <w:t xml:space="preserve">is already the honest answer. The added cost is negligible — the tokens exist from the original forward pass, the clustering runs over at most sixteen column vectors, and extra encoder passes arise only for the two halves of actually flagged crops.</w:t>
+        <w:t xml:space="preserve">is already the honest answer for it. The added cost is negligible. The tokens exist from the original forward pass, the clustering runs over at most sixteen column vectors, and extra encoder passes arise only for the two halves of crops that were actually flagged.</w:t>
       </w:r>
     </w:p>
     <w:p>
@@ -8674,7 +8759,19 @@
         <w:pStyle w:val="BodyText"/>
       </w:pPr>
       <w:r>
-        <w:t xml:space="preserve">That verdict deserves a precise reading, because it carries a genuine ambiguity. An unknown verdict means the crop resembled no palette font closely enough to justify a name, and the system cannot distinguish between the two situations that produce this: the text may be set in a typeface outside the 50 to 100 selected fonts, or it may be hallucinated past the point where any typeface is recoverable. Both surface identically. What the verdict does guarantee is the behavior that motivates the open-set design of Section 4.2.1, namely that no font is invented to fill the gap, which is precisely what a closed-set classifier is forced to do.</w:t>
+        <w:t xml:space="preserve">The unknown verdict deserves a precise reading, because it carries a genuine ambiguity.</w:t>
+      </w:r>
+      <w:r>
+        <w:t xml:space="preserve"> </w:t>
+      </w:r>
+      <w:r>
+        <w:t xml:space="preserve">“Unknown”</w:t>
+      </w:r>
+      <w:r>
+        <w:t xml:space="preserve"> </w:t>
+      </w:r>
+      <w:r>
+        <w:t xml:space="preserve">means the crop resembled no palette font closely enough to justify a name. Two different situations produce that outcome, and the system cannot tell them apart: the text may be set in a real typeface outside the 50-to-100-font palette, or it may be hallucinated past the point where any typeface is recoverable. Both surface identically. What the verdict does guarantee is the behavior that motivates the open-set design of Section 4.2.1 — no font is ever invented to fill the gap, which is precisely what a closed-set classifier is forced to do.</w:t>
       </w:r>
     </w:p>
     <w:p>
@@ -8695,7 +8792,7 @@
         <w:t xml:space="preserve">how we measure it</w:t>
       </w:r>
       <w:r>
-        <w:t xml:space="preserve">, holds the researcher instruments of Section 4.2 rather than any part of the served system. Top-K accuracy records how often the true font appears in the shortlist, the re-render check scores the structural distance between a re-rendering of the predicted font and the original crop, and the human-proxy panel supplies the accuracy floor. These run offline over held-out evaluation sets and produce no output the designer ever sees.</w:t>
+        <w:t xml:space="preserve">, holds the researcher instruments of Section 4.2 rather than any part of the served system. Top-K accuracy records how often the true font appears in the shortlist. The re-render check scores the structural distance between a re-rendering of the predicted font and the original crop. The human-proxy panel supplies the accuracy floor. These run offline, over held-out evaluation sets, and produce no output the designer ever sees.</w:t>
       </w:r>
     </w:p>
     <w:p>
@@ -8733,7 +8830,7 @@
           <wp:inline>
             <wp:extent cx="5334000" cy="4109366"/>
             <wp:effectExtent b="0" l="0" r="0" t="0"/>
-            <wp:docPr descr="Diagram with three enclosed horizontal bands. Top band, before deployment: the Google Fonts palette is rendered into pristine word crops, expanded by the operator D with degraded look-alikes, and the combined pristine-plus-degraded corpus trains a teacher model (DINOv2 with LoRA, offline only) and a student metric head f-theta, which learns from font labels through triplet loss and from the teacher through distillation; the band ends in the trained model, meaning the weights f-theta and the match threshold tau. A dashed arrow carries that model into the middle band, loaded once at startup. Middle band, at use: an AI-generated image from DALL-E, Midjourney, or Stable Diffusion passes through off-the-shelf text localization, which cuts out every text region; each crop is then resized to 224 by 224 pixels, converted to grayscale and rescaled in brightness, encoded by the frozen DINOv2 Vision Transformer, projected by the metric head into a font-style fingerprint, and put to a match test against the threshold tau. Passing crops yield a Top-K Google Fonts shortlist, one per crop; failing crops yield an unknown-font verdict in which no font is guessed. Bottom band, how we measure it: Top-K accuracy, the re-render check, and the human-proxy panel, marked as researcher instruments never shown to the user. An in-figure legend defines solid arrows as the per-image path and dashed arrows as researcher-side work outside it" title="" id="80" name="Picture"/>
+            <wp:docPr descr="Diagram with three enclosed horizontal bands. Top band, before deployment: the Google Fonts palette is rendered into pristine word crops, expanded by the operator D with degraded look-alikes, and the combined pristine-plus-degraded corpus trains a teacher model (DINOv2 with LoRA, offline only) and a student metric head f-theta, which learns from font labels through triplet loss and from the teacher through distillation; the band ends in the trained model, meaning the weights f-theta and the match threshold tau. A dashed arrow carries that model into the middle band, loaded once at startup. Middle band, at use: an AI-generated image from DALL-E, Midjourney, or Stable Diffusion passes through off-the-shelf text localization, which emits one bounding box per word; each word crop is then resized to 224 by 224 pixels, converted to grayscale and rescaled in brightness, encoded by the frozen DINOv2 Vision Transformer, passed through a same-font check that asks whether the crop’s patches agree on one style (splitting the crop once if not), projected by the metric head into a font-style fingerprint, and put to a match test against the threshold tau. Three verdicts follow: passing crops yield a Top-K Google Fonts shortlist, one per crop; crops whose closest font falls short of tau yield an unknown-font verdict in which no font is guessed; and crops that remain style-incoherent after one split yield a mixed-typography verdict in which no single font is assigned. Bottom band, how we measure it: Top-K accuracy, the re-render check, and the human-proxy panel, marked as researcher instruments never shown to the user. An in-figure legend defines solid arrows as the per-image path and dashed arrows as researcher-side work outside it" title="" id="80" name="Picture"/>
             <a:graphic>
               <a:graphicData uri="http://schemas.openxmlformats.org/drawingml/2006/picture">
                 <pic:pic>
@@ -8776,7 +8873,7 @@
         <w:pStyle w:val="BodyText"/>
       </w:pPr>
       <w:r>
-        <w:t xml:space="preserve">The figure is read through the line convention stated in its legend. Solid arrows mark the per-image path, meaning every step that executes when a designer submits an image. Dashed arrows mark researcher-side work that sits outside that path, covering both the preparation band above and the measurement band below. The two kinds of flow meet at exactly one point, where the trained model is loaded into the running system at startup, and that hand-off is drawn dashed because it precedes the per-image path rather than belonging to it. The localization step stays solid because it does execute live on every request, even though it is off-the-shelf and replaceable, which keeps the thesis focused on the recognition that follows it. Two absences in the figure are deliberate. The web application does not appear, because it is a delivery surface rather than a conceptual stage and is specified instead in the system architecture of Section 4.5.2. The measurement band is drawn outside the per-image path for the same reason the re-render check is not a runtime step: the structural comparison of Section 4.2.2 is a validation instrument the researchers apply to held-out data, and it neither re-ranks the shortlist nor reaches the designer. This separation is what lets the same model serve live requests while remaining fully reproducible from the researcher-controlled data pipeline.</w:t>
+        <w:t xml:space="preserve">The figure is read through the line convention stated in its legend. Solid arrows mark the per-image path: every step that executes when a designer submits an image. Dashed arrows mark researcher-side work outside that path, which covers both the preparation band above and the measurement band below. The two kinds of flow meet at exactly one point — where the trained model is loaded into the running system at startup. That hand-off is drawn dashed because it happens before the per-image path, not during it. The localization step stays solid because it does run live on every request, even though it is off-the-shelf and replaceable; keeping it solid keeps the thesis focused on the recognition that follows it. Two absences from the figure are deliberate. The web application does not appear, because it is a delivery surface rather than a conceptual stage; it is specified in the system architecture of Section 4.5.2 instead. The measurement band is drawn outside the per-image path for the same reason the re-render check is not a runtime step: the structural comparison of Section 4.2.2 is a validation instrument, applied by the researchers to held-out data. It neither re-ranks the shortlist nor reaches the designer. This separation is what lets the same model serve live requests while remaining fully reproducible from the researcher-controlled data pipeline.</w:t>
       </w:r>
     </w:p>
     <w:p>
@@ -8794,7 +8891,7 @@
         <w:t xml:space="preserve"> </w:t>
       </w:r>
       <w:r>
-        <w:t xml:space="preserve">For an outside researcher, the three bands of Figure 8 unfold into the following ordered procedure. Each step names its input, its operation, and its output; the section that owns a step’s parameters is cited in place, so the full detail of any step is one reference away.</w:t>
+        <w:t xml:space="preserve">For an outside researcher, the three bands of Figure 8 unfold into the following ordered procedure. Each step names its input, its operation, and its output. The section that owns a step’s parameters is cited in place, so the full detail of any step is one reference away.</w:t>
       </w:r>
     </w:p>
     <w:p>
@@ -8828,7 +8925,7 @@
         <w:t xml:space="preserve"> </w:t>
       </w:r>
       <w:r>
-        <w:t xml:space="preserve">The top 50–100 Google Fonts are curated across the four structural family classes under the bounding rationale of Section 4.1. Output: a fixed set of font files, each a named class.</w:t>
+        <w:t xml:space="preserve">The top 50–100 Google Fonts are curated across the four structural family classes, under the bounding rationale of Section 4.1. Output: a fixed set of font files, each a named class.</w:t>
       </w:r>
     </w:p>
     <w:p>
@@ -8886,7 +8983,7 @@
         <w:t xml:space="preserve"> </w:t>
       </w:r>
       <w:r>
-        <w:t xml:space="preserve">of Section 3.2.3 at logged intensities. Output: hallucinated look-alikes carrying the same label; the corpus holds both the pristine crops and the degraded copies, one metadata row each (Table 1).</w:t>
+        <w:t xml:space="preserve">of Section 3.2.3 at logged intensities. Output: hallucinated look-alikes carrying the same label. The corpus holds both the pristine crops and the degraded copies, one metadata row each (Table 1).</w:t>
       </w:r>
     </w:p>
     <w:p>
@@ -8975,7 +9072,7 @@
         <w:t xml:space="preserve"> </w:t>
       </w:r>
       <w:r>
-        <w:t xml:space="preserve">trains on the same slice under two simultaneous signals — the triplet objective on the labels (Chapter 3) and distillation toward the teacher’s similarity judgments, which consults no labels. Output: an embedding function that maps any crop to a font-style fingerprint.</w:t>
+        <w:t xml:space="preserve">trains on the same slice under two simultaneous signals — the triplet objective on the labels (Chapter 3), and distillation toward the teacher’s similarity judgments, which consults no labels. Output: an embedding function that maps any crop to a font-style fingerprint.</w:t>
       </w:r>
     </w:p>
     <w:p>
@@ -9019,7 +9116,7 @@
         <w:t xml:space="preserve"> </w:t>
       </w:r>
       <w:r>
-        <w:t xml:space="preserve">Validation crops are embedded and scored against their nearest prototypes;</w:t>
+        <w:t xml:space="preserve">Validation crops are embedded and scored against their nearest prototypes.</w:t>
       </w:r>
       <w:r>
         <w:t xml:space="preserve"> </w:t>
@@ -9033,7 +9130,7 @@
         <w:t xml:space="preserve"> </w:t>
       </w:r>
       <w:r>
-        <w:t xml:space="preserve">is fixed at the cutoff that accepts 95% of the crops whose font truly is in the palette, the operating point of Section 4.10.2. Output: the trained model —</w:t>
+        <w:t xml:space="preserve">is fixed at the cutoff that accepts 95% of the crops whose font truly is in the palette — the operating point of Section 4.10.2. Output: the trained model, meaning</w:t>
       </w:r>
       <w:r>
         <w:t xml:space="preserve"> </w:t>
@@ -9120,7 +9217,7 @@
         <w:t xml:space="preserve"> </w:t>
       </w:r>
       <w:r>
-        <w:t xml:space="preserve">Inside the model’s forward pass each crop is prepared (square-pad, 224², grayscale, normalize; Section 4.3.2), encoded by the frozen backbone, and projected by</w:t>
+        <w:t xml:space="preserve">Inside the model’s forward pass, each crop is prepared (square-pad, 224², grayscale, normalize; Section 4.3.2), encoded by the frozen backbone, and projected by</w:t>
       </w:r>
       <w:r>
         <w:t xml:space="preserve"> </w:t>
@@ -9143,7 +9240,7 @@
         <w:t xml:space="preserve"> </w:t>
       </w:r>
       <w:r>
-        <w:t xml:space="preserve">into a fingerprint. The same pass yields the patch tokens for the homogeneity check described above; a flagged crop is split once and each half re-enters this step, and a half that stays incoherent exits with the mixed-typography verdict.</w:t>
+        <w:t xml:space="preserve">into a fingerprint. The same pass yields the patch tokens for the homogeneity check described above. A flagged crop is split once, and each half re-enters this step; a half that stays incoherent exits with the mixed-typography verdict.</w:t>
       </w:r>
     </w:p>
     <w:p>
@@ -9165,7 +9262,7 @@
         <w:t xml:space="preserve"> </w:t>
       </w:r>
       <w:r>
-        <w:t xml:space="preserve">The fingerprint’s similarity to its nearest prototype meets the match test: at or above</w:t>
+        <w:t xml:space="preserve">The fingerprint’s similarity to its nearest prototype meets the match test. At or above</w:t>
       </w:r>
       <w:r>
         <w:t xml:space="preserve"> </w:t>
@@ -9176,7 +9273,7 @@
         </m:r>
       </m:oMath>
       <w:r>
-        <w:t xml:space="preserve">, the crop returns its Top-3 shortlist with similarity scores and live font previews; below</w:t>
+        <w:t xml:space="preserve">, the crop returns its Top-3 shortlist with similarity scores and live font previews. Below</w:t>
       </w:r>
       <w:r>
         <w:t xml:space="preserve"> </w:t>
@@ -9221,7 +9318,7 @@
         <w:t xml:space="preserve"> </w:t>
       </w:r>
       <w:r>
-        <w:t xml:space="preserve">Top-1/Top-3 accuracy on the untouched synthetic test slice and on the real-generative set, whose ground truth is the human-proxy panel consensus of Section 4.2.3.</w:t>
+        <w:t xml:space="preserve">Top-1/Top-3 accuracy is computed on the untouched synthetic test slice and on the real-generative set, whose ground truth is the human-proxy panel consensus of Section 4.2.3.</w:t>
       </w:r>
     </w:p>
     <w:p>
@@ -9265,7 +9362,7 @@
         <w:t xml:space="preserve"> </w:t>
       </w:r>
       <w:r>
-        <w:t xml:space="preserve">The closed-set baselines and the backbone comparison run under the protocol of Section 4.10.2, on the same data and calibration recipe.</w:t>
+        <w:t xml:space="preserve">The closed-set baselines and the backbone comparison run under the protocol of Section 4.10.2, on the same data and the same calibration recipe.</w:t>
       </w:r>
     </w:p>
     <w:p>
@@ -9284,7 +9381,7 @@
         </m:r>
       </m:oMath>
       <w:r>
-        <w:t xml:space="preserve">, and reproduce the reported tables — which is the standard the framework is built to meet.</w:t>
+        <w:t xml:space="preserve">, and reproduce the reported tables. That is the standard the framework is built to meet.</w:t>
       </w:r>
     </w:p>
     <w:p>
@@ -9300,7 +9397,7 @@
         <w:pStyle w:val="FirstParagraph"/>
       </w:pPr>
       <w:r>
-        <w:t xml:space="preserve">The design suits its problem for three reasons. It is open-set: unlike a closed-set classifier that must name some font for every input, it can refuse, which matters when many generative crops correspond to no real typeface. It is trained on the hallucination distribution itself rather than on pristine glyphs, so it does not collapse on the warped, re-kerned input that defeats commercial identifiers and clean-glyph baselines. And because it targets a localized open-source palette, every match it returns is immediately reusable at no cost, so recognition ends in a template the designer can rebuild from instead of a paywalled lookup.</w:t>
+        <w:t xml:space="preserve">The design suits its problem for three reasons. First, it is open-set. A closed-set classifier must name some font for every input; this system can refuse, which matters because many generative crops correspond to no real typeface at all. Second, it is trained on the hallucination distribution itself rather than on pristine glyphs, so it does not collapse on the warped, re-kerned input that defeats commercial identifiers and clean-glyph baselines. Third, it targets a localized open-source palette, so every match it returns is immediately reusable at no cost. Recognition ends in a template the designer can rebuild from — not in a paywalled lookup.</w:t>
       </w:r>
     </w:p>
     <w:p>
@@ -9316,7 +9413,7 @@
         <w:pStyle w:val="FirstParagraph"/>
       </w:pPr>
       <w:r>
-        <w:t xml:space="preserve">From the user’s side the interaction is simple. A designer opens the web application, uploads a generative-AI image containing text, and waits a moment while the system localizes and crops the text regions and runs each crop through the inference engine. For every detected region the application displays a short, ranked list of candidate Google Fonts, each shown as a rendered preview, or an</w:t>
+        <w:t xml:space="preserve">From the user’s side, the interaction is simple. A designer opens the web application, uploads a generative-AI image containing text, and waits a moment while the system localizes the text, crops it, and runs each crop through the inference engine. For every detected region, the application displays a short ranked list of candidate Google Fonts, each shown as a rendered preview — or an</w:t>
       </w:r>
       <w:r>
         <w:t xml:space="preserve"> </w:t>
@@ -9328,7 +9425,7 @@
         <w:t xml:space="preserve"> </w:t>
       </w:r>
       <w:r>
-        <w:t xml:space="preserve">message when the system judges the glyph to fall outside its palette. The designer picks the closest match and reuses it directly in their own document. The user needs no knowledge of embeddings, thresholds, or the training pipeline; the technical machinery of Sections 4.2 and 4.3 stays hidden behind a single upload-and-review interaction.</w:t>
+        <w:t xml:space="preserve">message when the system judges the glyph to fall outside its palette. The designer picks the closest match and reuses it directly in their own document. The user needs no knowledge of embeddings, thresholds, or the training pipeline. The technical machinery of Sections 4.2 and 4.3 stays hidden behind a single upload-and-review interaction.</w:t>
       </w:r>
     </w:p>
     <w:p>
@@ -9710,7 +9807,7 @@
         <w:pStyle w:val="BodyText"/>
       </w:pPr>
       <w:r>
-        <w:t xml:space="preserve">As shown in Figure 9, a request flows top to bottom and the result returns to the client. The</w:t>
+        <w:t xml:space="preserve">As shown in Figure 9, a request flows from top to bottom, and the result returns to the client. The</w:t>
       </w:r>
       <w:r>
         <w:t xml:space="preserve"> </w:t>
@@ -9726,7 +9823,7 @@
         <w:t xml:space="preserve"> </w:t>
       </w:r>
       <w:r>
-        <w:t xml:space="preserve">is a React single-page application in the browser: it handles the image upload and renders the Top-K results gallery with font previews. It calls the</w:t>
+        <w:t xml:space="preserve">is a React single-page application in the browser. It handles the image upload and renders the Top-K results gallery with font previews. It calls the</w:t>
       </w:r>
       <w:r>
         <w:t xml:space="preserve"> </w:t>
@@ -9739,7 +9836,7 @@
         <w:t xml:space="preserve">API tier</w:t>
       </w:r>
       <w:r>
-        <w:t xml:space="preserve">, a FastAPI backend packaged in a Docker image, which exposes the</w:t>
+        <w:t xml:space="preserve">: a FastAPI backend packaged in a Docker image, which exposes the</w:t>
       </w:r>
       <w:r>
         <w:t xml:space="preserve"> </w:t>
@@ -9767,7 +9864,7 @@
         <w:t xml:space="preserve">inference tier</w:t>
       </w:r>
       <w:r>
-        <w:t xml:space="preserve">, a PyTorch service that runs the pipeline of Section 4.4: off-the-shelf text localization, preprocessing, the frozen DINOv2 encoder, the metric head</w:t>
+        <w:t xml:space="preserve">, a PyTorch service that runs the pipeline of Section 4.4 — off-the-shelf text localization, preprocessing, the frozen DINOv2 encoder, the metric head</w:t>
       </w:r>
       <w:r>
         <w:t xml:space="preserve"> </w:t>
@@ -9823,7 +9920,7 @@
         <w:pStyle w:val="BodyText"/>
       </w:pPr>
       <w:r>
-        <w:t xml:space="preserve">Two design choices in this layout matter for the rest of the chapter. First, the inference tier is the only stateful-at-startup component and the only one specific to this thesis; the localizer above it and the font assets beside it are replaceable off-the-shelf parts. Second, the offline training that produces the metric-head weights is not part of the request path at all. It runs separately and deposits weights into the resource tier, which keeps the served system reproducible from the researcher-controlled pipeline and lets the model be retrained or swapped without touching the API or the frontend.</w:t>
+        <w:t xml:space="preserve">Two design choices in this layout matter for the rest of the chapter. First, the inference tier is the only component with startup state, and the only one specific to this thesis; the localizer above it and the font assets beside it are replaceable off-the-shelf parts. Second, the offline training that produces the metric-head weights is not part of the request path at all. It runs separately and deposits weights into the resource tier. This keeps the served system reproducible from the researcher-controlled pipeline, and it lets the model be retrained or swapped without touching the API or the frontend.</w:t>
       </w:r>
     </w:p>
     <w:p>
@@ -9863,7 +9960,7 @@
         <w:t xml:space="preserve"> </w:t>
       </w:r>
       <w:r>
-        <w:t xml:space="preserve">development model. The system is built as a sequence of increments, each of which runs a full Analyze, Design, Build, and Evaluate cycle and delivers a working slice that integrates into the growing whole. The model is shown in Figure 10.</w:t>
+        <w:t xml:space="preserve">development model. The system is built as a sequence of increments. Each increment runs a full Analyze, Design, Build, and Evaluate cycle, and each delivers a working slice that integrates into the growing whole. The model is shown in Figure 10.</w:t>
       </w:r>
     </w:p>
     <w:p>
@@ -9879,7 +9976,7 @@
         <w:pStyle w:val="FirstParagraph"/>
       </w:pPr>
       <w:r>
-        <w:t xml:space="preserve">The iterative-incremental model fits this project better than a single-pass model such as Waterfall for two reasons. First, the work is part research: the behavior of the metric embedding and the open-set threshold cannot be fully specified in advance, and each increment’s evaluation, such as Top-K accuracy or the rejection rate on held-out crops, feeds back into the design of the next. A model that froze the design before any results existed would not survive contact with the data. Second, the components have a natural build order and dependencies: the recognizer cannot be trained without the synthetic dataset, the open-set decision cannot be tuned without a trained embedding, and the web application only has something to serve once the recognizer works. Delivering these as increments keeps a working, testable artifact in hand at every stage and isolates risk to one increment at a time, which suits a two-person team without a dedicated QA role.</w:t>
+        <w:t xml:space="preserve">The iterative-incremental model fits this project better than a single-pass model such as Waterfall, for two reasons. First, the work is part research. The behavior of the metric embedding and the open-set threshold cannot be fully specified in advance; each increment’s evaluation — Top-K accuracy, or the rejection rate on held-out crops — feeds back into the design of the next. A model that froze the design before any results existed would not survive contact with the data. Second, the components have a natural build order. The recognizer cannot be trained without the synthetic dataset; the open-set decision cannot be tuned without a trained embedding; the web application only has something to serve once the recognizer works. Delivering these as increments keeps a working, testable artifact in hand at every stage, and it isolates risk to one increment at a time — which suits a two-person team without a dedicated QA role.</w:t>
       </w:r>
     </w:p>
     <w:p>
@@ -10106,7 +10203,7 @@
         <w:pStyle w:val="BodyText"/>
       </w:pPr>
       <w:r>
-        <w:t xml:space="preserve">As shown in Figure 10, the four increments proceed left to right, but the arrows within each increment show that development is not linear inside it: the Analyze, Design, Build, and Evaluate phases repeat, and each evaluation refines the same increment before the next one begins. The deliverables accumulate into a single working system rather than being integrated only at the end, so that a failure surfaced late, for example an open-set threshold that rejects too many valid crops, can be traced to the increment that introduced it.</w:t>
+        <w:t xml:space="preserve">As shown in Figure 10, the four increments proceed left to right. The arrows within each increment show that development is not linear inside it: the Analyze, Design, Build, and Evaluate phases repeat, and each evaluation refines the same increment before the next one begins. The deliverables accumulate into a single working system rather than being integrated only at the end. A failure surfaced late — for example, an open-set threshold that rejects too many valid crops — can therefore be traced to the increment that introduced it.</w:t>
       </w:r>
     </w:p>
     <w:p>
@@ -10143,7 +10240,7 @@
         <w:t xml:space="preserve">bottom-up</w:t>
       </w:r>
       <w:r>
-        <w:t xml:space="preserve">. Construction starts at the data and model layers and works upward to the interface, in the increment order of Section 4.6: the synthetic data pipeline first, then the metric embedding, then the open-set decision and evaluation, and only last the web application that presents them. This direction follows the dependency structure of the problem, since each layer is useless to test until the one beneath it works, and it matches the runtime-versus-offline split of Figure 8, in which the offline pipeline produces trained weights that the served system later loads. A top-down approach, starting from the user interface and stubbing the model, would have deferred the project’s central research risk (whether a deformation-robust open-set recognizer is achievable at all) until after the surface was built, which is the opposite of what the schedule can afford.</w:t>
+        <w:t xml:space="preserve">. Construction starts at the data and model layers and works upward to the interface, in the increment order of Section 4.6: the synthetic data pipeline first, then the metric embedding, then the open-set decision and evaluation, and only last the web application that presents them. This direction follows the dependency structure of the problem — each layer is useless to test until the one beneath it works. It also matches the runtime-versus-offline split of Figure 8, in which the offline pipeline produces trained weights that the served system later loads. The alternative, a top-down approach that starts from the user interface and stubs out the model, would have deferred the project’s central research risk — whether a deformation-robust open-set recognizer is achievable at all — until after the surface was built. That is the opposite of what the schedule can afford.</w:t>
       </w:r>
     </w:p>
     <w:p>
@@ -10204,7 +10301,7 @@
         <w:t xml:space="preserve">modular pipeline</w:t>
       </w:r>
       <w:r>
-        <w:t xml:space="preserve">, in which text localization, preprocessing, encoding, the metric head, and the open-set decision are separate stages with defined inputs and outputs, so that a stage can be replaced, for instance swapping the off-the-shelf localizer, without disturbing the others. Inference is</w:t>
+        <w:t xml:space="preserve">: text localization, preprocessing, encoding, the metric head, and the open-set decision are separate stages with defined inputs and outputs. Any stage can be replaced — swapping the off-the-shelf localizer, for instance — without disturbing the others. Inference is</w:t>
       </w:r>
       <w:r>
         <w:t xml:space="preserve"> </w:t>
@@ -10220,7 +10317,7 @@
         <w:t xml:space="preserve"> </w:t>
       </w:r>
       <w:r>
-        <w:t xml:space="preserve">across requests: the model weights load once at startup and each request is handled independently, which keeps the served component simple and reproducible.</w:t>
+        <w:t xml:space="preserve">across requests: the model weights load once at startup, and each request is handled independently, which keeps the served component simple and reproducible.</w:t>
       </w:r>
     </w:p>
     <w:p>
@@ -10249,7 +10346,7 @@
         <w:t xml:space="preserve">reproducibility</w:t>
       </w:r>
       <w:r>
-        <w:t xml:space="preserve">: random seeds, pinned dependency versions, and fixed model weights are recorded so that a run can be regenerated, and the preprocessing transforms are embedded in the model’s forward pass so that training and serving apply identical steps and no train-serve skew can creep in (Section 4.3.2). The second is</w:t>
+        <w:t xml:space="preserve">. Random seeds, pinned dependency versions, and fixed model weights are all recorded, so any run can be regenerated. The preprocessing transforms are embedded in the model’s forward pass, so training and serving apply identical steps and no train-serve skew can creep in (Section 4.3.2). The second is</w:t>
       </w:r>
       <w:r>
         <w:t xml:space="preserve"> </w:t>
@@ -10262,7 +10359,7 @@
         <w:t xml:space="preserve">reuse over reinvention</w:t>
       </w:r>
       <w:r>
-        <w:t xml:space="preserve">: the backbone (DINOv2), the baseline classifiers, and the text localizer are taken off the shelf rather than rebuilt, so that effort concentrates on the thesis’s actual contribution, the deformation-robust open-set recognizer. The third is</w:t>
+        <w:t xml:space="preserve">. The backbone (DINOv2), the baseline classifiers, and the text localizer are taken off the shelf rather than rebuilt. Effort concentrates on the thesis’s actual contribution: the deformation-robust open-set recognizer. The third is</w:t>
       </w:r>
       <w:r>
         <w:t xml:space="preserve"> </w:t>
@@ -10275,7 +10372,7 @@
         <w:t xml:space="preserve">configuration over hard-coding</w:t>
       </w:r>
       <w:r>
-        <w:t xml:space="preserve">: the palette size, degradation parameters, Top-K value, and rejection threshold are treated as configurable settings rather than constants buried in the code, which is what makes the iterative evaluation of Section 4.6 practical, since each increment can re-tune these without a rewrite.</w:t>
+        <w:t xml:space="preserve">. The palette size, degradation parameters, Top-K value, and rejection threshold are configurable settings, not constants buried in the code. This is what makes the iterative evaluation of Section 4.6 practical, since each increment can re-tune these values without a rewrite.</w:t>
       </w:r>
     </w:p>
     <w:p>
@@ -10291,7 +10388,7 @@
         <w:pStyle w:val="FirstParagraph"/>
       </w:pPr>
       <w:r>
-        <w:t xml:space="preserve">The stack is chosen against a few criteria: every tool is free and open-source, so the system can be replicated at no licensing cost, which is consistent with the free-reconstruction goal of the study; each is mature and widely supported, so documentation and community help are available; and each is the standard choice in its layer, which keeps the learning curve low for a two-person team. Because the served system is stateless and persists nothing between requests (Section 4.7.2), no database is used, so the database-connectivity criterion does not apply. Table 2 lists the tools by function, with the version used and an access link; the role each tool plays is discussed below the table.</w:t>
+        <w:t xml:space="preserve">The stack is chosen against a few criteria. Every tool is free and open-source, so the system can be replicated at no licensing cost — consistent with the free-reconstruction goal of the study. Each is mature and widely supported, so documentation and community help are available. And each is the standard choice in its layer, which keeps the learning curve low for a two-person team. Because the served system is stateless and persists nothing between requests (Section 4.7.2), no database is used, and the database-connectivity criterion does not apply. Table 2 lists the tools by function, with the version used and an access link; the role each tool plays is discussed below the table.</w:t>
       </w:r>
     </w:p>
     <w:p>
@@ -11372,7 +11469,7 @@
         <w:pStyle w:val="BodyText"/>
       </w:pPr>
       <w:r>
-        <w:t xml:space="preserve">In the language-and-model layer, Python is the primary language for the data pipeline, the model, and the backend, with PyTorch as the deep-learning framework for the encoder, the metric head, and training. Hugging Face Transformers loads the DINOv2 backbone and the baseline classifiers, the Hugging Face Hub pulls pre-trained weights and stores the trained metric head, NumPy carries the array and numerical operations, and scikit-learn supplies the evaluation metrics, the stratified k-fold split, and the confusion matrix. In data and rendering, Pillow renders font specimens into word-crop images, OpenCV applies the elastic warp and the other degradation operations, and EasyOCR performs the off-the-shelf text localization and cropping. The backend exposes inference through FastAPI’s</w:t>
+        <w:t xml:space="preserve">In the language-and-model layer, Python is the primary language for the data pipeline, the model, and the backend, with PyTorch as the deep-learning framework for the encoder, the metric head, and training. Hugging Face Transformers loads the DINOv2 backbone and the baseline classifiers. The Hugging Face Hub pulls pre-trained weights and stores the trained metric head. NumPy carries the array and numerical operations, and scikit-learn supplies the evaluation metrics, the stratified k-fold split, and the confusion matrix. In data and rendering, Pillow renders font specimens into word-crop images, OpenCV applies the elastic warp and the other degradation operations, and EasyOCR performs the off-the-shelf text localization and cropping. The backend exposes inference through FastAPI’s</w:t>
       </w:r>
       <w:r>
         <w:t xml:space="preserve"> </w:t>
@@ -11387,7 +11484,7 @@
         <w:t xml:space="preserve"> </w:t>
       </w:r>
       <w:r>
-        <w:t xml:space="preserve">REST endpoint, served by the Uvicorn ASGI server, with Pydantic validating request and response schemas; the frontend is a React interface for image upload and the results gallery, built by Vite on the Node.js runtime. Docker containerizes the backend for reproducible deployment, Git and GitHub provide version control and repository hosting, and the documentation toolchain uses Matplotlib to generate the thesis figures, Pandoc to export the Markdown chapters to DOCX, and Visual Studio Code as the primary editor.</w:t>
+        <w:t xml:space="preserve">REST endpoint, served by the Uvicorn ASGI server, with Pydantic validating request and response schemas. The frontend is a React interface for image upload and the results gallery, built by Vite on the Node.js runtime. Docker containerizes the backend for reproducible deployment, and Git and GitHub provide version control and repository hosting. The documentation toolchain uses Matplotlib to generate the thesis figures, Pandoc to export the Markdown chapters to DOCX, and Visual Studio Code as the primary editor.</w:t>
       </w:r>
     </w:p>
     <w:p>
@@ -11492,7 +11589,7 @@
         <w:pStyle w:val="BodyText"/>
       </w:pPr>
       <w:r>
-        <w:t xml:space="preserve">As shown in Figure 11, the early months cover the written groundwork (Chapters 2 and 3), the middle months carry the build increments from the synthetic data pipeline through the web application, and the final months are reserved for the results and conclusion chapters and for revision ahead of the defense. The development increments overlap the empirical chapters deliberately, because Chapter 5 reports the evaluation that increment 3 produces.</w:t>
+        <w:t xml:space="preserve">As shown in Figure 11, the early months cover the written groundwork (Chapters 2 and 3). The middle months carry the build increments, from the synthetic data pipeline through the web application. The final months are reserved for the results and conclusion chapters and for revision ahead of the defense. The development increments deliberately overlap the empirical chapters, because Chapter 5 reports the evaluation that increment 3 produces.</w:t>
       </w:r>
     </w:p>
     <w:p>
@@ -11679,7 +11776,7 @@
         <w:pStyle w:val="FirstParagraph"/>
       </w:pPr>
       <w:r>
-        <w:t xml:space="preserve">The budget below estimates what it would cost another researcher or organization to replicate this study, not only the out-of-pocket cost to the current team. It therefore includes labor, since replication effort is the largest real cost, alongside compute, utilities, documentation, and contingency. Because the entire software stack is open-source (Section 4.8), the study carries no mandatory license or subscription cost, which is a deliberate outcome of the free-reconstruction design. Table 4 lists the estimate.</w:t>
+        <w:t xml:space="preserve">The budget below estimates what it would cost another researcher or organization to replicate this study — not only the out-of-pocket cost to the current team. It therefore includes labor, since replication effort is the largest real cost, alongside compute, utilities, documentation, and contingency. Because the entire software stack is open-source (Section 4.8), the study carries no mandatory license or subscription cost. That is a deliberate outcome of the free-reconstruction design. Table 4 lists the estimate.</w:t>
       </w:r>
     </w:p>
     <w:p>
@@ -12236,7 +12333,7 @@
         <w:pStyle w:val="FirstParagraph"/>
       </w:pPr>
       <w:r>
-        <w:t xml:space="preserve">This section describes how the study checks its own work along three axes: verification asks whether the system is built correctly, validation asks whether the correct system was built (whether it meets the objectives of Section 1.2), and testing asks whether the software runs without errors. The study uses a combined</w:t>
+        <w:t xml:space="preserve">This section describes how the study checks its own work, along three axes. Verification asks whether the system is built correctly. Validation asks whether the correct system was built — whether it meets the objectives of Section 1.2. Testing asks whether the software runs without errors. The study uses a combined</w:t>
       </w:r>
       <w:r>
         <w:t xml:space="preserve"> </w:t>
@@ -12265,7 +12362,7 @@
         <w:t xml:space="preserve">model method</w:t>
       </w:r>
       <w:r>
-        <w:t xml:space="preserve">: the build method delivers the working artifacts (the recognizer and the web application) as evidence that the approach is realizable, while the model method evaluates an abstract model of the system through quantitative metrics on held-out data, which allows controlled measurement that the deployed application alone could not provide.</w:t>
+        <w:t xml:space="preserve">. The build method delivers the working artifacts — the recognizer and the web application — as evidence that the approach is realizable. The model method evaluates an abstract model of the system through quantitative metrics on held-out data, which allows controlled measurement that the deployed application alone could not provide.</w:t>
       </w:r>
     </w:p>
     <w:p>
@@ -12281,7 +12378,7 @@
         <w:pStyle w:val="FirstParagraph"/>
       </w:pPr>
       <w:r>
-        <w:t xml:space="preserve">Verification targets the internal correctness of each component. The pipeline stages of Section 4.4 (localization wrapper, preprocessing, encoder, metric head, and open-set decision) are checked with unit and integration tests that confirm each stage produces the expected shape and range of output and that the stages compose end to end. Reproducibility is verified directly: because random seeds, dependency versions, and model weights are pinned (Section 4.7.3), a fixed input must regenerate a bit-identical dataset and the same prediction on re-run, and the preprocessing-in-forward design is verified by confirming that the training-time and inference-time transforms produce identical tensors for the same crop, so no train-serve skew is present. Because the team has no separate QA role, the two members cross-review each other’s code, which is the verification pass on the parts each did not write.</w:t>
+        <w:t xml:space="preserve">Verification targets the internal correctness of each component. The pipeline stages of Section 4.4 — localization wrapper, preprocessing, encoder, metric head, and open-set decision — are checked with unit and integration tests. These confirm that each stage produces output of the expected shape and range, and that the stages compose end to end. Reproducibility is verified directly. Random seeds, dependency versions, and model weights are pinned (Section 4.7.3), so a fixed input must regenerate a bit-identical dataset and the same prediction on every re-run. The preprocessing-in-forward design is verified by confirming that the training-time and inference-time transforms produce identical tensors for the same crop, which proves no train-serve skew is present. The team has no separate QA role, so the two members cross-review each other’s code; that review is the verification pass on the parts each did not write.</w:t>
       </w:r>
     </w:p>
     <w:p>
@@ -12297,7 +12394,7 @@
         <w:pStyle w:val="FirstParagraph"/>
       </w:pPr>
       <w:r>
-        <w:t xml:space="preserve">Validation asks whether the system meets the specific objectives of Section 1.2.3, and it is where the study’s quantitative and qualitative measures are applied. Each objective maps to a measure.</w:t>
+        <w:t xml:space="preserve">Validation asks whether the system meets the specific objectives of Section 1.2.3. This is where the study’s quantitative and qualitative measures are applied, and each objective maps to a measure.</w:t>
       </w:r>
     </w:p>
     <w:p>
@@ -12321,7 +12418,7 @@
         <w:t xml:space="preserve"> </w:t>
       </w:r>
       <w:r>
-        <w:t xml:space="preserve">protocol that DeepFont established as the field standard (Wang et al., 2015), on both the held-out synthetic test partition and the separate real-generative test set. For the open-set objective, rejection quality is measured by the true-positive and false-positive rates at the operating threshold, reported as the false-positive rate at 95% recall so that the fraction of out-of-palette crops wrongly accepted is explicit. For the verification-of-prediction objective, each predicted font is re-rendered and scored against the input crop with a deformation-robust structural distance (Zhang et al., 2024), and the error distribution is analyzed by typographic family through a confusion matrix and weighted by the embedding-centroid severity index, so that within-family errors are distinguished from more damaging cross-family ones (Chen et al., 2026). The calibrated Top-K shortlist is validated by its empirical coverage against the conformal guarantee it claims (Ding et al., 2025; Shi et al., 2024).</w:t>
+        <w:t xml:space="preserve">protocol that DeepFont established as the field standard (Wang et al., 2015) — on both the held-out synthetic test partition and the separate real-generative test set. For the open-set objective, rejection quality is measured by the true-positive and false-positive rates at the operating threshold. The result is reported as the false-positive rate at 95% recall, so the fraction of out-of-palette crops wrongly accepted is stated explicitly. For the verification-of-prediction objective, each predicted font is re-rendered and scored against the input crop with a deformation-robust structural distance (Zhang et al., 2024). The error distribution is then analyzed by typographic family through a confusion matrix, and weighted by the embedding-centroid severity index, so that within-family errors are distinguished from more damaging cross-family ones (Chen et al., 2026). Finally, the calibrated Top-K shortlist is validated by its empirical coverage — whether the prediction sets contain the true font as often as the conformal guarantee claims (Ding et al., 2025; Shi et al., 2024).</w:t>
       </w:r>
     </w:p>
     <w:p>
@@ -12329,7 +12426,7 @@
         <w:pStyle w:val="BodyText"/>
       </w:pPr>
       <w:r>
-        <w:t xml:space="preserve">Validation is also comparative and human-anchored. The system is benchmarked against two closed-set baselines, the Storia-AI Google Font Classifier (Jiang et al., 2025) and the DINOv2-LoRA model of Chen et al. (2026), both run on the same real-generative crops, to quantify how much the open-set, deformation-trained approach recovers where pristine-trained baselines collapse. The ground truth for those crops is set by a three-person expert</w:t>
+        <w:t xml:space="preserve">Validation is also comparative and human-anchored. The system is benchmarked against two closed-set baselines — the Storia-AI Google Font Classifier (Jiang et al., 2025) and the DINOv2-LoRA model of Chen et al. (2026) — both run on the same real-generative crops. The comparison quantifies how much the open-set, deformation-trained approach recovers where pristine-trained baselines collapse. The ground truth for those crops is set by the three-person expert</w:t>
       </w:r>
       <w:r>
         <w:t xml:space="preserve"> </w:t>
@@ -12345,7 +12442,7 @@
         <w:t xml:space="preserve"> </w:t>
       </w:r>
       <w:r>
-        <w:t xml:space="preserve">(Section 4.2.3): each rater independently assigns a palette font or an</w:t>
+        <w:t xml:space="preserve">(Section 4.2.3). Each rater independently assigns a palette font or an</w:t>
       </w:r>
       <w:r>
         <w:t xml:space="preserve"> </w:t>
@@ -12357,7 +12454,7 @@
         <w:t xml:space="preserve"> </w:t>
       </w:r>
       <w:r>
-        <w:t xml:space="preserve">verdict to each of the [N = 100] real generative text boxes, a label is fixed by agreement of at least two of three, and rater agreement is reported as a Fleiss’</w:t>
+        <w:t xml:space="preserve">verdict to each of the [N = 100] real generative text boxes; a label is fixed by agreement of at least two of three; and rater agreement is reported as a Fleiss’</w:t>
       </w:r>
       <w:r>
         <w:t xml:space="preserve"> </w:t>
@@ -12371,7 +12468,7 @@
         <w:t xml:space="preserve"> </w:t>
       </w:r>
       <w:r>
-        <w:t xml:space="preserve">of [κ = X.XX]. The panel provides both the accuracy floor for the comparison and an independent, qualitative estimate of how often genuine typographic ambiguity occurs in uncorrected generative output.</w:t>
+        <w:t xml:space="preserve">of [κ = X.XX]. The panel provides the accuracy floor for the comparison, and it independently estimates how often genuine typographic ambiguity occurs in uncorrected generative output.</w:t>
       </w:r>
     </w:p>
     <w:p>
@@ -12379,7 +12476,7 @@
         <w:pStyle w:val="BodyText"/>
       </w:pPr>
       <w:r>
-        <w:t xml:space="preserve">Two validation instruments follow from the word-level design of Section 4.4.2. First, the mixed-typography verdict is validated against a</w:t>
+        <w:t xml:space="preserve">Two further validation instruments follow from the word-level design of Section 4.4.2. The first validates the mixed-typography verdict. The synthetic pipeline renders a</w:t>
       </w:r>
       <w:r>
         <w:t xml:space="preserve"> </w:t>
@@ -12395,7 +12492,7 @@
         <w:t xml:space="preserve"> </w:t>
       </w:r>
       <w:r>
-        <w:t xml:space="preserve">the synthetic pipeline renders on demand: lines and words deliberately set in two palette fonts at controlled mixing ratios, degraded by the operator</w:t>
+        <w:t xml:space="preserve">on demand: lines and words deliberately set in two palette fonts at controlled mixing ratios, then degraded by the operator</w:t>
       </w:r>
       <w:r>
         <w:t xml:space="preserve"> </w:t>
@@ -12409,7 +12506,7 @@
         <w:t xml:space="preserve"> </w:t>
       </w:r>
       <w:r>
-        <w:t xml:space="preserve">like every other crop, so the detection rate and false-alarm rate of the homogeneity check are measured on labeled data that no in-the-wild collection could supply. The check’s dispersion cutoff is calibrated on the same stressor set by the operating-point recipe used for</w:t>
+        <w:t xml:space="preserve">like every other crop. On this labeled data — which no in-the-wild collection could supply — the detection rate and false-alarm rate of the homogeneity check are measured directly. The check’s dispersion cutoff is calibrated on the same stressor set, using the operating-point recipe used for</w:t>
       </w:r>
       <w:r>
         <w:t xml:space="preserve"> </w:t>
@@ -12420,7 +12517,15 @@
         </m:r>
       </m:oMath>
       <w:r>
-        <w:t xml:space="preserve">, and its real-world validity is reported as the agreement between the flag and the panel’s coherence judgment (Section 4.2.3) on the real-generative crops. Because the served unit is the word crop, the threshold calibration of this section is likewise performed on word-granularity validation crops. Second, the choice of encoder is validated by a</w:t>
+        <w:t xml:space="preserve">. Its real-world validity is then reported as the agreement between the check’s flag and the panel’s coherence judgment (Section 4.2.3) on the real-generative crops. Because the served unit is the word crop, the threshold calibration of this section is likewise performed on word-granularity validation crops.</w:t>
+      </w:r>
+    </w:p>
+    <w:p>
+      <w:pPr>
+        <w:pStyle w:val="BodyText"/>
+      </w:pPr>
+      <w:r>
+        <w:t xml:space="preserve">The second instrument validates the choice of encoder, by a</w:t>
       </w:r>
       <w:r>
         <w:t xml:space="preserve"> </w:t>
@@ -12436,7 +12541,7 @@
         <w:t xml:space="preserve"> </w:t>
       </w:r>
       <w:r>
-        <w:t xml:space="preserve">rather than assumed: the same frozen-encoder-plus-metric-head recipe, corpus, and calibration procedure are re-run with the backbone swapped — the incumbent DINOv2 against a contrastively pretrained vision-language encoder, a supervised ViT, and a convolutional baseline — holding everything else fixed, and each candidate is reported with its Top-1/Top-3 accuracy, false-positive rate at 95% recall, parameter count, and CPU and GPU inference latency. The homogeneity check narrows the field before speed and accuracy decide it: the check reads per-patch tokens, so a qualifying backbone must expose patch-level features, which is a property of the ViT family that a pooled convolutional embedding does not natively provide. The comparison therefore selects the deployed model on measured evidence, with the architecture class justified by the capability the pipeline requires of it.</w:t>
+        <w:t xml:space="preserve">rather than by assumption. The same frozen-encoder-plus-metric-head recipe, the same corpus, and the same calibration procedure are re-run with only the backbone swapped: the incumbent DINOv2 against a contrastively pretrained vision-language encoder, a supervised ViT, and a convolutional baseline. Each candidate is reported with its Top-1/Top-3 accuracy, false-positive rate at 95% recall, parameter count, and CPU and GPU inference latency. One capability requirement narrows the field before speed and accuracy decide it: the homogeneity check reads per-patch tokens, so a qualifying backbone must expose patch-level features. That is a property of the ViT family which a pooled convolutional embedding does not natively provide. The comparison therefore selects the deployed model on measured evidence, with the architecture class justified by the capability the pipeline requires of it.</w:t>
       </w:r>
     </w:p>
     <w:p>
@@ -12479,7 +12584,7 @@
         <w:t xml:space="preserve"> </w:t>
       </w:r>
       <w:r>
-        <w:t xml:space="preserve">endpoint is checked against its request and response contract. The responsiveness requirement of Section 4.5.1 is tested by measuring per-image latency against the interactive target. Error handling is tested with abnormal inputs, including unsupported file types, images with no detectable text, and crops the recognizer rejects as unknown, to confirm the system fails gracefully rather than crashing. Passing these tests, together with the verification and validation results above, is the evidence that the artifact both works and answers the research questions of Section 1.2.</w:t>
+        <w:t xml:space="preserve">endpoint is checked against its request and response contract. The responsiveness requirement of Section 4.5.1 is tested by measuring per-image latency against the interactive target. Error handling is tested with abnormal inputs — unsupported file types, images with no detectable text, and crops the recognizer rejects as unknown — to confirm the system fails gracefully rather than crashing. Passing these tests, together with the verification and validation results above, is the evidence that the artifact both works and answers the research questions of Section 1.2.</w:t>
       </w:r>
     </w:p>
     <w:p>

--- a/Final Paper.docx
+++ b/Final Paper.docx
@@ -8792,7 +8792,7 @@
         <w:t xml:space="preserve">how we measure it</w:t>
       </w:r>
       <w:r>
-        <w:t xml:space="preserve">, holds the researcher instruments of Section 4.2 rather than any part of the served system. Top-K accuracy records how often the true font appears in the shortlist. The re-render check scores the structural distance between a re-rendering of the predicted font and the original crop. The human-proxy panel supplies the accuracy floor. These run offline, over held-out evaluation sets, and produce no output the designer ever sees.</w:t>
+        <w:t xml:space="preserve">, holds the researcher instruments of Section 4.2 rather than any part of the served system. Top-K accuracy records how often the true font appears in the shortlist. The re-render check scores the structural distance between a re-rendering of the predicted font and the original crop. The model comparison benchmarks the recognizer against the closed-set baselines and the alternative backbones, under the protocol of Section 4.10.2. The human-proxy panel supplies the accuracy floor. These run offline, over held-out evaluation sets, and produce no output the designer ever sees.</w:t>
       </w:r>
     </w:p>
     <w:p>
@@ -8830,7 +8830,7 @@
           <wp:inline>
             <wp:extent cx="5334000" cy="4109366"/>
             <wp:effectExtent b="0" l="0" r="0" t="0"/>
-            <wp:docPr descr="Diagram with three enclosed horizontal bands. Top band, before deployment: the Google Fonts palette is rendered into pristine word crops, expanded by the operator D with degraded look-alikes, and the combined pristine-plus-degraded corpus trains a teacher model (DINOv2 with LoRA, offline only) and a student metric head f-theta, which learns from font labels through triplet loss and from the teacher through distillation; the band ends in the trained model, meaning the weights f-theta and the match threshold tau. A dashed arrow carries that model into the middle band, loaded once at startup. Middle band, at use: an AI-generated image from DALL-E, Midjourney, or Stable Diffusion passes through off-the-shelf text localization, which emits one bounding box per word; each word crop is then resized to 224 by 224 pixels, converted to grayscale and rescaled in brightness, encoded by the frozen DINOv2 Vision Transformer, passed through a same-font check that asks whether the crop’s patches agree on one style (splitting the crop once if not), projected by the metric head into a font-style fingerprint, and put to a match test against the threshold tau. Three verdicts follow: passing crops yield a Top-K Google Fonts shortlist, one per crop; crops whose closest font falls short of tau yield an unknown-font verdict in which no font is guessed; and crops that remain style-incoherent after one split yield a mixed-typography verdict in which no single font is assigned. Bottom band, how we measure it: Top-K accuracy, the re-render check, and the human-proxy panel, marked as researcher instruments never shown to the user. An in-figure legend defines solid arrows as the per-image path and dashed arrows as researcher-side work outside it" title="" id="80" name="Picture"/>
+            <wp:docPr descr="Diagram with three enclosed horizontal bands. Top band, before deployment: the Google Fonts palette is rendered into pristine word crops, expanded by the operator D with degraded look-alikes, and the combined pristine-plus-degraded corpus trains a teacher model (DINOv2 with LoRA, offline only) and a student metric head f-theta, which learns from font labels through triplet loss and from the teacher through distillation; the band ends in the trained model, meaning the weights f-theta and the match threshold tau. A dashed arrow carries that model into the middle band, loaded once at startup. Middle band, at use: an AI-generated image from DALL-E, Midjourney, or Stable Diffusion passes through off-the-shelf text localization, which emits one bounding box per word; each word crop is then resized to 224 by 224 pixels, converted to grayscale and rescaled in brightness, encoded by the frozen DINOv2 Vision Transformer, passed through a same-font check that asks whether the crop’s patches agree on one style (splitting the crop once if not), projected by the metric head into a font-style fingerprint, and put to a match test against the threshold tau. Three verdicts follow: passing crops yield a Top-K Google Fonts shortlist, one per crop; crops whose closest font falls short of tau yield an unknown-font verdict in which no font is guessed; and crops that remain style-incoherent after one split yield a mixed-typography verdict in which no single font is assigned. Bottom band, how we measure it: Top-K accuracy, the re-render check, the model comparison against closed-set baselines and alternative backbones, and the human-proxy panel, marked as researcher instruments never shown to the user. An in-figure legend defines solid arrows as the per-image path and dashed arrows as researcher-side work outside it" title="" id="80" name="Picture"/>
             <a:graphic>
               <a:graphicData uri="http://schemas.openxmlformats.org/drawingml/2006/picture">
                 <pic:pic>
@@ -12541,7 +12541,390 @@
         <w:t xml:space="preserve"> </w:t>
       </w:r>
       <w:r>
-        <w:t xml:space="preserve">rather than by assumption. The same frozen-encoder-plus-metric-head recipe, the same corpus, and the same calibration procedure are re-run with only the backbone swapped: the incumbent DINOv2 against a contrastively pretrained vision-language encoder, a supervised ViT, and a convolutional baseline. Each candidate is reported with its Top-1/Top-3 accuracy, false-positive rate at 95% recall, parameter count, and CPU and GPU inference latency. One capability requirement narrows the field before speed and accuracy decide it: the homogeneity check reads per-patch tokens, so a qualifying backbone must expose patch-level features. That is a property of the ViT family which a pooled convolutional embedding does not natively provide. The comparison therefore selects the deployed model on measured evidence, with the architecture class justified by the capability the pipeline requires of it.</w:t>
+        <w:t xml:space="preserve">rather than by assumption. The same frozen-encoder-plus-metric-head recipe, the same corpus, and the same calibration procedure are re-run with only the backbone swapped: the incumbent DINOv2 (Oquab et al., 2024) against a contrastively pretrained vision-language encoder (SigLIP; Zhai et al., 2023), a supervised ViT (Dosovitskiy et al., 2021), and a convolutional baseline (ConvNeXt; Liu et al., 2022). Each candidate is reported with its Top-1/Top-3 accuracy, false-positive rate at 95% recall, parameter count, and CPU and GPU inference latency. One capability requirement narrows the field before speed and accuracy decide it: the homogeneity check reads per-patch tokens, so a qualifying backbone must expose patch-level features. That is a property of the ViT family which a pooled convolutional embedding does not natively provide. The comparison therefore selects the deployed model on measured evidence, with the architecture class justified by the capability the pipeline requires of it. Table 5 profiles the four candidates: what the literature already establishes about each, and which columns only this study’s runs can fill.</w:t>
+      </w:r>
+    </w:p>
+    <w:p>
+      <w:pPr>
+        <w:pStyle w:val="BodyText"/>
+        <w:keepNext/>
+      </w:pPr>
+      <w:r>
+        <w:rPr>
+          <w:b/>
+          <w:bCs/>
+        </w:rPr>
+        <w:t xml:space="preserve">Table 5</w:t>
+      </w:r>
+    </w:p>
+    <w:p>
+      <w:pPr>
+        <w:pStyle w:val="BodyText"/>
+        <w:keepNext/>
+      </w:pPr>
+      <w:r>
+        <w:rPr>
+          <w:i/>
+          <w:iCs/>
+        </w:rPr>
+        <w:t xml:space="preserve">Candidate Backbones for the Encoder Comparison</w:t>
+      </w:r>
+    </w:p>
+    <w:tbl>
+      <w:tblPr>
+        <w:tblStyle w:val="Table"/>
+        <w:tblW w:type="pct" w:w="5000"/>
+        <w:tblLayout w:type="fixed"/>
+        <w:tblLook w:firstRow="1" w:lastRow="0" w:firstColumn="0" w:lastColumn="0" w:noHBand="0" w:noVBand="0" w:val="0020"/>
+      </w:tblPr>
+      <w:tblGrid>
+        <w:gridCol w:w="1788"/>
+        <w:gridCol w:w="1532"/>
+        <w:gridCol w:w="1532"/>
+        <w:gridCol w:w="1532"/>
+        <w:gridCol w:w="1532"/>
+      </w:tblGrid>
+      <w:tr>
+        <w:trPr>
+          <w:tblHeader w:val="on"/>
+        </w:trPr>
+        <w:tc>
+          <w:tcPr/>
+          <w:p>
+            <w:pPr>
+              <w:pStyle w:val="Compact"/>
+            </w:pPr>
+            <w:r>
+              <w:t xml:space="preserve">Backbone (checkpoint)</w:t>
+            </w:r>
+          </w:p>
+        </w:tc>
+        <w:tc>
+          <w:tcPr/>
+          <w:p>
+            <w:pPr>
+              <w:pStyle w:val="Compact"/>
+            </w:pPr>
+            <w:r>
+              <w:t xml:space="preserve">Pretraining signal</w:t>
+            </w:r>
+          </w:p>
+        </w:tc>
+        <w:tc>
+          <w:tcPr/>
+          <w:p>
+            <w:pPr>
+              <w:pStyle w:val="Compact"/>
+            </w:pPr>
+            <w:r>
+              <w:t xml:space="preserve">Parameters</w:t>
+            </w:r>
+          </w:p>
+        </w:tc>
+        <w:tc>
+          <w:tcPr/>
+          <w:p>
+            <w:pPr>
+              <w:pStyle w:val="Compact"/>
+            </w:pPr>
+            <w:r>
+              <w:t xml:space="preserve">Patch-level features</w:t>
+            </w:r>
+          </w:p>
+        </w:tc>
+        <w:tc>
+          <w:tcPr/>
+          <w:p>
+            <w:pPr>
+              <w:pStyle w:val="Compact"/>
+            </w:pPr>
+            <w:r>
+              <w:t xml:space="preserve">Reported ImageNet-1k accuracy</w:t>
+            </w:r>
+          </w:p>
+        </w:tc>
+      </w:tr>
+      <w:tr>
+        <w:tc>
+          <w:tcPr/>
+          <w:p>
+            <w:pPr>
+              <w:pStyle w:val="Compact"/>
+            </w:pPr>
+            <w:r>
+              <w:t xml:space="preserve">DINOv2 ViT-B/14 —</w:t>
+            </w:r>
+            <w:r>
+              <w:t xml:space="preserve"> </w:t>
+            </w:r>
+            <w:r>
+              <w:rPr>
+                <w:rStyle w:val="VerbatimChar"/>
+              </w:rPr>
+              <w:t xml:space="preserve">facebook/dinov2-base</w:t>
+            </w:r>
+          </w:p>
+        </w:tc>
+        <w:tc>
+          <w:tcPr/>
+          <w:p>
+            <w:pPr>
+              <w:pStyle w:val="Compact"/>
+            </w:pPr>
+            <w:r>
+              <w:t xml:space="preserve">Self-supervised (Oquab et al., 2024)</w:t>
+            </w:r>
+          </w:p>
+        </w:tc>
+        <w:tc>
+          <w:tcPr/>
+          <w:p>
+            <w:pPr>
+              <w:pStyle w:val="Compact"/>
+            </w:pPr>
+            <w:r>
+              <w:t xml:space="preserve">86.6M</w:t>
+            </w:r>
+          </w:p>
+        </w:tc>
+        <w:tc>
+          <w:tcPr/>
+          <w:p>
+            <w:pPr>
+              <w:pStyle w:val="Compact"/>
+            </w:pPr>
+            <w:r>
+              <w:t xml:space="preserve">Yes — native patch tokens</w:t>
+            </w:r>
+          </w:p>
+        </w:tc>
+        <w:tc>
+          <w:tcPr/>
+          <w:p>
+            <w:pPr>
+              <w:pStyle w:val="Compact"/>
+            </w:pPr>
+            <w:r>
+              <w:t xml:space="preserve">84.5% (linear probe on frozen features)</w:t>
+            </w:r>
+          </w:p>
+        </w:tc>
+      </w:tr>
+      <w:tr>
+        <w:tc>
+          <w:tcPr/>
+          <w:p>
+            <w:pPr>
+              <w:pStyle w:val="Compact"/>
+            </w:pPr>
+            <w:r>
+              <w:t xml:space="preserve">SigLIP ViT-B/16 —</w:t>
+            </w:r>
+            <w:r>
+              <w:t xml:space="preserve"> </w:t>
+            </w:r>
+            <w:r>
+              <w:rPr>
+                <w:rStyle w:val="VerbatimChar"/>
+              </w:rPr>
+              <w:t xml:space="preserve">google/siglip-base-patch16-224</w:t>
+            </w:r>
+          </w:p>
+        </w:tc>
+        <w:tc>
+          <w:tcPr/>
+          <w:p>
+            <w:pPr>
+              <w:pStyle w:val="Compact"/>
+            </w:pPr>
+            <w:r>
+              <w:t xml:space="preserve">Contrastive image-text (Zhai et al., 2023)</w:t>
+            </w:r>
+          </w:p>
+        </w:tc>
+        <w:tc>
+          <w:tcPr/>
+          <w:p>
+            <w:pPr>
+              <w:pStyle w:val="Compact"/>
+            </w:pPr>
+            <w:r>
+              <w:t xml:space="preserve">203M with the text tower; only the ViT-B vision tower runs here</w:t>
+            </w:r>
+          </w:p>
+        </w:tc>
+        <w:tc>
+          <w:tcPr/>
+          <w:p>
+            <w:pPr>
+              <w:pStyle w:val="Compact"/>
+            </w:pPr>
+            <w:r>
+              <w:t xml:space="preserve">Yes — native patch tokens</w:t>
+            </w:r>
+          </w:p>
+        </w:tc>
+        <w:tc>
+          <w:tcPr/>
+          <w:p>
+            <w:pPr>
+              <w:pStyle w:val="Compact"/>
+            </w:pPr>
+            <w:r>
+              <w:t xml:space="preserve">Published evaluations use a zero-shot protocol not comparable to the other rows (Zhai et al., 2023)</w:t>
+            </w:r>
+          </w:p>
+        </w:tc>
+      </w:tr>
+      <w:tr>
+        <w:tc>
+          <w:tcPr/>
+          <w:p>
+            <w:pPr>
+              <w:pStyle w:val="Compact"/>
+            </w:pPr>
+            <w:r>
+              <w:t xml:space="preserve">Supervised ViT-B/16 —</w:t>
+            </w:r>
+            <w:r>
+              <w:t xml:space="preserve"> </w:t>
+            </w:r>
+            <w:r>
+              <w:rPr>
+                <w:rStyle w:val="VerbatimChar"/>
+              </w:rPr>
+              <w:t xml:space="preserve">google/vit-base-patch16-224</w:t>
+            </w:r>
+          </w:p>
+        </w:tc>
+        <w:tc>
+          <w:tcPr/>
+          <w:p>
+            <w:pPr>
+              <w:pStyle w:val="Compact"/>
+            </w:pPr>
+            <w:r>
+              <w:t xml:space="preserve">Supervised classification on ImageNet-21k (Dosovitskiy et al., 2021)</w:t>
+            </w:r>
+          </w:p>
+        </w:tc>
+        <w:tc>
+          <w:tcPr/>
+          <w:p>
+            <w:pPr>
+              <w:pStyle w:val="Compact"/>
+            </w:pPr>
+            <w:r>
+              <w:t xml:space="preserve">~86M</w:t>
+            </w:r>
+          </w:p>
+        </w:tc>
+        <w:tc>
+          <w:tcPr/>
+          <w:p>
+            <w:pPr>
+              <w:pStyle w:val="Compact"/>
+            </w:pPr>
+            <w:r>
+              <w:t xml:space="preserve">Yes — native patch tokens</w:t>
+            </w:r>
+          </w:p>
+        </w:tc>
+        <w:tc>
+          <w:tcPr/>
+          <w:p>
+            <w:pPr>
+              <w:pStyle w:val="Compact"/>
+            </w:pPr>
+            <w:r>
+              <w:t xml:space="preserve">84.0% (fine-tuned)</w:t>
+            </w:r>
+          </w:p>
+        </w:tc>
+      </w:tr>
+      <w:tr>
+        <w:tc>
+          <w:tcPr/>
+          <w:p>
+            <w:pPr>
+              <w:pStyle w:val="Compact"/>
+            </w:pPr>
+            <w:r>
+              <w:t xml:space="preserve">ConvNeXt-T —</w:t>
+            </w:r>
+            <w:r>
+              <w:t xml:space="preserve"> </w:t>
+            </w:r>
+            <w:r>
+              <w:rPr>
+                <w:rStyle w:val="VerbatimChar"/>
+              </w:rPr>
+              <w:t xml:space="preserve">facebook/convnext-tiny-224</w:t>
+            </w:r>
+          </w:p>
+        </w:tc>
+        <w:tc>
+          <w:tcPr/>
+          <w:p>
+            <w:pPr>
+              <w:pStyle w:val="Compact"/>
+            </w:pPr>
+            <w:r>
+              <w:t xml:space="preserve">Supervised classification (Liu et al., 2022)</w:t>
+            </w:r>
+          </w:p>
+        </w:tc>
+        <w:tc>
+          <w:tcPr/>
+          <w:p>
+            <w:pPr>
+              <w:pStyle w:val="Compact"/>
+            </w:pPr>
+            <w:r>
+              <w:t xml:space="preserve">28.6M</w:t>
+            </w:r>
+          </w:p>
+        </w:tc>
+        <w:tc>
+          <w:tcPr/>
+          <w:p>
+            <w:pPr>
+              <w:pStyle w:val="Compact"/>
+            </w:pPr>
+            <w:r>
+              <w:t xml:space="preserve">No — pooled feature maps; does not qualify for the same-font check</w:t>
+            </w:r>
+          </w:p>
+        </w:tc>
+        <w:tc>
+          <w:tcPr/>
+          <w:p>
+            <w:pPr>
+              <w:pStyle w:val="Compact"/>
+            </w:pPr>
+            <w:r>
+              <w:t xml:space="preserve">82.1% (supervised training)</w:t>
+            </w:r>
+          </w:p>
+        </w:tc>
+      </w:tr>
+    </w:tbl>
+    <w:p>
+      <w:pPr>
+        <w:pStyle w:val="BodyText"/>
+      </w:pPr>
+      <w:r>
+        <w:rPr>
+          <w:i/>
+          <w:iCs/>
+        </w:rPr>
+        <w:t xml:space="preserve">Note.</w:t>
+      </w:r>
+      <w:r>
+        <w:t xml:space="preserve"> </w:t>
+      </w:r>
+      <w:r>
+        <w:t xml:space="preserve">The accuracy column is a general-capability proxy taken from each model’s own literature; the evaluation protocols differ (linear probe, fine-tune, supervised training) and the figures are not directly comparable with one another. Task-level performance — Top-1/Top-3 on the font corpus, false-positive rate at 95% recall, and CPU/GPU latency per crop — cannot be quoted from the literature, because no published work evaluates these backbones on degraded font recognition; those values are produced by the comparison runs of this section and reported in Chapter 5. The DINOv2-vs-supervised-ViT pair shares one architecture class, so their difference isolates the effect of self-supervised pretraining; ConvNeXt-T anchors the speed floor and the capability contrast.</w:t>
       </w:r>
     </w:p>
     <w:p>
@@ -16882,7 +17265,7 @@
           <w:i/>
           <w:iCs/>
         </w:rPr>
-        <w:t xml:space="preserve">(35 rows). Apply a hanging indent (0.5 in) and double spacing when exported.</w:t>
+        <w:t xml:space="preserve">(38 rows). Apply a hanging indent (0.5 in) and double spacing when exported.</w:t>
       </w:r>
     </w:p>
     <w:p>
@@ -17255,7 +17638,7 @@
         <w:jc w:val="left"/>
       </w:pPr>
       <w:r>
-        <w:t xml:space="preserve">Hofmann, C., Schmid, S., Lehner, B., Klotz, D., &amp; Hochreiter, S. (2024). Energy-based Hopfield boosting for out-of-distribution detection. In</w:t>
+        <w:t xml:space="preserve">Dosovitskiy, A., Beyer, L., Kolesnikov, A., Weissenborn, D., Zhai, X., Unterthiner, T., Dehghani, M., Minderer, M., Heigold, G., Gelly, S., Uszkoreit, J., &amp; Houlsby, N. (2021). An image is worth 16×16 words: Transformers for image recognition at scale. In</w:t>
       </w:r>
       <w:r>
         <w:t xml:space="preserve"> </w:t>
@@ -17265,13 +17648,10 @@
           <w:i/>
           <w:iCs/>
         </w:rPr>
-        <w:t xml:space="preserve">Advances in Neural Information Processing Systems</w:t>
-      </w:r>
-      <w:r>
-        <w:t xml:space="preserve"> </w:t>
-      </w:r>
-      <w:r>
-        <w:t xml:space="preserve">(Vol. 37). https://proceedings.neurips.cc/paper_files/paper/2024/hash/ee20461718669c6c9c5da478d46d60d9-Abstract-Conference.html</w:t>
+        <w:t xml:space="preserve">International Conference on Learning Representations (ICLR)</w:t>
+      </w:r>
+      <w:r>
+        <w:t xml:space="preserve">. https://arxiv.org/abs/2010.11929</w:t>
       </w:r>
     </w:p>
     <w:p>
@@ -17281,7 +17661,7 @@
         <w:jc w:val="left"/>
       </w:pPr>
       <w:r>
-        <w:t xml:space="preserve">Jiang, B., Yuan, Y., Bai, X., Hao, Z., Yin, A., Hu, Y., Liao, W., Ungar, L., &amp; Taylor, C. J. (2025). ControlText: Unlocking controllable fonts in multilingual text rendering without font annotations. In</w:t>
+        <w:t xml:space="preserve">Hofmann, C., Schmid, S., Lehner, B., Klotz, D., &amp; Hochreiter, S. (2024). Energy-based Hopfield boosting for out-of-distribution detection. In</w:t>
       </w:r>
       <w:r>
         <w:t xml:space="preserve"> </w:t>
@@ -17291,10 +17671,13 @@
           <w:i/>
           <w:iCs/>
         </w:rPr>
-        <w:t xml:space="preserve">Findings of the Association for Computational Linguistics: EMNLP 2025</w:t>
-      </w:r>
-      <w:r>
-        <w:t xml:space="preserve">. https://arxiv.org/abs/2502.10999</w:t>
+        <w:t xml:space="preserve">Advances in Neural Information Processing Systems</w:t>
+      </w:r>
+      <w:r>
+        <w:t xml:space="preserve"> </w:t>
+      </w:r>
+      <w:r>
+        <w:t xml:space="preserve">(Vol. 37). https://proceedings.neurips.cc/paper_files/paper/2024/hash/ee20461718669c6c9c5da478d46d60d9-Abstract-Conference.html</w:t>
       </w:r>
     </w:p>
     <w:p>
@@ -17304,7 +17687,7 @@
         <w:jc w:val="left"/>
       </w:pPr>
       <w:r>
-        <w:t xml:space="preserve">Kondo, T., Takezaki, S., Haraguchi, D., &amp; Uchida, S. (2024). Font style interpolation with diffusion models. In</w:t>
+        <w:t xml:space="preserve">Jiang, B., Yuan, Y., Bai, X., Hao, Z., Yin, A., Hu, Y., Liao, W., Ungar, L., &amp; Taylor, C. J. (2025). ControlText: Unlocking controllable fonts in multilingual text rendering without font annotations. In</w:t>
       </w:r>
       <w:r>
         <w:t xml:space="preserve"> </w:t>
@@ -17314,10 +17697,10 @@
           <w:i/>
           <w:iCs/>
         </w:rPr>
-        <w:t xml:space="preserve">Document Analysis and Recognition – ICDAR 2024</w:t>
-      </w:r>
-      <w:r>
-        <w:t xml:space="preserve">. Springer. https://doi.org/10.1007/978-3-031-70536-6_6</w:t>
+        <w:t xml:space="preserve">Findings of the Association for Computational Linguistics: EMNLP 2025</w:t>
+      </w:r>
+      <w:r>
+        <w:t xml:space="preserve">. https://arxiv.org/abs/2502.10999</w:t>
       </w:r>
     </w:p>
     <w:p>
@@ -17327,7 +17710,7 @@
         <w:jc w:val="left"/>
       </w:pPr>
       <w:r>
-        <w:t xml:space="preserve">Li, Z., Li, X., Fu, X., Zhang, X., Wang, W., Chen, S., &amp; Yang, J. (2024). PromptKD: Unsupervised prompt distillation for vision-language models. In</w:t>
+        <w:t xml:space="preserve">Kondo, T., Takezaki, S., Haraguchi, D., &amp; Uchida, S. (2024). Font style interpolation with diffusion models. In</w:t>
       </w:r>
       <w:r>
         <w:t xml:space="preserve"> </w:t>
@@ -17337,10 +17720,10 @@
           <w:i/>
           <w:iCs/>
         </w:rPr>
-        <w:t xml:space="preserve">Proceedings of the IEEE/CVF Conference on Computer Vision and Pattern Recognition (CVPR)</w:t>
-      </w:r>
-      <w:r>
-        <w:t xml:space="preserve">. https://arxiv.org/abs/2403.02781</w:t>
+        <w:t xml:space="preserve">Document Analysis and Recognition – ICDAR 2024</w:t>
+      </w:r>
+      <w:r>
+        <w:t xml:space="preserve">. Springer. https://doi.org/10.1007/978-3-031-70536-6_6</w:t>
       </w:r>
     </w:p>
     <w:p>
@@ -17350,7 +17733,7 @@
         <w:jc w:val="left"/>
       </w:pPr>
       <w:r>
-        <w:t xml:space="preserve">Schroff, F., Kalenichenko, D., &amp; Philbin, J. (2015). FaceNet: A unified embedding for face recognition and clustering. In</w:t>
+        <w:t xml:space="preserve">Li, Z., Li, X., Fu, X., Zhang, X., Wang, W., Chen, S., &amp; Yang, J. (2024). PromptKD: Unsupervised prompt distillation for vision-language models. In</w:t>
       </w:r>
       <w:r>
         <w:t xml:space="preserve"> </w:t>
@@ -17360,13 +17743,10 @@
           <w:i/>
           <w:iCs/>
         </w:rPr>
-        <w:t xml:space="preserve">Proceedings of the IEEE Conference on Computer Vision and Pattern Recognition (CVPR)</w:t>
-      </w:r>
-      <w:r>
-        <w:t xml:space="preserve"> </w:t>
-      </w:r>
-      <w:r>
-        <w:t xml:space="preserve">(pp. 815–823). https://doi.org/10.1109/CVPR.2015.7298682</w:t>
+        <w:t xml:space="preserve">Proceedings of the IEEE/CVF Conference on Computer Vision and Pattern Recognition (CVPR)</w:t>
+      </w:r>
+      <w:r>
+        <w:t xml:space="preserve">. https://arxiv.org/abs/2403.02781</w:t>
       </w:r>
     </w:p>
     <w:p>
@@ -17376,7 +17756,7 @@
         <w:jc w:val="left"/>
       </w:pPr>
       <w:r>
-        <w:t xml:space="preserve">Sheikh, T. U., Shehzadi, T., Hashmi, K. A., Stricker, D., &amp; Afzal, M. Z. (2024). UnSupDLA: Towards unsupervised document layout analysis. In</w:t>
+        <w:t xml:space="preserve">Liu, Z., Mao, H., Wu, C.-Y., Feichtenhofer, C., Darrell, T., &amp; Xie, S. (2022). A ConvNet for the 2020s. In</w:t>
       </w:r>
       <w:r>
         <w:t xml:space="preserve"> </w:t>
@@ -17386,10 +17766,10 @@
           <w:i/>
           <w:iCs/>
         </w:rPr>
-        <w:t xml:space="preserve">Document Analysis and Recognition – ICDAR 2024 Workshops</w:t>
-      </w:r>
-      <w:r>
-        <w:t xml:space="preserve">. Springer. https://doi.org/10.1007/978-3-031-70546-5_2</w:t>
+        <w:t xml:space="preserve">Proceedings of the IEEE/CVF Conference on Computer Vision and Pattern Recognition (CVPR)</w:t>
+      </w:r>
+      <w:r>
+        <w:t xml:space="preserve">. https://arxiv.org/abs/2201.03545</w:t>
       </w:r>
     </w:p>
     <w:p>
@@ -17399,7 +17779,7 @@
         <w:jc w:val="left"/>
       </w:pPr>
       <w:r>
-        <w:t xml:space="preserve">Vaswani, A., Shazeer, N., Parmar, N., Uszkoreit, J., Jones, L., Gomez, A. N., Kaiser, Ł., &amp; Polosukhin, I. (2017). Attention is all you need. In</w:t>
+        <w:t xml:space="preserve">Schroff, F., Kalenichenko, D., &amp; Philbin, J. (2015). FaceNet: A unified embedding for face recognition and clustering. In</w:t>
       </w:r>
       <w:r>
         <w:t xml:space="preserve"> </w:t>
@@ -17409,13 +17789,13 @@
           <w:i/>
           <w:iCs/>
         </w:rPr>
-        <w:t xml:space="preserve">Advances in Neural Information Processing Systems</w:t>
-      </w:r>
-      <w:r>
-        <w:t xml:space="preserve"> </w:t>
-      </w:r>
-      <w:r>
-        <w:t xml:space="preserve">(Vol. 30). https://proceedings.neurips.cc/paper/2017/hash/3f5ee243547dee91fbd053c1c4a845aa-Abstract.html</w:t>
+        <w:t xml:space="preserve">Proceedings of the IEEE Conference on Computer Vision and Pattern Recognition (CVPR)</w:t>
+      </w:r>
+      <w:r>
+        <w:t xml:space="preserve"> </w:t>
+      </w:r>
+      <w:r>
+        <w:t xml:space="preserve">(pp. 815–823). https://doi.org/10.1109/CVPR.2015.7298682</w:t>
       </w:r>
     </w:p>
     <w:p>
@@ -17425,7 +17805,7 @@
         <w:jc w:val="left"/>
       </w:pPr>
       <w:r>
-        <w:t xml:space="preserve">Wang, Y., Zhang, Q., Guo, Y., &amp; Wang, Y. (2024). Non-negative contrastive learning. In</w:t>
+        <w:t xml:space="preserve">Sheikh, T. U., Shehzadi, T., Hashmi, K. A., Stricker, D., &amp; Afzal, M. Z. (2024). UnSupDLA: Towards unsupervised document layout analysis. In</w:t>
       </w:r>
       <w:r>
         <w:t xml:space="preserve"> </w:t>
@@ -17435,10 +17815,10 @@
           <w:i/>
           <w:iCs/>
         </w:rPr>
-        <w:t xml:space="preserve">International Conference on Learning Representations (ICLR)</w:t>
-      </w:r>
-      <w:r>
-        <w:t xml:space="preserve">. https://arxiv.org/abs/2403.12459</w:t>
+        <w:t xml:space="preserve">Document Analysis and Recognition – ICDAR 2024 Workshops</w:t>
+      </w:r>
+      <w:r>
+        <w:t xml:space="preserve">. Springer. https://doi.org/10.1007/978-3-031-70546-5_2</w:t>
       </w:r>
     </w:p>
     <w:p>
@@ -17448,7 +17828,7 @@
         <w:jc w:val="left"/>
       </w:pPr>
       <w:r>
-        <w:t xml:space="preserve">Wang, Z., Yang, J., Jin, H., Shechtman, E., Agarwala, A., Brandt, J., &amp; Huang, T. S. (2015). DeepFont: Identify your font from an image. In</w:t>
+        <w:t xml:space="preserve">Vaswani, A., Shazeer, N., Parmar, N., Uszkoreit, J., Jones, L., Gomez, A. N., Kaiser, Ł., &amp; Polosukhin, I. (2017). Attention is all you need. In</w:t>
       </w:r>
       <w:r>
         <w:t xml:space="preserve"> </w:t>
@@ -17458,6 +17838,55 @@
           <w:i/>
           <w:iCs/>
         </w:rPr>
+        <w:t xml:space="preserve">Advances in Neural Information Processing Systems</w:t>
+      </w:r>
+      <w:r>
+        <w:t xml:space="preserve"> </w:t>
+      </w:r>
+      <w:r>
+        <w:t xml:space="preserve">(Vol. 30). https://proceedings.neurips.cc/paper/2017/hash/3f5ee243547dee91fbd053c1c4a845aa-Abstract.html</w:t>
+      </w:r>
+    </w:p>
+    <w:p>
+      <w:pPr>
+        <w:pStyle w:val="BodyText"/>
+        <w:ind w:left="720" w:hanging="720"/>
+        <w:jc w:val="left"/>
+      </w:pPr>
+      <w:r>
+        <w:t xml:space="preserve">Wang, Y., Zhang, Q., Guo, Y., &amp; Wang, Y. (2024). Non-negative contrastive learning. In</w:t>
+      </w:r>
+      <w:r>
+        <w:t xml:space="preserve"> </w:t>
+      </w:r>
+      <w:r>
+        <w:rPr>
+          <w:i/>
+          <w:iCs/>
+        </w:rPr>
+        <w:t xml:space="preserve">International Conference on Learning Representations (ICLR)</w:t>
+      </w:r>
+      <w:r>
+        <w:t xml:space="preserve">. https://arxiv.org/abs/2403.12459</w:t>
+      </w:r>
+    </w:p>
+    <w:p>
+      <w:pPr>
+        <w:pStyle w:val="BodyText"/>
+        <w:ind w:left="720" w:hanging="720"/>
+        <w:jc w:val="left"/>
+      </w:pPr>
+      <w:r>
+        <w:t xml:space="preserve">Wang, Z., Yang, J., Jin, H., Shechtman, E., Agarwala, A., Brandt, J., &amp; Huang, T. S. (2015). DeepFont: Identify your font from an image. In</w:t>
+      </w:r>
+      <w:r>
+        <w:t xml:space="preserve"> </w:t>
+      </w:r>
+      <w:r>
+        <w:rPr>
+          <w:i/>
+          <w:iCs/>
+        </w:rPr>
         <w:t xml:space="preserve">Proceedings of the 23rd ACM International Conference on Multimedia</w:t>
       </w:r>
       <w:r>
@@ -17465,6 +17894,29 @@
       </w:r>
       <w:r>
         <w:t xml:space="preserve">(pp. 451–459). https://doi.org/10.1145/2733373.2806219</w:t>
+      </w:r>
+    </w:p>
+    <w:p>
+      <w:pPr>
+        <w:pStyle w:val="BodyText"/>
+        <w:ind w:left="720" w:hanging="720"/>
+        <w:jc w:val="left"/>
+      </w:pPr>
+      <w:r>
+        <w:t xml:space="preserve">Zhai, X., Mustafa, B., Kolesnikov, A., &amp; Beyer, L. (2023). Sigmoid loss for language image pre-training. In</w:t>
+      </w:r>
+      <w:r>
+        <w:t xml:space="preserve"> </w:t>
+      </w:r>
+      <w:r>
+        <w:rPr>
+          <w:i/>
+          <w:iCs/>
+        </w:rPr>
+        <w:t xml:space="preserve">Proceedings of the IEEE/CVF International Conference on Computer Vision (ICCV)</w:t>
+      </w:r>
+      <w:r>
+        <w:t xml:space="preserve">. https://arxiv.org/abs/2303.15343</w:t>
       </w:r>
     </w:p>
     <w:p>

--- a/Final Paper.docx
+++ b/Final Paper.docx
@@ -74,6 +74,22 @@
         <w:pStyle w:val="FirstParagraph"/>
       </w:pPr>
       <w:r>
+        <w:t xml:space="preserve">This chapter introduces the study and lays out the ground the rest of the thesis builds on. It opens with the background of the study, which traces how generative AI image tools entered the design workflow, why the text they render arrives deformed, and why existing font-recognition tools fail on exactly that input. From that ground, the chapter states the problem the study addresses, sets out its general and specific objectives, and poses the research questions the later chapters answer. It closes by drawing the scope and limitations of the work and by identifying the stakeholders to whom its results matter. Technical concepts appear in this chapter only as far as the problem requires them; their full treatment belongs to Chapter 3.</w:t>
+      </w:r>
+    </w:p>
+    <w:p>
+      <w:pPr>
+        <w:pStyle w:val="Heading2"/>
+      </w:pPr>
+      <w:r>
+        <w:t xml:space="preserve">1.2 Background of the Study</w:t>
+      </w:r>
+    </w:p>
+    <w:p>
+      <w:pPr>
+        <w:pStyle w:val="FirstParagraph"/>
+      </w:pPr>
+      <w:r>
         <w:t xml:space="preserve">Typography is a deliberate design decision. The typeface on a poster, a product mockup, or a social media graphic carries brand identity and tone as much as the words themselves, and a designer who selects a face is choosing a specific, nameable artifact from a catalogue of thousands. Generative AI image tools now enter this workflow directly: systems such as Google’s Gemini</w:t>
       </w:r>
       <w:r>
@@ -91,7 +107,23 @@
         <w:pStyle w:val="BodyText"/>
       </w:pPr>
       <w:r>
-        <w:t xml:space="preserve">Three concepts frame the solution this study pursues. The first is the problem itself. This study uses</w:t>
+        <w:t xml:space="preserve">Typographic hallucination is a structured failure, not random noise. Generative models render text unreliably because they treat a character string as a semantic token rather than a set of glyphs under sub-character spatial control; uncorrected renderings from a system like Stable Diffusion XL are typographically accurate in fewer than 20% of cases on a design benchmark (Liu et al., 2024). During denoising a character’s attention map smears into its neighbors, warping strokes and destabilizing spacing (Gillani et al., 2025), and because diffusion models encode style as a position on a continuous latent manifold rather than a discrete list of named faces, they emit intermediate glyphs that correspond to no real typeface (Kondo et al., 2024). The distortion is worst on the rare and display letterforms in the long tail of usage (Zhuang et al., 2025), precisely the expressive faces a designer is most likely to have chosen.</w:t>
+      </w:r>
+    </w:p>
+    <w:p>
+      <w:pPr>
+        <w:pStyle w:val="BodyText"/>
+      </w:pPr>
+      <w:r>
+        <w:t xml:space="preserve">Font recognition as a field was never built for this input. The classical paradigm, exemplified by DeepFont, learns from clean synthetic specimens and assumes every input contains a geometrically intact glyph to recover (Wang et al., 2015); traditional optical character recognition reaches roughly 98% accuracy on standard document scans for the same reason (Ponnuru et al., 2024). A hallucinated crop violates that assumption, because its signal and its noise are produced together by one generative process. Enlarging the reference catalogue does not resolve the problem: the largest open classifier covers 3,474 Google Fonts yet still overfits pristine glyphs (Jiang et al., 2025), and even a modern frozen Vision Transformer baseline collapses to 40.2% family-level accuracy on non-synthetic input by its authors’ own report (Chen et al., 2026). General-purpose vision-language models fare no better, as the lexical meaning of the rendered word overrides their reading of its visual form (Li, Song, et al., 2025).</w:t>
+      </w:r>
+    </w:p>
+    <w:p>
+      <w:pPr>
+        <w:pStyle w:val="BodyText"/>
+      </w:pPr>
+      <w:r>
+        <w:t xml:space="preserve">Three concepts frame the solution this study pursues in response. The first is the problem itself: this study uses</w:t>
       </w:r>
       <w:r>
         <w:t xml:space="preserve"> </w:t>
@@ -107,7 +139,7 @@
         <w:t xml:space="preserve"> </w:t>
       </w:r>
       <w:r>
-        <w:t xml:space="preserve">to name the probabilistic glyph deformation that generative models introduce when rendering text: micro-warping of strokes, distorted spacing, and merged or invented letterforms. The second is</w:t>
+        <w:t xml:space="preserve">to name the probabilistic glyph deformation that generative models introduce when rendering text — micro-warping of strokes, distorted spacing, and merged or invented letterforms. The second is</w:t>
       </w:r>
       <w:r>
         <w:t xml:space="preserve"> </w:t>
@@ -145,31 +177,7 @@
         <w:t xml:space="preserve">metric learning</w:t>
       </w:r>
       <w:r>
-        <w:t xml:space="preserve">: rather than training a fixed classifier over a closed list of fonts, the model learns an embedding in which geometric distance encodes typographic similarity, so that a deformed crop lands near its source font. This chapter introduces these concepts only as far as the problem requires, deferring their technical treatment to Chapter 3.</w:t>
-      </w:r>
-    </w:p>
-    <w:p>
-      <w:pPr>
-        <w:pStyle w:val="Heading2"/>
-      </w:pPr>
-      <w:r>
-        <w:t xml:space="preserve">1.2 Background of the Study</w:t>
-      </w:r>
-    </w:p>
-    <w:p>
-      <w:pPr>
-        <w:pStyle w:val="FirstParagraph"/>
-      </w:pPr>
-      <w:r>
-        <w:t xml:space="preserve">Typographic hallucination is a structured failure, not random noise. Generative models render text unreliably because they treat a character string as a semantic token rather than a set of glyphs under sub-character spatial control; uncorrected renderings from a system like Stable Diffusion XL are typographically accurate in fewer than 20% of cases on a design benchmark (Liu et al., 2024). During denoising a character’s attention map smears into its neighbors, warping strokes and destabilizing spacing (Gillani et al., 2025), and because diffusion models encode style as a position on a continuous latent manifold rather than a discrete list of named faces, they emit intermediate glyphs that correspond to no real typeface (Kondo et al., 2024). The distortion is worst on the rare and display letterforms in the long tail of usage (Zhuang et al., 2025), precisely the expressive faces a designer is most likely to have chosen.</w:t>
-      </w:r>
-    </w:p>
-    <w:p>
-      <w:pPr>
-        <w:pStyle w:val="BodyText"/>
-      </w:pPr>
-      <w:r>
-        <w:t xml:space="preserve">Font recognition as a field was never built for this input. The classical paradigm, exemplified by DeepFont, learns from clean synthetic specimens and assumes every input contains a geometrically intact glyph to recover (Wang et al., 2015); traditional optical character recognition reaches roughly 98% accuracy on standard document scans for the same reason (Ponnuru et al., 2024). A hallucinated crop violates that assumption, because its signal and its noise are produced together by one generative process. Enlarging the reference catalogue does not resolve the problem: the largest open classifier covers 3,474 Google Fonts yet still overfits pristine glyphs (Jiang et al., 2025), and even a modern frozen Vision Transformer baseline collapses to 40.2% family-level accuracy on non-synthetic input by its authors’ own report (Chen et al., 2026). General-purpose vision-language models fare no better, as the lexical meaning of the rendered word overrides their reading of its visual form (Li, Song, et al., 2025).</w:t>
+        <w:t xml:space="preserve">: rather than training a fixed classifier over a closed list of fonts, the model learns an embedding in which geometric distance encodes typographic similarity, so that a deformed crop lands near its source font. These concepts are introduced here only as far as the problem requires; their technical treatment belongs to Chapter 3.</w:t>
       </w:r>
     </w:p>
     <w:p>
@@ -510,7 +518,7 @@
         <w:pStyle w:val="FirstParagraph"/>
       </w:pPr>
       <w:r>
-        <w:t xml:space="preserve">This chapter reviews the literature defining the scope of this thesis and introduces the components of the proposed solution. The review is organized around the structure of the problem itself. It first establishes the limits of current approaches, describes the phenomenon that undermines them, and then introduces the components needed to resolve these limitations. Five thematic areas trace this progression. Legacy font recognition, OCR/Layout and Closed-Set Vector assumptions reviews visual font recognition, the paradigm this work challenges. Traditional methods including DeepFont, classical OCR, Layout analysis, and attention-based localization rely on a closed-set, rigid-glyph assumption. However, generative AI text violates this assumption. Generative AI typographic hallucinations and diffusion latent mutations details these violations, specifically the micro warping, variable kerning, and cross-character attention smearing that this thesis terms typographic hallucination. Existing generative AI research only studies these deformations to suppress them inside the generator, rather than to recover typeface identity from the deformed output. The next three themes build the proposed recognizer. Logit-space thresholds and open-set rejection scores describe the open-set rejection machinery that labels out of palette crops as “unknown”. Feature disentanglement and Frozen-ViT Metric Embedding details the disentangled frozen-ViT embedding used to calculate the rejection score. Advanced Visual Distance Metrics (SSIM) and Human-Proxy Ground-Truth Alignment introduces the deformation-robust distance metric and calibrated Top-K measurement layer used to validate the pipeline.</w:t>
+        <w:t xml:space="preserve">This chapter reviews the literature that defines the scope of this thesis and introduces the components of the proposed solution. The review is organized around the structure of the problem itself: it first establishes the limits of current approaches, then describes the phenomenon that undermines them, and then assembles the components a solution requires. Section 2.2 reviews legacy font recognition, OCR and layout analysis, and the closed-set assumptions they share — the paradigm this work challenges. Section 2.3 turns to the generative side and details the typographic hallucinations and diffusion latent mutations that break that paradigm’s founding assumption. The next three sections gather the building blocks of the proposed recognizer: Section 2.4 covers logit-space thresholds and open-set rejection scores, the machinery that labels an out-of-palette crop “unknown”; Section 2.5 covers feature disentanglement and the frozen-ViT metric embedding from which that rejection score is computed; and Section 2.6 covers the deformation-robust visual distance metrics and the human-proxy ground-truth alignment used to validate the pipeline. Section 2.7 synthesizes the five themes into the consolidated research gap this thesis addresses.</w:t>
       </w:r>
     </w:p>
     <w:p>
@@ -683,7 +691,7 @@
         <w:pStyle w:val="FirstParagraph"/>
       </w:pPr>
       <w:r>
-        <w:t xml:space="preserve">This chapter gives the reader the theoretical and technical foundation that the methodology assumes, and it moves from the general to the specific. It first places the work within its parent computational fields and defines the core visual objects it manipulates: glyph anatomy, the typographic-hallucination model, the convolutional network, and the embedding space (Sections 3.1 and 3.2). It then develops the mathematics that turns those objects into decisions. Metric learning shapes an embedding space so that distance means typographic similarity, and open-set recognition lets the system refuse to answer (Section 3.3). Section 3.4 surveys the software tools and neural architectures the framework is built on, weighing each for what it does well and where it falls short. Section 3.5 draws these threads together onto the specific technical gap that motivates the thesis and hands off to the methodology.</w:t>
+        <w:t xml:space="preserve">This chapter lays the theoretical and technical foundation the methodology assumes, moving from the general to the specific. Section 3.2 defines the core objects the work manipulates, from glyph anatomy to the embedding space. Section 3.3 develops the mathematics that turns those objects into decisions: metric learning, which shapes an embedding space so that distance means typographic similarity, and open-set recognition, which lets the system refuse to answer. Section 3.4 surveys the tools and architectures the framework is built on, and Section 3.5 draws these threads together onto the technical gap that motivates the thesis.</w:t>
       </w:r>
     </w:p>
     <w:p>
@@ -691,7 +699,7 @@
         <w:pStyle w:val="BodyText"/>
       </w:pPr>
       <w:r>
-        <w:t xml:space="preserve">This research belongs to a nested set of computational fields, and it sits at the innermost layer. The outermost field is</w:t>
+        <w:t xml:space="preserve">The work sits at the innermost layer of a nested set of fields:</w:t>
       </w:r>
       <w:r>
         <w:t xml:space="preserve"> </w:t>
@@ -704,7 +712,7 @@
         <w:t xml:space="preserve">artificial intelligence (AI)</w:t>
       </w:r>
       <w:r>
-        <w:t xml:space="preserve">, the broad study of systems that perform tasks normally requiring human intelligence. Inside AI is</w:t>
+        <w:t xml:space="preserve">, the study of systems that perform tasks normally requiring human intelligence;</w:t>
       </w:r>
       <w:r>
         <w:t xml:space="preserve"> </w:t>
@@ -717,7 +725,7 @@
         <w:t xml:space="preserve">machine learning (ML)</w:t>
       </w:r>
       <w:r>
-        <w:t xml:space="preserve">, the subfield concerned with algorithms that improve at a task by learning statistical patterns from data rather than following hand-written rules (Sarker, 2021). Inside ML is</w:t>
+        <w:t xml:space="preserve">, whose algorithms improve by learning statistical patterns from data (Sarker, 2021);</w:t>
       </w:r>
       <w:r>
         <w:t xml:space="preserve"> </w:t>
@@ -730,7 +738,7 @@
         <w:t xml:space="preserve">deep learning (DL)</w:t>
       </w:r>
       <w:r>
-        <w:t xml:space="preserve">, a family of methods that stack many layers of simple non-linear transformations so that the system learns its own hierarchical representation of the input, from raw pixels up to abstract concepts, without human-engineered features (LeCun, Bengio, &amp; Hinton, 2015). When deep learning is applied to images, it becomes</w:t>
+        <w:t xml:space="preserve">, which stacks layers of simple non-linear transformations so the system learns its own hierarchical representation of the input (LeCun, Bengio, &amp; Hinton, 2015); and</w:t>
       </w:r>
       <w:r>
         <w:t xml:space="preserve"> </w:t>
@@ -743,15 +751,7 @@
         <w:t xml:space="preserve">computer vision (CV)</w:t>
       </w:r>
       <w:r>
-        <w:t xml:space="preserve">, the discipline of extracting meaning from visual signals such as photographs, documents, and rendered text.</w:t>
-      </w:r>
-    </w:p>
-    <w:p>
-      <w:pPr>
-        <w:pStyle w:val="BodyText"/>
-      </w:pPr>
-      <w:r>
-        <w:t xml:space="preserve">More narrowly, this thesis addresses a specialized CV task:</w:t>
+        <w:t xml:space="preserve">, deep learning applied to images. Within computer vision, this thesis addresses</w:t>
       </w:r>
       <w:r>
         <w:t xml:space="preserve"> </w:t>
@@ -764,19 +764,7 @@
         <w:t xml:space="preserve">visual font-style recognition</w:t>
       </w:r>
       <w:r>
-        <w:t xml:space="preserve">, the problem of identifying which typeface a piece of rendered text was set in, using only the image of the text. The classical version of this task, established by DeepFont (Wang et al., 2015), treats it as image classification over a fixed catalogue of fonts rendered as clean, geometrically exact glyphs. The regime this thesis targets is harder: text crops produced by generative AI image tools, in which the glyphs are probabilistically deformed rather than pristine. General-purpose vision-language models do not solve this problem. Li, Song, et al. (2025) show that state-of-the-art multimodal models</w:t>
-      </w:r>
-      <w:r>
-        <w:t xml:space="preserve"> </w:t>
-      </w:r>
-      <w:r>
-        <w:t xml:space="preserve">“get lost”</w:t>
-      </w:r>
-      <w:r>
-        <w:t xml:space="preserve"> </w:t>
-      </w:r>
-      <w:r>
-        <w:t xml:space="preserve">in font recognition, derailed by the semantic content of the word instead of reading its visual texture. The rest of this chapter builds the concepts needed to define and address this specific problem.</w:t>
+        <w:t xml:space="preserve">: identifying the typeface of rendered text from its image alone. DeepFont established the classical version of the task as closed-set classification over clean, geometrically exact glyphs (Wang et al., 2015). This thesis targets the harder regime of probabilistically deformed generative crops, on which even state-of-the-art vision-language models fail, reading the word’s meaning instead of its visual form (Li, Song, et al., 2025). The rest of the chapter builds the concepts this problem requires.</w:t>
       </w:r>
     </w:p>
     <w:p>
@@ -6811,7 +6799,7 @@
         <w:t xml:space="preserve"> </w:t>
       </w:r>
       <w:r>
-        <w:t xml:space="preserve">derived from them. The study addresses typographic hallucination in generative AI images, and no clean, labeled corpus of such hallucinated text exists at the scale a metric-learning model needs. The researchers therefore generate the primary dataset themselves, from a curated open-source font palette, rather than downloading one ready-made. This follows the precedent of DeepFont, which also built a targeted synthetic dataset of rendered glyphs to train a deep visual font recognizer (Wang et al., 2015).</w:t>
+        <w:t xml:space="preserve">derived from them. The study addresses typographic hallucination in generative AI images, and no clean, labeled corpus of such hallucinated text exists at the scale a metric-learning model needs. The researchers therefore generate the primary dataset themselves, from a curated open-source font palette, instead of downloading one ready-made. This follows the precedent of DeepFont, which also built a targeted synthetic dataset of rendered glyphs to train a deep visual font recognizer (Wang et al., 2015).</w:t>
       </w:r>
     </w:p>
     <w:p>
@@ -6847,7 +6835,7 @@
         <w:t xml:space="preserve"> </w:t>
       </w:r>
       <w:r>
-        <w:t xml:space="preserve">verdict. The space of possible fonts is effectively unbounded and cannot be enumerated (Lu et al., 2025). A small, well-chosen known set is therefore the premise of the design, not a limitation of it. On the evidence side: enlarging a font catalogue buys coverage, but not robustness. The Storia-AI classifier covers 3,474 fonts — the largest reference embedding in the field — yet it still overfits to pristine glyphs and breaks down under generative deformation (Jiang et al., 2025). Chen et al. (2026) observed the same pattern at a smaller scale: expanding their model to 394 font variants dropped family-level accuracy to 40.2%, because most of the added fonts were near-identical weight variants that the model constantly confused with one another. A curated palette that leaves out such near-duplicates avoids this failure directly. Trimming the palette also excludes the typographic long tail of rare and ornamental faces. Those faces are the hardest to recognize and the ones diffusion models hallucinate most severely (Zhuang et al., 2025). A smaller palette additionally keeps the number of training images per font high, because a fixed rendering budget spread over fewer classes yields more examples of each. Finally, the study’s reconstruction goal only requires the fonts designers actually reuse — and the popularity ranking surfaces exactly those.</w:t>
+        <w:t xml:space="preserve">verdict. The space of possible fonts is effectively unbounded and cannot be enumerated (Lu et al., 2025). A small, well-chosen known set is therefore the premise of the design, not a limitation of it. On the evidence side: enlarging a font catalogue buys coverage, but not robustness. The Storia-AI classifier covers 3,474 fonts, the largest reference embedding in the field, yet it still overfits to pristine glyphs and breaks down under generative deformation (Jiang et al., 2025). Chen et al. (2026) observed the same pattern at a smaller scale: expanding their model to 394 font variants dropped family-level accuracy to 40.2%, because most of the added fonts were near-identical weight variants that the model constantly confused with one another. A curated palette that leaves out such near-duplicates avoids this failure directly. Trimming the palette also excludes the typographic long tail of rare and ornamental faces. Those faces are the hardest to recognize and the ones diffusion models hallucinate most severely (Zhuang et al., 2025). A smaller palette additionally keeps the number of training images per font high, because a fixed rendering budget spread over fewer classes yields more examples of each. Finally, the study’s reconstruction goal only requires the fonts designers actually reuse, and the popularity ranking surfaces exactly those.</w:t>
       </w:r>
     </w:p>
     <w:p>
@@ -6961,7 +6949,7 @@
         <w:t xml:space="preserve">unit of analysis is the isolated text crop</w:t>
       </w:r>
       <w:r>
-        <w:t xml:space="preserve">, not the full image. A real deployment receives a whole generative-AI image, which may contain several pieces of text in different fonts. An upstream step must therefore locate and cut out each piece before recognition can begin. That localization is handled by a standard off-the-shelf text detector, and it is treated as a boundary of the study rather than a contribution: this study does not train, tune, or evaluate the localizer, and it reports no detection metrics. Every crop the localizer emits is classified independently by the recognition engine — and the recognition engine is where the thesis’s contribution lies. Fixing the crop as the unit of analysis keeps the dataset, the metrics of Section 4.2, and the human-proxy baseline all defined at the same level.</w:t>
+        <w:t xml:space="preserve">, not the full image. A real deployment receives a whole generative-AI image, which may contain several pieces of text in different fonts. An upstream step must therefore locate and cut out each piece before recognition can begin. That localization is handled by a standard off-the-shelf text detector, and it is treated as a boundary of the study rather than a contribution: this study does not train, tune, or evaluate the localizer, and it reports no detection metrics. Every crop the localizer emits is classified independently by the recognition engine, and that engine is where the thesis’s contribution lies. Fixing the crop as the unit of analysis keeps the dataset, the metrics of Section 4.2, and the human-proxy baseline all defined at the same level.</w:t>
       </w:r>
     </w:p>
     <w:p>
@@ -7010,7 +6998,97 @@
         <w:t xml:space="preserve"> </w:t>
       </w:r>
       <w:r>
-        <w:t xml:space="preserve">are not questionnaires or surveys. They are the software apparatus that manufactures, measures, and adjudicates the data. Four instruments are used. The first is a researcher-made synthetic-data pipeline that produces the training and validation corpus. The second is a set of standardized evaluation metrics that score the model’s output. The third is a researcher-made rating rubric through which a human panel fixes ground truth on real generative crops. The fourth is a web application that exercises the trained model in real time. The first three supply and assess data; the fourth is the interactive artifact through which the system is demonstrated and stress-tested.</w:t>
+        <w:t xml:space="preserve">are not questionnaires or surveys. They are the software apparatus that manufactures, measures, and adjudicates the data. Four instruments are used:</w:t>
+      </w:r>
+    </w:p>
+    <w:p>
+      <w:pPr>
+        <w:pStyle w:val="Compact"/>
+        <w:numPr>
+          <w:ilvl w:val="0"/>
+          <w:numId w:val="1004"/>
+        </w:numPr>
+      </w:pPr>
+      <w:r>
+        <w:rPr>
+          <w:b/>
+          <w:bCs/>
+        </w:rPr>
+        <w:t xml:space="preserve">Synthetic-data generation pipeline</w:t>
+      </w:r>
+      <w:r>
+        <w:t xml:space="preserve"> </w:t>
+      </w:r>
+      <w:r>
+        <w:t xml:space="preserve">(researcher-made): produces the training and validation corpus (Section 4.2.1).</w:t>
+      </w:r>
+    </w:p>
+    <w:p>
+      <w:pPr>
+        <w:pStyle w:val="Compact"/>
+        <w:numPr>
+          <w:ilvl w:val="0"/>
+          <w:numId w:val="1004"/>
+        </w:numPr>
+      </w:pPr>
+      <w:r>
+        <w:rPr>
+          <w:b/>
+          <w:bCs/>
+        </w:rPr>
+        <w:t xml:space="preserve">Standardized evaluation metrics</w:t>
+      </w:r>
+      <w:r>
+        <w:t xml:space="preserve">: score the model’s output against published protocols (Section 4.2.2).</w:t>
+      </w:r>
+    </w:p>
+    <w:p>
+      <w:pPr>
+        <w:pStyle w:val="Compact"/>
+        <w:numPr>
+          <w:ilvl w:val="0"/>
+          <w:numId w:val="1004"/>
+        </w:numPr>
+      </w:pPr>
+      <w:r>
+        <w:rPr>
+          <w:b/>
+          <w:bCs/>
+        </w:rPr>
+        <w:t xml:space="preserve">Human-proxy consensus rubric</w:t>
+      </w:r>
+      <w:r>
+        <w:t xml:space="preserve"> </w:t>
+      </w:r>
+      <w:r>
+        <w:t xml:space="preserve">(researcher-made): the rating instrument through which a three-person expert panel fixes ground truth on real generative crops (Section 4.2.3).</w:t>
+      </w:r>
+    </w:p>
+    <w:p>
+      <w:pPr>
+        <w:pStyle w:val="Compact"/>
+        <w:numPr>
+          <w:ilvl w:val="0"/>
+          <w:numId w:val="1004"/>
+        </w:numPr>
+      </w:pPr>
+      <w:r>
+        <w:rPr>
+          <w:b/>
+          <w:bCs/>
+        </w:rPr>
+        <w:t xml:space="preserve">Web application</w:t>
+      </w:r>
+      <w:r>
+        <w:t xml:space="preserve">: exercises the trained model interactively, in real time (Section 4.2.4).</w:t>
+      </w:r>
+    </w:p>
+    <w:p>
+      <w:pPr>
+        <w:pStyle w:val="FirstParagraph"/>
+      </w:pPr>
+      <w:r>
+        <w:t xml:space="preserve">The first three supply and assess data; the fourth is the interactive artifact through which the system is demonstrated and stress-tested.</w:t>
       </w:r>
     </w:p>
     <w:p>
@@ -7026,7 +7104,7 @@
         <w:pStyle w:val="FirstParagraph"/>
       </w:pPr>
       <w:r>
-        <w:t xml:space="preserve">The primary instrument is a rendering-and-degradation pipeline built by the researchers. Its purpose is to generate a large, fully labeled corpus of text-crop images — a corpus with no in-the-wild equivalent at the scale metric learning requires. It follows the synthetic-corpus precedent of DeepFont (Wang et al., 2015) and the more recent DINOv2-based font pipeline of Chen et al. (2026). The pipeline has two stages. The rendering stage draws clean word crops from the selected Google Fonts palette. The degradation stage applies the operator</w:t>
+        <w:t xml:space="preserve">The primary instrument is a rendering-and-degradation pipeline built by the researchers. Its purpose is to generate a large, fully labeled corpus of text-crop images, a corpus with no in-the-wild equivalent at the scale metric learning requires. It follows the synthetic-corpus precedent of DeepFont (Wang et al., 2015) and the more recent DINOv2-based font pipeline of Chen et al. (2026). The pipeline has two stages. The rendering stage draws clean word crops from the selected Google Fonts palette. The degradation stage applies the operator</w:t>
       </w:r>
       <w:r>
         <w:t xml:space="preserve"> </w:t>
@@ -7040,7 +7118,7 @@
         <w:t xml:space="preserve"> </w:t>
       </w:r>
       <w:r>
-        <w:t xml:space="preserve">defined in Section 3.2.3 — elastic warp, Gaussian blur and noise, and kerning jitter — to turn each clean crop into a hallucinated look-alike.</w:t>
+        <w:t xml:space="preserve">defined in Section 3.2.3 (elastic warp, Gaussian blur and noise, and kerning jitter) to turn each clean crop into a hallucinated look-alike.</w:t>
       </w:r>
     </w:p>
     <w:p>
@@ -7077,7 +7155,7 @@
         <w:t xml:space="preserve"> </w:t>
       </w:r>
       <w:r>
-        <w:t xml:space="preserve">is procedural. Rendering and degradation are deterministic once the random seed is fixed, so any crop in the dataset can be regenerated bit-for-bit, and the degradation intensity of every image is logged alongside it. The pipeline is researcher-made rather than a standardized dataset — but its determinism means any third party who runs the same code with the same seed obtains the same data.</w:t>
+        <w:t xml:space="preserve">is procedural. Rendering and degradation are deterministic once the random seed is fixed, so any crop in the dataset can be regenerated bit-for-bit, and the degradation intensity of every image is logged alongside it. The pipeline is researcher-made rather than a standardized dataset, but its determinism means any third party who runs the same code with the same seed obtains the same data.</w:t>
       </w:r>
     </w:p>
     <w:p>
@@ -7122,7 +7200,7 @@
         <w:t xml:space="preserve">structural similarity</w:t>
       </w:r>
       <w:r>
-        <w:t xml:space="preserve">: the classical SSIM of Wang et al. (2004), plus its modern successors DeepSSIM (Zhang et al., 2024) and SAMScore (Li, Chen, et al., 2025), which stay reliable when the two images are warped out of alignment — exactly the condition hallucinated text creates. The third quantifies confidence:</w:t>
+        <w:t xml:space="preserve">: the classical SSIM of Wang et al. (2004), plus its modern successors DeepSSIM (Zhang et al., 2024) and SAMScore (Li, Chen, et al., 2025), which stay reliable when the two images are warped out of alignment. That is exactly the condition hallucinated text creates. The third quantifies confidence:</w:t>
       </w:r>
       <w:r>
         <w:t xml:space="preserve"> </w:t>
@@ -7138,7 +7216,7 @@
         <w:t xml:space="preserve"> </w:t>
       </w:r>
       <w:r>
-        <w:t xml:space="preserve">(Shi et al., 2024; Ding et al., 2025) turns the shortlist into a prediction set with a formal statistical guarantee of containing the true font. The fourth weighs how bad each error is: the</w:t>
+        <w:t xml:space="preserve">(Shi et al., 2024; Ding et al., 2025) turns the shortlist into a prediction set with a formal statistical guarantee of containing the true font. The fourth weighs how bad each error is. The</w:t>
       </w:r>
       <w:r>
         <w:t xml:space="preserve"> </w:t>
@@ -7154,7 +7232,7 @@
         <w:t xml:space="preserve"> </w:t>
       </w:r>
       <w:r>
-        <w:t xml:space="preserve">of Chen et al. (2026), which measures how far, in style terms, a wrong answer lands from the right one — distinguishing a near-miss within the same typographic family from a cross-family blunder. Because all four instruments come from peer-reviewed sources, their validity and reliability are inherited from the literature rather than re-established here.</w:t>
+        <w:t xml:space="preserve">of Chen et al. (2026) measures how far, in style terms, a wrong answer lands from the right one, so that a near-miss within the same typographic family is distinguished from a cross-family blunder. Because all four instruments come from peer-reviewed sources, their validity and reliability are inherited from the literature rather than re-established here.</w:t>
       </w:r>
     </w:p>
     <w:p>
@@ -7188,7 +7266,7 @@
         <w:t xml:space="preserve"> </w:t>
       </w:r>
       <w:r>
-        <w:t xml:space="preserve">The rating exercise runs asynchronously as a web-based form rather than in a supervised session (the remote environment justified in Section 4.1). Each crop is shown individually, beside a reference sheet of the entire palette rendered as labeled specimens. Raters therefore match each crop against a fixed, visible option set instead of recalling fonts from memory. Each rater works at their own pace, blind to the other raters and blind to the model’s predictions, which guards against anchoring. The form’s two screens — an instructions page and the per-crop rating item — are reproduced in the appendices. The layout is deliberately platform-neutral, so any standard web-form service can deliver it without altering the instrument.</w:t>
+        <w:t xml:space="preserve">The rating exercise runs asynchronously as a web-based form rather than in a supervised session (the remote environment justified in Section 4.1). Each crop is shown individually, beside a reference sheet of the entire palette rendered as labeled specimens. Raters therefore match each crop against a fixed, visible option set instead of recalling fonts from memory. Each rater works at their own pace, blind to the other raters and blind to the model’s predictions, which guards against anchoring. The form’s two screens (an instructions page and the per-crop rating item) are reproduced in the appendices. The layout is deliberately platform-neutral, so any standard web-form service can deliver it without altering the instrument.</w:t>
       </w:r>
     </w:p>
     <w:p>
@@ -7230,7 +7308,7 @@
         <w:t xml:space="preserve"> </w:t>
       </w:r>
       <w:r>
-        <w:t xml:space="preserve">option is available, and the same blind protocol and two-of-three consensus rule apply. This second question serves a specific purpose. It turns the single-typeface assumption of Section 4.4.2 from a premise into a measured quantity — the actual prevalence of font-incoherent text in real generative output — and its consensus answers double as the ground truth against which the pipeline’s homogeneity check is validated (Section 4.10.2).</w:t>
+        <w:t xml:space="preserve">option is available, and the same blind protocol and two-of-three consensus rule apply. This second question serves a specific purpose. It turns the single-typeface assumption of Section 4.4.2 from a premise into a measured quantity, the actual prevalence of font-incoherent text in real generative output, and its consensus answers double as the ground truth against which the pipeline’s homogeneity check is validated (Section 4.10.2).</w:t>
       </w:r>
     </w:p>
     <w:p>
@@ -8018,7 +8096,7 @@
         <w:t xml:space="preserve"> </w:t>
       </w:r>
       <w:r>
-        <w:t xml:space="preserve">factor used to analyze errors. The dependent variable is the font class label — one of the 50 to 100 palette fonts, plus the open-set</w:t>
+        <w:t xml:space="preserve">factor used to analyze errors. The dependent variable is the font class label: one of the 50 to 100 palette fonts, plus the open-set</w:t>
       </w:r>
       <w:r>
         <w:t xml:space="preserve"> </w:t>
@@ -8115,7 +8193,7 @@
         <w:t xml:space="preserve"> </w:t>
       </w:r>
       <w:r>
-        <w:t xml:space="preserve">— elastic warp, kerning jitter, and cross-character smear — that their closed-set pipeline lacks. The corpus therefore covers the probabilistic glyph deformation that defines the target regime, which clean renders under noise never reach.</w:t>
+        <w:t xml:space="preserve">(elastic warp, kerning jitter, and cross-character smear) that their closed-set pipeline lacks. The corpus therefore covers the probabilistic glyph deformation that defines the target regime, which clean renders under noise never reach.</w:t>
       </w:r>
     </w:p>
     <w:p>
@@ -8146,7 +8224,7 @@
         <w:t xml:space="preserve">collected rather than rendered</w:t>
       </w:r>
       <w:r>
-        <w:t xml:space="preserve">. Its purpose is to test the trained model on genuine in-the-wild deformation, not on the study’s own synthetic operator. It consists of [N = 100] text crops isolated from real images produced by current text-to-image generators such as DALL·E, Midjourney, and Stable Diffusion — the tools whose typographic hallucination motivates the study. Each source image passes through the same off-the-shelf localizer used at deployment (Section 4.1), and every text box the localizer emits becomes one evaluation crop. The unit of analysis is therefore identical to the synthetic corpus. These crops carry no embedded font metadata, so their ground-truth labels are fixed by the human-proxy panel (Section 4.2.3). The set is held out from training entirely (Section 4.3.2).</w:t>
+        <w:t xml:space="preserve">. Its purpose is to test the trained model on genuine in-the-wild deformation, not on the study’s own synthetic operator. It consists of [N = 100] text crops isolated from real images produced by current text-to-image generators such as DALL·E, Midjourney, and Stable Diffusion, the tools whose typographic hallucination motivates the study. Each source image passes through the same off-the-shelf localizer used at deployment (Section 4.1), and every text box the localizer emits becomes one evaluation crop. The unit of analysis is therefore identical to the synthetic corpus. These crops carry no embedded font metadata, so their ground-truth labels are fixed by the human-proxy panel (Section 4.2.3). The set is held out from training entirely (Section 4.3.2).</w:t>
       </w:r>
     </w:p>
     <w:p>
@@ -8189,13 +8267,13 @@
           <w:b/>
           <w:bCs/>
         </w:rPr>
-        <w:t xml:space="preserve">Why one hundred.</w:t>
-      </w:r>
-      <w:r>
-        <w:t xml:space="preserve"> </w:t>
-      </w:r>
-      <w:r>
-        <w:t xml:space="preserve">The set is deliberately small, because every crop must be labeled independently by all three expert raters — roughly 300 judgments in total. Its size is bounded by expert effort, not by data availability. One hundred is adequate for the set’s actual role, which is benchmark and accuracy floor rather than training data. At</w:t>
+        <w:t xml:space="preserve">Why the set is limited to one hundred crops.</w:t>
+      </w:r>
+      <w:r>
+        <w:t xml:space="preserve"> </w:t>
+      </w:r>
+      <w:r>
+        <w:t xml:space="preserve">The choice of one hundred balances statistical adequacy against expert labeling effort. The set is deliberately small, because every crop must be labeled independently by all three expert raters (roughly 300 judgments in total). Its size is bounded by expert effort, not by data availability. One hundred is adequate for the set’s actual role, which is benchmark and accuracy floor rather than training data. At</w:t>
       </w:r>
       <w:r>
         <w:t xml:space="preserve"> </w:t>
@@ -8235,7 +8313,7 @@
         <w:t xml:space="preserve"> </w:t>
       </w:r>
       <w:r>
-        <w:t xml:space="preserve">percentage points. The comparison this set supports — the open-set model against closed-set baselines that collapse on deformed input (Section 4.10) — targets gaps far larger than that margin. Finer-grained effects are left to the much larger synthetic test partition. The count is a planned target and may be revised upward if rater capacity allows.</w:t>
+        <w:t xml:space="preserve">percentage points. The comparison this set supports, the open-set model against closed-set baselines that collapse on deformed input (Section 4.10), targets gaps far larger than that margin. Finer-grained effects are left to the much larger synthetic test partition. The count is a planned target and may be revised upward if rater capacity allows.</w:t>
       </w:r>
     </w:p>
     <w:p>
@@ -8251,7 +8329,7 @@
         <w:pStyle w:val="FirstParagraph"/>
       </w:pPr>
       <w:r>
-        <w:t xml:space="preserve">Before training, each crop passes through a preprocessing chain: square-pad, resize to 224 × 224, and ImageNet normalization. This chain is embedded in the model’s forward pass rather than applied as a separate offline step. Folding preprocessing into the forward method, following Chen et al. (2026), guarantees that exactly the same transforms run at training time and at inference time. That eliminates train-serve skew — the class of bug in which a model is trained on inputs prepared one way and served inputs prepared another — when the model is later called from the web application. Degradation via the operator</w:t>
+        <w:t xml:space="preserve">Before training, each crop passes through a preprocessing chain: square-pad, resize to 224 × 224, and ImageNet normalization. This chain is embedded in the model’s forward pass instead of being applied as a separate offline step. Folding preprocessing into the forward method, following Chen et al. (2026), guarantees that exactly the same transforms run at training time and at inference time. That eliminates train-serve skew (the class of bug in which a model is trained on inputs prepared one way and served inputs prepared another) when the model is later called from the web application. Degradation via the operator</w:t>
       </w:r>
       <w:r>
         <w:t xml:space="preserve"> </w:t>
@@ -8283,7 +8361,7 @@
         <w:t xml:space="preserve"> </w:t>
       </w:r>
       <w:r>
-        <w:t xml:space="preserve">The default configuration keeps the DINOv2 backbone frozen and trains only a lightweight metric-embedding head (Section 2.5). The reason is the deployment condition: in-the-wild generative crops arrive without font labels, so the open-set inference path must not depend on a closed-set classifier. Parameter-efficient fine-tuning — LoRA with rank</w:t>
+        <w:t xml:space="preserve">The default configuration keeps the DINOv2 backbone frozen and trains only a lightweight metric-embedding head (Section 2.5). The reason is the deployment condition: in-the-wild generative crops arrive without font labels, so the open-set inference path must not depend on a closed-set classifier. Parameter-efficient fine-tuning (LoRA with rank</w:t>
       </w:r>
       <w:r>
         <w:t xml:space="preserve"> </w:t>
@@ -8323,7 +8401,7 @@
         </m:r>
       </m:oMath>
       <w:r>
-        <w:t xml:space="preserve">, about 0.2% of parameters, as used by Chen et al. (2026) — is reserved for the supervised teacher model. The teacher supplies reference distributions to the label-free distillation step and nothing more. Keeping it off the inference path matters, because the teacher is a closed-set model, and placing it in the serving pipeline would reintroduce exactly the closed-set assumptions the design exists to avoid.</w:t>
+        <w:t xml:space="preserve">, about 0.2% of parameters, as used by Chen et al., 2026) is reserved for the supervised teacher model. The teacher supplies reference distributions to the label-free distillation step and nothing more. Keeping it off the inference path matters, because the teacher is a closed-set model, and placing it in the serving pipeline would reintroduce exactly the closed-set assumptions the design exists to avoid.</w:t>
       </w:r>
     </w:p>
     <w:p>
@@ -8373,7 +8451,7 @@
         </m:r>
       </m:oMath>
       <w:r>
-        <w:t xml:space="preserve">) is used on the combined train-plus-validation data to stabilize the reported metrics. The 15% test partition stays untouched until final evaluation. Separate from this synthetic split is the real-generative test set of [N = 100] in-the-wild crops (sourced, sampled, and sized in Section 4.3.1; labeled by the human-proxy panel, Section 4.2.3). It never enters training in any form. It serves as the out-of-distribution benchmark — the final judge of whether a model trained on synthetic deformation generalizes to the real thing.</w:t>
+        <w:t xml:space="preserve">) is used on the combined train-plus-validation data to stabilize the reported metrics. The 15% test partition stays untouched until final evaluation. Separate from this synthetic split is the real-generative test set of [N = 100] in-the-wild crops (sourced, sampled, and sized in Section 4.3.1; labeled by the human-proxy panel, Section 4.2.3). It never enters training in any form. It serves as the out-of-distribution benchmark: the final judge of whether a model trained on synthetic deformation generalizes to the real thing.</w:t>
       </w:r>
     </w:p>
     <w:p>
@@ -8397,7 +8475,7 @@
         <w:pStyle w:val="FirstParagraph"/>
       </w:pPr>
       <w:r>
-        <w:t xml:space="preserve">The system is a font-identification service for hallucinated type. Given a fragment of text lifted from a generative-AI image, it returns a ranked shortlist of the closest open-source Google Fonts — or an explicit</w:t>
+        <w:t xml:space="preserve">The system is a font-identification service for hallucinated type. Given a fragment of text lifted from a generative-AI image, it returns a ranked shortlist of the closest open-source Google Fonts, or an explicit</w:t>
       </w:r>
       <w:r>
         <w:t xml:space="preserve"> </w:t>
@@ -8476,7 +8554,7 @@
         <w:t xml:space="preserve"> </w:t>
       </w:r>
       <w:r>
-        <w:t xml:space="preserve">of Section 3.2.3, which produces hallucinated look-alikes. The resulting corpus — the clean renders together with their degraded variants — trains two models. The first is a teacher: DINOv2 with the LoRA adaptation of Section 4.3.2, fitted to the font labels. The second is the student metric head</w:t>
+        <w:t xml:space="preserve">of Section 3.2.3, which produces hallucinated look-alikes. The resulting corpus, the clean renders together with their degraded variants, trains two models. The first is a teacher: DINOv2 with the LoRA adaptation of Section 4.3.2, fitted to the font labels. The second is the student metric head</w:t>
       </w:r>
       <w:r>
         <w:t xml:space="preserve"> </w:t>
@@ -8496,7 +8574,7 @@
         </m:sSub>
       </m:oMath>
       <w:r>
-        <w:t xml:space="preserve">, which learns from two signals at once — the font labels, through the triplet objective of Chapter 3, and the teacher’s judgments, through distillation. The band closes on the trained model, meaning the learned weights</w:t>
+        <w:t xml:space="preserve">, which learns from two signals at once: the font labels, through the triplet objective of Chapter 3, and the teacher’s judgments, through distillation. The band closes on the trained model, meaning the learned weights</w:t>
       </w:r>
       <w:r>
         <w:t xml:space="preserve"> </w:t>
@@ -8551,7 +8629,103 @@
         <w:t xml:space="preserve">at use</w:t>
       </w:r>
       <w:r>
-        <w:t xml:space="preserve">, is what runs for every uploaded image. The input is a raster image produced by a text-to-image generator such as DALL·E, Midjourney, or Stable Diffusion, containing rendered text whose glyphs are warped and whose spacing is uneven. An off-the-shelf text detector locates each piece of text and cuts it out. The detector is a standard component, not a contribution of this work, and the unit of analysis is the isolated crop, as stated in Section 4.1. How many text regions an image contains is a question the localizer answers; from that point on, every crop is handled independently. Each crop is resized to 224 by 224 pixels, converted to grayscale, and rescaled in brightness. It is then encoded by the frozen DINOv2 Vision Transformer and projected by the metric head into a font-style fingerprint. The final stage is a match test: the fingerprint is compared against the palette, and the outcome depends on whether the closest font falls within the threshold</w:t>
+        <w:t xml:space="preserve">, is what runs for every uploaded image. The input is a raster image produced by a text-to-image generator such as DALL·E, Midjourney, or Stable Diffusion, containing rendered text whose glyphs are warped and whose spacing is uneven. An off-the-shelf text detector locates each piece of text and cuts it out. The detector is a standard component, not a contribution of this work, and the unit of analysis is the isolated crop, as stated in Section 4.1. How many text regions an image contains is a question the localizer answers; from that point on, every crop is handled independently. Each crop then passes through a fixed preparation sequence before the model reads it:</w:t>
+      </w:r>
+    </w:p>
+    <w:p>
+      <w:pPr>
+        <w:pStyle w:val="Compact"/>
+        <w:numPr>
+          <w:ilvl w:val="0"/>
+          <w:numId w:val="1005"/>
+        </w:numPr>
+      </w:pPr>
+      <w:r>
+        <w:rPr>
+          <w:b/>
+          <w:bCs/>
+        </w:rPr>
+        <w:t xml:space="preserve">Square-pad.</w:t>
+      </w:r>
+      <w:r>
+        <w:t xml:space="preserve"> </w:t>
+      </w:r>
+      <w:r>
+        <w:t xml:space="preserve">The rectangular crop is padded to a square, so the next step cannot stretch or squash the glyphs.</w:t>
+      </w:r>
+    </w:p>
+    <w:p>
+      <w:pPr>
+        <w:pStyle w:val="Compact"/>
+        <w:numPr>
+          <w:ilvl w:val="0"/>
+          <w:numId w:val="1005"/>
+        </w:numPr>
+      </w:pPr>
+      <w:r>
+        <w:rPr>
+          <w:b/>
+          <w:bCs/>
+        </w:rPr>
+        <w:t xml:space="preserve">Resize to 224 × 224 pixels.</w:t>
+      </w:r>
+      <w:r>
+        <w:t xml:space="preserve"> </w:t>
+      </w:r>
+      <w:r>
+        <w:t xml:space="preserve">This is the fixed input size the encoder expects.</w:t>
+      </w:r>
+    </w:p>
+    <w:p>
+      <w:pPr>
+        <w:pStyle w:val="Compact"/>
+        <w:numPr>
+          <w:ilvl w:val="0"/>
+          <w:numId w:val="1005"/>
+        </w:numPr>
+      </w:pPr>
+      <w:r>
+        <w:rPr>
+          <w:b/>
+          <w:bCs/>
+        </w:rPr>
+        <w:t xml:space="preserve">Convert to grayscale.</w:t>
+      </w:r>
+      <w:r>
+        <w:t xml:space="preserve"> </w:t>
+      </w:r>
+      <w:r>
+        <w:t xml:space="preserve">The crop is reduced to luminance, so letterform structure rather than color drives recognition; the single channel is replicated across three channels to match the encoder’s input format.</w:t>
+      </w:r>
+    </w:p>
+    <w:p>
+      <w:pPr>
+        <w:pStyle w:val="Compact"/>
+        <w:numPr>
+          <w:ilvl w:val="0"/>
+          <w:numId w:val="1005"/>
+        </w:numPr>
+      </w:pPr>
+      <w:r>
+        <w:rPr>
+          <w:b/>
+          <w:bCs/>
+        </w:rPr>
+        <w:t xml:space="preserve">Normalize brightness.</w:t>
+      </w:r>
+      <w:r>
+        <w:t xml:space="preserve"> </w:t>
+      </w:r>
+      <w:r>
+        <w:t xml:space="preserve">Pixel values are rescaled to the ImageNet statistics the encoder was pretrained on.</w:t>
+      </w:r>
+    </w:p>
+    <w:p>
+      <w:pPr>
+        <w:pStyle w:val="FirstParagraph"/>
+      </w:pPr>
+      <w:r>
+        <w:t xml:space="preserve">This sequence runs inside the model’s forward pass, for the train-serve reasons given in Section 4.3.2. The prepared crop is then encoded by the frozen DINOv2 Vision Transformer and projected by the metric head into a font-style fingerprint. The final stage is a match test: the fingerprint is compared against the palette, and the outcome depends on whether the closest font falls within the threshold</w:t>
       </w:r>
       <w:r>
         <w:t xml:space="preserve"> </w:t>
@@ -8570,7 +8744,7 @@
         <w:pStyle w:val="BodyText"/>
       </w:pPr>
       <w:r>
-        <w:t xml:space="preserve">Three properties of the match test deserve to be stated plainly. First, the threshold is not chosen by hand. It is fixed during offline calibration, at the operating point of Section 4.10.2: the cutoff at which 95% of validation crops whose font truly is in the palette are accepted. Second, the test considers only the best match. A crop whose closest font clears</w:t>
+        <w:t xml:space="preserve">Three properties of the match test are worth stating plainly. First, the threshold is not chosen by hand. It is fixed during offline calibration, at the operating point of Section 4.10.2: the cutoff at which 95% of validation crops whose font truly is in the palette are accepted. Second, the test considers only the best match. A crop whose closest font clears</w:t>
       </w:r>
       <w:r>
         <w:t xml:space="preserve"> </w:t>
@@ -8584,7 +8758,7 @@
         <w:t xml:space="preserve"> </w:t>
       </w:r>
       <w:r>
-        <w:t xml:space="preserve">is accepted, and its Top-K shortlist then lists the nearest palette fonts in order — regardless of whether the lower ranks clear</w:t>
+        <w:t xml:space="preserve">is accepted, and its Top-K shortlist then lists the nearest palette fonts in order, regardless of whether the lower ranks clear</w:t>
       </w:r>
       <w:r>
         <w:t xml:space="preserve"> </w:t>
@@ -8598,7 +8772,7 @@
         <w:t xml:space="preserve"> </w:t>
       </w:r>
       <w:r>
-        <w:t xml:space="preserve">individually, because those ranks serve as next-closest alternatives, not as independent match claims. Third, rejection is total rather than partial. A crop whose closest font falls short of</w:t>
+        <w:t xml:space="preserve">individually, because those ranks serve as next-closest alternatives, not as independent match claims. Third, rejection is total. A crop whose closest font falls short of</w:t>
       </w:r>
       <w:r>
         <w:t xml:space="preserve"> </w:t>
@@ -8642,7 +8816,7 @@
         <w:t xml:space="preserve"> </w:t>
       </w:r>
       <w:r>
-        <w:t xml:space="preserve">The text regions of Figure 8 are delimited at word granularity: the localizer emits one bounding box per word. Behind this sits an assumption — that each word is set in a single typeface. The assumption holds for the overwhelming majority of designed text, where font changes fall</w:t>
+        <w:t xml:space="preserve">The text regions of Figure 8 are delimited at word granularity: the localizer emits one bounding box per word. Behind this sits an assumption, that each word is set in a single typeface. The assumption holds for the overwhelming majority of designed text, where font changes fall</w:t>
       </w:r>
       <w:r>
         <w:t xml:space="preserve"> </w:t>
@@ -8674,7 +8848,7 @@
         <w:t xml:space="preserve"> </w:t>
       </w:r>
       <w:r>
-        <w:t xml:space="preserve">style of a word is single; style that drifts within a word is the hallucination this thesis studies — degradation around one intent, not a deliberate second typeface. How often real output violates even this intent-level reading is measured rather than presumed, through the panel’s coherence judgment (Section 4.2.3). In the interface, adjacent words that receive the same verdict are merged back into a single region, so a five-word headline still reads as one result.</w:t>
+        <w:t xml:space="preserve">style of a word is single; style that drifts within a word is the hallucination this thesis studies, degradation around one intent rather than a deliberate second typeface. How often real output violates even this intent-level reading is measured rather than presumed, through the panel’s coherence judgment (Section 4.2.3). In the interface, adjacent words that receive the same verdict are merged back into a single region, so a five-word headline still reads as one result.</w:t>
       </w:r>
     </w:p>
     <w:p>
@@ -8682,7 +8856,7 @@
         <w:pStyle w:val="BodyText"/>
       </w:pPr>
       <w:r>
-        <w:t xml:space="preserve">The assumption is checked rather than trusted. The ViT encoder’s forward pass already produces one token per image patch. When a crop’s patch tokens disagree about style — the signature of two typefaces sharing one box, or of a localizer box that swallowed two words — the crop is flagged as inhomogeneous, at no additional inference cost. A flagged crop is split at the boundary between the two token groups, and each half is matched on its own. A half that remains incoherent after one split receives a third verdict:</w:t>
+        <w:t xml:space="preserve">The assumption is checked rather than trusted. The ViT encoder’s forward pass already produces one token per image patch. When a crop’s patch tokens disagree about style, the signature of two typefaces sharing one box or of a localizer box that swallowed two words, the crop is flagged as inhomogeneous at no additional inference cost. A flagged crop is split at the boundary between the two token groups, and each half is matched on its own. A half that remains incoherent after one split receives a third verdict:</w:t>
       </w:r>
       <w:r>
         <w:t xml:space="preserve"> </w:t>
@@ -8710,7 +8884,7 @@
         <w:t xml:space="preserve"> </w:t>
       </w:r>
       <w:r>
-        <w:t xml:space="preserve">It reports that the crop violates the single-font premise and that no one font can honestly be assigned — instead of confidently naming the majority typeface and silently discarding the other. Attribution finer than one split, such as per-glyph styling inside an unsplittable word, is out of scope. It would require character segmentation on precisely the malformed glyphs that defeat segmenters, and a word deliberately set in two typefaces has no single reconstructable font for the template goal in any case.</w:t>
+        <w:t xml:space="preserve">It reports that the crop violates the single-font premise and that no one font can honestly be assigned, instead of confidently naming the majority typeface and silently discarding the other. Attribution finer than one split, such as per-glyph styling inside an unsplittable word, is out of scope. It would require character segmentation on precisely the malformed glyphs that defeat segmenters, and a word deliberately set in two typefaces has no single reconstructable font for the template goal in any case.</w:t>
       </w:r>
     </w:p>
     <w:p>
@@ -8728,7 +8902,7 @@
         <w:t xml:space="preserve"> </w:t>
       </w:r>
       <w:r>
-        <w:t xml:space="preserve">The check and the split both read the encoder’s patch grid. A 224 × 224 input reaches the ViT as a 16 × 16 grid of patches, one token each. Patches that carry no ink — padding margins, gaps between letters — are excluded by their attention weight. The remaining tokens are pooled by grid column, which yields a left-to-right style profile of the word. Homogeneity is then a question of how tightly those column vectors group. When a two-group clustering separates them more widely than a dispersion cutoff — calibrated, like</w:t>
+        <w:t xml:space="preserve">The check and the split both read the encoder’s patch grid. A 224 × 224 input reaches the ViT as a 16 × 16 grid of patches, one token each. Patches that carry no ink (padding margins, gaps between letters) are excluded by their attention weight. The remaining tokens are pooled by grid column, which yields a left-to-right style profile of the word. Homogeneity is then a question of how tightly those column vectors group. When a two-group clustering separates them more widely than a dispersion cutoff, the crop is flagged; the cutoff is calibrated, like</w:t>
       </w:r>
       <w:r>
         <w:t xml:space="preserve"> </w:t>
@@ -8739,7 +8913,7 @@
         </m:r>
       </m:oMath>
       <w:r>
-        <w:t xml:space="preserve">, at an operating point on labeled data (Section 4.10.2) — the crop is flagged. The split itself demands spatial contiguity. A real boundary exists only when the two groups occupy a contiguous left run and a contiguous right run of columns. In that case the boundary column is mapped back to a pixel coordinate in the original crop, undoing the padding offset, and the cut is made with a margin of roughly half a character, so that no glyph is bisected. If the two groups are interleaved instead, the disagreement is per-letter drift, not composed typography. No boundary exists, and the crop takes the mixed-typography verdict directly — which is what prevents the system from imposing structure on noise. Each half re-enters the pipeline as an ordinary crop. The split is attempted only once: a word still incoherent after one cut is not a composition of typefaces but deformation past recovery, and</w:t>
+        <w:t xml:space="preserve">, at an operating point on labeled data (Section 4.10.2). The split itself demands spatial contiguity. A real boundary exists only when the two groups occupy a contiguous left run and a contiguous right run of columns. In that case the boundary column is mapped back to a pixel coordinate in the original crop, undoing the padding offset, and the cut is made with a margin of roughly half a character, so that no glyph is bisected. If the two groups are interleaved instead, the disagreement is per-letter drift, not composed typography. No boundary exists, and the crop takes the mixed-typography verdict directly. That refusal is what prevents the system from imposing structure on noise. Each half re-enters the pipeline as an ordinary crop. The split is attempted only once: a word still incoherent after one cut is not a composition of typefaces but deformation past recovery, and</w:t>
       </w:r>
       <w:r>
         <w:t xml:space="preserve"> </w:t>
@@ -8759,7 +8933,7 @@
         <w:pStyle w:val="BodyText"/>
       </w:pPr>
       <w:r>
-        <w:t xml:space="preserve">The unknown verdict deserves a precise reading, because it carries a genuine ambiguity.</w:t>
+        <w:t xml:space="preserve">The unknown verdict needs a precise reading, because it carries a genuine ambiguity.</w:t>
       </w:r>
       <w:r>
         <w:t xml:space="preserve"> </w:t>
@@ -8771,7 +8945,7 @@
         <w:t xml:space="preserve"> </w:t>
       </w:r>
       <w:r>
-        <w:t xml:space="preserve">means the crop resembled no palette font closely enough to justify a name. Two different situations produce that outcome, and the system cannot tell them apart: the text may be set in a real typeface outside the 50-to-100-font palette, or it may be hallucinated past the point where any typeface is recoverable. Both surface identically. What the verdict does guarantee is the behavior that motivates the open-set design of Section 4.2.1 — no font is ever invented to fill the gap, which is precisely what a closed-set classifier is forced to do.</w:t>
+        <w:t xml:space="preserve">means the crop resembled no palette font closely enough to justify a name. Two different situations produce that outcome, and the system cannot tell them apart: the text may be set in a real typeface outside the 50-to-100-font palette, or it may be hallucinated past the point where any typeface is recoverable. Both surface identically. What the verdict does guarantee is the behavior that motivates the open-set design of Section 4.2.1: no font is ever invented to fill the gap, which is precisely what a closed-set classifier is forced to do.</w:t>
       </w:r>
     </w:p>
     <w:p>
@@ -8873,7 +9047,7 @@
         <w:pStyle w:val="BodyText"/>
       </w:pPr>
       <w:r>
-        <w:t xml:space="preserve">The figure is read through the line convention stated in its legend. Solid arrows mark the per-image path: every step that executes when a designer submits an image. Dashed arrows mark researcher-side work outside that path, which covers both the preparation band above and the measurement band below. The two kinds of flow meet at exactly one point — where the trained model is loaded into the running system at startup. That hand-off is drawn dashed because it happens before the per-image path, not during it. The localization step stays solid because it does run live on every request, even though it is off-the-shelf and replaceable; keeping it solid keeps the thesis focused on the recognition that follows it. Two absences from the figure are deliberate. The web application does not appear, because it is a delivery surface rather than a conceptual stage; it is specified in the system architecture of Section 4.5.2 instead. The measurement band is drawn outside the per-image path for the same reason the re-render check is not a runtime step: the structural comparison of Section 4.2.2 is a validation instrument, applied by the researchers to held-out data. It neither re-ranks the shortlist nor reaches the designer. This separation is what lets the same model serve live requests while remaining fully reproducible from the researcher-controlled data pipeline.</w:t>
+        <w:t xml:space="preserve">The figure is read through the line convention stated in its legend. Solid arrows mark the per-image path: every step that executes when a designer submits an image. Dashed arrows mark researcher-side work outside that path, which covers both the preparation band above and the measurement band below. The two kinds of flow meet at exactly one point, where the trained model is loaded into the running system at startup. That hand-off is drawn dashed because it happens before the per-image path, not during it. The localization step stays solid because it does run live on every request, even though it is off-the-shelf and replaceable; keeping it solid keeps the thesis focused on the recognition that follows it. Two absences from the figure are deliberate. The web application does not appear, because it is a delivery surface rather than a conceptual stage; it is specified in the system architecture of Section 4.5.2 instead. The measurement band is drawn outside the per-image path for the same reason the re-render check is not a runtime step: the structural comparison of Section 4.2.2 is a validation instrument, applied by the researchers to held-out data. It neither re-ranks the shortlist nor reaches the designer. This separation is what lets the same model serve live requests while remaining fully reproducible from the researcher-controlled data pipeline.</w:t>
       </w:r>
     </w:p>
     <w:p>
@@ -8903,7 +9077,7 @@
           <w:i/>
           <w:iCs/>
         </w:rPr>
-        <w:t xml:space="preserve">Before deployment — executed once by the researchers:</w:t>
+        <w:t xml:space="preserve">Before deployment, executed once by the researchers:</w:t>
       </w:r>
     </w:p>
     <w:p>
@@ -8911,7 +9085,7 @@
         <w:pStyle w:val="Compact"/>
         <w:numPr>
           <w:ilvl w:val="0"/>
-          <w:numId w:val="1004"/>
+          <w:numId w:val="1006"/>
         </w:numPr>
       </w:pPr>
       <w:r>
@@ -8925,7 +9099,7 @@
         <w:t xml:space="preserve"> </w:t>
       </w:r>
       <w:r>
-        <w:t xml:space="preserve">The top 50–100 Google Fonts are curated across the four structural family classes, under the bounding rationale of Section 4.1. Output: a fixed set of font files, each a named class.</w:t>
+        <w:t xml:space="preserve">The top 50 to 100 Google Fonts are curated across the four structural family classes, under the bounding rationale of Section 4.1. Output: a fixed set of font files, each a named class.</w:t>
       </w:r>
     </w:p>
     <w:p>
@@ -8933,7 +9107,7 @@
         <w:pStyle w:val="Compact"/>
         <w:numPr>
           <w:ilvl w:val="0"/>
-          <w:numId w:val="1004"/>
+          <w:numId w:val="1006"/>
         </w:numPr>
       </w:pPr>
       <w:r>
@@ -8955,7 +9129,7 @@
         <w:pStyle w:val="Compact"/>
         <w:numPr>
           <w:ilvl w:val="0"/>
-          <w:numId w:val="1004"/>
+          <w:numId w:val="1006"/>
         </w:numPr>
       </w:pPr>
       <w:r>
@@ -8991,7 +9165,7 @@
         <w:pStyle w:val="Compact"/>
         <w:numPr>
           <w:ilvl w:val="0"/>
-          <w:numId w:val="1004"/>
+          <w:numId w:val="1006"/>
         </w:numPr>
       </w:pPr>
       <w:r>
@@ -9013,7 +9187,7 @@
         <w:pStyle w:val="Compact"/>
         <w:numPr>
           <w:ilvl w:val="0"/>
-          <w:numId w:val="1004"/>
+          <w:numId w:val="1006"/>
         </w:numPr>
       </w:pPr>
       <w:r>
@@ -9035,7 +9209,7 @@
         <w:pStyle w:val="Compact"/>
         <w:numPr>
           <w:ilvl w:val="0"/>
-          <w:numId w:val="1004"/>
+          <w:numId w:val="1006"/>
         </w:numPr>
       </w:pPr>
       <w:r>
@@ -9072,7 +9246,7 @@
         <w:t xml:space="preserve"> </w:t>
       </w:r>
       <w:r>
-        <w:t xml:space="preserve">trains on the same slice under two simultaneous signals — the triplet objective on the labels (Chapter 3), and distillation toward the teacher’s similarity judgments, which consults no labels. Output: an embedding function that maps any crop to a font-style fingerprint.</w:t>
+        <w:t xml:space="preserve">trains on the same slice under two simultaneous signals: the triplet objective on the labels (Chapter 3), and distillation toward the teacher’s similarity judgments, which consults no labels. Output: an embedding function that maps any crop to a font-style fingerprint.</w:t>
       </w:r>
     </w:p>
     <w:p>
@@ -9080,7 +9254,7 @@
         <w:pStyle w:val="Compact"/>
         <w:numPr>
           <w:ilvl w:val="0"/>
-          <w:numId w:val="1004"/>
+          <w:numId w:val="1006"/>
         </w:numPr>
       </w:pPr>
       <w:r>
@@ -9102,7 +9276,7 @@
         <w:pStyle w:val="Compact"/>
         <w:numPr>
           <w:ilvl w:val="0"/>
-          <w:numId w:val="1004"/>
+          <w:numId w:val="1006"/>
         </w:numPr>
       </w:pPr>
       <w:r>
@@ -9130,7 +9304,7 @@
         <w:t xml:space="preserve"> </w:t>
       </w:r>
       <w:r>
-        <w:t xml:space="preserve">is fixed at the cutoff that accepts 95% of the crops whose font truly is in the palette — the operating point of Section 4.10.2. Output: the trained model, meaning</w:t>
+        <w:t xml:space="preserve">is fixed at the cutoff that accepts 95% of the crops whose font truly is in the palette, the operating point of Section 4.10.2. Output: the trained model, meaning</w:t>
       </w:r>
       <w:r>
         <w:t xml:space="preserve"> </w:t>
@@ -9173,7 +9347,7 @@
           <w:i/>
           <w:iCs/>
         </w:rPr>
-        <w:t xml:space="preserve">At use — executed for every uploaded image:</w:t>
+        <w:t xml:space="preserve">At use, executed for every uploaded image:</w:t>
       </w:r>
     </w:p>
     <w:p>
@@ -9181,7 +9355,7 @@
         <w:pStyle w:val="Compact"/>
         <w:numPr>
           <w:ilvl w:val="0"/>
-          <w:numId w:val="1005"/>
+          <w:numId w:val="1007"/>
         </w:numPr>
       </w:pPr>
       <w:r>
@@ -9203,7 +9377,7 @@
         <w:pStyle w:val="Compact"/>
         <w:numPr>
           <w:ilvl w:val="0"/>
-          <w:numId w:val="1005"/>
+          <w:numId w:val="1007"/>
         </w:numPr>
       </w:pPr>
       <w:r>
@@ -9248,7 +9422,7 @@
         <w:pStyle w:val="Compact"/>
         <w:numPr>
           <w:ilvl w:val="0"/>
-          <w:numId w:val="1005"/>
+          <w:numId w:val="1007"/>
         </w:numPr>
       </w:pPr>
       <w:r>
@@ -9296,7 +9470,7 @@
           <w:i/>
           <w:iCs/>
         </w:rPr>
-        <w:t xml:space="preserve">How we measure it — executed offline on held-out data:</w:t>
+        <w:t xml:space="preserve">How we measure it, executed offline on held-out data:</w:t>
       </w:r>
     </w:p>
     <w:p>
@@ -9304,7 +9478,7 @@
         <w:pStyle w:val="Compact"/>
         <w:numPr>
           <w:ilvl w:val="0"/>
-          <w:numId w:val="1006"/>
+          <w:numId w:val="1008"/>
         </w:numPr>
       </w:pPr>
       <w:r>
@@ -9326,7 +9500,7 @@
         <w:pStyle w:val="Compact"/>
         <w:numPr>
           <w:ilvl w:val="0"/>
-          <w:numId w:val="1006"/>
+          <w:numId w:val="1008"/>
         </w:numPr>
       </w:pPr>
       <w:r>
@@ -9348,7 +9522,7 @@
         <w:pStyle w:val="Compact"/>
         <w:numPr>
           <w:ilvl w:val="0"/>
-          <w:numId w:val="1006"/>
+          <w:numId w:val="1008"/>
         </w:numPr>
       </w:pPr>
       <w:r>
@@ -9397,7 +9571,7 @@
         <w:pStyle w:val="FirstParagraph"/>
       </w:pPr>
       <w:r>
-        <w:t xml:space="preserve">The design suits its problem for three reasons. First, it is open-set. A closed-set classifier must name some font for every input; this system can refuse, which matters because many generative crops correspond to no real typeface at all. Second, it is trained on the hallucination distribution itself rather than on pristine glyphs, so it does not collapse on the warped, re-kerned input that defeats commercial identifiers and clean-glyph baselines. Third, it targets a localized open-source palette, so every match it returns is immediately reusable at no cost. Recognition ends in a template the designer can rebuild from — not in a paywalled lookup.</w:t>
+        <w:t xml:space="preserve">The design suits its problem for three reasons. First, it is open-set. A closed-set classifier must name some font for every input; this system can refuse, which matters because many generative crops correspond to no real typeface at all. Second, it is trained on the hallucination distribution itself rather than on pristine glyphs, so it does not collapse on the warped, re-kerned input that defeats commercial identifiers and clean-glyph baselines. Third, it targets a localized open-source palette, so every match it returns is immediately reusable at no cost. Recognition ends in a template the designer can rebuild from, not in a paywalled lookup.</w:t>
       </w:r>
     </w:p>
     <w:p>
@@ -9413,7 +9587,7 @@
         <w:pStyle w:val="FirstParagraph"/>
       </w:pPr>
       <w:r>
-        <w:t xml:space="preserve">From the user’s side, the interaction is simple. A designer opens the web application, uploads a generative-AI image containing text, and waits a moment while the system localizes the text, crops it, and runs each crop through the inference engine. For every detected region, the application displays a short ranked list of candidate Google Fonts, each shown as a rendered preview — or an</w:t>
+        <w:t xml:space="preserve">From the user’s side, the interaction is simple. A designer opens the web application, uploads a generative-AI image containing text, and waits a moment while the system localizes the text, crops it, and runs each crop through the inference engine. For every detected region, the application displays a short ranked list of candidate Google Fonts, each shown as a rendered preview, or an</w:t>
       </w:r>
       <w:r>
         <w:t xml:space="preserve"> </w:t>
@@ -9475,7 +9649,7 @@
         <w:pStyle w:val="Compact"/>
         <w:numPr>
           <w:ilvl w:val="0"/>
-          <w:numId w:val="1007"/>
+          <w:numId w:val="1009"/>
         </w:numPr>
       </w:pPr>
       <w:r>
@@ -9487,7 +9661,7 @@
         <w:pStyle w:val="Compact"/>
         <w:numPr>
           <w:ilvl w:val="0"/>
-          <w:numId w:val="1007"/>
+          <w:numId w:val="1009"/>
         </w:numPr>
       </w:pPr>
       <w:r>
@@ -9499,7 +9673,7 @@
         <w:pStyle w:val="Compact"/>
         <w:numPr>
           <w:ilvl w:val="0"/>
-          <w:numId w:val="1007"/>
+          <w:numId w:val="1009"/>
         </w:numPr>
       </w:pPr>
       <w:r>
@@ -9511,7 +9685,7 @@
         <w:pStyle w:val="Compact"/>
         <w:numPr>
           <w:ilvl w:val="0"/>
-          <w:numId w:val="1007"/>
+          <w:numId w:val="1009"/>
         </w:numPr>
       </w:pPr>
       <w:r>
@@ -9535,7 +9709,7 @@
         <w:pStyle w:val="Compact"/>
         <w:numPr>
           <w:ilvl w:val="0"/>
-          <w:numId w:val="1007"/>
+          <w:numId w:val="1009"/>
         </w:numPr>
       </w:pPr>
       <w:r>
@@ -9559,7 +9733,7 @@
         <w:pStyle w:val="Compact"/>
         <w:numPr>
           <w:ilvl w:val="0"/>
-          <w:numId w:val="1007"/>
+          <w:numId w:val="1009"/>
         </w:numPr>
       </w:pPr>
       <w:r>
@@ -9571,7 +9745,7 @@
         <w:pStyle w:val="Compact"/>
         <w:numPr>
           <w:ilvl w:val="0"/>
-          <w:numId w:val="1007"/>
+          <w:numId w:val="1009"/>
         </w:numPr>
       </w:pPr>
       <w:r>
@@ -9592,7 +9766,7 @@
         <w:pStyle w:val="Compact"/>
         <w:numPr>
           <w:ilvl w:val="0"/>
-          <w:numId w:val="1007"/>
+          <w:numId w:val="1009"/>
         </w:numPr>
       </w:pPr>
       <w:r>
@@ -9622,7 +9796,7 @@
         <w:pStyle w:val="Compact"/>
         <w:numPr>
           <w:ilvl w:val="0"/>
-          <w:numId w:val="1008"/>
+          <w:numId w:val="1010"/>
         </w:numPr>
       </w:pPr>
       <w:r>
@@ -9634,7 +9808,7 @@
         <w:pStyle w:val="Compact"/>
         <w:numPr>
           <w:ilvl w:val="0"/>
-          <w:numId w:val="1008"/>
+          <w:numId w:val="1010"/>
         </w:numPr>
       </w:pPr>
       <w:r>
@@ -9646,7 +9820,7 @@
         <w:pStyle w:val="Compact"/>
         <w:numPr>
           <w:ilvl w:val="0"/>
-          <w:numId w:val="1008"/>
+          <w:numId w:val="1010"/>
         </w:numPr>
       </w:pPr>
       <w:r>
@@ -9658,7 +9832,7 @@
         <w:pStyle w:val="Compact"/>
         <w:numPr>
           <w:ilvl w:val="0"/>
-          <w:numId w:val="1008"/>
+          <w:numId w:val="1010"/>
         </w:numPr>
       </w:pPr>
       <w:r>
@@ -9670,7 +9844,7 @@
         <w:pStyle w:val="Compact"/>
         <w:numPr>
           <w:ilvl w:val="0"/>
-          <w:numId w:val="1008"/>
+          <w:numId w:val="1010"/>
         </w:numPr>
       </w:pPr>
       <w:r>
@@ -9682,7 +9856,7 @@
         <w:pStyle w:val="Compact"/>
         <w:numPr>
           <w:ilvl w:val="0"/>
-          <w:numId w:val="1008"/>
+          <w:numId w:val="1010"/>
         </w:numPr>
       </w:pPr>
       <w:r>
@@ -9694,7 +9868,7 @@
         <w:pStyle w:val="Compact"/>
         <w:numPr>
           <w:ilvl w:val="0"/>
-          <w:numId w:val="1008"/>
+          <w:numId w:val="1010"/>
         </w:numPr>
       </w:pPr>
       <w:r>
@@ -9864,7 +10038,7 @@
         <w:t xml:space="preserve">inference tier</w:t>
       </w:r>
       <w:r>
-        <w:t xml:space="preserve">, a PyTorch service that runs the pipeline of Section 4.4 — off-the-shelf text localization, preprocessing, the frozen DINOv2 encoder, the metric head</w:t>
+        <w:t xml:space="preserve">, a PyTorch service that runs the pipeline of Section 4.4: off-the-shelf text localization, preprocessing, the frozen DINOv2 encoder, the metric head</w:t>
       </w:r>
       <w:r>
         <w:t xml:space="preserve"> </w:t>
@@ -9976,7 +10150,7 @@
         <w:pStyle w:val="FirstParagraph"/>
       </w:pPr>
       <w:r>
-        <w:t xml:space="preserve">The iterative-incremental model fits this project better than a single-pass model such as Waterfall, for two reasons. First, the work is part research. The behavior of the metric embedding and the open-set threshold cannot be fully specified in advance; each increment’s evaluation — Top-K accuracy, or the rejection rate on held-out crops — feeds back into the design of the next. A model that froze the design before any results existed would not survive contact with the data. Second, the components have a natural build order. The recognizer cannot be trained without the synthetic dataset; the open-set decision cannot be tuned without a trained embedding; the web application only has something to serve once the recognizer works. Delivering these as increments keeps a working, testable artifact in hand at every stage, and it isolates risk to one increment at a time — which suits a two-person team without a dedicated QA role.</w:t>
+        <w:t xml:space="preserve">The iterative-incremental model fits this project better than a single-pass model such as Waterfall, for two reasons. First, the work is part research. The behavior of the metric embedding and the open-set threshold cannot be fully specified in advance; each increment’s evaluation (Top-K accuracy, or the rejection rate on held-out crops) feeds back into the design of the next. A model that froze the design before any results existed would not survive contact with the data. Second, the components have a natural build order. The recognizer cannot be trained without the synthetic dataset; the open-set decision cannot be tuned without a trained embedding; the web application only has something to serve once the recognizer works. Delivering these as increments keeps a working, testable artifact in hand at every stage, and it isolates risk to one increment at a time, which suits a two-person team without a dedicated QA role.</w:t>
       </w:r>
     </w:p>
     <w:p>
@@ -10000,7 +10174,7 @@
         <w:pStyle w:val="Compact"/>
         <w:numPr>
           <w:ilvl w:val="0"/>
-          <w:numId w:val="1009"/>
+          <w:numId w:val="1011"/>
         </w:numPr>
       </w:pPr>
       <w:r>
@@ -10033,7 +10207,7 @@
         <w:pStyle w:val="Compact"/>
         <w:numPr>
           <w:ilvl w:val="0"/>
-          <w:numId w:val="1009"/>
+          <w:numId w:val="1011"/>
         </w:numPr>
       </w:pPr>
       <w:r>
@@ -10078,7 +10252,7 @@
         <w:pStyle w:val="Compact"/>
         <w:numPr>
           <w:ilvl w:val="0"/>
-          <w:numId w:val="1009"/>
+          <w:numId w:val="1011"/>
         </w:numPr>
       </w:pPr>
       <w:r>
@@ -10100,7 +10274,7 @@
         <w:pStyle w:val="Compact"/>
         <w:numPr>
           <w:ilvl w:val="0"/>
-          <w:numId w:val="1009"/>
+          <w:numId w:val="1011"/>
         </w:numPr>
       </w:pPr>
       <w:r>
@@ -10203,7 +10377,7 @@
         <w:pStyle w:val="BodyText"/>
       </w:pPr>
       <w:r>
-        <w:t xml:space="preserve">As shown in Figure 10, the four increments proceed left to right. The arrows within each increment show that development is not linear inside it: the Analyze, Design, Build, and Evaluate phases repeat, and each evaluation refines the same increment before the next one begins. The deliverables accumulate into a single working system rather than being integrated only at the end. A failure surfaced late — for example, an open-set threshold that rejects too many valid crops — can therefore be traced to the increment that introduced it.</w:t>
+        <w:t xml:space="preserve">As shown in Figure 10, the four increments proceed left to right. The arrows within each increment show that development is not linear inside it: the Analyze, Design, Build, and Evaluate phases repeat, and each evaluation refines the same increment before the next one begins. The deliverables accumulate into a single working system rather than being integrated only at the end. A failure surfaced late, for example an open-set threshold that rejects too many valid crops, can therefore be traced to the increment that introduced it.</w:t>
       </w:r>
     </w:p>
     <w:p>
@@ -10240,7 +10414,7 @@
         <w:t xml:space="preserve">bottom-up</w:t>
       </w:r>
       <w:r>
-        <w:t xml:space="preserve">. Construction starts at the data and model layers and works upward to the interface, in the increment order of Section 4.6: the synthetic data pipeline first, then the metric embedding, then the open-set decision and evaluation, and only last the web application that presents them. This direction follows the dependency structure of the problem — each layer is useless to test until the one beneath it works. It also matches the runtime-versus-offline split of Figure 8, in which the offline pipeline produces trained weights that the served system later loads. The alternative, a top-down approach that starts from the user interface and stubs out the model, would have deferred the project’s central research risk — whether a deformation-robust open-set recognizer is achievable at all — until after the surface was built. That is the opposite of what the schedule can afford.</w:t>
+        <w:t xml:space="preserve">. Construction starts at the data and model layers and works upward to the interface, in the increment order of Section 4.6: the synthetic data pipeline first, then the metric embedding, then the open-set decision and evaluation, and only last the web application that presents them. This direction follows the dependency structure of the problem: each layer is useless to test until the one beneath it works. It also matches the runtime-versus-offline split of Figure 8, in which the offline pipeline produces trained weights that the served system later loads. The alternative, a top-down approach that starts from the user interface and stubs out the model, would have deferred the project’s central research risk (whether a deformation-robust open-set recognizer is achievable at all) until after the surface was built. That is the opposite of what the schedule can afford.</w:t>
       </w:r>
     </w:p>
     <w:p>
@@ -10301,7 +10475,7 @@
         <w:t xml:space="preserve">modular pipeline</w:t>
       </w:r>
       <w:r>
-        <w:t xml:space="preserve">: text localization, preprocessing, encoding, the metric head, and the open-set decision are separate stages with defined inputs and outputs. Any stage can be replaced — swapping the off-the-shelf localizer, for instance — without disturbing the others. Inference is</w:t>
+        <w:t xml:space="preserve">: text localization, preprocessing, encoding, the metric head, and the open-set decision are separate stages with defined inputs and outputs. Any stage can be replaced (swapping the off-the-shelf localizer, for instance) without disturbing the others. Inference is</w:t>
       </w:r>
       <w:r>
         <w:t xml:space="preserve"> </w:t>
@@ -10388,7 +10562,7 @@
         <w:pStyle w:val="FirstParagraph"/>
       </w:pPr>
       <w:r>
-        <w:t xml:space="preserve">The stack is chosen against a few criteria. Every tool is free and open-source, so the system can be replicated at no licensing cost — consistent with the free-reconstruction goal of the study. Each is mature and widely supported, so documentation and community help are available. And each is the standard choice in its layer, which keeps the learning curve low for a two-person team. Because the served system is stateless and persists nothing between requests (Section 4.7.2), no database is used, and the database-connectivity criterion does not apply. Table 2 lists the tools by function, with the version used and an access link; the role each tool plays is discussed below the table.</w:t>
+        <w:t xml:space="preserve">The stack is chosen against a few criteria. Every tool is free and open-source, so the system can be replicated at no licensing cost, consistent with the free-reconstruction goal of the study. Each is mature and widely supported, so documentation and community help are available. And each is the standard choice in its layer, which keeps the learning curve low for a two-person team. Because the served system is stateless and persists nothing between requests (Section 4.7.2), no database is used, and the database-connectivity criterion does not apply. Table 2 lists the tools by function, with the version used and an access link; the role each tool plays is discussed below the table.</w:t>
       </w:r>
     </w:p>
     <w:p>
@@ -11776,7 +11950,7 @@
         <w:pStyle w:val="FirstParagraph"/>
       </w:pPr>
       <w:r>
-        <w:t xml:space="preserve">The budget below estimates what it would cost another researcher or organization to replicate this study — not only the out-of-pocket cost to the current team. It therefore includes labor, since replication effort is the largest real cost, alongside compute, utilities, documentation, and contingency. Because the entire software stack is open-source (Section 4.8), the study carries no mandatory license or subscription cost. That is a deliberate outcome of the free-reconstruction design. Table 4 lists the estimate.</w:t>
+        <w:t xml:space="preserve">The budget below estimates what it would cost another researcher or organization to replicate this study, not only the out-of-pocket cost to the current team. It therefore includes labor, since replication effort is the largest real cost, alongside compute, utilities, documentation, and contingency. Because the entire software stack is open-source (Section 4.8), the study carries no mandatory license or subscription cost. That is a deliberate outcome of the free-reconstruction design. Table 4 lists the estimate.</w:t>
       </w:r>
     </w:p>
     <w:p>
@@ -12333,7 +12507,7 @@
         <w:pStyle w:val="FirstParagraph"/>
       </w:pPr>
       <w:r>
-        <w:t xml:space="preserve">This section describes how the study checks its own work, along three axes. Verification asks whether the system is built correctly. Validation asks whether the correct system was built — whether it meets the objectives of Section 1.2. Testing asks whether the software runs without errors. The study uses a combined</w:t>
+        <w:t xml:space="preserve">This section describes how the study checks its own work, along three axes. Verification asks whether the system is built correctly. Validation asks whether the correct system was built, in the sense of meeting the objectives of Section 1.2. Testing asks whether the software runs without errors. The study uses a combined</w:t>
       </w:r>
       <w:r>
         <w:t xml:space="preserve"> </w:t>
@@ -12362,7 +12536,7 @@
         <w:t xml:space="preserve">model method</w:t>
       </w:r>
       <w:r>
-        <w:t xml:space="preserve">. The build method delivers the working artifacts — the recognizer and the web application — as evidence that the approach is realizable. The model method evaluates an abstract model of the system through quantitative metrics on held-out data, which allows controlled measurement that the deployed application alone could not provide.</w:t>
+        <w:t xml:space="preserve">. The build method delivers the working artifacts (the recognizer and the web application) as evidence that the approach is realizable. The model method evaluates an abstract model of the system through quantitative metrics on held-out data, which allows controlled measurement that the deployed application alone could not provide.</w:t>
       </w:r>
     </w:p>
     <w:p>
@@ -12378,7 +12552,7 @@
         <w:pStyle w:val="FirstParagraph"/>
       </w:pPr>
       <w:r>
-        <w:t xml:space="preserve">Verification targets the internal correctness of each component. The pipeline stages of Section 4.4 — localization wrapper, preprocessing, encoder, metric head, and open-set decision — are checked with unit and integration tests. These confirm that each stage produces output of the expected shape and range, and that the stages compose end to end. Reproducibility is verified directly. Random seeds, dependency versions, and model weights are pinned (Section 4.7.3), so a fixed input must regenerate a bit-identical dataset and the same prediction on every re-run. The preprocessing-in-forward design is verified by confirming that the training-time and inference-time transforms produce identical tensors for the same crop, which proves no train-serve skew is present. The team has no separate QA role, so the two members cross-review each other’s code; that review is the verification pass on the parts each did not write.</w:t>
+        <w:t xml:space="preserve">Verification targets the internal correctness of each component. The pipeline stages of Section 4.4 (localization wrapper, preprocessing, encoder, metric head, and open-set decision) are checked with unit and integration tests. These confirm that each stage produces output of the expected shape and range, and that the stages compose end to end. Reproducibility is verified directly. Random seeds, dependency versions, and model weights are pinned (Section 4.7.3), so a fixed input must regenerate a bit-identical dataset and the same prediction on every re-run. The preprocessing-in-forward design is verified by confirming that the training-time and inference-time transforms produce identical tensors for the same crop, which proves no train-serve skew is present. The team has no separate QA role, so the two members cross-review each other’s code; that review is the verification pass on the parts each did not write.</w:t>
       </w:r>
     </w:p>
     <w:p>
@@ -12418,7 +12592,7 @@
         <w:t xml:space="preserve"> </w:t>
       </w:r>
       <w:r>
-        <w:t xml:space="preserve">protocol that DeepFont established as the field standard (Wang et al., 2015) — on both the held-out synthetic test partition and the separate real-generative test set. For the open-set objective, rejection quality is measured by the true-positive and false-positive rates at the operating threshold. The result is reported as the false-positive rate at 95% recall, so the fraction of out-of-palette crops wrongly accepted is stated explicitly. For the verification-of-prediction objective, each predicted font is re-rendered and scored against the input crop with a deformation-robust structural distance (Zhang et al., 2024). The error distribution is then analyzed by typographic family through a confusion matrix, and weighted by the embedding-centroid severity index, so that within-family errors are distinguished from more damaging cross-family ones (Chen et al., 2026). Finally, the calibrated Top-K shortlist is validated by its empirical coverage — whether the prediction sets contain the true font as often as the conformal guarantee claims (Ding et al., 2025; Shi et al., 2024).</w:t>
+        <w:t xml:space="preserve">protocol that DeepFont established as the field standard (Wang et al., 2015), on both the held-out synthetic test partition and the separate real-generative test set. For the open-set objective, rejection quality is measured by the true-positive and false-positive rates at the operating threshold. The result is reported as the false-positive rate at 95% recall, so the fraction of out-of-palette crops wrongly accepted is stated explicitly. For the verification-of-prediction objective, each predicted font is re-rendered and scored against the input crop with a deformation-robust structural distance (Zhang et al., 2024). The error distribution is then analyzed by typographic family through a confusion matrix, and weighted by the embedding-centroid severity index, so that within-family errors are distinguished from more damaging cross-family ones (Chen et al., 2026). Finally, the calibrated Top-K shortlist is validated by its empirical coverage: whether the prediction sets contain the true font as often as the conformal guarantee claims (Ding et al., 2025; Shi et al., 2024).</w:t>
       </w:r>
     </w:p>
     <w:p>
@@ -12426,7 +12600,7 @@
         <w:pStyle w:val="BodyText"/>
       </w:pPr>
       <w:r>
-        <w:t xml:space="preserve">Validation is also comparative and human-anchored. The system is benchmarked against two closed-set baselines — the Storia-AI Google Font Classifier (Jiang et al., 2025) and the DINOv2-LoRA model of Chen et al. (2026) — both run on the same real-generative crops. The comparison quantifies how much the open-set, deformation-trained approach recovers where pristine-trained baselines collapse. The ground truth for those crops is set by the three-person expert</w:t>
+        <w:t xml:space="preserve">Validation is also comparative and human-anchored. The system is benchmarked against two closed-set baselines, the Storia-AI Google Font Classifier (Jiang et al., 2025) and the DINOv2-LoRA model of Chen et al. (2026), both run on the same real-generative crops. The comparison quantifies how much the open-set, deformation-trained approach recovers where pristine-trained baselines collapse. The ground truth for those crops is set by the three-person expert</w:t>
       </w:r>
       <w:r>
         <w:t xml:space="preserve"> </w:t>
@@ -12506,7 +12680,7 @@
         <w:t xml:space="preserve"> </w:t>
       </w:r>
       <w:r>
-        <w:t xml:space="preserve">like every other crop. On this labeled data — which no in-the-wild collection could supply — the detection rate and false-alarm rate of the homogeneity check are measured directly. The check’s dispersion cutoff is calibrated on the same stressor set, using the operating-point recipe used for</w:t>
+        <w:t xml:space="preserve">like every other crop. On this labeled data, which no in-the-wild collection could supply, the detection rate and false-alarm rate of the homogeneity check are measured directly. The check’s dispersion cutoff is calibrated on the same stressor set, using the operating-point recipe used for</w:t>
       </w:r>
       <w:r>
         <w:t xml:space="preserve"> </w:t>
@@ -12617,7 +12791,7 @@
               <w:pStyle w:val="Compact"/>
             </w:pPr>
             <w:r>
-              <w:t xml:space="preserve">Parameters</w:t>
+              <w:t xml:space="preserve">Size and compute (224² input)</w:t>
             </w:r>
           </w:p>
         </w:tc>
@@ -12652,10 +12826,7 @@
               <w:pStyle w:val="Compact"/>
             </w:pPr>
             <w:r>
-              <w:t xml:space="preserve">DINOv2 ViT-B/14 —</w:t>
-            </w:r>
-            <w:r>
-              <w:t xml:space="preserve"> </w:t>
+              <w:t xml:space="preserve">DINOv2 ViT-B/14 (</w:t>
             </w:r>
             <w:r>
               <w:rPr>
@@ -12663,6 +12834,9 @@
               </w:rPr>
               <w:t xml:space="preserve">facebook/dinov2-base</w:t>
             </w:r>
+            <w:r>
+              <w:t xml:space="preserve">)</w:t>
+            </w:r>
           </w:p>
         </w:tc>
         <w:tc>
@@ -12683,18 +12857,18 @@
               <w:pStyle w:val="Compact"/>
             </w:pPr>
             <w:r>
-              <w:t xml:space="preserve">86.6M</w:t>
-            </w:r>
-          </w:p>
-        </w:tc>
-        <w:tc>
-          <w:tcPr/>
-          <w:p>
-            <w:pPr>
-              <w:pStyle w:val="Compact"/>
-            </w:pPr>
-            <w:r>
-              <w:t xml:space="preserve">Yes — native patch tokens</w:t>
+              <w:t xml:space="preserve">86.6M params · ≈23 GFLOPs</w:t>
+            </w:r>
+          </w:p>
+        </w:tc>
+        <w:tc>
+          <w:tcPr/>
+          <w:p>
+            <w:pPr>
+              <w:pStyle w:val="Compact"/>
+            </w:pPr>
+            <w:r>
+              <w:t xml:space="preserve">Yes: native patch tokens</w:t>
             </w:r>
           </w:p>
         </w:tc>
@@ -12718,10 +12892,7 @@
               <w:pStyle w:val="Compact"/>
             </w:pPr>
             <w:r>
-              <w:t xml:space="preserve">SigLIP ViT-B/16 —</w:t>
-            </w:r>
-            <w:r>
-              <w:t xml:space="preserve"> </w:t>
+              <w:t xml:space="preserve">SigLIP ViT-B/16 (</w:t>
             </w:r>
             <w:r>
               <w:rPr>
@@ -12729,6 +12900,9 @@
               </w:rPr>
               <w:t xml:space="preserve">google/siglip-base-patch16-224</w:t>
             </w:r>
+            <w:r>
+              <w:t xml:space="preserve">)</w:t>
+            </w:r>
           </w:p>
         </w:tc>
         <w:tc>
@@ -12749,18 +12923,18 @@
               <w:pStyle w:val="Compact"/>
             </w:pPr>
             <w:r>
-              <w:t xml:space="preserve">203M with the text tower; only the ViT-B vision tower runs here</w:t>
-            </w:r>
-          </w:p>
-        </w:tc>
-        <w:tc>
-          <w:tcPr/>
-          <w:p>
-            <w:pPr>
-              <w:pStyle w:val="Compact"/>
-            </w:pPr>
-            <w:r>
-              <w:t xml:space="preserve">Yes — native patch tokens</w:t>
+              <w:t xml:space="preserve">203M with the text tower; only the ViT-B vision tower (≈17.6 GFLOPs) runs here</w:t>
+            </w:r>
+          </w:p>
+        </w:tc>
+        <w:tc>
+          <w:tcPr/>
+          <w:p>
+            <w:pPr>
+              <w:pStyle w:val="Compact"/>
+            </w:pPr>
+            <w:r>
+              <w:t xml:space="preserve">Yes: native patch tokens</w:t>
             </w:r>
           </w:p>
         </w:tc>
@@ -12784,10 +12958,7 @@
               <w:pStyle w:val="Compact"/>
             </w:pPr>
             <w:r>
-              <w:t xml:space="preserve">Supervised ViT-B/16 —</w:t>
-            </w:r>
-            <w:r>
-              <w:t xml:space="preserve"> </w:t>
+              <w:t xml:space="preserve">Supervised ViT-B/16 (</w:t>
             </w:r>
             <w:r>
               <w:rPr>
@@ -12795,6 +12966,9 @@
               </w:rPr>
               <w:t xml:space="preserve">google/vit-base-patch16-224</w:t>
             </w:r>
+            <w:r>
+              <w:t xml:space="preserve">)</w:t>
+            </w:r>
           </w:p>
         </w:tc>
         <w:tc>
@@ -12815,18 +12989,18 @@
               <w:pStyle w:val="Compact"/>
             </w:pPr>
             <w:r>
-              <w:t xml:space="preserve">~86M</w:t>
-            </w:r>
-          </w:p>
-        </w:tc>
-        <w:tc>
-          <w:tcPr/>
-          <w:p>
-            <w:pPr>
-              <w:pStyle w:val="Compact"/>
-            </w:pPr>
-            <w:r>
-              <w:t xml:space="preserve">Yes — native patch tokens</w:t>
+              <w:t xml:space="preserve">86.6M params · 17.6 GFLOPs</w:t>
+            </w:r>
+          </w:p>
+        </w:tc>
+        <w:tc>
+          <w:tcPr/>
+          <w:p>
+            <w:pPr>
+              <w:pStyle w:val="Compact"/>
+            </w:pPr>
+            <w:r>
+              <w:t xml:space="preserve">Yes: native patch tokens</w:t>
             </w:r>
           </w:p>
         </w:tc>
@@ -12850,10 +13024,7 @@
               <w:pStyle w:val="Compact"/>
             </w:pPr>
             <w:r>
-              <w:t xml:space="preserve">ConvNeXt-T —</w:t>
-            </w:r>
-            <w:r>
-              <w:t xml:space="preserve"> </w:t>
+              <w:t xml:space="preserve">ConvNeXt-T (</w:t>
             </w:r>
             <w:r>
               <w:rPr>
@@ -12861,6 +13032,9 @@
               </w:rPr>
               <w:t xml:space="preserve">facebook/convnext-tiny-224</w:t>
             </w:r>
+            <w:r>
+              <w:t xml:space="preserve">)</w:t>
+            </w:r>
           </w:p>
         </w:tc>
         <w:tc>
@@ -12881,18 +13055,18 @@
               <w:pStyle w:val="Compact"/>
             </w:pPr>
             <w:r>
-              <w:t xml:space="preserve">28.6M</w:t>
-            </w:r>
-          </w:p>
-        </w:tc>
-        <w:tc>
-          <w:tcPr/>
-          <w:p>
-            <w:pPr>
-              <w:pStyle w:val="Compact"/>
-            </w:pPr>
-            <w:r>
-              <w:t xml:space="preserve">No — pooled feature maps; does not qualify for the same-font check</w:t>
+              <w:t xml:space="preserve">28.6M params · 4.5 GFLOPs</w:t>
+            </w:r>
+          </w:p>
+        </w:tc>
+        <w:tc>
+          <w:tcPr/>
+          <w:p>
+            <w:pPr>
+              <w:pStyle w:val="Compact"/>
+            </w:pPr>
+            <w:r>
+              <w:t xml:space="preserve">No: pooled feature maps, so it does not qualify for the same-font check</w:t>
             </w:r>
           </w:p>
         </w:tc>
@@ -12924,7 +13098,23 @@
         <w:t xml:space="preserve"> </w:t>
       </w:r>
       <w:r>
-        <w:t xml:space="preserve">The accuracy column is a general-capability proxy taken from each model’s own literature; the evaluation protocols differ (linear probe, fine-tune, supervised training) and the figures are not directly comparable with one another. Task-level performance — Top-1/Top-3 on the font corpus, false-positive rate at 95% recall, and CPU/GPU latency per crop — cannot be quoted from the literature, because no published work evaluates these backbones on degraded font recognition; those values are produced by the comparison runs of this section and reported in Chapter 5. The DINOv2-vs-supervised-ViT pair shares one architecture class, so their difference isolates the effect of self-supervised pretraining; ConvNeXt-T anchors the speed floor and the capability contrast.</w:t>
+        <w:t xml:space="preserve">The accuracy column is a general-capability proxy taken from each model’s own literature; the evaluation protocols differ (linear probe, fine-tune, supervised training) and the figures are not directly comparable with one another. The compute column is the hardware-independent cost of one forward pass: ConvNeXt-T from Liu et al. (2022); ViT-B/16 from the torchvision reference implementation (17.56 GFLOPs, rounded); DINOv2’s patch-14 variant derived from its token count (256 patch tokens against 196, roughly 1.3 times the B/16 rows). Published</w:t>
+      </w:r>
+      <w:r>
+        <w:t xml:space="preserve"> </w:t>
+      </w:r>
+      <w:r>
+        <w:rPr>
+          <w:i/>
+          <w:iCs/>
+        </w:rPr>
+        <w:t xml:space="preserve">latency</w:t>
+      </w:r>
+      <w:r>
+        <w:t xml:space="preserve"> </w:t>
+      </w:r>
+      <w:r>
+        <w:t xml:space="preserve">figures are not quoted, because the literature reports batch-mode throughput on datacenter accelerators, a regime that does not transfer to this study’s deployment condition of one crop at a time on a demo laptop; batching and hardware can even reorder the candidates. The FLOPs column therefore gives the defensible prior (ConvNeXt-T is roughly four times cheaper per crop; the three ViT-B rows sit in one compute class), and the decisive numbers, per-crop CPU and GPU latency measured on the deployment machine against the interactive target of Section 4.5.1, are produced by the comparison runs and reported in Chapter 5. Task accuracy likewise cannot be quoted, because no published work evaluates these backbones on degraded font recognition. The DINOv2-vs-supervised-ViT pair shares one architecture class, so their difference isolates the effect of self-supervised pretraining; ConvNeXt-T anchors the speed floor and the capability contrast.</w:t>
       </w:r>
     </w:p>
     <w:p>
@@ -12967,7 +13157,7 @@
         <w:t xml:space="preserve"> </w:t>
       </w:r>
       <w:r>
-        <w:t xml:space="preserve">endpoint is checked against its request and response contract. The responsiveness requirement of Section 4.5.1 is tested by measuring per-image latency against the interactive target. Error handling is tested with abnormal inputs — unsupported file types, images with no detectable text, and crops the recognizer rejects as unknown — to confirm the system fails gracefully rather than crashing. Passing these tests, together with the verification and validation results above, is the evidence that the artifact both works and answers the research questions of Section 1.2.</w:t>
+        <w:t xml:space="preserve">endpoint is checked against its request and response contract. The responsiveness requirement of Section 4.5.1 is tested by measuring per-image latency against the interactive target. Error handling is tested with abnormal inputs (unsupported file types, images with no detectable text, and crops the recognizer rejects as unknown) to confirm the system fails gracefully rather than crashing. Passing these tests, together with the verification and validation results above, is the evidence that the artifact both works and answers the research questions of Section 1.2.</w:t>
       </w:r>
     </w:p>
     <w:p>
@@ -13826,7 +14016,7 @@
         <w:pStyle w:val="Compact"/>
         <w:numPr>
           <w:ilvl w:val="0"/>
-          <w:numId w:val="1010"/>
+          <w:numId w:val="1012"/>
         </w:numPr>
       </w:pPr>
       <w:r>
@@ -13838,7 +14028,7 @@
         <w:pStyle w:val="Compact"/>
         <w:numPr>
           <w:ilvl w:val="0"/>
-          <w:numId w:val="1010"/>
+          <w:numId w:val="1012"/>
         </w:numPr>
       </w:pPr>
       <w:r>
@@ -13850,7 +14040,7 @@
         <w:pStyle w:val="Compact"/>
         <w:numPr>
           <w:ilvl w:val="0"/>
-          <w:numId w:val="1010"/>
+          <w:numId w:val="1012"/>
         </w:numPr>
       </w:pPr>
       <w:r>
@@ -13862,7 +14052,7 @@
         <w:pStyle w:val="Compact"/>
         <w:numPr>
           <w:ilvl w:val="0"/>
-          <w:numId w:val="1010"/>
+          <w:numId w:val="1012"/>
         </w:numPr>
       </w:pPr>
       <w:r>
@@ -13875,7 +14065,7 @@
         <w:keepNext/>
         <w:numPr>
           <w:ilvl w:val="0"/>
-          <w:numId w:val="1010"/>
+          <w:numId w:val="1012"/>
         </w:numPr>
       </w:pPr>
       <w:r>
@@ -14034,7 +14224,7 @@
         <w:pStyle w:val="Compact"/>
         <w:numPr>
           <w:ilvl w:val="0"/>
-          <w:numId w:val="1011"/>
+          <w:numId w:val="1013"/>
         </w:numPr>
       </w:pPr>
       <w:r>
@@ -14049,191 +14239,6 @@
       </w:r>
       <w:r>
         <w:t xml:space="preserve">current Chrome / Firefox / Edge (latest two versions), desktop viewport.</w:t>
-      </w:r>
-    </w:p>
-    <w:p>
-      <w:pPr>
-        <w:pStyle w:val="Compact"/>
-        <w:numPr>
-          <w:ilvl w:val="0"/>
-          <w:numId w:val="1011"/>
-        </w:numPr>
-      </w:pPr>
-      <w:r>
-        <w:rPr>
-          <w:b/>
-          <w:bCs/>
-        </w:rPr>
-        <w:t xml:space="preserve">Server:</w:t>
-      </w:r>
-      <w:r>
-        <w:t xml:space="preserve"> </w:t>
-      </w:r>
-      <w:r>
-        <w:t xml:space="preserve">Python 3.11+, FastAPI, PyTorch, packaged with Docker; runs on the presenter’s laptop (</w:t>
-      </w:r>
-      <w:r>
-        <w:rPr>
-          <w:rStyle w:val="VerbatimChar"/>
-        </w:rPr>
-        <w:t xml:space="preserve">localhost</w:t>
-      </w:r>
-      <w:r>
-        <w:t xml:space="preserve">). GPU optional — CPU inference acceptable for single-image demo latency.</w:t>
-      </w:r>
-    </w:p>
-    <w:p>
-      <w:pPr>
-        <w:pStyle w:val="Compact"/>
-        <w:numPr>
-          <w:ilvl w:val="0"/>
-          <w:numId w:val="1011"/>
-        </w:numPr>
-      </w:pPr>
-      <w:r>
-        <w:rPr>
-          <w:b/>
-          <w:bCs/>
-        </w:rPr>
-        <w:t xml:space="preserve">Assets:</w:t>
-      </w:r>
-      <w:r>
-        <w:t xml:space="preserve"> </w:t>
-      </w:r>
-      <w:r>
-        <w:t xml:space="preserve">DINOv2 + baseline weights from HuggingFace Hub; Google Fonts files for palette matching and preview rendering.</w:t>
-      </w:r>
-    </w:p>
-    <w:p>
-      <w:pPr>
-        <w:pStyle w:val="Heading3"/>
-      </w:pPr>
-      <w:r>
-        <w:t xml:space="preserve">2.5 Design and Implementation Constraints</w:t>
-      </w:r>
-    </w:p>
-    <w:p>
-      <w:pPr>
-        <w:pStyle w:val="Compact"/>
-        <w:numPr>
-          <w:ilvl w:val="0"/>
-          <w:numId w:val="1012"/>
-        </w:numPr>
-      </w:pPr>
-      <w:r>
-        <w:t xml:space="preserve">Stack is fixed by the methodology (Ch4 §4.8):</w:t>
-      </w:r>
-      <w:r>
-        <w:t xml:space="preserve"> </w:t>
-      </w:r>
-      <w:r>
-        <w:rPr>
-          <w:b/>
-          <w:bCs/>
-        </w:rPr>
-        <w:t xml:space="preserve">React</w:t>
-      </w:r>
-      <w:r>
-        <w:t xml:space="preserve"> </w:t>
-      </w:r>
-      <w:r>
-        <w:t xml:space="preserve">(frontend),</w:t>
-      </w:r>
-      <w:r>
-        <w:t xml:space="preserve"> </w:t>
-      </w:r>
-      <w:r>
-        <w:rPr>
-          <w:b/>
-          <w:bCs/>
-        </w:rPr>
-        <w:t xml:space="preserve">FastAPI</w:t>
-      </w:r>
-      <w:r>
-        <w:t xml:space="preserve"> </w:t>
-      </w:r>
-      <w:r>
-        <w:t xml:space="preserve">(backend),</w:t>
-      </w:r>
-      <w:r>
-        <w:t xml:space="preserve"> </w:t>
-      </w:r>
-      <w:r>
-        <w:rPr>
-          <w:b/>
-          <w:bCs/>
-        </w:rPr>
-        <w:t xml:space="preserve">PyTorch + HuggingFace</w:t>
-      </w:r>
-      <w:r>
-        <w:t xml:space="preserve"> </w:t>
-      </w:r>
-      <w:r>
-        <w:t xml:space="preserve">(inference),</w:t>
-      </w:r>
-      <w:r>
-        <w:t xml:space="preserve"> </w:t>
-      </w:r>
-      <w:r>
-        <w:rPr>
-          <w:b/>
-          <w:bCs/>
-        </w:rPr>
-        <w:t xml:space="preserve">Docker</w:t>
-      </w:r>
-      <w:r>
-        <w:t xml:space="preserve"> </w:t>
-      </w:r>
-      <w:r>
-        <w:t xml:space="preserve">(deploy).</w:t>
-      </w:r>
-    </w:p>
-    <w:p>
-      <w:pPr>
-        <w:pStyle w:val="Compact"/>
-        <w:numPr>
-          <w:ilvl w:val="0"/>
-          <w:numId w:val="1012"/>
-        </w:numPr>
-      </w:pPr>
-      <w:r>
-        <w:t xml:space="preserve">Preprocessing (square-pad → 224² → ImageNet normalize)</w:t>
-      </w:r>
-      <w:r>
-        <w:t xml:space="preserve"> </w:t>
-      </w:r>
-      <w:r>
-        <w:rPr>
-          <w:b/>
-          <w:bCs/>
-        </w:rPr>
-        <w:t xml:space="preserve">shall</w:t>
-      </w:r>
-      <w:r>
-        <w:t xml:space="preserve"> </w:t>
-      </w:r>
-      <w:r>
-        <w:t xml:space="preserve">run inside the model forward pass to avoid train–serve skew (Ch4 §4.3.2).</w:t>
-      </w:r>
-    </w:p>
-    <w:p>
-      <w:pPr>
-        <w:pStyle w:val="Compact"/>
-        <w:numPr>
-          <w:ilvl w:val="0"/>
-          <w:numId w:val="1012"/>
-        </w:numPr>
-      </w:pPr>
-      <w:r>
-        <w:t xml:space="preserve">Only open-source fonts (the Google Fonts palette) may be returned — no commercial font identifiers or licenses.</w:t>
-      </w:r>
-    </w:p>
-    <w:p>
-      <w:pPr>
-        <w:pStyle w:val="Heading3"/>
-      </w:pPr>
-      <w:r>
-        <w:t xml:space="preserve">2.6 Assumptions and Dependencies</w:t>
       </w:r>
     </w:p>
     <w:p>
@@ -14245,7 +14250,26 @@
         </w:numPr>
       </w:pPr>
       <w:r>
-        <w:t xml:space="preserve">The trained metric head and palette are available on disk at startup.</w:t>
+        <w:rPr>
+          <w:b/>
+          <w:bCs/>
+        </w:rPr>
+        <w:t xml:space="preserve">Server:</w:t>
+      </w:r>
+      <w:r>
+        <w:t xml:space="preserve"> </w:t>
+      </w:r>
+      <w:r>
+        <w:t xml:space="preserve">Python 3.11+, FastAPI, PyTorch, packaged with Docker; runs on the presenter’s laptop (</w:t>
+      </w:r>
+      <w:r>
+        <w:rPr>
+          <w:rStyle w:val="VerbatimChar"/>
+        </w:rPr>
+        <w:t xml:space="preserve">localhost</w:t>
+      </w:r>
+      <w:r>
+        <w:t xml:space="preserve">). GPU optional — CPU inference acceptable for single-image demo latency.</w:t>
       </w:r>
     </w:p>
     <w:p>
@@ -14257,39 +14281,17 @@
         </w:numPr>
       </w:pPr>
       <w:r>
-        <w:t xml:space="preserve">The uploaded image contains legible rendered text (not handwriting / heavy occlusion).</w:t>
-      </w:r>
-    </w:p>
-    <w:p>
-      <w:pPr>
-        <w:pStyle w:val="Compact"/>
-        <w:numPr>
-          <w:ilvl w:val="0"/>
-          <w:numId w:val="1013"/>
-        </w:numPr>
-      </w:pPr>
-      <w:r>
-        <w:t xml:space="preserve">The off-the-shelf text-localization component is available and returns bounding boxes.</w:t>
-      </w:r>
-    </w:p>
-    <w:p>
-      <w:pPr>
-        <w:pStyle w:val="Compact"/>
-        <w:numPr>
-          <w:ilvl w:val="0"/>
-          <w:numId w:val="1013"/>
-        </w:numPr>
-      </w:pPr>
-      <w:r>
-        <w:t xml:space="preserve">The HuggingFace Hub remains reachable for the one-time weight download; after that the app runs offline.</w:t>
-      </w:r>
-    </w:p>
-    <w:p>
-      <w:pPr>
-        <w:pStyle w:val="Heading2"/>
-      </w:pPr>
-      <w:r>
-        <w:t xml:space="preserve">3. External Interface Requirements</w:t>
+        <w:rPr>
+          <w:b/>
+          <w:bCs/>
+        </w:rPr>
+        <w:t xml:space="preserve">Assets:</w:t>
+      </w:r>
+      <w:r>
+        <w:t xml:space="preserve"> </w:t>
+      </w:r>
+      <w:r>
+        <w:t xml:space="preserve">DINOv2 + baseline weights from HuggingFace Hub; Google Fonts files for palette matching and preview rendering.</w:t>
       </w:r>
     </w:p>
     <w:p>
@@ -14297,15 +14299,7 @@
         <w:pStyle w:val="Heading3"/>
       </w:pPr>
       <w:r>
-        <w:t xml:space="preserve">3.1 User Interfaces</w:t>
-      </w:r>
-    </w:p>
-    <w:p>
-      <w:pPr>
-        <w:pStyle w:val="FirstParagraph"/>
-      </w:pPr>
-      <w:r>
-        <w:t xml:space="preserve">Single page, three vertically stacked zones (wireframe below):</w:t>
+        <w:t xml:space="preserve">2.5 Design and Implementation Constraints</w:t>
       </w:r>
     </w:p>
     <w:p>
@@ -14317,33 +14311,71 @@
         </w:numPr>
       </w:pPr>
       <w:r>
-        <w:rPr>
-          <w:b/>
-          <w:bCs/>
-        </w:rPr>
-        <w:t xml:space="preserve">Input</w:t>
-      </w:r>
-      <w:r>
-        <w:t xml:space="preserve"> </w:t>
-      </w:r>
-      <w:r>
-        <w:t xml:space="preserve">— a drag-drop/browse dropzone, sample thumbnails, and an</w:t>
-      </w:r>
-      <w:r>
-        <w:t xml:space="preserve"> </w:t>
-      </w:r>
-      <w:r>
-        <w:rPr>
-          <w:b/>
-          <w:bCs/>
-        </w:rPr>
-        <w:t xml:space="preserve">Identify Fonts</w:t>
-      </w:r>
-      <w:r>
-        <w:t xml:space="preserve"> </w:t>
-      </w:r>
-      <w:r>
-        <w:t xml:space="preserve">action.</w:t>
+        <w:t xml:space="preserve">Stack is fixed by the methodology (Ch4 §4.8):</w:t>
+      </w:r>
+      <w:r>
+        <w:t xml:space="preserve"> </w:t>
+      </w:r>
+      <w:r>
+        <w:rPr>
+          <w:b/>
+          <w:bCs/>
+        </w:rPr>
+        <w:t xml:space="preserve">React</w:t>
+      </w:r>
+      <w:r>
+        <w:t xml:space="preserve"> </w:t>
+      </w:r>
+      <w:r>
+        <w:t xml:space="preserve">(frontend),</w:t>
+      </w:r>
+      <w:r>
+        <w:t xml:space="preserve"> </w:t>
+      </w:r>
+      <w:r>
+        <w:rPr>
+          <w:b/>
+          <w:bCs/>
+        </w:rPr>
+        <w:t xml:space="preserve">FastAPI</w:t>
+      </w:r>
+      <w:r>
+        <w:t xml:space="preserve"> </w:t>
+      </w:r>
+      <w:r>
+        <w:t xml:space="preserve">(backend),</w:t>
+      </w:r>
+      <w:r>
+        <w:t xml:space="preserve"> </w:t>
+      </w:r>
+      <w:r>
+        <w:rPr>
+          <w:b/>
+          <w:bCs/>
+        </w:rPr>
+        <w:t xml:space="preserve">PyTorch + HuggingFace</w:t>
+      </w:r>
+      <w:r>
+        <w:t xml:space="preserve"> </w:t>
+      </w:r>
+      <w:r>
+        <w:t xml:space="preserve">(inference),</w:t>
+      </w:r>
+      <w:r>
+        <w:t xml:space="preserve"> </w:t>
+      </w:r>
+      <w:r>
+        <w:rPr>
+          <w:b/>
+          <w:bCs/>
+        </w:rPr>
+        <w:t xml:space="preserve">Docker</w:t>
+      </w:r>
+      <w:r>
+        <w:t xml:space="preserve"> </w:t>
+      </w:r>
+      <w:r>
+        <w:t xml:space="preserve">(deploy).</w:t>
       </w:r>
     </w:p>
     <w:p>
@@ -14355,17 +14387,23 @@
         </w:numPr>
       </w:pPr>
       <w:r>
-        <w:rPr>
-          <w:b/>
-          <w:bCs/>
-        </w:rPr>
-        <w:t xml:space="preserve">Processing</w:t>
-      </w:r>
-      <w:r>
-        <w:t xml:space="preserve"> </w:t>
-      </w:r>
-      <w:r>
-        <w:t xml:space="preserve">— the uploaded image with detected text regions boxed, plus a pipeline status/progress indicator.</w:t>
+        <w:t xml:space="preserve">Preprocessing (square-pad → 224² → ImageNet normalize)</w:t>
+      </w:r>
+      <w:r>
+        <w:t xml:space="preserve"> </w:t>
+      </w:r>
+      <w:r>
+        <w:rPr>
+          <w:b/>
+          <w:bCs/>
+        </w:rPr>
+        <w:t xml:space="preserve">shall</w:t>
+      </w:r>
+      <w:r>
+        <w:t xml:space="preserve"> </w:t>
+      </w:r>
+      <w:r>
+        <w:t xml:space="preserve">run inside the model forward pass to avoid train–serve skew (Ch4 §4.3.2).</w:t>
       </w:r>
     </w:p>
     <w:p>
@@ -14374,6 +14412,158 @@
         <w:numPr>
           <w:ilvl w:val="0"/>
           <w:numId w:val="1014"/>
+        </w:numPr>
+      </w:pPr>
+      <w:r>
+        <w:t xml:space="preserve">Only open-source fonts (the Google Fonts palette) may be returned — no commercial font identifiers or licenses.</w:t>
+      </w:r>
+    </w:p>
+    <w:p>
+      <w:pPr>
+        <w:pStyle w:val="Heading3"/>
+      </w:pPr>
+      <w:r>
+        <w:t xml:space="preserve">2.6 Assumptions and Dependencies</w:t>
+      </w:r>
+    </w:p>
+    <w:p>
+      <w:pPr>
+        <w:pStyle w:val="Compact"/>
+        <w:numPr>
+          <w:ilvl w:val="0"/>
+          <w:numId w:val="1015"/>
+        </w:numPr>
+      </w:pPr>
+      <w:r>
+        <w:t xml:space="preserve">The trained metric head and palette are available on disk at startup.</w:t>
+      </w:r>
+    </w:p>
+    <w:p>
+      <w:pPr>
+        <w:pStyle w:val="Compact"/>
+        <w:numPr>
+          <w:ilvl w:val="0"/>
+          <w:numId w:val="1015"/>
+        </w:numPr>
+      </w:pPr>
+      <w:r>
+        <w:t xml:space="preserve">The uploaded image contains legible rendered text (not handwriting / heavy occlusion).</w:t>
+      </w:r>
+    </w:p>
+    <w:p>
+      <w:pPr>
+        <w:pStyle w:val="Compact"/>
+        <w:numPr>
+          <w:ilvl w:val="0"/>
+          <w:numId w:val="1015"/>
+        </w:numPr>
+      </w:pPr>
+      <w:r>
+        <w:t xml:space="preserve">The off-the-shelf text-localization component is available and returns bounding boxes.</w:t>
+      </w:r>
+    </w:p>
+    <w:p>
+      <w:pPr>
+        <w:pStyle w:val="Compact"/>
+        <w:numPr>
+          <w:ilvl w:val="0"/>
+          <w:numId w:val="1015"/>
+        </w:numPr>
+      </w:pPr>
+      <w:r>
+        <w:t xml:space="preserve">The HuggingFace Hub remains reachable for the one-time weight download; after that the app runs offline.</w:t>
+      </w:r>
+    </w:p>
+    <w:p>
+      <w:pPr>
+        <w:pStyle w:val="Heading2"/>
+      </w:pPr>
+      <w:r>
+        <w:t xml:space="preserve">3. External Interface Requirements</w:t>
+      </w:r>
+    </w:p>
+    <w:p>
+      <w:pPr>
+        <w:pStyle w:val="Heading3"/>
+      </w:pPr>
+      <w:r>
+        <w:t xml:space="preserve">3.1 User Interfaces</w:t>
+      </w:r>
+    </w:p>
+    <w:p>
+      <w:pPr>
+        <w:pStyle w:val="FirstParagraph"/>
+      </w:pPr>
+      <w:r>
+        <w:t xml:space="preserve">Single page, three vertically stacked zones (wireframe below):</w:t>
+      </w:r>
+    </w:p>
+    <w:p>
+      <w:pPr>
+        <w:pStyle w:val="Compact"/>
+        <w:numPr>
+          <w:ilvl w:val="0"/>
+          <w:numId w:val="1016"/>
+        </w:numPr>
+      </w:pPr>
+      <w:r>
+        <w:rPr>
+          <w:b/>
+          <w:bCs/>
+        </w:rPr>
+        <w:t xml:space="preserve">Input</w:t>
+      </w:r>
+      <w:r>
+        <w:t xml:space="preserve"> </w:t>
+      </w:r>
+      <w:r>
+        <w:t xml:space="preserve">— a drag-drop/browse dropzone, sample thumbnails, and an</w:t>
+      </w:r>
+      <w:r>
+        <w:t xml:space="preserve"> </w:t>
+      </w:r>
+      <w:r>
+        <w:rPr>
+          <w:b/>
+          <w:bCs/>
+        </w:rPr>
+        <w:t xml:space="preserve">Identify Fonts</w:t>
+      </w:r>
+      <w:r>
+        <w:t xml:space="preserve"> </w:t>
+      </w:r>
+      <w:r>
+        <w:t xml:space="preserve">action.</w:t>
+      </w:r>
+    </w:p>
+    <w:p>
+      <w:pPr>
+        <w:pStyle w:val="Compact"/>
+        <w:numPr>
+          <w:ilvl w:val="0"/>
+          <w:numId w:val="1016"/>
+        </w:numPr>
+      </w:pPr>
+      <w:r>
+        <w:rPr>
+          <w:b/>
+          <w:bCs/>
+        </w:rPr>
+        <w:t xml:space="preserve">Processing</w:t>
+      </w:r>
+      <w:r>
+        <w:t xml:space="preserve"> </w:t>
+      </w:r>
+      <w:r>
+        <w:t xml:space="preserve">— the uploaded image with detected text regions boxed, plus a pipeline status/progress indicator.</w:t>
+      </w:r>
+    </w:p>
+    <w:p>
+      <w:pPr>
+        <w:pStyle w:val="Compact"/>
+        <w:numPr>
+          <w:ilvl w:val="0"/>
+          <w:numId w:val="1016"/>
         </w:numPr>
       </w:pPr>
       <w:r>
@@ -16675,7 +16865,7 @@
         <w:pStyle w:val="Compact"/>
         <w:numPr>
           <w:ilvl w:val="0"/>
-          <w:numId w:val="1015"/>
+          <w:numId w:val="1017"/>
         </w:numPr>
       </w:pPr>
       <w:r>
@@ -16687,7 +16877,7 @@
         <w:pStyle w:val="Compact"/>
         <w:numPr>
           <w:ilvl w:val="0"/>
-          <w:numId w:val="1015"/>
+          <w:numId w:val="1017"/>
         </w:numPr>
       </w:pPr>
       <w:r>
@@ -16699,7 +16889,7 @@
         <w:pStyle w:val="Compact"/>
         <w:numPr>
           <w:ilvl w:val="0"/>
-          <w:numId w:val="1015"/>
+          <w:numId w:val="1017"/>
         </w:numPr>
       </w:pPr>
       <w:r>
@@ -16719,7 +16909,7 @@
         <w:pStyle w:val="Compact"/>
         <w:numPr>
           <w:ilvl w:val="0"/>
-          <w:numId w:val="1016"/>
+          <w:numId w:val="1018"/>
         </w:numPr>
       </w:pPr>
       <w:r>
@@ -16741,7 +16931,7 @@
         <w:pStyle w:val="Compact"/>
         <w:numPr>
           <w:ilvl w:val="0"/>
-          <w:numId w:val="1016"/>
+          <w:numId w:val="1018"/>
         </w:numPr>
       </w:pPr>
       <w:r>
@@ -16764,7 +16954,7 @@
         <w:keepNext/>
         <w:numPr>
           <w:ilvl w:val="0"/>
-          <w:numId w:val="1016"/>
+          <w:numId w:val="1018"/>
         </w:numPr>
       </w:pPr>
       <w:r>
@@ -18772,6 +18962,66 @@
     </w:lvlOverride>
   </w:num>
   <w:num w:numId="1005">
+    <w:abstractNumId w:val="99411"/>
+    <w:lvlOverride w:ilvl="0">
+      <w:startOverride w:val="1"/>
+    </w:lvlOverride>
+    <w:lvlOverride w:ilvl="1">
+      <w:startOverride w:val="1"/>
+    </w:lvlOverride>
+    <w:lvlOverride w:ilvl="2">
+      <w:startOverride w:val="1"/>
+    </w:lvlOverride>
+    <w:lvlOverride w:ilvl="3">
+      <w:startOverride w:val="1"/>
+    </w:lvlOverride>
+    <w:lvlOverride w:ilvl="4">
+      <w:startOverride w:val="1"/>
+    </w:lvlOverride>
+    <w:lvlOverride w:ilvl="5">
+      <w:startOverride w:val="1"/>
+    </w:lvlOverride>
+    <w:lvlOverride w:ilvl="6">
+      <w:startOverride w:val="1"/>
+    </w:lvlOverride>
+    <w:lvlOverride w:ilvl="7">
+      <w:startOverride w:val="1"/>
+    </w:lvlOverride>
+    <w:lvlOverride w:ilvl="8">
+      <w:startOverride w:val="1"/>
+    </w:lvlOverride>
+  </w:num>
+  <w:num w:numId="1006">
+    <w:abstractNumId w:val="99411"/>
+    <w:lvlOverride w:ilvl="0">
+      <w:startOverride w:val="1"/>
+    </w:lvlOverride>
+    <w:lvlOverride w:ilvl="1">
+      <w:startOverride w:val="1"/>
+    </w:lvlOverride>
+    <w:lvlOverride w:ilvl="2">
+      <w:startOverride w:val="1"/>
+    </w:lvlOverride>
+    <w:lvlOverride w:ilvl="3">
+      <w:startOverride w:val="1"/>
+    </w:lvlOverride>
+    <w:lvlOverride w:ilvl="4">
+      <w:startOverride w:val="1"/>
+    </w:lvlOverride>
+    <w:lvlOverride w:ilvl="5">
+      <w:startOverride w:val="1"/>
+    </w:lvlOverride>
+    <w:lvlOverride w:ilvl="6">
+      <w:startOverride w:val="1"/>
+    </w:lvlOverride>
+    <w:lvlOverride w:ilvl="7">
+      <w:startOverride w:val="1"/>
+    </w:lvlOverride>
+    <w:lvlOverride w:ilvl="8">
+      <w:startOverride w:val="1"/>
+    </w:lvlOverride>
+  </w:num>
+  <w:num w:numId="1007">
     <w:abstractNumId w:val="99419"/>
     <w:lvlOverride w:ilvl="0">
       <w:startOverride w:val="9"/>
@@ -18801,7 +19051,7 @@
       <w:startOverride w:val="9"/>
     </w:lvlOverride>
   </w:num>
-  <w:num w:numId="1006">
+  <w:num w:numId="1008">
     <w:abstractNumId w:val="994112"/>
     <w:lvlOverride w:ilvl="0">
       <w:startOverride w:val="12"/>
@@ -18829,66 +19079,6 @@
     </w:lvlOverride>
     <w:lvlOverride w:ilvl="8">
       <w:startOverride w:val="12"/>
-    </w:lvlOverride>
-  </w:num>
-  <w:num w:numId="1007">
-    <w:abstractNumId w:val="99411"/>
-    <w:lvlOverride w:ilvl="0">
-      <w:startOverride w:val="1"/>
-    </w:lvlOverride>
-    <w:lvlOverride w:ilvl="1">
-      <w:startOverride w:val="1"/>
-    </w:lvlOverride>
-    <w:lvlOverride w:ilvl="2">
-      <w:startOverride w:val="1"/>
-    </w:lvlOverride>
-    <w:lvlOverride w:ilvl="3">
-      <w:startOverride w:val="1"/>
-    </w:lvlOverride>
-    <w:lvlOverride w:ilvl="4">
-      <w:startOverride w:val="1"/>
-    </w:lvlOverride>
-    <w:lvlOverride w:ilvl="5">
-      <w:startOverride w:val="1"/>
-    </w:lvlOverride>
-    <w:lvlOverride w:ilvl="6">
-      <w:startOverride w:val="1"/>
-    </w:lvlOverride>
-    <w:lvlOverride w:ilvl="7">
-      <w:startOverride w:val="1"/>
-    </w:lvlOverride>
-    <w:lvlOverride w:ilvl="8">
-      <w:startOverride w:val="1"/>
-    </w:lvlOverride>
-  </w:num>
-  <w:num w:numId="1008">
-    <w:abstractNumId w:val="99411"/>
-    <w:lvlOverride w:ilvl="0">
-      <w:startOverride w:val="1"/>
-    </w:lvlOverride>
-    <w:lvlOverride w:ilvl="1">
-      <w:startOverride w:val="1"/>
-    </w:lvlOverride>
-    <w:lvlOverride w:ilvl="2">
-      <w:startOverride w:val="1"/>
-    </w:lvlOverride>
-    <w:lvlOverride w:ilvl="3">
-      <w:startOverride w:val="1"/>
-    </w:lvlOverride>
-    <w:lvlOverride w:ilvl="4">
-      <w:startOverride w:val="1"/>
-    </w:lvlOverride>
-    <w:lvlOverride w:ilvl="5">
-      <w:startOverride w:val="1"/>
-    </w:lvlOverride>
-    <w:lvlOverride w:ilvl="6">
-      <w:startOverride w:val="1"/>
-    </w:lvlOverride>
-    <w:lvlOverride w:ilvl="7">
-      <w:startOverride w:val="1"/>
-    </w:lvlOverride>
-    <w:lvlOverride w:ilvl="8">
-      <w:startOverride w:val="1"/>
     </w:lvlOverride>
   </w:num>
   <w:num w:numId="1009">
@@ -18922,18 +19112,6 @@
     </w:lvlOverride>
   </w:num>
   <w:num w:numId="1010">
-    <w:abstractNumId w:val="991"/>
-  </w:num>
-  <w:num w:numId="1011">
-    <w:abstractNumId w:val="991"/>
-  </w:num>
-  <w:num w:numId="1012">
-    <w:abstractNumId w:val="991"/>
-  </w:num>
-  <w:num w:numId="1013">
-    <w:abstractNumId w:val="991"/>
-  </w:num>
-  <w:num w:numId="1014">
     <w:abstractNumId w:val="99411"/>
     <w:lvlOverride w:ilvl="0">
       <w:startOverride w:val="1"/>
@@ -18963,10 +19141,82 @@
       <w:startOverride w:val="1"/>
     </w:lvlOverride>
   </w:num>
+  <w:num w:numId="1011">
+    <w:abstractNumId w:val="99411"/>
+    <w:lvlOverride w:ilvl="0">
+      <w:startOverride w:val="1"/>
+    </w:lvlOverride>
+    <w:lvlOverride w:ilvl="1">
+      <w:startOverride w:val="1"/>
+    </w:lvlOverride>
+    <w:lvlOverride w:ilvl="2">
+      <w:startOverride w:val="1"/>
+    </w:lvlOverride>
+    <w:lvlOverride w:ilvl="3">
+      <w:startOverride w:val="1"/>
+    </w:lvlOverride>
+    <w:lvlOverride w:ilvl="4">
+      <w:startOverride w:val="1"/>
+    </w:lvlOverride>
+    <w:lvlOverride w:ilvl="5">
+      <w:startOverride w:val="1"/>
+    </w:lvlOverride>
+    <w:lvlOverride w:ilvl="6">
+      <w:startOverride w:val="1"/>
+    </w:lvlOverride>
+    <w:lvlOverride w:ilvl="7">
+      <w:startOverride w:val="1"/>
+    </w:lvlOverride>
+    <w:lvlOverride w:ilvl="8">
+      <w:startOverride w:val="1"/>
+    </w:lvlOverride>
+  </w:num>
+  <w:num w:numId="1012">
+    <w:abstractNumId w:val="991"/>
+  </w:num>
+  <w:num w:numId="1013">
+    <w:abstractNumId w:val="991"/>
+  </w:num>
+  <w:num w:numId="1014">
+    <w:abstractNumId w:val="991"/>
+  </w:num>
   <w:num w:numId="1015">
     <w:abstractNumId w:val="991"/>
   </w:num>
   <w:num w:numId="1016">
+    <w:abstractNumId w:val="99411"/>
+    <w:lvlOverride w:ilvl="0">
+      <w:startOverride w:val="1"/>
+    </w:lvlOverride>
+    <w:lvlOverride w:ilvl="1">
+      <w:startOverride w:val="1"/>
+    </w:lvlOverride>
+    <w:lvlOverride w:ilvl="2">
+      <w:startOverride w:val="1"/>
+    </w:lvlOverride>
+    <w:lvlOverride w:ilvl="3">
+      <w:startOverride w:val="1"/>
+    </w:lvlOverride>
+    <w:lvlOverride w:ilvl="4">
+      <w:startOverride w:val="1"/>
+    </w:lvlOverride>
+    <w:lvlOverride w:ilvl="5">
+      <w:startOverride w:val="1"/>
+    </w:lvlOverride>
+    <w:lvlOverride w:ilvl="6">
+      <w:startOverride w:val="1"/>
+    </w:lvlOverride>
+    <w:lvlOverride w:ilvl="7">
+      <w:startOverride w:val="1"/>
+    </w:lvlOverride>
+    <w:lvlOverride w:ilvl="8">
+      <w:startOverride w:val="1"/>
+    </w:lvlOverride>
+  </w:num>
+  <w:num w:numId="1017">
+    <w:abstractNumId w:val="991"/>
+  </w:num>
+  <w:num w:numId="1018">
     <w:abstractNumId w:val="991"/>
   </w:num>
 </w:numbering>
